--- a/downloads/teacher/ai-4-week-11.docx
+++ b/downloads/teacher/ai-4-week-11.docx
@@ -2960,6 +2960,396 @@
         <w:t>For your Responsible Plant Classifier, save the input, procedure, observed result and limitation of this check. Label this worked example as practice; use a different, previously unreviewed case when checking independent understanding.</w:t>
       </w:r>
     </w:p>
+    <w:p>
+      <w:pPr>
+        <w:pStyle w:val="Heading1"/>
+      </w:pPr>
+      <w:r>
+        <w:t>07. Prepare, teach and assess</w:t>
+      </w:r>
+    </w:p>
+    <w:p>
+      <w:r>
+        <w:t>Teaching target: Fit a root question and leaf predictions from training examples</w:t>
+      </w:r>
+    </w:p>
+    <w:p>
+      <w:r>
+        <w:t>Prepare the labelled worked-case picture, the matching workbook, fictional input cards and a place for individual responses. Check a local Python 3 environment before class; have a paper-trace version ready.</w:t>
+      </w:r>
+    </w:p>
+    <w:tbl>
+      <w:tblPr>
+        <w:tblStyle w:val="LightShading-Accent1"/>
+        <w:tblW w:type="auto" w:w="0"/>
+        <w:tblLook w:firstColumn="1" w:firstRow="1" w:lastColumn="0" w:lastRow="0" w:noHBand="0" w:noVBand="1" w:val="04A0"/>
+      </w:tblPr>
+      <w:tblGrid>
+        <w:gridCol w:w="3408"/>
+        <w:gridCol w:w="3408"/>
+        <w:gridCol w:w="3408"/>
+      </w:tblGrid>
+      <w:tr>
+        <w:trPr>
+          <w:tblHeader/>
+        </w:trPr>
+        <w:tc>
+          <w:tcPr>
+            <w:tcW w:type="dxa" w:w="3408"/>
+          </w:tcPr>
+          <w:p>
+            <w:r>
+              <w:t>Session</w:t>
+            </w:r>
+          </w:p>
+        </w:tc>
+        <w:tc>
+          <w:tcPr>
+            <w:tcW w:type="dxa" w:w="3408"/>
+          </w:tcPr>
+          <w:p>
+            <w:r>
+              <w:t>Plan</w:t>
+            </w:r>
+          </w:p>
+        </w:tc>
+        <w:tc>
+          <w:tcPr>
+            <w:tcW w:type="dxa" w:w="3408"/>
+          </w:tcPr>
+          <w:p>
+            <w:r>
+              <w:t>Resources</w:t>
+            </w:r>
+          </w:p>
+        </w:tc>
+      </w:tr>
+      <w:tr>
+        <w:tc>
+          <w:tcPr>
+            <w:tcW w:type="dxa" w:w="3408"/>
+          </w:tcPr>
+          <w:p>
+            <w:r>
+              <w:t>Session 1 · Understand · 45 min</w:t>
+            </w:r>
+          </w:p>
+        </w:tc>
+        <w:tc>
+          <w:tcPr>
+            <w:tcW w:type="dxa" w:w="3408"/>
+          </w:tcPr>
+          <w:p>
+            <w:r>
+              <w:t>0–7: recall and prerequisite; 7–15: inspect the concrete case and predict; 15–30: teacher models the worked trace; 30–40: learners explain a step using the text and visual; 40–45: check the core idea.</w:t>
+            </w:r>
+          </w:p>
+        </w:tc>
+        <w:tc>
+          <w:tcPr>
+            <w:tcW w:type="dxa" w:w="3408"/>
+          </w:tcPr>
+          <w:p>
+            <w:r>
+              <w:t>Sections 1–6; record the brief recall in the workbook.</w:t>
+            </w:r>
+          </w:p>
+        </w:tc>
+      </w:tr>
+      <w:tr>
+        <w:tc>
+          <w:tcPr>
+            <w:tcW w:type="dxa" w:w="3408"/>
+          </w:tcPr>
+          <w:p>
+            <w:r>
+              <w:t>Session 2 · Practise · 45 min</w:t>
+            </w:r>
+          </w:p>
+        </w:tc>
+        <w:tc>
+          <w:tcPr>
+            <w:tcW w:type="dxa" w:w="3408"/>
+          </w:tcPr>
+          <w:p>
+            <w:r>
+              <w:t>0–5: retrieve the procedure; 5–15: W2 completion practice; 15–23: explain and check with a partner; 23–30: each learner answers the misconception check; 30–40: targeted reteaching or a harder variation; 40–45: prepare the investigation.</w:t>
+            </w:r>
+          </w:p>
+        </w:tc>
+        <w:tc>
+          <w:tcPr>
+            <w:tcW w:type="dxa" w:w="3408"/>
+          </w:tcPr>
+          <w:p>
+            <w:r>
+              <w:t>Sections 7–10; use the matching workbook W2 and misconception check.</w:t>
+            </w:r>
+          </w:p>
+        </w:tc>
+      </w:tr>
+      <w:tr>
+        <w:tc>
+          <w:tcPr>
+            <w:tcW w:type="dxa" w:w="3408"/>
+          </w:tcPr>
+          <w:p>
+            <w:r>
+              <w:t>Session 3 · Investigate and transfer · 45 min</w:t>
+            </w:r>
+          </w:p>
+        </w:tc>
+        <w:tc>
+          <w:tcPr>
+            <w:tcW w:type="dxa" w:w="3408"/>
+          </w:tcPr>
+          <w:p>
+            <w:r>
+              <w:t>0–5: retrieve the decision rule; 5–20: investigate or trace; 20–30: start the independent case; 30–38: connect the project; 38–43: act on feedback; 43–45: plan the return check.</w:t>
+            </w:r>
+          </w:p>
+        </w:tc>
+        <w:tc>
+          <w:tcPr>
+            <w:tcW w:type="dxa" w:w="3408"/>
+          </w:tcPr>
+          <w:p>
+            <w:r>
+              <w:t>Sections 9 and 11–14. Give extra time to finish the full task set; use Section 15 when the week includes a coding lab.</w:t>
+            </w:r>
+          </w:p>
+        </w:tc>
+      </w:tr>
+    </w:tbl>
+    <w:p>
+      <w:r>
+        <w:t>Before class, solve the supported practice: For each near branch and each tall branch, count blocked and clear labels and choose a leaf. Give the total errors for each candidate question.</w:t>
+      </w:r>
+    </w:p>
+    <w:p>
+      <w:r>
+        <w:t>Reasoned practice answer: Near=0 has 1 blocked and 2 clear, predicts clear with 1 error; near=1 has 3 blocked and 0 clear, predicts blocked with 0 errors. Tall=0 has 2 blocked and 1 clear; tall=1 also has 2 blocked and 1 clear. Both tall leaves predict blocked with 1 error each. Totals are near 1 and tall 2.</w:t>
+      </w:r>
+    </w:p>
+    <w:p>
+      <w:r>
+        <w:t>Check every learner before discussion: Use the worked case for Fitting a decision tree. Proposed explanation: “A near branch must predict blocked”. Decide whether this explanation is supported. Point to the step or supplied fact that decides; explain your repair if needed.</w:t>
+      </w:r>
+    </w:p>
+    <w:p>
+      <w:r>
+        <w:t>Misconception repair: The branch label is learned from its training labels; W4 deliberately reverses that relationship.</w:t>
+      </w:r>
+    </w:p>
+    <w:p>
+      <w:r>
+        <w:t>Support: read the exact case aloud, enlarge the labelled picture, supply input cards and model only the first deciding step. Accept a spoken explanation or drawing; retain the reasoning goal.</w:t>
+      </w:r>
+    </w:p>
+    <w:p>
+      <w:r>
+        <w:t>Extension: The stored rule changes to visible_spots&gt;2. Require a prediction and a reason before comparing. Expected result: M is now predicted healthy. Reason: Changing &gt;= to &gt; moves the exact value 2 to the other branch.</w:t>
+      </w:r>
+    </w:p>
+    <w:p>
+      <w:r>
+        <w:t>Independent assessment: withhold the reserved answer until the learner has attempted the new case. Record support separately from correctness.</w:t>
+      </w:r>
+    </w:p>
+    <w:tbl>
+      <w:tblPr>
+        <w:tblStyle w:val="LightShading-Accent1"/>
+        <w:tblW w:type="auto" w:w="0"/>
+        <w:tblLook w:firstColumn="1" w:firstRow="1" w:lastColumn="0" w:lastRow="0" w:noHBand="0" w:noVBand="1" w:val="04A0"/>
+      </w:tblPr>
+      <w:tblGrid>
+        <w:gridCol w:w="2556"/>
+        <w:gridCol w:w="2556"/>
+        <w:gridCol w:w="2556"/>
+        <w:gridCol w:w="2556"/>
+      </w:tblGrid>
+      <w:tr>
+        <w:trPr>
+          <w:tblHeader/>
+        </w:trPr>
+        <w:tc>
+          <w:tcPr>
+            <w:tcW w:type="dxa" w:w="2556"/>
+          </w:tcPr>
+          <w:p>
+            <w:r>
+              <w:t>Criterion</w:t>
+            </w:r>
+          </w:p>
+        </w:tc>
+        <w:tc>
+          <w:tcPr>
+            <w:tcW w:type="dxa" w:w="2556"/>
+          </w:tcPr>
+          <w:p>
+            <w:r>
+              <w:t>Not yet</w:t>
+            </w:r>
+          </w:p>
+        </w:tc>
+        <w:tc>
+          <w:tcPr>
+            <w:tcW w:type="dxa" w:w="2556"/>
+          </w:tcPr>
+          <w:p>
+            <w:r>
+              <w:t>With support</w:t>
+            </w:r>
+          </w:p>
+        </w:tc>
+        <w:tc>
+          <w:tcPr>
+            <w:tcW w:type="dxa" w:w="2556"/>
+          </w:tcPr>
+          <w:p>
+            <w:r>
+              <w:t>Independent</w:t>
+            </w:r>
+          </w:p>
+        </w:tc>
+      </w:tr>
+      <w:tr>
+        <w:tc>
+          <w:tcPr>
+            <w:tcW w:type="dxa" w:w="2556"/>
+          </w:tcPr>
+          <w:p>
+            <w:r>
+              <w:t>Explanation</w:t>
+            </w:r>
+          </w:p>
+        </w:tc>
+        <w:tc>
+          <w:tcPr>
+            <w:tcW w:type="dxa" w:w="2556"/>
+          </w:tcPr>
+          <w:p>
+            <w:r>
+              <w:t>Names an answer without a deciding fact</w:t>
+            </w:r>
+          </w:p>
+        </w:tc>
+        <w:tc>
+          <w:tcPr>
+            <w:tcW w:type="dxa" w:w="2556"/>
+          </w:tcPr>
+          <w:p>
+            <w:r>
+              <w:t>Uses a hint to link fact and decision</w:t>
+            </w:r>
+          </w:p>
+        </w:tc>
+        <w:tc>
+          <w:tcPr>
+            <w:tcW w:type="dxa" w:w="2556"/>
+          </w:tcPr>
+          <w:p>
+            <w:r>
+              <w:t>Explains the deciding fact in own words</w:t>
+            </w:r>
+          </w:p>
+        </w:tc>
+      </w:tr>
+      <w:tr>
+        <w:tc>
+          <w:tcPr>
+            <w:tcW w:type="dxa" w:w="2556"/>
+          </w:tcPr>
+          <w:p>
+            <w:r>
+              <w:t>Trace or test</w:t>
+            </w:r>
+          </w:p>
+        </w:tc>
+        <w:tc>
+          <w:tcPr>
+            <w:tcW w:type="dxa" w:w="2556"/>
+          </w:tcPr>
+          <w:p>
+            <w:r>
+              <w:t>Cannot connect input and result</w:t>
+            </w:r>
+          </w:p>
+        </w:tc>
+        <w:tc>
+          <w:tcPr>
+            <w:tcW w:type="dxa" w:w="2556"/>
+          </w:tcPr>
+          <w:p>
+            <w:r>
+              <w:t>Completes steps with prompts</w:t>
+            </w:r>
+          </w:p>
+        </w:tc>
+        <w:tc>
+          <w:tcPr>
+            <w:tcW w:type="dxa" w:w="2556"/>
+          </w:tcPr>
+          <w:p>
+            <w:r>
+              <w:t>Traces or tests a changed case accurately</w:t>
+            </w:r>
+          </w:p>
+        </w:tc>
+      </w:tr>
+      <w:tr>
+        <w:tc>
+          <w:tcPr>
+            <w:tcW w:type="dxa" w:w="2556"/>
+          </w:tcPr>
+          <w:p>
+            <w:r>
+              <w:t>Limits and revision</w:t>
+            </w:r>
+          </w:p>
+        </w:tc>
+        <w:tc>
+          <w:tcPr>
+            <w:tcW w:type="dxa" w:w="2556"/>
+          </w:tcPr>
+          <w:p>
+            <w:r>
+              <w:t>Claims more than evidence supports</w:t>
+            </w:r>
+          </w:p>
+        </w:tc>
+        <w:tc>
+          <w:tcPr>
+            <w:tcW w:type="dxa" w:w="2556"/>
+          </w:tcPr>
+          <w:p>
+            <w:r>
+              <w:t>Names a limit after a prompt</w:t>
+            </w:r>
+          </w:p>
+        </w:tc>
+        <w:tc>
+          <w:tcPr>
+            <w:tcW w:type="dxa" w:w="2556"/>
+          </w:tcPr>
+          <w:p>
+            <w:r>
+              <w:t>States a defensible limit and useful next test</w:t>
+            </w:r>
+          </w:p>
+        </w:tc>
+      </w:tr>
+    </w:tbl>
+    <w:p>
+      <w:r>
+        <w:t>Project checkpoint: Make a transparent first version. Keep a trace of how one input becomes an output; explain the rule or learned component.</w:t>
+      </w:r>
+    </w:p>
+    <w:p>
+      <w:r>
+        <w:t>Use the weekly teacher answer for topic-specific reasoning. A saved progress tick is an activity record; judge mastery from the learner’s explanation and evidence.</w:t>
+      </w:r>
+    </w:p>
     <w:sectPr>
       <w:pgSz w:w="12240" w:h="15840"/>
       <w:pgMar w:top="936" w:right="1008" w:bottom="936" w:left="1008" w:header="720" w:footer="720" w:gutter="0"/>

--- a/downloads/teacher/ai-4-week-11.docx
+++ b/downloads/teacher/ai-4-week-11.docx
@@ -3350,6 +3350,39 @@
         <w:t>Use the weekly teacher answer for topic-specific reasoning. A saved progress tick is an activity record; judge mastery from the learner’s explanation and evidence.</w:t>
       </w:r>
     </w:p>
+    <w:p>
+      <w:pPr>
+        <w:pStyle w:val="Heading1"/>
+      </w:pPr>
+      <w:r>
+        <w:t>08. Use feedback, labs and repair paths</w:t>
+      </w:r>
+    </w:p>
+    <w:p>
+      <w:r>
+        <w:t>Use the two formative questions as supported practice, not as independent mastery scores. Discuss the deciding evidence rather than accepting a guessed selection.</w:t>
+      </w:r>
+    </w:p>
+    <w:p>
+      <w:r>
+        <w:t>The feedback comes from the reviewed public worked case. Do not reveal the separately reserved independent teacher answer until the learner has attempted that case.</w:t>
+      </w:r>
+    </w:p>
+    <w:p>
+      <w:r>
+        <w:t>Ask students to predict before running code. Preserve errors and actual outputs; collect a changed test and an explanation. The branch-boundary and indexing lessons deliberately include failure cases.</w:t>
+      </w:r>
+    </w:p>
+    <w:p>
+      <w:r>
+        <w:t>Use the earlier worked-explanation links to address a specific missing building block, then return to the current question. Adapt this suggestion after observing the learner; it is not an automatic diagnosis.</w:t>
+      </w:r>
+    </w:p>
+    <w:p>
+      <w:r>
+        <w:t>Collect the completed-work portfolio as evidence. Record support separately from correctness, and assess explanation, trace/test and limitations. Progress ticks and quiz selections alone do not establish mastery.</w:t>
+      </w:r>
+    </w:p>
     <w:sectPr>
       <w:pgSz w:w="12240" w:h="15840"/>
       <w:pgMar w:top="936" w:right="1008" w:bottom="936" w:left="1008" w:header="720" w:footer="720" w:gutter="0"/>

--- a/downloads/teacher/ai-4-week-11.docx
+++ b/downloads/teacher/ai-4-week-11.docx
@@ -29,6 +29,11 @@
       </w:r>
     </w:p>
     <w:p>
+      <w:r>
+        <w:t>Prepare Decision Trees: check the target, prerequisites, resources and adaptable teaching schedule.</w:t>
+      </w:r>
+    </w:p>
+    <w:p>
       <w:pPr>
         <w:pStyle w:val="Heading3"/>
       </w:pPr>
@@ -37,8 +42,62 @@
       </w:r>
     </w:p>
     <w:p>
-      <w:r>
-        <w:t>Primary target: Fit a root question and leaf predictions from training examples</w:t>
+      <w:pPr>
+        <w:spacing w:line="336" w:lineRule="auto" w:after="180"/>
+      </w:pPr>
+      <w:r>
+        <w:rPr>
+          <w:b w:val="0"/>
+        </w:rPr>
+        <w:t xml:space="preserve">Primary target: Fit a </w:t>
+      </w:r>
+      <w:r>
+        <w:rPr>
+          <w:b/>
+        </w:rPr>
+        <w:t>root</w:t>
+      </w:r>
+      <w:r>
+        <w:rPr>
+          <w:b w:val="0"/>
+        </w:rPr>
+        <w:t xml:space="preserve"> question and </w:t>
+      </w:r>
+      <w:r>
+        <w:rPr>
+          <w:b/>
+        </w:rPr>
+        <w:t>leaf</w:t>
+      </w:r>
+      <w:r>
+        <w:rPr>
+          <w:b w:val="0"/>
+        </w:rPr>
+        <w:t xml:space="preserve"> </w:t>
+      </w:r>
+      <w:r>
+        <w:rPr>
+          <w:b/>
+        </w:rPr>
+        <w:t>prediction</w:t>
+      </w:r>
+      <w:r>
+        <w:rPr>
+          <w:b w:val="0"/>
+        </w:rPr>
+        <w:t xml:space="preserve">s from </w:t>
+      </w:r>
+      <w:r>
+        <w:rPr>
+          <w:b/>
+        </w:rPr>
+        <w:t>training</w:t>
+      </w:r>
+      <w:r>
+        <w:rPr>
+          <w:b w:val="0"/>
+        </w:rPr>
+        <w:t xml:space="preserve"> examples</w:t>
       </w:r>
     </w:p>
     <w:tbl>
@@ -185,12 +244,47 @@
       </w:tr>
     </w:tbl>
     <w:p>
-      <w:r>
-        <w:t>This is a starting allocation of 135 minutes, not a validated duration. Preserve all named topics. Schedule extra time for connected examples, the full investigation, independent cases and project building. Repeated copies of a case share one recorded attempt; they are not new evidence.</w:t>
-      </w:r>
-    </w:p>
-    <w:p>
-      <w:r>
+      <w:pPr>
+        <w:spacing w:line="336" w:lineRule="auto" w:after="180"/>
+      </w:pPr>
+      <w:r>
+        <w:rPr>
+          <w:b w:val="0"/>
+        </w:rPr>
+        <w:t>This is a starting allocation of 135 minutes, not a validated duration. Preserve all named topics. Schedule extra time for connected examples, the full investigation, independent cases and project building.</w:t>
+      </w:r>
+    </w:p>
+    <w:p>
+      <w:pPr>
+        <w:spacing w:line="336" w:lineRule="auto" w:after="180"/>
+      </w:pPr>
+      <w:r>
+        <w:rPr>
+          <w:b w:val="0"/>
+        </w:rPr>
+        <w:t xml:space="preserve">Repeated copies of a case share one recorded attempt; they are not new </w:t>
+      </w:r>
+      <w:r>
+        <w:rPr>
+          <w:b/>
+        </w:rPr>
+        <w:t>evidence</w:t>
+      </w:r>
+      <w:r>
+        <w:rPr>
+          <w:b w:val="0"/>
+        </w:rPr>
+        <w:t>.</w:t>
+      </w:r>
+    </w:p>
+    <w:p>
+      <w:pPr>
+        <w:spacing w:line="336" w:lineRule="auto" w:after="180"/>
+      </w:pPr>
+      <w:r>
+        <w:rPr>
+          <w:b w:val="0"/>
+        </w:rPr>
         <w:t>Case exposure check: this source example appears in ai-2/14, ai-2/15, ai-4/11. Reuse a familiar case for recall or modelling; verify that the case used to assess transfer has not already received feedback.</w:t>
       </w:r>
     </w:p>
@@ -211,18 +305,95 @@
       </w:r>
     </w:p>
     <w:p>
-      <w:r>
+      <w:pPr>
+        <w:spacing w:line="336" w:lineRule="auto" w:after="180"/>
+      </w:pPr>
+      <w:r>
+        <w:rPr>
+          <w:b w:val="0"/>
+        </w:rPr>
         <w:t>Without opening the old lesson, explain one key idea from Baselines First. Give an example and a mistake that the idea helps you avoid.</w:t>
       </w:r>
     </w:p>
     <w:p>
-      <w:r>
-        <w:t>Look for: Fit a majority label baseline using training labels only</w:t>
-      </w:r>
-    </w:p>
-    <w:p>
-      <w:r>
-        <w:t>Reference example, not the only acceptable wording: Training has four clear and two blocked, so the constant is clear. A tie chooses clear under the declared classroom rule. Validation labels score the stored prediction; using their majority to choose it would change the fitting procedure.</w:t>
+      <w:pPr>
+        <w:spacing w:line="336" w:lineRule="auto" w:after="180"/>
+      </w:pPr>
+      <w:r>
+        <w:rPr>
+          <w:b w:val="0"/>
+        </w:rPr>
+        <w:t xml:space="preserve">Look for: Fit a majority label baseline using </w:t>
+      </w:r>
+      <w:r>
+        <w:rPr>
+          <w:b/>
+        </w:rPr>
+        <w:t>training</w:t>
+      </w:r>
+      <w:r>
+        <w:rPr>
+          <w:b w:val="0"/>
+        </w:rPr>
+        <w:t xml:space="preserve"> labels only</w:t>
+      </w:r>
+    </w:p>
+    <w:p>
+      <w:pPr>
+        <w:spacing w:line="336" w:lineRule="auto" w:after="180"/>
+      </w:pPr>
+      <w:r>
+        <w:rPr>
+          <w:b w:val="0"/>
+        </w:rPr>
+        <w:t xml:space="preserve">Reference example, not the only acceptable wording: </w:t>
+      </w:r>
+      <w:r>
+        <w:rPr>
+          <w:b/>
+        </w:rPr>
+        <w:t>Training</w:t>
+      </w:r>
+      <w:r>
+        <w:rPr>
+          <w:b w:val="0"/>
+        </w:rPr>
+        <w:t xml:space="preserve"> has four clear and two blocked, so the constant is clear. A tie chooses clear under the declared classroom rule.</w:t>
+      </w:r>
+    </w:p>
+    <w:p>
+      <w:pPr>
+        <w:spacing w:line="336" w:lineRule="auto" w:after="180"/>
+      </w:pPr>
+      <w:r>
+        <w:rPr>
+          <w:b w:val="0"/>
+        </w:rPr>
+        <w:t xml:space="preserve">Validation labels score the stored </w:t>
+      </w:r>
+      <w:r>
+        <w:rPr>
+          <w:b/>
+        </w:rPr>
+        <w:t>prediction</w:t>
+      </w:r>
+      <w:r>
+        <w:rPr>
+          <w:b w:val="0"/>
+        </w:rPr>
+        <w:t xml:space="preserve">; using their majority to choose it would change the </w:t>
+      </w:r>
+      <w:r>
+        <w:rPr>
+          <w:b/>
+        </w:rPr>
+        <w:t>fitting</w:t>
+      </w:r>
+      <w:r>
+        <w:rPr>
+          <w:b w:val="0"/>
+        </w:rPr>
+        <w:t xml:space="preserve"> procedure.</w:t>
       </w:r>
     </w:p>
     <w:p>
@@ -234,18 +405,83 @@
       </w:r>
     </w:p>
     <w:p>
-      <w:r>
+      <w:pPr>
+        <w:spacing w:line="336" w:lineRule="auto" w:after="180"/>
+      </w:pPr>
+      <w:r>
+        <w:rPr>
+          <w:b w:val="0"/>
+        </w:rPr>
         <w:t>Without opening the old lesson, explain one key idea from Leakage. Give an example and a mistake that the idea helps you avoid.</w:t>
       </w:r>
     </w:p>
     <w:p>
-      <w:r>
-        <w:t>Look for: Choose a split unit that matches the intended prediction claim</w:t>
-      </w:r>
-    </w:p>
-    <w:p>
-      <w:r>
-        <w:t>Reference example, not the only acceptable wording: Training fits the model; validation compares development choices; test evaluates after choices are fixed. Repeatedly selecting by the test score uses that set for development, so it is no longer an untouched final evaluation.</w:t>
+      <w:pPr>
+        <w:spacing w:line="336" w:lineRule="auto" w:after="180"/>
+      </w:pPr>
+      <w:r>
+        <w:rPr>
+          <w:b w:val="0"/>
+        </w:rPr>
+        <w:t xml:space="preserve">Look for: Choose a </w:t>
+      </w:r>
+      <w:r>
+        <w:rPr>
+          <w:b/>
+        </w:rPr>
+        <w:t>split</w:t>
+      </w:r>
+      <w:r>
+        <w:rPr>
+          <w:b w:val="0"/>
+        </w:rPr>
+        <w:t xml:space="preserve"> unit that matches the intended </w:t>
+      </w:r>
+      <w:r>
+        <w:rPr>
+          <w:b/>
+        </w:rPr>
+        <w:t>prediction</w:t>
+      </w:r>
+      <w:r>
+        <w:rPr>
+          <w:b w:val="0"/>
+        </w:rPr>
+        <w:t xml:space="preserve"> claim</w:t>
+      </w:r>
+    </w:p>
+    <w:p>
+      <w:pPr>
+        <w:spacing w:line="336" w:lineRule="auto" w:after="180"/>
+      </w:pPr>
+      <w:r>
+        <w:rPr>
+          <w:b w:val="0"/>
+        </w:rPr>
+        <w:t xml:space="preserve">Reference example, not the only acceptable wording: </w:t>
+      </w:r>
+      <w:r>
+        <w:rPr>
+          <w:b/>
+        </w:rPr>
+        <w:t>Training</w:t>
+      </w:r>
+      <w:r>
+        <w:rPr>
+          <w:b w:val="0"/>
+        </w:rPr>
+        <w:t xml:space="preserve"> fits the model; validation compares development choices; test evaluates after choices are fixed.</w:t>
+      </w:r>
+    </w:p>
+    <w:p>
+      <w:pPr>
+        <w:spacing w:line="336" w:lineRule="auto" w:after="180"/>
+      </w:pPr>
+      <w:r>
+        <w:rPr>
+          <w:b w:val="0"/>
+        </w:rPr>
+        <w:t>Repeatedly selecting by the test score uses that set for development, so it is no longer an untouched final evaluation.</w:t>
       </w:r>
     </w:p>
     <w:p>
@@ -257,22 +493,57 @@
       </w:r>
     </w:p>
     <w:p>
-      <w:r>
+      <w:pPr>
+        <w:spacing w:line="336" w:lineRule="auto" w:after="180"/>
+      </w:pPr>
+      <w:r>
+        <w:rPr>
+          <w:b w:val="0"/>
+        </w:rPr>
         <w:t>Without opening the old lesson, explain one key idea from Inspect Before Modeling. Give an example and a mistake that the idea helps you avoid.</w:t>
       </w:r>
     </w:p>
     <w:p>
-      <w:r>
+      <w:pPr>
+        <w:spacing w:line="336" w:lineRule="auto" w:after="180"/>
+      </w:pPr>
+      <w:r>
+        <w:rPr>
+          <w:b w:val="0"/>
+        </w:rPr>
         <w:t>Look for: Inspect row meaning missing values and repeated records</w:t>
       </w:r>
     </w:p>
     <w:p>
-      <w:r>
-        <w:t>Reference example, not the only acceptable wording: One row is intended to represent one indoor practice trip. The source is a teacher-authored fictional export for this lesson, duration uses minutes, and None means unknown rather than zero.</w:t>
-      </w:r>
-    </w:p>
-    <w:p>
-      <w:r>
+      <w:pPr>
+        <w:spacing w:line="336" w:lineRule="auto" w:after="180"/>
+      </w:pPr>
+      <w:r>
+        <w:rPr>
+          <w:b w:val="0"/>
+        </w:rPr>
+        <w:t>Reference example, not the only acceptable wording: One row is intended to represent one indoor practice trip.</w:t>
+      </w:r>
+    </w:p>
+    <w:p>
+      <w:pPr>
+        <w:spacing w:line="336" w:lineRule="auto" w:after="180"/>
+      </w:pPr>
+      <w:r>
+        <w:rPr>
+          <w:b w:val="0"/>
+        </w:rPr>
+        <w:t>The source is a teacher-authored fictional export for this lesson, duration uses minutes, and None means unknown rather than zero.</w:t>
+      </w:r>
+    </w:p>
+    <w:p>
+      <w:pPr>
+        <w:spacing w:line="336" w:lineRule="auto" w:after="180"/>
+      </w:pPr>
+      <w:r>
+        <w:rPr>
+          <w:b w:val="0"/>
+        </w:rPr>
         <w:t>Use the student module and workbook section with this exact week title. The worked case, independent question and answers below form one aligned lesson sequence.</w:t>
       </w:r>
     </w:p>
@@ -285,8 +556,39 @@
       </w:r>
     </w:p>
     <w:p>
-      <w:r>
-        <w:t>Rule: if spots&gt;=4 predict spotted, otherwise healthy. Trace 3,4,5 and missing. Does applying this rule demonstrate that training found the threshold?</w:t>
+      <w:pPr>
+        <w:spacing w:line="336" w:lineRule="auto" w:after="180"/>
+        <w:shd w:fill="F5F1FB"/>
+      </w:pPr>
+      <w:r>
+        <w:rPr>
+          <w:b w:val="0"/>
+        </w:rPr>
+        <w:t xml:space="preserve">Rule: if spots&gt;=4 predict spotted, otherwise healthy. Trace 3,4,5 and missing. Does applying this rule demonstrate that </w:t>
+      </w:r>
+      <w:r>
+        <w:rPr>
+          <w:b/>
+        </w:rPr>
+        <w:t>training</w:t>
+      </w:r>
+      <w:r>
+        <w:rPr>
+          <w:b w:val="0"/>
+        </w:rPr>
+        <w:t xml:space="preserve"> found the </w:t>
+      </w:r>
+      <w:r>
+        <w:rPr>
+          <w:b/>
+        </w:rPr>
+        <w:t>threshold</w:t>
+      </w:r>
+      <w:r>
+        <w:rPr>
+          <w:b w:val="0"/>
+        </w:rPr>
+        <w:t>?</w:t>
       </w:r>
     </w:p>
     <w:p>
@@ -298,8 +600,38 @@
       </w:r>
     </w:p>
     <w:p>
-      <w:r>
-        <w:t>A decision tree partitions feature space using ordered questions; each leaf produces a prediction.</w:t>
+      <w:pPr>
+        <w:spacing w:line="336" w:lineRule="auto" w:after="180"/>
+      </w:pPr>
+      <w:r>
+        <w:rPr>
+          <w:b w:val="0"/>
+        </w:rPr>
+        <w:t xml:space="preserve">A decision tree partitions feature space using ordered questions; each </w:t>
+      </w:r>
+      <w:r>
+        <w:rPr>
+          <w:b/>
+        </w:rPr>
+        <w:t>leaf</w:t>
+      </w:r>
+      <w:r>
+        <w:rPr>
+          <w:b w:val="0"/>
+        </w:rPr>
+        <w:t xml:space="preserve"> produces a </w:t>
+      </w:r>
+      <w:r>
+        <w:rPr>
+          <w:b/>
+        </w:rPr>
+        <w:t>prediction</w:t>
+      </w:r>
+      <w:r>
+        <w:rPr>
+          <w:b w:val="0"/>
+        </w:rPr>
+        <w:t>.</w:t>
       </w:r>
     </w:p>
     <w:tbl>
@@ -435,12 +767,38 @@
       </w:r>
     </w:p>
     <w:p>
-      <w:r>
+      <w:pPr>
+        <w:spacing w:line="336" w:lineRule="auto" w:after="180"/>
+      </w:pPr>
+      <w:r>
+        <w:rPr>
+          <w:b w:val="0"/>
+        </w:rPr>
         <w:t>Use the supplied scenario, student illustrations and blank paper. For numeric work, offer counters or a calculator after learners show the setup. Fictional records are supplied; personal data and paid accounts are unnecessary.</w:t>
       </w:r>
     </w:p>
     <w:p>
-      <w:r>
+      <w:pPr>
+        <w:pStyle w:val="Heading3"/>
+      </w:pPr>
+      <w:r>
+        <w:t>Alternative compact allocation</w:t>
+      </w:r>
+    </w:p>
+    <w:p>
+      <w:r>
+        <w:t>This compact option is not the full-week schedule. Use the main teaching cycle and allow extra sessions for the investigation, independent work and project.</w:t>
+      </w:r>
+    </w:p>
+    <w:p>
+      <w:pPr>
+        <w:spacing w:line="336" w:lineRule="auto" w:after="180"/>
+        <w:shd w:fill="F1F6F8"/>
+      </w:pPr>
+      <w:r>
+        <w:rPr>
+          <w:b w:val="0"/>
+        </w:rPr>
         <w:t>Allow 80 minutes: recall 8; explanation 12; worked demonstration 15; guided practice 20; independent assessment 15; project and reflection 10. Extend the lab into a second session when needed.</w:t>
       </w:r>
     </w:p>
@@ -453,8 +811,61 @@
       </w:r>
     </w:p>
     <w:p>
-      <w:r>
-        <w:t>Teach two 45-minute sessions. Students fit a depth-one decision tree by learning branch majorities and selecting the question with the fewest total training mistakes. This transparent classroom algorithm is not a claim to reproduce CART or a library default. Explain tuple positions, list comprehension and the leaves dictionary; offer the full paper route for students who need it.</w:t>
+      <w:pPr>
+        <w:spacing w:line="336" w:lineRule="auto" w:after="180"/>
+      </w:pPr>
+      <w:r>
+        <w:rPr>
+          <w:b w:val="0"/>
+        </w:rPr>
+        <w:t xml:space="preserve">Teach two 45-minute sessions. Students fit a </w:t>
+      </w:r>
+      <w:r>
+        <w:rPr>
+          <w:b/>
+        </w:rPr>
+        <w:t>depth</w:t>
+      </w:r>
+      <w:r>
+        <w:rPr>
+          <w:b w:val="0"/>
+        </w:rPr>
+        <w:t xml:space="preserve">-one decision tree by learning </w:t>
+      </w:r>
+      <w:r>
+        <w:rPr>
+          <w:b/>
+        </w:rPr>
+        <w:t>branch</w:t>
+      </w:r>
+      <w:r>
+        <w:rPr>
+          <w:b w:val="0"/>
+        </w:rPr>
+        <w:t xml:space="preserve"> majorities and selecting the question with the fewest total </w:t>
+      </w:r>
+      <w:r>
+        <w:rPr>
+          <w:b/>
+        </w:rPr>
+        <w:t>training</w:t>
+      </w:r>
+      <w:r>
+        <w:rPr>
+          <w:b w:val="0"/>
+        </w:rPr>
+        <w:t xml:space="preserve"> mistakes.</w:t>
+      </w:r>
+    </w:p>
+    <w:p>
+      <w:pPr>
+        <w:spacing w:line="336" w:lineRule="auto" w:after="180"/>
+      </w:pPr>
+      <w:r>
+        <w:rPr>
+          <w:b w:val="0"/>
+        </w:rPr>
+        <w:t>This transparent classroom algorithm is not a claim to reproduce CART or a library default. Explain tuple positions, list comprehension and the leaves dictionary; offer the full paper route for students who need it.</w:t>
       </w:r>
     </w:p>
     <w:p>
@@ -466,27 +877,93 @@
       </w:r>
     </w:p>
     <w:p>
-      <w:r>
-        <w:t>The cutoff was selected using training labels. Matching those examples does not establish performance on new examples; validation can expose mistakes and support a baseline comparison.</w:t>
-      </w:r>
-    </w:p>
-    <w:p>
-      <w:r>
+      <w:pPr>
+        <w:spacing w:line="336" w:lineRule="auto" w:after="180"/>
+      </w:pPr>
+      <w:r>
+        <w:rPr>
+          <w:b w:val="0"/>
+        </w:rPr>
+        <w:t xml:space="preserve">The cutoff was selected using </w:t>
+      </w:r>
+      <w:r>
+        <w:rPr>
+          <w:b/>
+        </w:rPr>
+        <w:t>training</w:t>
+      </w:r>
+      <w:r>
+        <w:rPr>
+          <w:b w:val="0"/>
+        </w:rPr>
+        <w:t xml:space="preserve"> labels. Matching those examples does not establish performance on new examples; validation can expose mistakes and support a baseline comparison.</w:t>
+      </w:r>
+    </w:p>
+    <w:p>
+      <w:pPr>
+        <w:spacing w:line="336" w:lineRule="auto" w:after="180"/>
+      </w:pPr>
+      <w:r>
+        <w:rPr>
+          <w:b w:val="0"/>
+        </w:rPr>
         <w:t>Printed lesson and workbook</w:t>
       </w:r>
     </w:p>
     <w:p>
-      <w:r>
-        <w:t>Six training row cards and four validation cards</w:t>
-      </w:r>
-    </w:p>
-    <w:p>
-      <w:r>
-        <w:t>Two branch areas labelled 0 and 1</w:t>
-      </w:r>
-    </w:p>
-    <w:p>
-      <w:r>
+      <w:pPr>
+        <w:spacing w:line="336" w:lineRule="auto" w:after="180"/>
+      </w:pPr>
+      <w:r>
+        <w:rPr>
+          <w:b w:val="0"/>
+        </w:rPr>
+        <w:t xml:space="preserve">Six </w:t>
+      </w:r>
+      <w:r>
+        <w:rPr>
+          <w:b/>
+        </w:rPr>
+        <w:t>training</w:t>
+      </w:r>
+      <w:r>
+        <w:rPr>
+          <w:b w:val="0"/>
+        </w:rPr>
+        <w:t xml:space="preserve"> row cards and four validation cards</w:t>
+      </w:r>
+    </w:p>
+    <w:p>
+      <w:pPr>
+        <w:spacing w:line="336" w:lineRule="auto" w:after="180"/>
+      </w:pPr>
+      <w:r>
+        <w:rPr>
+          <w:b w:val="0"/>
+        </w:rPr>
+        <w:t xml:space="preserve">Two </w:t>
+      </w:r>
+      <w:r>
+        <w:rPr>
+          <w:b/>
+        </w:rPr>
+        <w:t>branch</w:t>
+      </w:r>
+      <w:r>
+        <w:rPr>
+          <w:b w:val="0"/>
+        </w:rPr>
+        <w:t xml:space="preserve"> areas labelled 0 and 1</w:t>
+      </w:r>
+    </w:p>
+    <w:p>
+      <w:pPr>
+        <w:spacing w:line="336" w:lineRule="auto" w:after="180"/>
+      </w:pPr>
+      <w:r>
+        <w:rPr>
+          <w:b w:val="0"/>
+        </w:rPr>
         <w:t>Optional Python 3 editor with no packages required</w:t>
       </w:r>
     </w:p>
@@ -499,12 +976,24 @@
       </w:r>
     </w:p>
     <w:p>
-      <w:r>
+      <w:pPr>
+        <w:spacing w:line="336" w:lineRule="auto" w:after="180"/>
+      </w:pPr>
+      <w:r>
+        <w:rPr>
+          <w:b w:val="0"/>
+        </w:rPr>
         <w:t>By the end, I can explain decision trees using a traced example and a stated limitation.</w:t>
       </w:r>
     </w:p>
     <w:p>
-      <w:r>
+      <w:pPr>
+        <w:spacing w:line="336" w:lineRule="auto" w:after="180"/>
+      </w:pPr>
+      <w:r>
+        <w:rPr>
+          <w:b w:val="0"/>
+        </w:rPr>
         <w:t>This added worked case illustrates the week’s main idea. Retain all original and connected topics; schedule its practice within the teaching cycle.</w:t>
       </w:r>
     </w:p>
@@ -517,93 +1006,444 @@
       </w:r>
     </w:p>
     <w:p>
+      <w:r>
+        <w:t>Model Decision Trees using the supplied case, labelled mechanism and reasoning. Make the scope of each conclusion explicit.</w:t>
+      </w:r>
+    </w:p>
+    <w:p>
+      <w:pPr>
+        <w:spacing w:line="336" w:lineRule="auto" w:after="180"/>
+      </w:pPr>
+      <w:r>
+        <w:rPr>
+          <w:b w:val="0"/>
+        </w:rPr>
+        <w:t>Trace the information, fitted behavior, and evaluation proof separately.</w:t>
+      </w:r>
+    </w:p>
+    <w:p>
       <w:pPr>
         <w:pStyle w:val="Heading3"/>
       </w:pPr>
       <w:r>
-        <w:t>Explain the mechanism</w:t>
-      </w:r>
-    </w:p>
-    <w:p>
-      <w:r>
-        <w:t>Trace the information, fitted behavior, and evaluation proof separately.</w:t>
-      </w:r>
-    </w:p>
-    <w:p>
-      <w:r>
+        <w:t>Question to explain</w:t>
+      </w:r>
+    </w:p>
+    <w:p>
+      <w:pPr>
+        <w:spacing w:line="336" w:lineRule="auto" w:after="180"/>
+        <w:shd w:fill="F5F1FB"/>
+      </w:pPr>
+      <w:r>
+        <w:rPr>
+          <w:b w:val="0"/>
+        </w:rPr>
         <w:t>QUESTION Trace, draw, and prune a tiny tree while preserving test behavior.</w:t>
       </w:r>
     </w:p>
     <w:p>
-      <w:r>
-        <w:t>MODEL IDEA A decision tree partitions feature space using ordered questions; each leaf produces a prediction.</w:t>
-      </w:r>
-    </w:p>
-    <w:p>
-      <w:r>
+      <w:pPr>
+        <w:spacing w:line="336" w:lineRule="auto" w:after="180"/>
+      </w:pPr>
+      <w:r>
+        <w:rPr>
+          <w:b w:val="0"/>
+        </w:rPr>
+        <w:t xml:space="preserve">MODEL IDEA A decision tree partitions feature space using ordered questions; each </w:t>
+      </w:r>
+      <w:r>
+        <w:rPr>
+          <w:b/>
+        </w:rPr>
+        <w:t>leaf</w:t>
+      </w:r>
+      <w:r>
+        <w:rPr>
+          <w:b w:val="0"/>
+        </w:rPr>
+        <w:t xml:space="preserve"> produces a </w:t>
+      </w:r>
+      <w:r>
+        <w:rPr>
+          <w:b/>
+        </w:rPr>
+        <w:t>prediction</w:t>
+      </w:r>
+      <w:r>
+        <w:rPr>
+          <w:b w:val="0"/>
+        </w:rPr>
+        <w:t>.</w:t>
+      </w:r>
+    </w:p>
+    <w:p>
+      <w:pPr>
+        <w:spacing w:line="336" w:lineRule="auto" w:after="180"/>
+      </w:pPr>
+      <w:r>
+        <w:rPr>
+          <w:b w:val="0"/>
+        </w:rPr>
         <w:t>PROOF NEEDED Use an unseen case, visible calculation, error analysis, and a stated limitation.</w:t>
       </w:r>
     </w:p>
     <w:p>
-      <w:r>
-        <w:t>UNDER THE HOOD Root asks whether spot_count ≥ 3. Yes branch predicts spotted; no branch asks whether yellow_ratio ≥ 0.25.</w:t>
-      </w:r>
-    </w:p>
-    <w:p>
-      <w:r>
-        <w:t>Draw a fresh data → model → prediction → evaluation trace:</w:t>
-      </w:r>
-    </w:p>
-    <w:p>
-      <w:r>
-        <w:t>Predict first. Then check each step. A correct answer without visible evidence cannot be audited.</w:t>
-      </w:r>
-    </w:p>
-    <w:p>
-      <w:r>
-        <w:t>STEP 1 Root asks whether spot_count ≥ 3.</w:t>
-      </w:r>
-    </w:p>
-    <w:p>
-      <w:r>
-        <w:t>STEP 2 Yes branch predicts spotted; no branch asks whether yellow_ratio ≥ 0.25.</w:t>
-      </w:r>
-    </w:p>
-    <w:p>
-      <w:r>
-        <w:t>STEP 3 Trace leaf A: spot_count=1, yellow_ratio=0.10 → healthy.</w:t>
-      </w:r>
-    </w:p>
-    <w:p>
-      <w:r>
-        <w:t>STEP 4 A branch fitting one training oddity hurts test results, so prune and retest.</w:t>
-      </w:r>
-    </w:p>
-    <w:p>
-      <w:r>
-        <w:t>CHECK Verify the denominator, unit, split, class definition, and data version before interpreting a score.</w:t>
-      </w:r>
-    </w:p>
-    <w:p>
-      <w:r>
-        <w:t>Recalculate, retrace, or restate the evidence independently:</w:t>
-      </w:r>
-    </w:p>
-    <w:p>
       <w:pPr>
         <w:pStyle w:val="Heading3"/>
       </w:pPr>
       <w:r>
+        <w:t>How the mechanism works</w:t>
+      </w:r>
+    </w:p>
+    <w:p>
+      <w:pPr>
+        <w:spacing w:line="336" w:lineRule="auto" w:after="180"/>
+        <w:shd w:fill="F1F6F8"/>
+      </w:pPr>
+      <w:r>
+        <w:rPr>
+          <w:b w:val="0"/>
+        </w:rPr>
+        <w:t xml:space="preserve">UNDER THE HOOD </w:t>
+      </w:r>
+      <w:r>
+        <w:rPr>
+          <w:b/>
+        </w:rPr>
+        <w:t>Root</w:t>
+      </w:r>
+      <w:r>
+        <w:rPr>
+          <w:b w:val="0"/>
+        </w:rPr>
+        <w:t xml:space="preserve"> asks whether spot_count ≥ 3. Yes </w:t>
+      </w:r>
+      <w:r>
+        <w:rPr>
+          <w:b/>
+        </w:rPr>
+        <w:t>branch</w:t>
+      </w:r>
+      <w:r>
+        <w:rPr>
+          <w:b w:val="0"/>
+        </w:rPr>
+        <w:t xml:space="preserve"> predicts spotted; no </w:t>
+      </w:r>
+      <w:r>
+        <w:rPr>
+          <w:b/>
+        </w:rPr>
+        <w:t>branch</w:t>
+      </w:r>
+      <w:r>
+        <w:rPr>
+          <w:b w:val="0"/>
+        </w:rPr>
+        <w:t xml:space="preserve"> asks whether yellow_ratio ≥ 0.25.</w:t>
+      </w:r>
+    </w:p>
+    <w:p>
+      <w:pPr>
+        <w:spacing w:line="336" w:lineRule="auto" w:after="180"/>
+      </w:pPr>
+      <w:r>
+        <w:rPr>
+          <w:b w:val="0"/>
+        </w:rPr>
+        <w:t xml:space="preserve">Draw a fresh data → model → </w:t>
+      </w:r>
+      <w:r>
+        <w:rPr>
+          <w:b/>
+        </w:rPr>
+        <w:t>prediction</w:t>
+      </w:r>
+      <w:r>
+        <w:rPr>
+          <w:b w:val="0"/>
+        </w:rPr>
+        <w:t xml:space="preserve"> → evaluation trace:</w:t>
+      </w:r>
+    </w:p>
+    <w:p>
+      <w:pPr>
+        <w:spacing w:line="336" w:lineRule="auto" w:after="180"/>
+      </w:pPr>
+      <w:r>
+        <w:rPr>
+          <w:b w:val="0"/>
+        </w:rPr>
+        <w:t xml:space="preserve">Predict first. Then check each step. A correct answer without visible </w:t>
+      </w:r>
+      <w:r>
+        <w:rPr>
+          <w:b/>
+        </w:rPr>
+        <w:t>evidence</w:t>
+      </w:r>
+      <w:r>
+        <w:rPr>
+          <w:b w:val="0"/>
+        </w:rPr>
+        <w:t xml:space="preserve"> cannot be audited.</w:t>
+      </w:r>
+    </w:p>
+    <w:p>
+      <w:pPr>
+        <w:pStyle w:val="Heading3"/>
+      </w:pPr>
+      <w:r>
+        <w:t>Step 1</w:t>
+      </w:r>
+    </w:p>
+    <w:p>
+      <w:pPr>
+        <w:spacing w:line="336" w:lineRule="auto" w:after="180"/>
+        <w:shd w:fill="F4F9FC"/>
+      </w:pPr>
+      <w:r>
+        <w:rPr>
+          <w:b w:val="0"/>
+        </w:rPr>
+        <w:t xml:space="preserve">STEP 1 </w:t>
+      </w:r>
+      <w:r>
+        <w:rPr>
+          <w:b/>
+        </w:rPr>
+        <w:t>Root</w:t>
+      </w:r>
+      <w:r>
+        <w:rPr>
+          <w:b w:val="0"/>
+        </w:rPr>
+        <w:t xml:space="preserve"> asks whether spot_count ≥ 3.</w:t>
+      </w:r>
+    </w:p>
+    <w:p>
+      <w:pPr>
+        <w:pStyle w:val="Heading3"/>
+      </w:pPr>
+      <w:r>
+        <w:t>Step 2</w:t>
+      </w:r>
+    </w:p>
+    <w:p>
+      <w:pPr>
+        <w:spacing w:line="336" w:lineRule="auto" w:after="180"/>
+        <w:shd w:fill="F4F9FC"/>
+      </w:pPr>
+      <w:r>
+        <w:rPr>
+          <w:b w:val="0"/>
+        </w:rPr>
+        <w:t xml:space="preserve">STEP 2 Yes </w:t>
+      </w:r>
+      <w:r>
+        <w:rPr>
+          <w:b/>
+        </w:rPr>
+        <w:t>branch</w:t>
+      </w:r>
+      <w:r>
+        <w:rPr>
+          <w:b w:val="0"/>
+        </w:rPr>
+        <w:t xml:space="preserve"> predicts spotted; no </w:t>
+      </w:r>
+      <w:r>
+        <w:rPr>
+          <w:b/>
+        </w:rPr>
+        <w:t>branch</w:t>
+      </w:r>
+      <w:r>
+        <w:rPr>
+          <w:b w:val="0"/>
+        </w:rPr>
+        <w:t xml:space="preserve"> asks whether yellow_ratio ≥ 0.25.</w:t>
+      </w:r>
+    </w:p>
+    <w:p>
+      <w:pPr>
+        <w:pStyle w:val="Heading3"/>
+      </w:pPr>
+      <w:r>
+        <w:t>Step 3</w:t>
+      </w:r>
+    </w:p>
+    <w:p>
+      <w:pPr>
+        <w:spacing w:line="336" w:lineRule="auto" w:after="180"/>
+        <w:shd w:fill="F4F9FC"/>
+      </w:pPr>
+      <w:r>
+        <w:rPr>
+          <w:b w:val="0"/>
+        </w:rPr>
+        <w:t xml:space="preserve">STEP 3 Trace </w:t>
+      </w:r>
+      <w:r>
+        <w:rPr>
+          <w:b/>
+        </w:rPr>
+        <w:t>leaf</w:t>
+      </w:r>
+      <w:r>
+        <w:rPr>
+          <w:b w:val="0"/>
+        </w:rPr>
+        <w:t xml:space="preserve"> A: spot_count=1, yellow_ratio=0.10 → healthy.</w:t>
+      </w:r>
+    </w:p>
+    <w:p>
+      <w:pPr>
+        <w:pStyle w:val="Heading3"/>
+      </w:pPr>
+      <w:r>
+        <w:t>Step 4</w:t>
+      </w:r>
+    </w:p>
+    <w:p>
+      <w:pPr>
+        <w:spacing w:line="336" w:lineRule="auto" w:after="180"/>
+        <w:shd w:fill="F4F9FC"/>
+      </w:pPr>
+      <w:r>
+        <w:rPr>
+          <w:b w:val="0"/>
+        </w:rPr>
+        <w:t xml:space="preserve">STEP 4 A </w:t>
+      </w:r>
+      <w:r>
+        <w:rPr>
+          <w:b/>
+        </w:rPr>
+        <w:t>branch</w:t>
+      </w:r>
+      <w:r>
+        <w:rPr>
+          <w:b w:val="0"/>
+        </w:rPr>
+        <w:t xml:space="preserve"> </w:t>
+      </w:r>
+      <w:r>
+        <w:rPr>
+          <w:b/>
+        </w:rPr>
+        <w:t>fitting</w:t>
+      </w:r>
+      <w:r>
+        <w:rPr>
+          <w:b w:val="0"/>
+        </w:rPr>
+        <w:t xml:space="preserve"> one </w:t>
+      </w:r>
+      <w:r>
+        <w:rPr>
+          <w:b/>
+        </w:rPr>
+        <w:t>training</w:t>
+      </w:r>
+      <w:r>
+        <w:rPr>
+          <w:b w:val="0"/>
+        </w:rPr>
+        <w:t xml:space="preserve"> oddity hurts test results, so prune and retest.</w:t>
+      </w:r>
+    </w:p>
+    <w:p>
+      <w:pPr>
+        <w:spacing w:line="336" w:lineRule="auto" w:after="180"/>
+      </w:pPr>
+      <w:r>
+        <w:rPr>
+          <w:b w:val="0"/>
+        </w:rPr>
+        <w:t xml:space="preserve">CHECK Verify the denominator, unit, </w:t>
+      </w:r>
+      <w:r>
+        <w:rPr>
+          <w:b/>
+        </w:rPr>
+        <w:t>split</w:t>
+      </w:r>
+      <w:r>
+        <w:rPr>
+          <w:b w:val="0"/>
+        </w:rPr>
+        <w:t>, class definition, and data version before interpreting a score.</w:t>
+      </w:r>
+    </w:p>
+    <w:p>
+      <w:pPr>
+        <w:spacing w:line="336" w:lineRule="auto" w:after="180"/>
+      </w:pPr>
+      <w:r>
+        <w:rPr>
+          <w:b w:val="0"/>
+        </w:rPr>
+        <w:t xml:space="preserve">Recalculate, retrace, or restate the </w:t>
+      </w:r>
+      <w:r>
+        <w:rPr>
+          <w:b/>
+        </w:rPr>
+        <w:t>evidence</w:t>
+      </w:r>
+      <w:r>
+        <w:rPr>
+          <w:b w:val="0"/>
+        </w:rPr>
+        <w:t xml:space="preserve"> independently:</w:t>
+      </w:r>
+    </w:p>
+    <w:p>
+      <w:pPr>
+        <w:pStyle w:val="Heading3"/>
+      </w:pPr>
+      <w:r>
         <w:t>Concrete teaching case</w:t>
       </w:r>
     </w:p>
     <w:p>
-      <w:r>
+      <w:pPr>
+        <w:pStyle w:val="Heading3"/>
+      </w:pPr>
+      <w:r>
+        <w:t>The teaching case</w:t>
+      </w:r>
+    </w:p>
+    <w:p>
+      <w:pPr>
+        <w:spacing w:line="336" w:lineRule="auto" w:after="180"/>
+        <w:shd w:fill="F1F6FC"/>
+      </w:pPr>
+      <w:r>
+        <w:rPr>
+          <w:b w:val="0"/>
+        </w:rPr>
         <w:t>A supplied tree predicts spotted for spot_count&gt;=3, otherwise healthy.</w:t>
       </w:r>
     </w:p>
     <w:p>
-      <w:r>
+      <w:pPr>
+        <w:pStyle w:val="Heading3"/>
+      </w:pPr>
+      <w:r>
+        <w:t>The teaching case</w:t>
+      </w:r>
+    </w:p>
+    <w:p>
+      <w:pPr>
+        <w:spacing w:line="336" w:lineRule="auto" w:after="180"/>
+        <w:shd w:fill="F1F6FC"/>
+      </w:pPr>
+      <w:r>
+        <w:rPr>
+          <w:b w:val="0"/>
+        </w:rPr>
         <w:t>Trace 2,3,4 and state boundary.</w:t>
       </w:r>
     </w:p>
@@ -616,46 +1456,455 @@
       </w:r>
     </w:p>
     <w:p>
-      <w:r>
-        <w:t>Healthy, spotted, spotted. Three is included. This supplied rule does not show an optimal learned threshold.</w:t>
-      </w:r>
-    </w:p>
-    <w:p>
       <w:pPr>
         <w:pStyle w:val="Heading3"/>
       </w:pPr>
       <w:r>
+        <w:t>Why the result follows</w:t>
+      </w:r>
+    </w:p>
+    <w:p>
+      <w:pPr>
+        <w:spacing w:line="336" w:lineRule="auto" w:after="180"/>
+        <w:shd w:fill="F1F6FC"/>
+      </w:pPr>
+      <w:r>
+        <w:rPr>
+          <w:b w:val="0"/>
+        </w:rPr>
+        <w:t xml:space="preserve">Healthy, spotted, spotted. Three is included. This supplied rule does not show an optimal learned </w:t>
+      </w:r>
+      <w:r>
+        <w:rPr>
+          <w:b/>
+        </w:rPr>
+        <w:t>threshold</w:t>
+      </w:r>
+      <w:r>
+        <w:rPr>
+          <w:b w:val="0"/>
+        </w:rPr>
+        <w:t>.</w:t>
+      </w:r>
+    </w:p>
+    <w:p>
+      <w:pPr>
+        <w:pStyle w:val="Heading3"/>
+      </w:pPr>
+      <w:r>
         <w:t>Explain the added worked example</w:t>
       </w:r>
     </w:p>
     <w:p>
-      <w:r>
-        <w:t>A decision tree asks a feature question and follows a branch to a prediction. A tree with one question has depth one and is sometimes called a stump. Unlike Week 8, where the two output labels were fixed in advance, this week we fit both the question and the label stored at each leaf.</w:t>
-      </w:r>
-    </w:p>
-    <w:p>
-      <w:r>
-        <w:t>Our six fictional training rows have two binary sensor flags available before prediction: near and tall. A value of 1 means that flag is present; 0 means absent. The reviewed scene label is separate. Each row represents a different trip on a familiar route, including rows with identical values. Similar readings can have different scene labels. These are teaching examples, not robot control instructions.</w:t>
-      </w:r>
-    </w:p>
-    <w:p>
-      <w:r>
-        <w:t>Try near first and tall second. For each question, group the training rows by 0 and 1, then predict each group’s majority label; choose clear for tied label counts. Count all training mistakes and keep the first question if scores tie. Stop after one question. This is our stated classroom fitting procedure.</w:t>
-      </w:r>
-    </w:p>
-    <w:p>
-      <w:r>
-        <w:t>Feature 0 is near; feature 1 is tall; row[2] is the label. Output is 0 1, then 1 2, then 0 clear blocked. Near makes one training mistake: near=0 contains two clear labels and one blocked, so that leaf predicts clear. Near=1 contains three blocked labels. Tall makes two mistakes because both its groups have a blocked majority.</w:t>
-      </w:r>
-    </w:p>
-    <w:p>
-      <w:r>
-        <w:t>The stored tree contains the chosen feature and its two learned leaves. The code assumes nonempty data, binary flags, allowed labels and examples on both branches of each candidate. An empty branch would need a declared fallback; this small example does not implement one. The score is total training mistakes, not an average giving small and large branches equal weight.</w:t>
-      </w:r>
-    </w:p>
-    <w:p>
-      <w:r>
-        <w:t>This is an explicitly limited depth-one learner. General tree algorithms can repeat split selection within branches and often use impurity criteria such as Gini. Our code does not implement that full procedure. Keeping the scope small lets you inspect every decision.</w:t>
+      <w:pPr>
+        <w:pStyle w:val="Heading3"/>
+      </w:pPr>
+      <w:r>
+        <w:t>Explain the added worked example · 1</w:t>
+      </w:r>
+    </w:p>
+    <w:p>
+      <w:pPr>
+        <w:spacing w:line="336" w:lineRule="auto" w:after="180"/>
+      </w:pPr>
+      <w:r>
+        <w:rPr>
+          <w:b w:val="0"/>
+        </w:rPr>
+        <w:t xml:space="preserve">A decision tree asks a feature question and follows a </w:t>
+      </w:r>
+      <w:r>
+        <w:rPr>
+          <w:b/>
+        </w:rPr>
+        <w:t>branch</w:t>
+      </w:r>
+      <w:r>
+        <w:rPr>
+          <w:b w:val="0"/>
+        </w:rPr>
+        <w:t xml:space="preserve"> to a </w:t>
+      </w:r>
+      <w:r>
+        <w:rPr>
+          <w:b/>
+        </w:rPr>
+        <w:t>prediction</w:t>
+      </w:r>
+      <w:r>
+        <w:rPr>
+          <w:b w:val="0"/>
+        </w:rPr>
+        <w:t xml:space="preserve">. A tree with one question has </w:t>
+      </w:r>
+      <w:r>
+        <w:rPr>
+          <w:b/>
+        </w:rPr>
+        <w:t>depth</w:t>
+      </w:r>
+      <w:r>
+        <w:rPr>
+          <w:b w:val="0"/>
+        </w:rPr>
+        <w:t xml:space="preserve"> one and is sometimes called a stump.</w:t>
+      </w:r>
+    </w:p>
+    <w:p>
+      <w:pPr>
+        <w:spacing w:line="336" w:lineRule="auto" w:after="180"/>
+      </w:pPr>
+      <w:r>
+        <w:rPr>
+          <w:b w:val="0"/>
+        </w:rPr>
+        <w:t xml:space="preserve">Unlike Week 8, where the two </w:t>
+      </w:r>
+      <w:r>
+        <w:rPr>
+          <w:b/>
+        </w:rPr>
+        <w:t>output</w:t>
+      </w:r>
+      <w:r>
+        <w:rPr>
+          <w:b w:val="0"/>
+        </w:rPr>
+        <w:t xml:space="preserve"> labels were fixed in advance, this week we fit both the question and the label stored at each </w:t>
+      </w:r>
+      <w:r>
+        <w:rPr>
+          <w:b/>
+        </w:rPr>
+        <w:t>leaf</w:t>
+      </w:r>
+      <w:r>
+        <w:rPr>
+          <w:b w:val="0"/>
+        </w:rPr>
+        <w:t>.</w:t>
+      </w:r>
+    </w:p>
+    <w:p>
+      <w:pPr>
+        <w:pStyle w:val="Heading3"/>
+      </w:pPr>
+      <w:r>
+        <w:t>Explain the added worked example · 2</w:t>
+      </w:r>
+    </w:p>
+    <w:p>
+      <w:pPr>
+        <w:spacing w:line="336" w:lineRule="auto" w:after="180"/>
+      </w:pPr>
+      <w:r>
+        <w:rPr>
+          <w:b w:val="0"/>
+        </w:rPr>
+        <w:t xml:space="preserve">Our six fictional </w:t>
+      </w:r>
+      <w:r>
+        <w:rPr>
+          <w:b/>
+        </w:rPr>
+        <w:t>training</w:t>
+      </w:r>
+      <w:r>
+        <w:rPr>
+          <w:b w:val="0"/>
+        </w:rPr>
+        <w:t xml:space="preserve"> rows have two binary sensor flags available before </w:t>
+      </w:r>
+      <w:r>
+        <w:rPr>
+          <w:b/>
+        </w:rPr>
+        <w:t>prediction</w:t>
+      </w:r>
+      <w:r>
+        <w:rPr>
+          <w:b w:val="0"/>
+        </w:rPr>
+        <w:t>: near and tall. A value of 1 means that flag is present; 0 means absent. The reviewed scene label is separate.</w:t>
+      </w:r>
+    </w:p>
+    <w:p>
+      <w:pPr>
+        <w:spacing w:line="336" w:lineRule="auto" w:after="180"/>
+      </w:pPr>
+      <w:r>
+        <w:rPr>
+          <w:b w:val="0"/>
+        </w:rPr>
+        <w:t>Each row represents a different trip on a familiar route, including rows with identical values. Similar readings can have different scene labels. These are teaching examples, not robot control instructions.</w:t>
+      </w:r>
+    </w:p>
+    <w:p>
+      <w:pPr>
+        <w:pStyle w:val="Heading3"/>
+      </w:pPr>
+      <w:r>
+        <w:t>Explain the added worked example · 3</w:t>
+      </w:r>
+    </w:p>
+    <w:p>
+      <w:pPr>
+        <w:spacing w:line="336" w:lineRule="auto" w:after="180"/>
+      </w:pPr>
+      <w:r>
+        <w:rPr>
+          <w:b w:val="0"/>
+        </w:rPr>
+        <w:t xml:space="preserve">Try near first and tall second. For each question, group the </w:t>
+      </w:r>
+      <w:r>
+        <w:rPr>
+          <w:b/>
+        </w:rPr>
+        <w:t>training</w:t>
+      </w:r>
+      <w:r>
+        <w:rPr>
+          <w:b w:val="0"/>
+        </w:rPr>
+        <w:t xml:space="preserve"> rows by 0 and 1, then predict each group’s majority label; choose clear for tied label counts.</w:t>
+      </w:r>
+    </w:p>
+    <w:p>
+      <w:pPr>
+        <w:spacing w:line="336" w:lineRule="auto" w:after="180"/>
+      </w:pPr>
+      <w:r>
+        <w:rPr>
+          <w:b w:val="0"/>
+        </w:rPr>
+        <w:t xml:space="preserve">Count all </w:t>
+      </w:r>
+      <w:r>
+        <w:rPr>
+          <w:b/>
+        </w:rPr>
+        <w:t>training</w:t>
+      </w:r>
+      <w:r>
+        <w:rPr>
+          <w:b w:val="0"/>
+        </w:rPr>
+        <w:t xml:space="preserve"> mistakes and keep the first question if scores tie. Stop after one question. This is our stated classroom </w:t>
+      </w:r>
+      <w:r>
+        <w:rPr>
+          <w:b/>
+        </w:rPr>
+        <w:t>fitting</w:t>
+      </w:r>
+      <w:r>
+        <w:rPr>
+          <w:b w:val="0"/>
+        </w:rPr>
+        <w:t xml:space="preserve"> procedure.</w:t>
+      </w:r>
+    </w:p>
+    <w:p>
+      <w:pPr>
+        <w:pStyle w:val="Heading3"/>
+      </w:pPr>
+      <w:r>
+        <w:t>Explain the added worked example · 4</w:t>
+      </w:r>
+    </w:p>
+    <w:p>
+      <w:pPr>
+        <w:spacing w:line="336" w:lineRule="auto" w:after="180"/>
+      </w:pPr>
+      <w:r>
+        <w:rPr>
+          <w:b w:val="0"/>
+        </w:rPr>
+        <w:t xml:space="preserve">Feature 0 is near; feature 1 is tall; row[2] is the label. </w:t>
+      </w:r>
+      <w:r>
+        <w:rPr>
+          <w:b/>
+        </w:rPr>
+        <w:t>Output</w:t>
+      </w:r>
+      <w:r>
+        <w:rPr>
+          <w:b w:val="0"/>
+        </w:rPr>
+        <w:t xml:space="preserve"> is 0 1, then 1 2, then 0 clear blocked. Near makes one </w:t>
+      </w:r>
+      <w:r>
+        <w:rPr>
+          <w:b/>
+        </w:rPr>
+        <w:t>training</w:t>
+      </w:r>
+      <w:r>
+        <w:rPr>
+          <w:b w:val="0"/>
+        </w:rPr>
+        <w:t xml:space="preserve"> mistake: near=0 contains two clear labels and one blocked, so that </w:t>
+      </w:r>
+      <w:r>
+        <w:rPr>
+          <w:b/>
+        </w:rPr>
+        <w:t>leaf</w:t>
+      </w:r>
+      <w:r>
+        <w:rPr>
+          <w:b w:val="0"/>
+        </w:rPr>
+        <w:t xml:space="preserve"> predicts clear.</w:t>
+      </w:r>
+    </w:p>
+    <w:p>
+      <w:pPr>
+        <w:spacing w:line="336" w:lineRule="auto" w:after="180"/>
+      </w:pPr>
+      <w:r>
+        <w:rPr>
+          <w:b w:val="0"/>
+        </w:rPr>
+        <w:t>Near=1 contains three blocked labels. Tall makes two mistakes because both its groups have a blocked majority.</w:t>
+      </w:r>
+    </w:p>
+    <w:p>
+      <w:pPr>
+        <w:pStyle w:val="Heading3"/>
+      </w:pPr>
+      <w:r>
+        <w:t>Explain the added worked example · 5</w:t>
+      </w:r>
+    </w:p>
+    <w:p>
+      <w:pPr>
+        <w:spacing w:line="336" w:lineRule="auto" w:after="180"/>
+      </w:pPr>
+      <w:r>
+        <w:rPr>
+          <w:b w:val="0"/>
+        </w:rPr>
+        <w:t xml:space="preserve">The stored tree contains the chosen feature and its two learned leaves. The code assumes nonempty data, binary flags, allowed labels and examples on both </w:t>
+      </w:r>
+      <w:r>
+        <w:rPr>
+          <w:b/>
+        </w:rPr>
+        <w:t>branch</w:t>
+      </w:r>
+      <w:r>
+        <w:rPr>
+          <w:b w:val="0"/>
+        </w:rPr>
+        <w:t>es of each candidate.</w:t>
+      </w:r>
+    </w:p>
+    <w:p>
+      <w:pPr>
+        <w:spacing w:line="336" w:lineRule="auto" w:after="180"/>
+      </w:pPr>
+      <w:r>
+        <w:rPr>
+          <w:b w:val="0"/>
+        </w:rPr>
+        <w:t xml:space="preserve">An empty </w:t>
+      </w:r>
+      <w:r>
+        <w:rPr>
+          <w:b/>
+        </w:rPr>
+        <w:t>branch</w:t>
+      </w:r>
+      <w:r>
+        <w:rPr>
+          <w:b w:val="0"/>
+        </w:rPr>
+        <w:t xml:space="preserve"> would need a declared fallback; this small example does not implement one. The score is total </w:t>
+      </w:r>
+      <w:r>
+        <w:rPr>
+          <w:b/>
+        </w:rPr>
+        <w:t>training</w:t>
+      </w:r>
+      <w:r>
+        <w:rPr>
+          <w:b w:val="0"/>
+        </w:rPr>
+        <w:t xml:space="preserve"> mistakes, not an average giving small and large </w:t>
+      </w:r>
+      <w:r>
+        <w:rPr>
+          <w:b/>
+        </w:rPr>
+        <w:t>branch</w:t>
+      </w:r>
+      <w:r>
+        <w:rPr>
+          <w:b w:val="0"/>
+        </w:rPr>
+        <w:t>es equal weight.</w:t>
+      </w:r>
+    </w:p>
+    <w:p>
+      <w:pPr>
+        <w:spacing w:line="336" w:lineRule="auto" w:after="180"/>
+      </w:pPr>
+      <w:r>
+        <w:rPr>
+          <w:b w:val="0"/>
+        </w:rPr>
+        <w:t xml:space="preserve">This is an explicitly limited </w:t>
+      </w:r>
+      <w:r>
+        <w:rPr>
+          <w:b/>
+        </w:rPr>
+        <w:t>depth</w:t>
+      </w:r>
+      <w:r>
+        <w:rPr>
+          <w:b w:val="0"/>
+        </w:rPr>
+        <w:t xml:space="preserve">-one learner. General tree algorithms can repeat </w:t>
+      </w:r>
+      <w:r>
+        <w:rPr>
+          <w:b/>
+        </w:rPr>
+        <w:t>split</w:t>
+      </w:r>
+      <w:r>
+        <w:rPr>
+          <w:b w:val="0"/>
+        </w:rPr>
+        <w:t xml:space="preserve"> selection within </w:t>
+      </w:r>
+      <w:r>
+        <w:rPr>
+          <w:b/>
+        </w:rPr>
+        <w:t>branch</w:t>
+      </w:r>
+      <w:r>
+        <w:rPr>
+          <w:b w:val="0"/>
+        </w:rPr>
+        <w:t>es and often use impurity criteria such as Gini. Our code does not implement that full procedure.</w:t>
+      </w:r>
+    </w:p>
+    <w:p>
+      <w:pPr>
+        <w:spacing w:line="336" w:lineRule="auto" w:after="180"/>
+      </w:pPr>
+      <w:r>
+        <w:rPr>
+          <w:b w:val="0"/>
+        </w:rPr>
+        <w:t>Keeping the scope small lets you inspect every decision.</w:t>
       </w:r>
     </w:p>
     <w:p>
@@ -799,8 +2048,37 @@
       </w:r>
     </w:p>
     <w:p>
-      <w:r>
-        <w:t>Use the complete worked example below before asking learners to complete W2. Reveal a small part, invite a prediction, then explain the deciding step. These teacher notes contain solutions; do not reveal the independent case answer during modelling.</w:t>
+      <w:pPr>
+        <w:spacing w:line="336" w:lineRule="auto" w:after="180"/>
+      </w:pPr>
+      <w:r>
+        <w:rPr>
+          <w:b w:val="0"/>
+        </w:rPr>
+        <w:t xml:space="preserve">Use the complete worked example below before asking learners to complete W2. Reveal a small part, invite a </w:t>
+      </w:r>
+      <w:r>
+        <w:rPr>
+          <w:b/>
+        </w:rPr>
+        <w:t>prediction</w:t>
+      </w:r>
+      <w:r>
+        <w:rPr>
+          <w:b w:val="0"/>
+        </w:rPr>
+        <w:t>, then explain the deciding step.</w:t>
+      </w:r>
+    </w:p>
+    <w:p>
+      <w:pPr>
+        <w:spacing w:line="336" w:lineRule="auto" w:after="180"/>
+      </w:pPr>
+      <w:r>
+        <w:rPr>
+          <w:b w:val="0"/>
+        </w:rPr>
+        <w:t>These teacher notes contain solutions; do not reveal the independent case answer during modelling.</w:t>
       </w:r>
     </w:p>
     <w:p>
@@ -928,15 +2206,76 @@
       </w:r>
     </w:p>
     <w:p>
-      <w:r>
-        <w:t>Validation rows are (near=1,tall=1,blocked), (0,0,clear), (0,1,blocked), (1,0,clear). Follow only near: predictions are blocked, clear, clear, blocked. Two of four match. The training-majority baseline predicts blocked, since training has four blocked and two clear; it also matches two of four validation labels.</w:t>
-      </w:r>
-    </w:p>
-    <w:p>
       <w:pPr>
         <w:pStyle w:val="Heading3"/>
       </w:pPr>
       <w:r>
+        <w:t>Model the reasoning aloud · 6</w:t>
+      </w:r>
+    </w:p>
+    <w:p>
+      <w:pPr>
+        <w:spacing w:line="336" w:lineRule="auto" w:after="180"/>
+      </w:pPr>
+      <w:r>
+        <w:rPr>
+          <w:b w:val="0"/>
+        </w:rPr>
+        <w:t xml:space="preserve">Validation rows are (near=1,tall=1,blocked), (0,0,clear), (0,1,blocked), (1,0,clear). Follow only near: </w:t>
+      </w:r>
+      <w:r>
+        <w:rPr>
+          <w:b/>
+        </w:rPr>
+        <w:t>prediction</w:t>
+      </w:r>
+      <w:r>
+        <w:rPr>
+          <w:b w:val="0"/>
+        </w:rPr>
+        <w:t>s are blocked, clear, clear, blocked. Two of four match.</w:t>
+      </w:r>
+    </w:p>
+    <w:p>
+      <w:pPr>
+        <w:spacing w:line="336" w:lineRule="auto" w:after="180"/>
+      </w:pPr>
+      <w:r>
+        <w:rPr>
+          <w:b w:val="0"/>
+        </w:rPr>
+        <w:t xml:space="preserve">The </w:t>
+      </w:r>
+      <w:r>
+        <w:rPr>
+          <w:b/>
+        </w:rPr>
+        <w:t>training</w:t>
+      </w:r>
+      <w:r>
+        <w:rPr>
+          <w:b w:val="0"/>
+        </w:rPr>
+        <w:t xml:space="preserve">-majority baseline predicts blocked, since </w:t>
+      </w:r>
+      <w:r>
+        <w:rPr>
+          <w:b/>
+        </w:rPr>
+        <w:t>training</w:t>
+      </w:r>
+      <w:r>
+        <w:rPr>
+          <w:b w:val="0"/>
+        </w:rPr>
+        <w:t xml:space="preserve"> has four blocked and two clear; it also matches two of four validation labels.</w:t>
+      </w:r>
+    </w:p>
+    <w:p>
+      <w:pPr>
+        <w:pStyle w:val="Heading3"/>
+      </w:pPr>
+      <w:r>
         <w:t>Which validation rows does the tree miss, and which does the baseline miss? Explain why the tall value cannot change this tree’s prediction.</w:t>
       </w:r>
     </w:p>
@@ -961,8 +2300,50 @@
       </w:r>
     </w:p>
     <w:p>
-      <w:r>
-        <w:t>Keep the fitted root and leaves unchanged while scoring. Equal accuracy does not mean identical errors, and five correct training predictions out of six is not the validation result.</w:t>
+      <w:pPr>
+        <w:spacing w:line="336" w:lineRule="auto" w:after="180"/>
+      </w:pPr>
+      <w:r>
+        <w:rPr>
+          <w:b w:val="0"/>
+        </w:rPr>
+        <w:t xml:space="preserve">Keep the fitted </w:t>
+      </w:r>
+      <w:r>
+        <w:rPr>
+          <w:b/>
+        </w:rPr>
+        <w:t>root</w:t>
+      </w:r>
+      <w:r>
+        <w:rPr>
+          <w:b w:val="0"/>
+        </w:rPr>
+        <w:t xml:space="preserve"> and leaves unchanged while scoring. Equal accuracy does not mean identical errors, and five correct </w:t>
+      </w:r>
+      <w:r>
+        <w:rPr>
+          <w:b/>
+        </w:rPr>
+        <w:t>training</w:t>
+      </w:r>
+      <w:r>
+        <w:rPr>
+          <w:b w:val="0"/>
+        </w:rPr>
+        <w:t xml:space="preserve"> </w:t>
+      </w:r>
+      <w:r>
+        <w:rPr>
+          <w:b/>
+        </w:rPr>
+        <w:t>prediction</w:t>
+      </w:r>
+      <w:r>
+        <w:rPr>
+          <w:b w:val="0"/>
+        </w:rPr>
+        <w:t>s out of six is not the validation result.</w:t>
       </w:r>
     </w:p>
     <w:tbl>
@@ -1068,7 +2449,13 @@
       </w:tr>
     </w:tbl>
     <w:p>
-      <w:r>
+      <w:pPr>
+        <w:spacing w:line="336" w:lineRule="auto" w:after="180"/>
+      </w:pPr>
+      <w:r>
+        <w:rPr>
+          <w:b w:val="0"/>
+        </w:rPr>
         <w:t>Use the diagram and verbal explanation together. Ask learners to match a sentence to a specific visual step; do not assign learners fixed visual or auditory learning styles.</w:t>
       </w:r>
     </w:p>
@@ -1081,7 +2468,13 @@
       </w:r>
     </w:p>
     <w:p>
-      <w:r>
+      <w:pPr>
+        <w:spacing w:line="336" w:lineRule="auto" w:after="180"/>
+      </w:pPr>
+      <w:r>
+        <w:rPr>
+          <w:b w:val="0"/>
+        </w:rPr>
         <w:t>Trace a small fitted tree, including its exact boundary.</w:t>
       </w:r>
     </w:p>
@@ -1094,13 +2487,67 @@
       </w:r>
     </w:p>
     <w:p>
-      <w:r>
-        <w:t>Toy stored tree: if visible_spots&gt;=2 predict spotted; otherwise healthy. Missing visible_spots requires review. Inputs L=1, M=2, N=None.</w:t>
-      </w:r>
-    </w:p>
-    <w:p>
-      <w:r>
-        <w:t>All inputs and outcomes in this worked example are invented classroom data; no real model run is claimed.</w:t>
+      <w:pPr>
+        <w:pStyle w:val="Heading3"/>
+      </w:pPr>
+      <w:r>
+        <w:t>Supplied facts</w:t>
+      </w:r>
+    </w:p>
+    <w:p>
+      <w:pPr>
+        <w:spacing w:line="336" w:lineRule="auto" w:after="180"/>
+        <w:shd w:fill="F1F6FC"/>
+      </w:pPr>
+      <w:r>
+        <w:rPr>
+          <w:b w:val="0"/>
+        </w:rPr>
+        <w:t xml:space="preserve">Toy stored tree: if visible_spots&gt;=2 predict spotted; otherwise healthy. Missing visible_spots requires review. </w:t>
+      </w:r>
+      <w:r>
+        <w:rPr>
+          <w:b/>
+        </w:rPr>
+        <w:t>Input</w:t>
+      </w:r>
+      <w:r>
+        <w:rPr>
+          <w:b w:val="0"/>
+        </w:rPr>
+        <w:t>s L=1, M=2, N=None.</w:t>
+      </w:r>
+    </w:p>
+    <w:p>
+      <w:pPr>
+        <w:pStyle w:val="Heading3"/>
+      </w:pPr>
+      <w:r>
+        <w:t>Supplied facts</w:t>
+      </w:r>
+    </w:p>
+    <w:p>
+      <w:pPr>
+        <w:spacing w:line="336" w:lineRule="auto" w:after="180"/>
+        <w:shd w:fill="F1F6FC"/>
+      </w:pPr>
+      <w:r>
+        <w:rPr>
+          <w:b w:val="0"/>
+        </w:rPr>
+        <w:t xml:space="preserve">All </w:t>
+      </w:r>
+      <w:r>
+        <w:rPr>
+          <w:b/>
+        </w:rPr>
+        <w:t>input</w:t>
+      </w:r>
+      <w:r>
+        <w:rPr>
+          <w:b w:val="0"/>
+        </w:rPr>
+        <w:t>s and outcomes in this worked example are invented classroom data; no real model run is claimed.</w:t>
       </w:r>
     </w:p>
     <w:p>
@@ -1263,57 +2710,259 @@
       </w:r>
     </w:p>
     <w:p>
-      <w:r>
-        <w:t>Read the picture in order. N lacks a count, so use review rather than inventing zero. The arrows show which recorded input or intermediate result each decision uses. Explain the deciding step aloud before checking the changed case; pointing to the final answer alone does not show how it follows.</w:t>
-      </w:r>
-    </w:p>
-    <w:p>
       <w:pPr>
         <w:pStyle w:val="Heading3"/>
       </w:pPr>
       <w:r>
+        <w:t>Why the result follows</w:t>
+      </w:r>
+    </w:p>
+    <w:p>
+      <w:pPr>
+        <w:spacing w:line="336" w:lineRule="auto" w:after="180"/>
+        <w:shd w:fill="F1F6FC"/>
+      </w:pPr>
+      <w:r>
+        <w:rPr>
+          <w:b w:val="0"/>
+        </w:rPr>
+        <w:t xml:space="preserve">Read the picture in order. N lacks a count, so use review rather than inventing zero. The arrows show which recorded </w:t>
+      </w:r>
+      <w:r>
+        <w:rPr>
+          <w:b/>
+        </w:rPr>
+        <w:t>input</w:t>
+      </w:r>
+      <w:r>
+        <w:rPr>
+          <w:b w:val="0"/>
+        </w:rPr>
+        <w:t xml:space="preserve"> or intermediate result each decision uses.</w:t>
+      </w:r>
+    </w:p>
+    <w:p>
+      <w:pPr>
+        <w:spacing w:line="336" w:lineRule="auto" w:after="180"/>
+        <w:shd w:fill="F1F6FC"/>
+      </w:pPr>
+      <w:r>
+        <w:rPr>
+          <w:b w:val="0"/>
+        </w:rPr>
+        <w:t>Explain the deciding step aloud before checking the changed case; pointing to the final answer alone does not show how it follows.</w:t>
+      </w:r>
+    </w:p>
+    <w:p>
+      <w:pPr>
+        <w:pStyle w:val="Heading3"/>
+      </w:pPr>
+      <w:r>
         <w:t>What this example does not establish</w:t>
       </w:r>
     </w:p>
     <w:p>
-      <w:r>
-        <w:t>Applying a stored tree is inference. Selecting a threshold from labelled training data is a separate fitting step.</w:t>
-      </w:r>
-    </w:p>
-    <w:p>
       <w:pPr>
         <w:pStyle w:val="Heading3"/>
       </w:pPr>
       <w:r>
+        <w:t>Keep the stated limit</w:t>
+      </w:r>
+    </w:p>
+    <w:p>
+      <w:pPr>
+        <w:spacing w:line="336" w:lineRule="auto" w:after="180"/>
+        <w:shd w:fill="FFF5E6"/>
+      </w:pPr>
+      <w:r>
+        <w:rPr>
+          <w:b w:val="0"/>
+        </w:rPr>
+        <w:t xml:space="preserve">Applying a stored tree is inference. Selecting a </w:t>
+      </w:r>
+      <w:r>
+        <w:rPr>
+          <w:b/>
+        </w:rPr>
+        <w:t>threshold</w:t>
+      </w:r>
+      <w:r>
+        <w:rPr>
+          <w:b w:val="0"/>
+        </w:rPr>
+        <w:t xml:space="preserve"> from labelled </w:t>
+      </w:r>
+      <w:r>
+        <w:rPr>
+          <w:b/>
+        </w:rPr>
+        <w:t>training</w:t>
+      </w:r>
+      <w:r>
+        <w:rPr>
+          <w:b w:val="0"/>
+        </w:rPr>
+        <w:t xml:space="preserve"> data is a separate </w:t>
+      </w:r>
+      <w:r>
+        <w:rPr>
+          <w:b/>
+        </w:rPr>
+        <w:t>fitting</w:t>
+      </w:r>
+      <w:r>
+        <w:rPr>
+          <w:b w:val="0"/>
+        </w:rPr>
+        <w:t xml:space="preserve"> step.</w:t>
+      </w:r>
+    </w:p>
+    <w:p>
+      <w:pPr>
+        <w:pStyle w:val="Heading3"/>
+      </w:pPr>
+      <w:r>
         <w:t>Change one thing in the pictured case</w:t>
       </w:r>
     </w:p>
     <w:p>
-      <w:r>
+      <w:pPr>
+        <w:pStyle w:val="Heading3"/>
+      </w:pPr>
+      <w:r>
+        <w:t>Change one thing</w:t>
+      </w:r>
+    </w:p>
+    <w:p>
+      <w:pPr>
+        <w:spacing w:line="336" w:lineRule="auto" w:after="180"/>
+        <w:shd w:fill="F5F1FB"/>
+      </w:pPr>
+      <w:r>
+        <w:rPr>
+          <w:b w:val="0"/>
+        </w:rPr>
         <w:t>Change: The stored rule changes to visible_spots&gt;2.</w:t>
       </w:r>
     </w:p>
     <w:p>
-      <w:r>
-        <w:t>Prediction: M is now predicted healthy.</w:t>
-      </w:r>
-    </w:p>
-    <w:p>
-      <w:r>
-        <w:t>Reason: Changing &gt;= to &gt; moves the exact value 2 to the other branch.</w:t>
-      </w:r>
-    </w:p>
-    <w:p>
       <w:pPr>
         <w:pStyle w:val="Heading3"/>
       </w:pPr>
       <w:r>
+        <w:t>Predicted result</w:t>
+      </w:r>
+    </w:p>
+    <w:p>
+      <w:pPr>
+        <w:spacing w:line="336" w:lineRule="auto" w:after="180"/>
+        <w:shd w:fill="F1F6FC"/>
+      </w:pPr>
+      <w:r>
+        <w:rPr>
+          <w:b/>
+        </w:rPr>
+        <w:t>Prediction</w:t>
+      </w:r>
+      <w:r>
+        <w:rPr>
+          <w:b w:val="0"/>
+        </w:rPr>
+        <w:t>: M is now predicted healthy.</w:t>
+      </w:r>
+    </w:p>
+    <w:p>
+      <w:pPr>
+        <w:pStyle w:val="Heading3"/>
+      </w:pPr>
+      <w:r>
+        <w:t>Why the result follows</w:t>
+      </w:r>
+    </w:p>
+    <w:p>
+      <w:pPr>
+        <w:spacing w:line="336" w:lineRule="auto" w:after="180"/>
+        <w:shd w:fill="F1F6FC"/>
+      </w:pPr>
+      <w:r>
+        <w:rPr>
+          <w:b w:val="0"/>
+        </w:rPr>
+        <w:t xml:space="preserve">Reason: Changing &gt;= to &gt; moves the exact value 2 to the other </w:t>
+      </w:r>
+      <w:r>
+        <w:rPr>
+          <w:b/>
+        </w:rPr>
+        <w:t>branch</w:t>
+      </w:r>
+      <w:r>
+        <w:rPr>
+          <w:b w:val="0"/>
+        </w:rPr>
+        <w:t>.</w:t>
+      </w:r>
+    </w:p>
+    <w:p>
+      <w:pPr>
+        <w:pStyle w:val="Heading3"/>
+      </w:pPr>
+      <w:r>
         <w:t>Ask while showing the picture</w:t>
       </w:r>
     </w:p>
     <w:p>
-      <w:r>
-        <w:t>Cover the result. Ask learners to name the inputs and predict the next step. Uncover one step, connect the icon to the actual procedure, and explain its evidence. Then change the supplied condition and compare. The picture is a representation; it does not document execution of a real AI model.</w:t>
+      <w:pPr>
+        <w:pStyle w:val="Heading3"/>
+      </w:pPr>
+      <w:r>
+        <w:t>Ask while showing the picture · 7</w:t>
+      </w:r>
+    </w:p>
+    <w:p>
+      <w:pPr>
+        <w:spacing w:line="336" w:lineRule="auto" w:after="180"/>
+      </w:pPr>
+      <w:r>
+        <w:rPr>
+          <w:b w:val="0"/>
+        </w:rPr>
+        <w:t xml:space="preserve">Cover the result. Ask learners to name the </w:t>
+      </w:r>
+      <w:r>
+        <w:rPr>
+          <w:b/>
+        </w:rPr>
+        <w:t>input</w:t>
+      </w:r>
+      <w:r>
+        <w:rPr>
+          <w:b w:val="0"/>
+        </w:rPr>
+        <w:t xml:space="preserve">s and predict the next step. Uncover one step, connect the icon to the actual procedure, and explain its </w:t>
+      </w:r>
+      <w:r>
+        <w:rPr>
+          <w:b/>
+        </w:rPr>
+        <w:t>evidence</w:t>
+      </w:r>
+      <w:r>
+        <w:rPr>
+          <w:b w:val="0"/>
+        </w:rPr>
+        <w:t>. Then change the supplied condition and compare.</w:t>
+      </w:r>
+    </w:p>
+    <w:p>
+      <w:pPr>
+        <w:spacing w:line="336" w:lineRule="auto" w:after="180"/>
+      </w:pPr>
+      <w:r>
+        <w:rPr>
+          <w:b w:val="0"/>
+        </w:rPr>
+        <w:t>The picture is a representation; it does not document execution of a real AI model.</w:t>
       </w:r>
     </w:p>
     <w:p>
@@ -1325,11 +2974,16 @@
       </w:r>
     </w:p>
     <w:p>
+      <w:r>
+        <w:t>Demonstrate Decision Trees, reduce support deliberately and check individual reasoning before discussing answers.</w:t>
+      </w:r>
+    </w:p>
+    <w:p>
       <w:pPr>
         <w:pStyle w:val="Heading3"/>
       </w:pPr>
       <w:r>
-        <w:t>Demonstrate and guide practice</w:t>
+        <w:t>Board sequence</w:t>
       </w:r>
     </w:p>
     <w:p>
@@ -1337,55 +2991,197 @@
         <w:pStyle w:val="Heading3"/>
       </w:pPr>
       <w:r>
-        <w:t>Board sequence</w:t>
-      </w:r>
-    </w:p>
-    <w:p>
-      <w:r>
+        <w:t>1. Put the facts on the board</w:t>
+      </w:r>
+    </w:p>
+    <w:p>
+      <w:pPr>
+        <w:spacing w:line="336" w:lineRule="auto" w:after="180"/>
+        <w:shd w:fill="F4F9FC"/>
+      </w:pPr>
+      <w:r>
+        <w:rPr>
+          <w:b w:val="0"/>
+        </w:rPr>
         <w:t>Write the given facts: A supplied tree predicts spotted for spot_count&gt;=3, otherwise healthy.</w:t>
       </w:r>
     </w:p>
     <w:p>
-      <w:r>
+      <w:pPr>
+        <w:pStyle w:val="Heading3"/>
+      </w:pPr>
+      <w:r>
+        <w:t>2. State the decision to explain</w:t>
+      </w:r>
+    </w:p>
+    <w:p>
+      <w:pPr>
+        <w:spacing w:line="336" w:lineRule="auto" w:after="180"/>
+        <w:shd w:fill="F4F9FC"/>
+      </w:pPr>
+      <w:r>
+        <w:rPr>
+          <w:b w:val="0"/>
+        </w:rPr>
         <w:t>Write the question to explain: Trace 2,3,4 and state boundary.</w:t>
       </w:r>
     </w:p>
     <w:p>
-      <w:r>
-        <w:t>Reveal after predictions: Healthy, spotted, spotted. Three is included. This supplied rule does not show an optimal learned threshold.</w:t>
-      </w:r>
-    </w:p>
-    <w:p>
-      <w:r>
-        <w:t>Keep for an independent attempt: A tree predicts fern when leaf_width_cm &lt;= 3 and grass otherwise. Trace widths 2, 3 and 4. Which case checks the boundary?</w:t>
-      </w:r>
-    </w:p>
-    <w:p>
       <w:pPr>
         <w:pStyle w:val="Heading3"/>
       </w:pPr>
       <w:r>
+        <w:t>3. Reveal the worked reasoning</w:t>
+      </w:r>
+    </w:p>
+    <w:p>
+      <w:pPr>
+        <w:spacing w:line="336" w:lineRule="auto" w:after="180"/>
+        <w:shd w:fill="F1F6FC"/>
+      </w:pPr>
+      <w:r>
+        <w:rPr>
+          <w:b w:val="0"/>
+        </w:rPr>
+        <w:t xml:space="preserve">Reveal after </w:t>
+      </w:r>
+      <w:r>
+        <w:rPr>
+          <w:b/>
+        </w:rPr>
+        <w:t>prediction</w:t>
+      </w:r>
+      <w:r>
+        <w:rPr>
+          <w:b w:val="0"/>
+        </w:rPr>
+        <w:t xml:space="preserve">s: Healthy, spotted, spotted. Three is included. This supplied rule does not show an optimal learned </w:t>
+      </w:r>
+      <w:r>
+        <w:rPr>
+          <w:b/>
+        </w:rPr>
+        <w:t>threshold</w:t>
+      </w:r>
+      <w:r>
+        <w:rPr>
+          <w:b w:val="0"/>
+        </w:rPr>
+        <w:t>.</w:t>
+      </w:r>
+    </w:p>
+    <w:p>
+      <w:pPr>
+        <w:pStyle w:val="Heading3"/>
+      </w:pPr>
+      <w:r>
+        <w:t>Hold back the independent task</w:t>
+      </w:r>
+    </w:p>
+    <w:p>
+      <w:pPr>
+        <w:spacing w:line="336" w:lineRule="auto" w:after="180"/>
+        <w:shd w:fill="F5F1FB"/>
+      </w:pPr>
+      <w:r>
+        <w:rPr>
+          <w:b w:val="0"/>
+        </w:rPr>
+        <w:t xml:space="preserve">Keep for an independent attempt: A tree predicts fern when </w:t>
+      </w:r>
+      <w:r>
+        <w:rPr>
+          <w:b/>
+        </w:rPr>
+        <w:t>leaf</w:t>
+      </w:r>
+      <w:r>
+        <w:rPr>
+          <w:b w:val="0"/>
+        </w:rPr>
+        <w:t>_width_cm &lt;= 3 and grass otherwise. Trace widths 2, 3 and 4. Which case checks the boundary?</w:t>
+      </w:r>
+    </w:p>
+    <w:p>
+      <w:pPr>
+        <w:pStyle w:val="Heading3"/>
+      </w:pPr>
+      <w:r>
         <w:t>Classroom dialogue</w:t>
       </w:r>
     </w:p>
     <w:p>
-      <w:r>
+      <w:pPr>
+        <w:pStyle w:val="Heading3"/>
+      </w:pPr>
+      <w:r>
+        <w:t>Ask the class</w:t>
+      </w:r>
+    </w:p>
+    <w:p>
+      <w:pPr>
+        <w:spacing w:line="336" w:lineRule="auto" w:after="180"/>
+        <w:shd w:fill="F5F1FB"/>
+      </w:pPr>
+      <w:r>
+        <w:rPr>
+          <w:b w:val="0"/>
+        </w:rPr>
         <w:t>Ask: Which facts are given, and which would we have to assume? Learners mark relevant details before discussing answers.</w:t>
       </w:r>
     </w:p>
     <w:p>
-      <w:r>
+      <w:pPr>
+        <w:pStyle w:val="Heading3"/>
+      </w:pPr>
+      <w:r>
+        <w:t>Language to model</w:t>
+      </w:r>
+    </w:p>
+    <w:p>
+      <w:pPr>
+        <w:spacing w:line="336" w:lineRule="auto" w:after="180"/>
+        <w:shd w:fill="F1F6F8"/>
+      </w:pPr>
+      <w:r>
+        <w:rPr>
+          <w:b w:val="0"/>
+        </w:rPr>
         <w:t>Say: Predict first. Show the rule, information path or calculation that would produce the result. A correct guess is not yet an explanation.</w:t>
       </w:r>
     </w:p>
     <w:p>
-      <w:r>
+      <w:pPr>
+        <w:spacing w:line="336" w:lineRule="auto" w:after="180"/>
+      </w:pPr>
+      <w:r>
+        <w:rPr>
+          <w:b w:val="0"/>
+        </w:rPr>
         <w:t>Reveal reasoning one step at a time. Explain why a tempting alternative fails. Write units and denominators for arithmetic, trace conditions for decisions, and identify supporting sources for claims.</w:t>
       </w:r>
     </w:p>
     <w:p>
-      <w:r>
-        <w:t>In pairs, one learner solves while the other checks evidence; exchange roles. Remove the worked answer before independent assessment.</w:t>
+      <w:pPr>
+        <w:spacing w:line="336" w:lineRule="auto" w:after="180"/>
+      </w:pPr>
+      <w:r>
+        <w:rPr>
+          <w:b w:val="0"/>
+        </w:rPr>
+        <w:t xml:space="preserve">In pairs, one learner solves while the other checks </w:t>
+      </w:r>
+      <w:r>
+        <w:rPr>
+          <w:b/>
+        </w:rPr>
+        <w:t>evidence</w:t>
+      </w:r>
+      <w:r>
+        <w:rPr>
+          <w:b w:val="0"/>
+        </w:rPr>
+        <w:t>; exchange roles. Remove the worked answer before independent assessment.</w:t>
       </w:r>
     </w:p>
     <w:p>
@@ -1397,8 +3193,85 @@
       </w:r>
     </w:p>
     <w:p>
-      <w:r>
-        <w:t>Guided: tree predictions blocked,clear,clear,blocked miss rows 3 and 4. Baseline blocked misses rows 2 and 4. Both get 2/4 or 50 percent. Tall cannot affect prediction because the stored root uses near only. Exit: the near=1 leaf contains three blocked training examples, but the whole tree gets 2/4 on this tiny validation set and misses one near=1 validation case. This does not establish reliability on future trips.</w:t>
+      <w:pPr>
+        <w:spacing w:line="336" w:lineRule="auto" w:after="180"/>
+      </w:pPr>
+      <w:r>
+        <w:rPr>
+          <w:b w:val="0"/>
+        </w:rPr>
+        <w:t xml:space="preserve">Guided: tree </w:t>
+      </w:r>
+      <w:r>
+        <w:rPr>
+          <w:b/>
+        </w:rPr>
+        <w:t>prediction</w:t>
+      </w:r>
+      <w:r>
+        <w:rPr>
+          <w:b w:val="0"/>
+        </w:rPr>
+        <w:t xml:space="preserve">s blocked,clear,clear,blocked miss rows 3 and 4. Baseline blocked misses rows 2 and 4. Both get 2/4 or 50 percent. Tall cannot affect </w:t>
+      </w:r>
+      <w:r>
+        <w:rPr>
+          <w:b/>
+        </w:rPr>
+        <w:t>prediction</w:t>
+      </w:r>
+      <w:r>
+        <w:rPr>
+          <w:b w:val="0"/>
+        </w:rPr>
+        <w:t xml:space="preserve"> because the stored </w:t>
+      </w:r>
+      <w:r>
+        <w:rPr>
+          <w:b/>
+        </w:rPr>
+        <w:t>root</w:t>
+      </w:r>
+      <w:r>
+        <w:rPr>
+          <w:b w:val="0"/>
+        </w:rPr>
+        <w:t xml:space="preserve"> uses near only.</w:t>
+      </w:r>
+    </w:p>
+    <w:p>
+      <w:pPr>
+        <w:spacing w:line="336" w:lineRule="auto" w:after="180"/>
+      </w:pPr>
+      <w:r>
+        <w:rPr>
+          <w:b w:val="0"/>
+        </w:rPr>
+        <w:t xml:space="preserve">Exit: the near=1 </w:t>
+      </w:r>
+      <w:r>
+        <w:rPr>
+          <w:b/>
+        </w:rPr>
+        <w:t>leaf</w:t>
+      </w:r>
+      <w:r>
+        <w:rPr>
+          <w:b w:val="0"/>
+        </w:rPr>
+        <w:t xml:space="preserve"> contains three blocked </w:t>
+      </w:r>
+      <w:r>
+        <w:rPr>
+          <w:b/>
+        </w:rPr>
+        <w:t>training</w:t>
+      </w:r>
+      <w:r>
+        <w:rPr>
+          <w:b w:val="0"/>
+        </w:rPr>
+        <w:t xml:space="preserve"> examples, but the whole tree gets 2/4 on this tiny validation set and misses one near=1 validation case. This does not establish reliability on future trips.</w:t>
       </w:r>
     </w:p>
     <w:p>
@@ -1630,41 +3503,179 @@
       </w:r>
     </w:p>
     <w:p>
-      <w:r>
-        <w:t>Completion task: For each near branch and each tall branch, count blocked and clear labels and choose a leaf. Give the total errors for each candidate question.</w:t>
-      </w:r>
-    </w:p>
-    <w:p>
-      <w:r>
-        <w:t>Teacher check: Near=0 has 1 blocked and 2 clear, predicts clear with 1 error; near=1 has 3 blocked and 0 clear, predicts blocked with 0 errors. Tall=0 has 2 blocked and 1 clear; tall=1 also has 2 blocked and 1 clear. Both tall leaves predict blocked with 1 error each. Totals are near 1 and tall 2.</w:t>
-      </w:r>
-    </w:p>
-    <w:p>
-      <w:r>
-        <w:t>Start by identifying the given inputs together. Leave the intermediate steps blank. If needed, model one step, then withdraw that help on the next step. Move to a full trace only when the partial trace is understood. For partners, alternate explainer and checker; collect a response from every learner before discussion.</w:t>
-      </w:r>
-    </w:p>
-    <w:p>
       <w:pPr>
         <w:pStyle w:val="Heading3"/>
       </w:pPr>
       <w:r>
+        <w:t>Completion practice</w:t>
+      </w:r>
+    </w:p>
+    <w:p>
+      <w:pPr>
+        <w:spacing w:line="336" w:lineRule="auto" w:after="180"/>
+        <w:shd w:fill="F5F1FB"/>
+      </w:pPr>
+      <w:r>
+        <w:rPr>
+          <w:b w:val="0"/>
+        </w:rPr>
+        <w:t xml:space="preserve">Completion task: For each near </w:t>
+      </w:r>
+      <w:r>
+        <w:rPr>
+          <w:b/>
+        </w:rPr>
+        <w:t>branch</w:t>
+      </w:r>
+      <w:r>
+        <w:rPr>
+          <w:b w:val="0"/>
+        </w:rPr>
+        <w:t xml:space="preserve"> and each tall </w:t>
+      </w:r>
+      <w:r>
+        <w:rPr>
+          <w:b/>
+        </w:rPr>
+        <w:t>branch</w:t>
+      </w:r>
+      <w:r>
+        <w:rPr>
+          <w:b w:val="0"/>
+        </w:rPr>
+        <w:t xml:space="preserve">, count blocked and clear labels and choose a </w:t>
+      </w:r>
+      <w:r>
+        <w:rPr>
+          <w:b/>
+        </w:rPr>
+        <w:t>leaf</w:t>
+      </w:r>
+      <w:r>
+        <w:rPr>
+          <w:b w:val="0"/>
+        </w:rPr>
+        <w:t>. Give the total errors for each candidate question.</w:t>
+      </w:r>
+    </w:p>
+    <w:p>
+      <w:pPr>
+        <w:pStyle w:val="Heading3"/>
+      </w:pPr>
+      <w:r>
+        <w:t>Reasoning to listen for</w:t>
+      </w:r>
+    </w:p>
+    <w:p>
+      <w:pPr>
+        <w:spacing w:line="336" w:lineRule="auto" w:after="180"/>
+        <w:shd w:fill="F1F6FC"/>
+      </w:pPr>
+      <w:r>
+        <w:rPr>
+          <w:b w:val="0"/>
+        </w:rPr>
+        <w:t>Teacher check: Near=0 has 1 blocked and 2 clear, predicts clear with 1 error; near=1 has 3 blocked and 0 clear, predicts blocked with 0 errors. Tall=0 has 2 blocked and 1 clear; tall=1 also has 2 blocked and 1 clear.</w:t>
+      </w:r>
+    </w:p>
+    <w:p>
+      <w:pPr>
+        <w:spacing w:line="336" w:lineRule="auto" w:after="180"/>
+        <w:shd w:fill="F1F6FC"/>
+      </w:pPr>
+      <w:r>
+        <w:rPr>
+          <w:b w:val="0"/>
+        </w:rPr>
+        <w:t>Both tall leaves predict blocked with 1 error each. Totals are near 1 and tall 2.</w:t>
+      </w:r>
+    </w:p>
+    <w:p>
+      <w:pPr>
+        <w:spacing w:line="336" w:lineRule="auto" w:after="180"/>
+      </w:pPr>
+      <w:r>
+        <w:rPr>
+          <w:b w:val="0"/>
+        </w:rPr>
+        <w:t xml:space="preserve">Start by identifying the given </w:t>
+      </w:r>
+      <w:r>
+        <w:rPr>
+          <w:b/>
+        </w:rPr>
+        <w:t>input</w:t>
+      </w:r>
+      <w:r>
+        <w:rPr>
+          <w:b w:val="0"/>
+        </w:rPr>
+        <w:t>s together. Leave the intermediate steps blank. If needed, model one step, then withdraw that help on the next step. Move to a full trace only when the partial trace is understood.</w:t>
+      </w:r>
+    </w:p>
+    <w:p>
+      <w:pPr>
+        <w:spacing w:line="336" w:lineRule="auto" w:after="180"/>
+      </w:pPr>
+      <w:r>
+        <w:rPr>
+          <w:b w:val="0"/>
+        </w:rPr>
+        <w:t>For partners, alternate explainer and checker; collect a response from every learner before discussion.</w:t>
+      </w:r>
+    </w:p>
+    <w:p>
+      <w:pPr>
+        <w:pStyle w:val="Heading3"/>
+      </w:pPr>
+      <w:r>
         <w:t>Individual reasoning check</w:t>
       </w:r>
     </w:p>
     <w:p>
-      <w:r>
-        <w:t>Use the worked case for Fitting a decision tree. Proposed explanation: “A near branch must predict blocked”. Decide whether this explanation is supported. Point to the step or supplied fact that decides; explain your repair if needed.</w:t>
-      </w:r>
-    </w:p>
-    <w:p>
-      <w:r>
-        <w:t>Expected correction: The branch label is learned from its training labels; W4 deliberately reverses that relationship.</w:t>
-      </w:r>
-    </w:p>
-    <w:p>
-      <w:r>
-        <w:t>Collect explanations, not only yes/no votes. If a misunderstanding is common, re-model the relevant step for the class. If it affects a few learners, give a short targeted group explanation while others solve a more demanding variation.</w:t>
+      <w:pPr>
+        <w:spacing w:line="336" w:lineRule="auto" w:after="180"/>
+      </w:pPr>
+      <w:r>
+        <w:rPr>
+          <w:b w:val="0"/>
+        </w:rPr>
+        <w:t xml:space="preserve">Use the worked case for </w:t>
+      </w:r>
+      <w:r>
+        <w:rPr>
+          <w:b/>
+        </w:rPr>
+        <w:t>Fitting</w:t>
+      </w:r>
+      <w:r>
+        <w:rPr>
+          <w:b w:val="0"/>
+        </w:rPr>
+        <w:t xml:space="preserve"> a decision tree. Proposed explanation: “A near </w:t>
+      </w:r>
+      <w:r>
+        <w:rPr>
+          <w:b/>
+        </w:rPr>
+        <w:t>branch</w:t>
+      </w:r>
+      <w:r>
+        <w:rPr>
+          <w:b w:val="0"/>
+        </w:rPr>
+        <w:t xml:space="preserve"> must predict blocked”. Decide whether this explanation is supported.</w:t>
+      </w:r>
+    </w:p>
+    <w:p>
+      <w:pPr>
+        <w:spacing w:line="336" w:lineRule="auto" w:after="180"/>
+      </w:pPr>
+      <w:r>
+        <w:rPr>
+          <w:b w:val="0"/>
+        </w:rPr>
+        <w:t>Point to the step or supplied fact that decides; explain your repair if needed.</w:t>
       </w:r>
     </w:p>
     <w:p>
@@ -1672,12 +3683,108 @@
         <w:pStyle w:val="Heading3"/>
       </w:pPr>
       <w:r>
+        <w:t>Expected repair</w:t>
+      </w:r>
+    </w:p>
+    <w:p>
+      <w:pPr>
+        <w:spacing w:line="336" w:lineRule="auto" w:after="180"/>
+        <w:shd w:fill="F1F6FC"/>
+      </w:pPr>
+      <w:r>
+        <w:rPr>
+          <w:b w:val="0"/>
+        </w:rPr>
+        <w:t xml:space="preserve">Expected correction: The </w:t>
+      </w:r>
+      <w:r>
+        <w:rPr>
+          <w:b/>
+        </w:rPr>
+        <w:t>branch</w:t>
+      </w:r>
+      <w:r>
+        <w:rPr>
+          <w:b w:val="0"/>
+        </w:rPr>
+        <w:t xml:space="preserve"> label is learned from its </w:t>
+      </w:r>
+      <w:r>
+        <w:rPr>
+          <w:b/>
+        </w:rPr>
+        <w:t>training</w:t>
+      </w:r>
+      <w:r>
+        <w:rPr>
+          <w:b w:val="0"/>
+        </w:rPr>
+        <w:t xml:space="preserve"> labels; W4 deliberately reverses that relationship.</w:t>
+      </w:r>
+    </w:p>
+    <w:p>
+      <w:pPr>
+        <w:spacing w:line="336" w:lineRule="auto" w:after="180"/>
+      </w:pPr>
+      <w:r>
+        <w:rPr>
+          <w:b w:val="0"/>
+        </w:rPr>
+        <w:t>Collect explanations, not only yes/no votes. If a misunderstanding is common, re-model the relevant step for the class.</w:t>
+      </w:r>
+    </w:p>
+    <w:p>
+      <w:pPr>
+        <w:spacing w:line="336" w:lineRule="auto" w:after="180"/>
+      </w:pPr>
+      <w:r>
+        <w:rPr>
+          <w:b w:val="0"/>
+        </w:rPr>
+        <w:t>If it affects a few learners, give a short targeted group explanation while others solve a more demanding variation.</w:t>
+      </w:r>
+    </w:p>
+    <w:p>
+      <w:pPr>
+        <w:pStyle w:val="Heading3"/>
+      </w:pPr>
+      <w:r>
         <w:t>Pictorial practice question</w:t>
       </w:r>
     </w:p>
     <w:p>
-      <w:r>
-        <w:t>Which input distinguishes the original and changed tree? Point to the relevant step in the picture, then write the changed result and the rule or evidence that supports it.</w:t>
+      <w:pPr>
+        <w:spacing w:line="336" w:lineRule="auto" w:after="180"/>
+      </w:pPr>
+      <w:r>
+        <w:rPr>
+          <w:b w:val="0"/>
+        </w:rPr>
+        <w:t xml:space="preserve">Which </w:t>
+      </w:r>
+      <w:r>
+        <w:rPr>
+          <w:b/>
+        </w:rPr>
+        <w:t>input</w:t>
+      </w:r>
+      <w:r>
+        <w:rPr>
+          <w:b w:val="0"/>
+        </w:rPr>
+        <w:t xml:space="preserve"> distinguishes the original and changed tree? Point to the relevant step in the picture, then write the changed result and the rule or </w:t>
+      </w:r>
+      <w:r>
+        <w:rPr>
+          <w:b/>
+        </w:rPr>
+        <w:t>evidence</w:t>
+      </w:r>
+      <w:r>
+        <w:rPr>
+          <w:b w:val="0"/>
+        </w:rPr>
+        <w:t xml:space="preserve"> that supports it.</w:t>
       </w:r>
     </w:p>
     <w:p>
@@ -1689,18 +3796,84 @@
       </w:r>
     </w:p>
     <w:p>
-      <w:r>
-        <w:t>M with exactly 2 spots. Values 1 and missing keep their earlier declared paths; 2 is the boundary probe. Changed-case check: M is now predicted healthy. Changing &gt;= to &gt; moves the exact value 2 to the other branch.</w:t>
-      </w:r>
-    </w:p>
-    <w:p>
-      <w:r>
-        <w:t>Changed-case reasoning: M is now predicted healthy. Changing &gt;= to &gt; moves the exact value 2 to the other branch.</w:t>
-      </w:r>
-    </w:p>
-    <w:p>
-      <w:r>
-        <w:t>Collect each learner’s explanation before discussion. Use the first missing connection between input, deciding step and result to choose support. This question is worked-case practice, not fresh mastery evidence.</w:t>
+      <w:pPr>
+        <w:spacing w:line="336" w:lineRule="auto" w:after="180"/>
+      </w:pPr>
+      <w:r>
+        <w:rPr>
+          <w:b w:val="0"/>
+        </w:rPr>
+        <w:t xml:space="preserve">M with exactly 2 spots. Values 1 and missing keep their earlier declared paths; 2 is the boundary probe. Changed-case check: M is now predicted healthy. Changing &gt;= to &gt; moves the exact value 2 to the other </w:t>
+      </w:r>
+      <w:r>
+        <w:rPr>
+          <w:b/>
+        </w:rPr>
+        <w:t>branch</w:t>
+      </w:r>
+      <w:r>
+        <w:rPr>
+          <w:b w:val="0"/>
+        </w:rPr>
+        <w:t>.</w:t>
+      </w:r>
+    </w:p>
+    <w:p>
+      <w:pPr>
+        <w:spacing w:line="336" w:lineRule="auto" w:after="180"/>
+      </w:pPr>
+      <w:r>
+        <w:rPr>
+          <w:b w:val="0"/>
+        </w:rPr>
+        <w:t xml:space="preserve">Changed-case reasoning: M is now predicted healthy. Changing &gt;= to &gt; moves the exact value 2 to the other </w:t>
+      </w:r>
+      <w:r>
+        <w:rPr>
+          <w:b/>
+        </w:rPr>
+        <w:t>branch</w:t>
+      </w:r>
+      <w:r>
+        <w:rPr>
+          <w:b w:val="0"/>
+        </w:rPr>
+        <w:t>.</w:t>
+      </w:r>
+    </w:p>
+    <w:p>
+      <w:pPr>
+        <w:spacing w:line="336" w:lineRule="auto" w:after="180"/>
+      </w:pPr>
+      <w:r>
+        <w:rPr>
+          <w:b w:val="0"/>
+        </w:rPr>
+        <w:t xml:space="preserve">Collect each learner’s explanation before discussion. Use the first missing connection between </w:t>
+      </w:r>
+      <w:r>
+        <w:rPr>
+          <w:b/>
+        </w:rPr>
+        <w:t>input</w:t>
+      </w:r>
+      <w:r>
+        <w:rPr>
+          <w:b w:val="0"/>
+        </w:rPr>
+        <w:t xml:space="preserve">, deciding step and result to choose support. This question is worked-case practice, not fresh mastery </w:t>
+      </w:r>
+      <w:r>
+        <w:rPr>
+          <w:b/>
+        </w:rPr>
+        <w:t>evidence</w:t>
+      </w:r>
+      <w:r>
+        <w:rPr>
+          <w:b w:val="0"/>
+        </w:rPr>
+        <w:t>.</w:t>
       </w:r>
     </w:p>
     <w:p>
@@ -1712,54 +3885,145 @@
       </w:r>
     </w:p>
     <w:p>
+      <w:r>
+        <w:t>Run the Decision Trees investigation and use the first unsupported step to choose a teaching response.</w:t>
+      </w:r>
+    </w:p>
+    <w:p>
+      <w:pPr>
+        <w:spacing w:line="336" w:lineRule="auto" w:after="180"/>
+      </w:pPr>
+      <w:r>
+        <w:rPr>
+          <w:b w:val="0"/>
+        </w:rPr>
+        <w:t>Keep the test conditions fixed, record every result, and change only one planned factor.</w:t>
+      </w:r>
+    </w:p>
+    <w:p>
+      <w:pPr>
+        <w:spacing w:line="336" w:lineRule="auto" w:after="180"/>
+        <w:shd w:fill="F4F9FC"/>
+      </w:pPr>
+      <w:r>
+        <w:rPr>
+          <w:b w:val="0"/>
+        </w:rPr>
+        <w:t xml:space="preserve">1. Write the hypothesis and expected </w:t>
+      </w:r>
+      <w:r>
+        <w:rPr>
+          <w:b/>
+        </w:rPr>
+        <w:t>evidence</w:t>
+      </w:r>
+      <w:r>
+        <w:rPr>
+          <w:b w:val="0"/>
+        </w:rPr>
+        <w:t xml:space="preserve"> before running.</w:t>
+      </w:r>
+    </w:p>
+    <w:p>
+      <w:pPr>
+        <w:spacing w:line="336" w:lineRule="auto" w:after="180"/>
+        <w:shd w:fill="F4F9FC"/>
+      </w:pPr>
+      <w:r>
+        <w:rPr>
+          <w:b w:val="0"/>
+        </w:rPr>
+        <w:t xml:space="preserve">2. Human Tree Builder: choose </w:t>
+      </w:r>
+      <w:r>
+        <w:rPr>
+          <w:b/>
+        </w:rPr>
+        <w:t>split</w:t>
+      </w:r>
+      <w:r>
+        <w:rPr>
+          <w:b w:val="0"/>
+        </w:rPr>
+        <w:t xml:space="preserve">s, trace six examples, compare train/test errors, then prune one weak </w:t>
+      </w:r>
+      <w:r>
+        <w:rPr>
+          <w:b/>
+        </w:rPr>
+        <w:t>branch</w:t>
+      </w:r>
+      <w:r>
+        <w:rPr>
+          <w:b w:val="0"/>
+        </w:rPr>
+        <w:t>.</w:t>
+      </w:r>
+    </w:p>
+    <w:p>
+      <w:pPr>
+        <w:spacing w:line="336" w:lineRule="auto" w:after="180"/>
+        <w:shd w:fill="F4F9FC"/>
+      </w:pPr>
+      <w:r>
+        <w:rPr>
+          <w:b w:val="0"/>
+        </w:rPr>
+        <w:t>3. Run one normal, one boundary, one missing, and one shifted case.</w:t>
+      </w:r>
+    </w:p>
+    <w:p>
+      <w:pPr>
+        <w:spacing w:line="336" w:lineRule="auto" w:after="180"/>
+        <w:shd w:fill="F4F9FC"/>
+      </w:pPr>
+      <w:r>
+        <w:rPr>
+          <w:b w:val="0"/>
+        </w:rPr>
+        <w:t>4. Calculate the metric from raw counts or row-level errors.</w:t>
+      </w:r>
+    </w:p>
+    <w:p>
+      <w:pPr>
+        <w:spacing w:line="336" w:lineRule="auto" w:after="180"/>
+        <w:shd w:fill="F4F9FC"/>
+      </w:pPr>
+      <w:r>
+        <w:rPr>
+          <w:b w:val="0"/>
+        </w:rPr>
+        <w:t>5. Interpret what changed, what did not, and what remains unsafe or unknown.</w:t>
+      </w:r>
+    </w:p>
+    <w:p>
       <w:pPr>
         <w:pStyle w:val="Heading3"/>
       </w:pPr>
       <w:r>
-        <w:t>Run the weekly evidence lab</w:t>
-      </w:r>
-    </w:p>
-    <w:p>
-      <w:r>
-        <w:t>Keep the test conditions fixed, record every result, and change only one planned factor.</w:t>
-      </w:r>
-    </w:p>
-    <w:p>
-      <w:r>
-        <w:t>1. Write the hypothesis and expected evidence before running.</w:t>
-      </w:r>
-    </w:p>
-    <w:p>
-      <w:r>
-        <w:t>2. Human Tree Builder: choose splits, trace six examples, compare train/test errors, then prune one weak branch.</w:t>
-      </w:r>
-    </w:p>
-    <w:p>
-      <w:r>
-        <w:t>3. Run one normal, one boundary, one missing, and one shifted case.</w:t>
-      </w:r>
-    </w:p>
-    <w:p>
-      <w:r>
-        <w:t>4. Calculate the metric from raw counts or row-level errors.</w:t>
-      </w:r>
-    </w:p>
-    <w:p>
-      <w:r>
-        <w:t>5. Interpret what changed, what did not, and what remains unsafe or unknown.</w:t>
-      </w:r>
-    </w:p>
-    <w:p>
-      <w:pPr>
-        <w:pStyle w:val="Heading3"/>
-      </w:pPr>
-      <w:r>
         <w:t>Make the lab runnable</w:t>
       </w:r>
     </w:p>
     <w:p>
-      <w:r>
-        <w:t>Use the concrete case as the shared normal case and the independent question as a second case. Each pair creates a boundary or missing-information case and predicts its result before testing. Keep the expected result separate from an observed mistake.</w:t>
+      <w:pPr>
+        <w:spacing w:line="336" w:lineRule="auto" w:after="180"/>
+      </w:pPr>
+      <w:r>
+        <w:rPr>
+          <w:b w:val="0"/>
+        </w:rPr>
+        <w:t>Use the concrete case as the shared normal case and the independent question as a second case. Each pair creates a boundary or missing-information case and predicts its result before testing.</w:t>
+      </w:r>
+    </w:p>
+    <w:p>
+      <w:pPr>
+        <w:spacing w:line="336" w:lineRule="auto" w:after="180"/>
+      </w:pPr>
+      <w:r>
+        <w:rPr>
+          <w:b w:val="0"/>
+        </w:rPr>
+        <w:t>Keep the expected result separate from an observed mistake.</w:t>
       </w:r>
     </w:p>
     <w:tbl>
@@ -1917,13 +4181,36 @@
       </w:r>
     </w:p>
     <w:p>
-      <w:r>
+      <w:pPr>
+        <w:spacing w:line="336" w:lineRule="auto" w:after="180"/>
+      </w:pPr>
+      <w:r>
+        <w:rPr>
+          <w:b w:val="0"/>
+        </w:rPr>
         <w:t>MISCONCEPTION TO REPAIR A deeper tree must be better because it asks more detailed questions.</w:t>
       </w:r>
     </w:p>
     <w:p>
-      <w:r>
-        <w:t>For guessing, return to given facts and request a trace. For vocabulary without application, use one example and one non-example. For arithmetic errors, check the setup before the calculation. Finish with a different uncoached case before recording mastery.</w:t>
+      <w:pPr>
+        <w:spacing w:line="336" w:lineRule="auto" w:after="180"/>
+      </w:pPr>
+      <w:r>
+        <w:rPr>
+          <w:b w:val="0"/>
+        </w:rPr>
+        <w:t>For guessing, return to given facts and request a trace. For vocabulary without application, use one example and one non-example. For arithmetic errors, check the setup before the calculation.</w:t>
+      </w:r>
+    </w:p>
+    <w:p>
+      <w:pPr>
+        <w:spacing w:line="336" w:lineRule="auto" w:after="180"/>
+      </w:pPr>
+      <w:r>
+        <w:rPr>
+          <w:b w:val="0"/>
+        </w:rPr>
+        <w:t>Finish with a different uncoached case before recording mastery.</w:t>
       </w:r>
     </w:p>
     <w:p>
@@ -1935,18 +4222,132 @@
       </w:r>
     </w:p>
     <w:p>
-      <w:r>
-        <w:t>A near branch must predict blocked: The branch label is learned from its training labels; W4 deliberately reverses that relationship.</w:t>
-      </w:r>
-    </w:p>
-    <w:p>
-      <w:r>
-        <w:t>Every feature is used during prediction: Only questions in the stored tree are followed. Candidate questions rejected during fitting do not affect this tree’s output.</w:t>
-      </w:r>
-    </w:p>
-    <w:p>
-      <w:r>
-        <w:t>A deeper tree must work better: More questions can fit training detail. Future performance needs separate evaluation; depth choices must be documented.</w:t>
+      <w:pPr>
+        <w:spacing w:line="336" w:lineRule="auto" w:after="180"/>
+      </w:pPr>
+      <w:r>
+        <w:rPr>
+          <w:b w:val="0"/>
+        </w:rPr>
+        <w:t xml:space="preserve">A near </w:t>
+      </w:r>
+      <w:r>
+        <w:rPr>
+          <w:b/>
+        </w:rPr>
+        <w:t>branch</w:t>
+      </w:r>
+      <w:r>
+        <w:rPr>
+          <w:b w:val="0"/>
+        </w:rPr>
+        <w:t xml:space="preserve"> must predict blocked: The </w:t>
+      </w:r>
+      <w:r>
+        <w:rPr>
+          <w:b/>
+        </w:rPr>
+        <w:t>branch</w:t>
+      </w:r>
+      <w:r>
+        <w:rPr>
+          <w:b w:val="0"/>
+        </w:rPr>
+        <w:t xml:space="preserve"> label is learned from its </w:t>
+      </w:r>
+      <w:r>
+        <w:rPr>
+          <w:b/>
+        </w:rPr>
+        <w:t>training</w:t>
+      </w:r>
+      <w:r>
+        <w:rPr>
+          <w:b w:val="0"/>
+        </w:rPr>
+        <w:t xml:space="preserve"> labels; W4 deliberately reverses that relationship.</w:t>
+      </w:r>
+    </w:p>
+    <w:p>
+      <w:pPr>
+        <w:spacing w:line="336" w:lineRule="auto" w:after="180"/>
+      </w:pPr>
+      <w:r>
+        <w:rPr>
+          <w:b w:val="0"/>
+        </w:rPr>
+        <w:t xml:space="preserve">Every feature is used during </w:t>
+      </w:r>
+      <w:r>
+        <w:rPr>
+          <w:b/>
+        </w:rPr>
+        <w:t>prediction</w:t>
+      </w:r>
+      <w:r>
+        <w:rPr>
+          <w:b w:val="0"/>
+        </w:rPr>
+        <w:t xml:space="preserve">: Only questions in the stored tree are followed. Candidate questions rejected during </w:t>
+      </w:r>
+      <w:r>
+        <w:rPr>
+          <w:b/>
+        </w:rPr>
+        <w:t>fitting</w:t>
+      </w:r>
+      <w:r>
+        <w:rPr>
+          <w:b w:val="0"/>
+        </w:rPr>
+        <w:t xml:space="preserve"> do not affect this tree’s </w:t>
+      </w:r>
+      <w:r>
+        <w:rPr>
+          <w:b/>
+        </w:rPr>
+        <w:t>output</w:t>
+      </w:r>
+      <w:r>
+        <w:rPr>
+          <w:b w:val="0"/>
+        </w:rPr>
+        <w:t>.</w:t>
+      </w:r>
+    </w:p>
+    <w:p>
+      <w:pPr>
+        <w:spacing w:line="336" w:lineRule="auto" w:after="180"/>
+      </w:pPr>
+      <w:r>
+        <w:rPr>
+          <w:b w:val="0"/>
+        </w:rPr>
+        <w:t xml:space="preserve">A deeper tree must work better: More questions can fit </w:t>
+      </w:r>
+      <w:r>
+        <w:rPr>
+          <w:b/>
+        </w:rPr>
+        <w:t>training</w:t>
+      </w:r>
+      <w:r>
+        <w:rPr>
+          <w:b w:val="0"/>
+        </w:rPr>
+        <w:t xml:space="preserve"> detail. Future performance needs separate evaluation; </w:t>
+      </w:r>
+      <w:r>
+        <w:rPr>
+          <w:b/>
+        </w:rPr>
+        <w:t>depth</w:t>
+      </w:r>
+      <w:r>
+        <w:rPr>
+          <w:b w:val="0"/>
+        </w:rPr>
+        <w:t xml:space="preserve"> choices must be documented.</w:t>
       </w:r>
     </w:p>
     <w:p>
@@ -2104,8 +4505,25 @@
       </w:tr>
     </w:tbl>
     <w:p>
-      <w:r>
-        <w:t>Offer an oral explanation, drawing, enlarged visual or fewer examples when that removes a reading/writing barrier. Keep the same reasoning goal. Stretch secure learners by changing a boundary or assumption and asking them to defend the effect, not simply by assigning more of the same questions.</w:t>
+      <w:pPr>
+        <w:spacing w:line="336" w:lineRule="auto" w:after="180"/>
+      </w:pPr>
+      <w:r>
+        <w:rPr>
+          <w:b w:val="0"/>
+        </w:rPr>
+        <w:t>Offer an oral explanation, drawing, enlarged visual or fewer examples when that removes a reading/writing barrier. Keep the same reasoning goal.</w:t>
+      </w:r>
+    </w:p>
+    <w:p>
+      <w:pPr>
+        <w:spacing w:line="336" w:lineRule="auto" w:after="180"/>
+      </w:pPr>
+      <w:r>
+        <w:rPr>
+          <w:b w:val="0"/>
+        </w:rPr>
+        <w:t>Stretch secure learners by changing a boundary or assumption and asking them to defend the effect, not simply by assigning more of the same questions.</w:t>
       </w:r>
     </w:p>
     <w:p>
@@ -2117,11 +4535,16 @@
       </w:r>
     </w:p>
     <w:p>
+      <w:r>
+        <w:t>Use the Decision Trees questions, teacher keys and criteria after the relevant attempts. Previously discussed cases are practice; protect the separately selected independent task.</w:t>
+      </w:r>
+    </w:p>
+    <w:p>
       <w:pPr>
         <w:pStyle w:val="Heading3"/>
       </w:pPr>
       <w:r>
-        <w:t>Assess and explain the answers</w:t>
+        <w:t>Worked case answer</w:t>
       </w:r>
     </w:p>
     <w:p>
@@ -2129,12 +4552,31 @@
         <w:pStyle w:val="Heading3"/>
       </w:pPr>
       <w:r>
-        <w:t>Worked case answer</w:t>
-      </w:r>
-    </w:p>
-    <w:p>
-      <w:r>
-        <w:t>Healthy, spotted, spotted. Three is included. This supplied rule does not show an optimal learned threshold.</w:t>
+        <w:t>Teacher key · Worked case answer</w:t>
+      </w:r>
+    </w:p>
+    <w:p>
+      <w:pPr>
+        <w:spacing w:line="336" w:lineRule="auto" w:after="180"/>
+        <w:shd w:fill="F1F6FC"/>
+      </w:pPr>
+      <w:r>
+        <w:rPr>
+          <w:b w:val="0"/>
+        </w:rPr>
+        <w:t xml:space="preserve">Healthy, spotted, spotted. Three is included. This supplied rule does not show an optimal learned </w:t>
+      </w:r>
+      <w:r>
+        <w:rPr>
+          <w:b/>
+        </w:rPr>
+        <w:t>threshold</w:t>
+      </w:r>
+      <w:r>
+        <w:rPr>
+          <w:b w:val="0"/>
+        </w:rPr>
+        <w:t>.</w:t>
       </w:r>
     </w:p>
     <w:p>
@@ -2146,20 +4588,62 @@
       </w:r>
     </w:p>
     <w:p>
-      <w:r>
-        <w:t>A tree predicts fern when leaf_width_cm &lt;= 3 and grass otherwise. Trace widths 2, 3 and 4. Which case checks the boundary?</w:t>
-      </w:r>
-    </w:p>
-    <w:p>
       <w:pPr>
         <w:pStyle w:val="Heading3"/>
       </w:pPr>
       <w:r>
+        <w:t>Independent question · withhold the key</w:t>
+      </w:r>
+    </w:p>
+    <w:p>
+      <w:pPr>
+        <w:spacing w:line="336" w:lineRule="auto" w:after="180"/>
+        <w:shd w:fill="F5F1FB"/>
+      </w:pPr>
+      <w:r>
+        <w:rPr>
+          <w:b w:val="0"/>
+        </w:rPr>
+        <w:t xml:space="preserve">A tree predicts fern when </w:t>
+      </w:r>
+      <w:r>
+        <w:rPr>
+          <w:b/>
+        </w:rPr>
+        <w:t>leaf</w:t>
+      </w:r>
+      <w:r>
+        <w:rPr>
+          <w:b w:val="0"/>
+        </w:rPr>
+        <w:t>_width_cm &lt;= 3 and grass otherwise. Trace widths 2, 3 and 4. Which case checks the boundary?</w:t>
+      </w:r>
+    </w:p>
+    <w:p>
+      <w:pPr>
+        <w:pStyle w:val="Heading3"/>
+      </w:pPr>
+      <w:r>
         <w:t>Expected independent answer</w:t>
       </w:r>
     </w:p>
     <w:p>
-      <w:r>
+      <w:pPr>
+        <w:pStyle w:val="Heading3"/>
+      </w:pPr>
+      <w:r>
+        <w:t>Teacher key · Expected independent answer</w:t>
+      </w:r>
+    </w:p>
+    <w:p>
+      <w:pPr>
+        <w:spacing w:line="336" w:lineRule="auto" w:after="180"/>
+        <w:shd w:fill="F1F6FC"/>
+      </w:pPr>
+      <w:r>
+        <w:rPr>
+          <w:b w:val="0"/>
+        </w:rPr>
         <w:t>Widths 2 and 3 predict fern; 4 predicts grass. Width 3 checks the inclusive boundary.</w:t>
       </w:r>
     </w:p>
@@ -2398,8 +4882,37 @@
       </w:tr>
     </w:tbl>
     <w:p>
-      <w:r>
-        <w:t>Use 6/8 as a classroom checkpoint, with 2 required for both Result and Reasoning. This is a proposed teaching rule, not a validated certification threshold. Do not count a coached answer as independent mastery; correct unsafe or unsupported claims regardless of total.</w:t>
+      <w:pPr>
+        <w:spacing w:line="336" w:lineRule="auto" w:after="180"/>
+      </w:pPr>
+      <w:r>
+        <w:rPr>
+          <w:b w:val="0"/>
+        </w:rPr>
+        <w:t xml:space="preserve">Use 6/8 as a classroom checkpoint, with 2 required for both Result and Reasoning. This is a proposed teaching rule, not a validated certification </w:t>
+      </w:r>
+      <w:r>
+        <w:rPr>
+          <w:b/>
+        </w:rPr>
+        <w:t>threshold</w:t>
+      </w:r>
+      <w:r>
+        <w:rPr>
+          <w:b w:val="0"/>
+        </w:rPr>
+        <w:t>.</w:t>
+      </w:r>
+    </w:p>
+    <w:p>
+      <w:pPr>
+        <w:spacing w:line="336" w:lineRule="auto" w:after="180"/>
+      </w:pPr>
+      <w:r>
+        <w:rPr>
+          <w:b w:val="0"/>
+        </w:rPr>
+        <w:t>Do not count a coached answer as independent mastery; correct unsafe or unsupported claims regardless of total.</w:t>
       </w:r>
     </w:p>
     <w:p>
@@ -2411,8 +4924,38 @@
       </w:r>
     </w:p>
     <w:p>
-      <w:r>
-        <w:t>Ask the learner to find the evidence that challenges this claim: “An inclusive threshold excludes an example exactly equal to it.” Keep the first attempt and an uncoached retry separate.</w:t>
+      <w:pPr>
+        <w:spacing w:line="336" w:lineRule="auto" w:after="180"/>
+      </w:pPr>
+      <w:r>
+        <w:rPr>
+          <w:b w:val="0"/>
+        </w:rPr>
+        <w:t xml:space="preserve">Ask the learner to find the </w:t>
+      </w:r>
+      <w:r>
+        <w:rPr>
+          <w:b/>
+        </w:rPr>
+        <w:t>evidence</w:t>
+      </w:r>
+      <w:r>
+        <w:rPr>
+          <w:b w:val="0"/>
+        </w:rPr>
+        <w:t xml:space="preserve"> that challenges this claim: “An inclusive </w:t>
+      </w:r>
+      <w:r>
+        <w:rPr>
+          <w:b/>
+        </w:rPr>
+        <w:t>threshold</w:t>
+      </w:r>
+      <w:r>
+        <w:rPr>
+          <w:b w:val="0"/>
+        </w:rPr>
+        <w:t xml:space="preserve"> excludes an example exactly equal to it.” Keep the first attempt and an uncoached retry separate.</w:t>
       </w:r>
     </w:p>
     <w:p>
@@ -2424,15 +4967,96 @@
       </w:r>
     </w:p>
     <w:p>
-      <w:r>
-        <w:t>Outputs are healthy, spotted, spotted, and review or an explicitly defined missing-value path. Tracing applies a rule. To claim training, show how candidate thresholds were evaluated on training examples and how the chosen threshold was selected.</w:t>
-      </w:r>
-    </w:p>
-    <w:p>
       <w:pPr>
         <w:pStyle w:val="Heading3"/>
       </w:pPr>
       <w:r>
+        <w:t>Teacher key · Original transfer answer</w:t>
+      </w:r>
+    </w:p>
+    <w:p>
+      <w:pPr>
+        <w:spacing w:line="336" w:lineRule="auto" w:after="180"/>
+        <w:shd w:fill="F1F6FC"/>
+      </w:pPr>
+      <w:r>
+        <w:rPr>
+          <w:b/>
+        </w:rPr>
+        <w:t>Output</w:t>
+      </w:r>
+      <w:r>
+        <w:rPr>
+          <w:b w:val="0"/>
+        </w:rPr>
+        <w:t>s are healthy, spotted, spotted, and review or an explicitly defined missing-value path. Tracing applies a rule.</w:t>
+      </w:r>
+    </w:p>
+    <w:p>
+      <w:pPr>
+        <w:spacing w:line="336" w:lineRule="auto" w:after="180"/>
+        <w:shd w:fill="F1F6FC"/>
+      </w:pPr>
+      <w:r>
+        <w:rPr>
+          <w:b w:val="0"/>
+        </w:rPr>
+        <w:t xml:space="preserve">To claim </w:t>
+      </w:r>
+      <w:r>
+        <w:rPr>
+          <w:b/>
+        </w:rPr>
+        <w:t>training</w:t>
+      </w:r>
+      <w:r>
+        <w:rPr>
+          <w:b w:val="0"/>
+        </w:rPr>
+        <w:t xml:space="preserve">, show how candidate </w:t>
+      </w:r>
+      <w:r>
+        <w:rPr>
+          <w:b/>
+        </w:rPr>
+        <w:t>threshold</w:t>
+      </w:r>
+      <w:r>
+        <w:rPr>
+          <w:b w:val="0"/>
+        </w:rPr>
+        <w:t xml:space="preserve">s were evaluated on </w:t>
+      </w:r>
+      <w:r>
+        <w:rPr>
+          <w:b/>
+        </w:rPr>
+        <w:t>training</w:t>
+      </w:r>
+      <w:r>
+        <w:rPr>
+          <w:b w:val="0"/>
+        </w:rPr>
+        <w:t xml:space="preserve"> examples and how the chosen </w:t>
+      </w:r>
+      <w:r>
+        <w:rPr>
+          <w:b/>
+        </w:rPr>
+        <w:t>threshold</w:t>
+      </w:r>
+      <w:r>
+        <w:rPr>
+          <w:b w:val="0"/>
+        </w:rPr>
+        <w:t xml:space="preserve"> was selected.</w:t>
+      </w:r>
+    </w:p>
+    <w:p>
+      <w:pPr>
+        <w:pStyle w:val="Heading3"/>
+      </w:pPr>
+      <w:r>
         <w:t>Explanations for the additional workbook examples</w:t>
       </w:r>
     </w:p>
@@ -2445,97 +5069,610 @@
       </w:r>
     </w:p>
     <w:p>
-      <w:r>
-        <w:t>Identify the root, its two branches, leaf predictions and depth of the worked fitted tree. Which parts were selected using training labels?</w:t>
-      </w:r>
-    </w:p>
-    <w:p>
-      <w:r>
-        <w:t>The root asks near, with branches 0 and 1. Leaves predict clear for 0 and blocked for 1. Depth is one. Training labels determined both leaf majorities and the error comparison that selected near rather than tall.</w:t>
-      </w:r>
-    </w:p>
-    <w:p>
       <w:pPr>
         <w:pStyle w:val="Heading3"/>
       </w:pPr>
       <w:r>
+        <w:t>Workbook question · W1</w:t>
+      </w:r>
+    </w:p>
+    <w:p>
+      <w:pPr>
+        <w:spacing w:line="336" w:lineRule="auto" w:after="180"/>
+        <w:shd w:fill="F5F1FB"/>
+      </w:pPr>
+      <w:r>
+        <w:rPr>
+          <w:b w:val="0"/>
+        </w:rPr>
+        <w:t xml:space="preserve">Identify the </w:t>
+      </w:r>
+      <w:r>
+        <w:rPr>
+          <w:b/>
+        </w:rPr>
+        <w:t>root</w:t>
+      </w:r>
+      <w:r>
+        <w:rPr>
+          <w:b w:val="0"/>
+        </w:rPr>
+        <w:t xml:space="preserve">, its two </w:t>
+      </w:r>
+      <w:r>
+        <w:rPr>
+          <w:b/>
+        </w:rPr>
+        <w:t>branch</w:t>
+      </w:r>
+      <w:r>
+        <w:rPr>
+          <w:b w:val="0"/>
+        </w:rPr>
+        <w:t xml:space="preserve">es, </w:t>
+      </w:r>
+      <w:r>
+        <w:rPr>
+          <w:b/>
+        </w:rPr>
+        <w:t>leaf</w:t>
+      </w:r>
+      <w:r>
+        <w:rPr>
+          <w:b w:val="0"/>
+        </w:rPr>
+        <w:t xml:space="preserve"> </w:t>
+      </w:r>
+      <w:r>
+        <w:rPr>
+          <w:b/>
+        </w:rPr>
+        <w:t>prediction</w:t>
+      </w:r>
+      <w:r>
+        <w:rPr>
+          <w:b w:val="0"/>
+        </w:rPr>
+        <w:t xml:space="preserve">s and </w:t>
+      </w:r>
+      <w:r>
+        <w:rPr>
+          <w:b/>
+        </w:rPr>
+        <w:t>depth</w:t>
+      </w:r>
+      <w:r>
+        <w:rPr>
+          <w:b w:val="0"/>
+        </w:rPr>
+        <w:t xml:space="preserve"> of the worked fitted tree. Which parts were selected using </w:t>
+      </w:r>
+      <w:r>
+        <w:rPr>
+          <w:b/>
+        </w:rPr>
+        <w:t>training</w:t>
+      </w:r>
+      <w:r>
+        <w:rPr>
+          <w:b w:val="0"/>
+        </w:rPr>
+        <w:t xml:space="preserve"> labels?</w:t>
+      </w:r>
+    </w:p>
+    <w:p>
+      <w:pPr>
+        <w:pStyle w:val="Heading3"/>
+      </w:pPr>
+      <w:r>
+        <w:t>Teacher reasoning · W1</w:t>
+      </w:r>
+    </w:p>
+    <w:p>
+      <w:pPr>
+        <w:spacing w:line="336" w:lineRule="auto" w:after="180"/>
+        <w:shd w:fill="F1F6FC"/>
+      </w:pPr>
+      <w:r>
+        <w:rPr>
+          <w:b w:val="0"/>
+        </w:rPr>
+        <w:t xml:space="preserve">The </w:t>
+      </w:r>
+      <w:r>
+        <w:rPr>
+          <w:b/>
+        </w:rPr>
+        <w:t>root</w:t>
+      </w:r>
+      <w:r>
+        <w:rPr>
+          <w:b w:val="0"/>
+        </w:rPr>
+        <w:t xml:space="preserve"> asks near, with </w:t>
+      </w:r>
+      <w:r>
+        <w:rPr>
+          <w:b/>
+        </w:rPr>
+        <w:t>branch</w:t>
+      </w:r>
+      <w:r>
+        <w:rPr>
+          <w:b w:val="0"/>
+        </w:rPr>
+        <w:t xml:space="preserve">es 0 and 1. Leaves predict clear for 0 and blocked for 1. </w:t>
+      </w:r>
+      <w:r>
+        <w:rPr>
+          <w:b/>
+        </w:rPr>
+        <w:t>Depth</w:t>
+      </w:r>
+      <w:r>
+        <w:rPr>
+          <w:b w:val="0"/>
+        </w:rPr>
+        <w:t xml:space="preserve"> is one. </w:t>
+      </w:r>
+      <w:r>
+        <w:rPr>
+          <w:b/>
+        </w:rPr>
+        <w:t>Training</w:t>
+      </w:r>
+      <w:r>
+        <w:rPr>
+          <w:b w:val="0"/>
+        </w:rPr>
+        <w:t xml:space="preserve"> labels determined both </w:t>
+      </w:r>
+      <w:r>
+        <w:rPr>
+          <w:b/>
+        </w:rPr>
+        <w:t>leaf</w:t>
+      </w:r>
+      <w:r>
+        <w:rPr>
+          <w:b w:val="0"/>
+        </w:rPr>
+        <w:t xml:space="preserve"> majorities and the error comparison that selected near rather than tall.</w:t>
+      </w:r>
+    </w:p>
+    <w:p>
+      <w:pPr>
+        <w:pStyle w:val="Heading3"/>
+      </w:pPr>
+      <w:r>
         <w:t>W2 Verify the candidate scores</w:t>
       </w:r>
     </w:p>
     <w:p>
-      <w:r>
-        <w:t>For each near branch and each tall branch, count blocked and clear labels and choose a leaf. Give the total errors for each candidate question.</w:t>
-      </w:r>
-    </w:p>
-    <w:p>
-      <w:r>
-        <w:t>Near=0 has 1 blocked and 2 clear, predicts clear with 1 error; near=1 has 3 blocked and 0 clear, predicts blocked with 0 errors. Tall=0 has 2 blocked and 1 clear; tall=1 also has 2 blocked and 1 clear. Both tall leaves predict blocked with 1 error each. Totals are near 1 and tall 2.</w:t>
-      </w:r>
-    </w:p>
-    <w:p>
       <w:pPr>
         <w:pStyle w:val="Heading3"/>
       </w:pPr>
       <w:r>
+        <w:t>Workbook question · W2</w:t>
+      </w:r>
+    </w:p>
+    <w:p>
+      <w:pPr>
+        <w:spacing w:line="336" w:lineRule="auto" w:after="180"/>
+        <w:shd w:fill="F5F1FB"/>
+      </w:pPr>
+      <w:r>
+        <w:rPr>
+          <w:b w:val="0"/>
+        </w:rPr>
+        <w:t xml:space="preserve">For each near </w:t>
+      </w:r>
+      <w:r>
+        <w:rPr>
+          <w:b/>
+        </w:rPr>
+        <w:t>branch</w:t>
+      </w:r>
+      <w:r>
+        <w:rPr>
+          <w:b w:val="0"/>
+        </w:rPr>
+        <w:t xml:space="preserve"> and each tall </w:t>
+      </w:r>
+      <w:r>
+        <w:rPr>
+          <w:b/>
+        </w:rPr>
+        <w:t>branch</w:t>
+      </w:r>
+      <w:r>
+        <w:rPr>
+          <w:b w:val="0"/>
+        </w:rPr>
+        <w:t xml:space="preserve">, count blocked and clear labels and choose a </w:t>
+      </w:r>
+      <w:r>
+        <w:rPr>
+          <w:b/>
+        </w:rPr>
+        <w:t>leaf</w:t>
+      </w:r>
+      <w:r>
+        <w:rPr>
+          <w:b w:val="0"/>
+        </w:rPr>
+        <w:t>. Give the total errors for each candidate question.</w:t>
+      </w:r>
+    </w:p>
+    <w:p>
+      <w:pPr>
+        <w:pStyle w:val="Heading3"/>
+      </w:pPr>
+      <w:r>
+        <w:t>Teacher reasoning · W2</w:t>
+      </w:r>
+    </w:p>
+    <w:p>
+      <w:pPr>
+        <w:spacing w:line="336" w:lineRule="auto" w:after="180"/>
+        <w:shd w:fill="F1F6FC"/>
+      </w:pPr>
+      <w:r>
+        <w:rPr>
+          <w:b w:val="0"/>
+        </w:rPr>
+        <w:t>Near=0 has 1 blocked and 2 clear, predicts clear with 1 error; near=1 has 3 blocked and 0 clear, predicts blocked with 0 errors. Tall=0 has 2 blocked and 1 clear; tall=1 also has 2 blocked and 1 clear.</w:t>
+      </w:r>
+    </w:p>
+    <w:p>
+      <w:pPr>
+        <w:spacing w:line="336" w:lineRule="auto" w:after="180"/>
+        <w:shd w:fill="F1F6FC"/>
+      </w:pPr>
+      <w:r>
+        <w:rPr>
+          <w:b w:val="0"/>
+        </w:rPr>
+        <w:t>Both tall leaves predict blocked with 1 error each. Totals are near 1 and tall 2.</w:t>
+      </w:r>
+    </w:p>
+    <w:p>
+      <w:pPr>
+        <w:pStyle w:val="Heading3"/>
+      </w:pPr>
+      <w:r>
         <w:t>W3 Separate fitting from prediction</w:t>
       </w:r>
     </w:p>
     <w:p>
-      <w:r>
-        <w:t>A learner sees a blocked validation case with near=0 and changes that leaf to blocked before reporting the score. Explain what changed and how to report the original fitted tree fairly.</w:t>
-      </w:r>
-    </w:p>
-    <w:p>
-      <w:r>
-        <w:t>The leaf was changed using validation evidence, so it is no longer the original training-fitted tree. Score the original stored leaves on all the same validation rows and record any later development change separately. Preserve a separate final test for final evaluation.</w:t>
-      </w:r>
-    </w:p>
-    <w:p>
       <w:pPr>
         <w:pStyle w:val="Heading3"/>
       </w:pPr>
       <w:r>
+        <w:t>Workbook question · W3</w:t>
+      </w:r>
+    </w:p>
+    <w:p>
+      <w:pPr>
+        <w:spacing w:line="336" w:lineRule="auto" w:after="180"/>
+        <w:shd w:fill="F5F1FB"/>
+      </w:pPr>
+      <w:r>
+        <w:rPr>
+          <w:b w:val="0"/>
+        </w:rPr>
+        <w:t xml:space="preserve">A learner sees a blocked validation case with near=0 and changes that </w:t>
+      </w:r>
+      <w:r>
+        <w:rPr>
+          <w:b/>
+        </w:rPr>
+        <w:t>leaf</w:t>
+      </w:r>
+      <w:r>
+        <w:rPr>
+          <w:b w:val="0"/>
+        </w:rPr>
+        <w:t xml:space="preserve"> to blocked before reporting the score. Explain what changed and how to report the original fitted tree fairly.</w:t>
+      </w:r>
+    </w:p>
+    <w:p>
+      <w:pPr>
+        <w:pStyle w:val="Heading3"/>
+      </w:pPr>
+      <w:r>
+        <w:t>Teacher reasoning · W3</w:t>
+      </w:r>
+    </w:p>
+    <w:p>
+      <w:pPr>
+        <w:spacing w:line="336" w:lineRule="auto" w:after="180"/>
+        <w:shd w:fill="F1F6FC"/>
+      </w:pPr>
+      <w:r>
+        <w:rPr>
+          <w:b w:val="0"/>
+        </w:rPr>
+        <w:t xml:space="preserve">The </w:t>
+      </w:r>
+      <w:r>
+        <w:rPr>
+          <w:b/>
+        </w:rPr>
+        <w:t>leaf</w:t>
+      </w:r>
+      <w:r>
+        <w:rPr>
+          <w:b w:val="0"/>
+        </w:rPr>
+        <w:t xml:space="preserve"> was changed using validation </w:t>
+      </w:r>
+      <w:r>
+        <w:rPr>
+          <w:b/>
+        </w:rPr>
+        <w:t>evidence</w:t>
+      </w:r>
+      <w:r>
+        <w:rPr>
+          <w:b w:val="0"/>
+        </w:rPr>
+        <w:t xml:space="preserve">, so it is no longer the original </w:t>
+      </w:r>
+      <w:r>
+        <w:rPr>
+          <w:b/>
+        </w:rPr>
+        <w:t>training</w:t>
+      </w:r>
+      <w:r>
+        <w:rPr>
+          <w:b w:val="0"/>
+        </w:rPr>
+        <w:t>-fitted tree. Score the original stored leaves on all the same validation rows and record any later development change separately.</w:t>
+      </w:r>
+    </w:p>
+    <w:p>
+      <w:pPr>
+        <w:spacing w:line="336" w:lineRule="auto" w:after="180"/>
+        <w:shd w:fill="F1F6FC"/>
+      </w:pPr>
+      <w:r>
+        <w:rPr>
+          <w:b w:val="0"/>
+        </w:rPr>
+        <w:t>Preserve a separate final test for final evaluation.</w:t>
+      </w:r>
+    </w:p>
+    <w:p>
+      <w:pPr>
+        <w:pStyle w:val="Heading3"/>
+      </w:pPr>
+      <w:r>
         <w:t>W4 Fit a new tree independently</w:t>
       </w:r>
     </w:p>
     <w:p>
-      <w:r>
-        <w:t>New training rows (near,tall,label) are (1,0,clear),(1,1,clear),(1,0,clear),(0,1,blocked),(0,0,blocked),(0,1,clear). Use the same candidate order and tie policies. Give both candidates’ leaves and errors, then select the tree. Validation rows are (1,1,clear),(0,0,blocked),(0,1,clear),(1,0,blocked). List tree predictions and compare accuracy with the training-majority baseline.</w:t>
-      </w:r>
-    </w:p>
-    <w:p>
-      <w:r>
-        <w:t>Near=0 predicts blocked from 2 blocked and 1 clear; near=1 predicts clear from 3 clear. Near has 1 error. Both tall groups have 2 clear and 1 blocked, so both leaves predict clear and total errors are 2. Choose near with reversed leaf labels compared with the worked example. Validation predictions clear,blocked,blocked,clear match rows 1,2: 2/4. Baseline clear matches rows 1,3: 2/4. Both are 50 percent but errors differ.</w:t>
-      </w:r>
-    </w:p>
-    <w:p>
       <w:pPr>
         <w:pStyle w:val="Heading3"/>
       </w:pPr>
       <w:r>
+        <w:t>Workbook question · W4</w:t>
+      </w:r>
+    </w:p>
+    <w:p>
+      <w:pPr>
+        <w:spacing w:line="336" w:lineRule="auto" w:after="180"/>
+        <w:shd w:fill="F5F1FB"/>
+      </w:pPr>
+      <w:r>
+        <w:rPr>
+          <w:b w:val="0"/>
+        </w:rPr>
+        <w:t xml:space="preserve">New </w:t>
+      </w:r>
+      <w:r>
+        <w:rPr>
+          <w:b/>
+        </w:rPr>
+        <w:t>training</w:t>
+      </w:r>
+      <w:r>
+        <w:rPr>
+          <w:b w:val="0"/>
+        </w:rPr>
+        <w:t xml:space="preserve"> rows (near,tall,label) are (1,0,clear),(1,1,clear),(1,0,clear),(0,1,blocked),(0,0,blocked),(0,1,clear). Use the same candidate order and tie policies. Give both candidates’ leaves and errors, then select the tree.</w:t>
+      </w:r>
+    </w:p>
+    <w:p>
+      <w:pPr>
+        <w:spacing w:line="336" w:lineRule="auto" w:after="180"/>
+        <w:shd w:fill="F5F1FB"/>
+      </w:pPr>
+      <w:r>
+        <w:rPr>
+          <w:b w:val="0"/>
+        </w:rPr>
+        <w:t xml:space="preserve">Validation rows are (1,1,clear),(0,0,blocked),(0,1,clear),(1,0,blocked). List tree </w:t>
+      </w:r>
+      <w:r>
+        <w:rPr>
+          <w:b/>
+        </w:rPr>
+        <w:t>prediction</w:t>
+      </w:r>
+      <w:r>
+        <w:rPr>
+          <w:b w:val="0"/>
+        </w:rPr>
+        <w:t xml:space="preserve">s and compare accuracy with the </w:t>
+      </w:r>
+      <w:r>
+        <w:rPr>
+          <w:b/>
+        </w:rPr>
+        <w:t>training</w:t>
+      </w:r>
+      <w:r>
+        <w:rPr>
+          <w:b w:val="0"/>
+        </w:rPr>
+        <w:t>-majority baseline.</w:t>
+      </w:r>
+    </w:p>
+    <w:p>
+      <w:pPr>
+        <w:pStyle w:val="Heading3"/>
+      </w:pPr>
+      <w:r>
+        <w:t>Teacher reasoning · W4</w:t>
+      </w:r>
+    </w:p>
+    <w:p>
+      <w:pPr>
+        <w:spacing w:line="336" w:lineRule="auto" w:after="180"/>
+        <w:shd w:fill="F1F6FC"/>
+      </w:pPr>
+      <w:r>
+        <w:rPr>
+          <w:b w:val="0"/>
+        </w:rPr>
+        <w:t>Near=0 predicts blocked from 2 blocked and 1 clear; near=1 predicts clear from 3 clear. Near has 1 error. Both tall groups have 2 clear and 1 blocked, so both leaves predict clear and total errors are 2.</w:t>
+      </w:r>
+    </w:p>
+    <w:p>
+      <w:pPr>
+        <w:spacing w:line="336" w:lineRule="auto" w:after="180"/>
+        <w:shd w:fill="F1F6FC"/>
+      </w:pPr>
+      <w:r>
+        <w:rPr>
+          <w:b w:val="0"/>
+        </w:rPr>
+        <w:t xml:space="preserve">Choose near with reversed </w:t>
+      </w:r>
+      <w:r>
+        <w:rPr>
+          <w:b/>
+        </w:rPr>
+        <w:t>leaf</w:t>
+      </w:r>
+      <w:r>
+        <w:rPr>
+          <w:b w:val="0"/>
+        </w:rPr>
+        <w:t xml:space="preserve"> labels compared with the worked example. Validation </w:t>
+      </w:r>
+      <w:r>
+        <w:rPr>
+          <w:b/>
+        </w:rPr>
+        <w:t>prediction</w:t>
+      </w:r>
+      <w:r>
+        <w:rPr>
+          <w:b w:val="0"/>
+        </w:rPr>
+        <w:t>s clear,blocked,blocked,clear match rows 1,2: 2/4. Baseline clear matches rows 1,3: 2/4. Both are 50 percent but errors differ.</w:t>
+      </w:r>
+    </w:p>
+    <w:p>
+      <w:pPr>
+        <w:pStyle w:val="Heading3"/>
+      </w:pPr>
+      <w:r>
         <w:t>W5 Audit a tie and a claim</w:t>
       </w:r>
     </w:p>
     <w:p>
-      <w:r>
-        <w:t>If near and tall make the same training error count, which question does this code retain and why? Does retaining that question prove it will be better on future trips?</w:t>
-      </w:r>
-    </w:p>
-    <w:p>
-      <w:r>
-        <w:t>It retains near because near is tried first and strict &lt; replaces only for fewer errors. This is a declared tie convention, not evidence of better future performance. Separate evaluation and relevant examples are still needed.</w:t>
-      </w:r>
-    </w:p>
-    <w:p>
       <w:pPr>
         <w:pStyle w:val="Heading3"/>
       </w:pPr>
       <w:r>
+        <w:t>Workbook question · W5</w:t>
+      </w:r>
+    </w:p>
+    <w:p>
+      <w:pPr>
+        <w:spacing w:line="336" w:lineRule="auto" w:after="180"/>
+        <w:shd w:fill="F5F1FB"/>
+      </w:pPr>
+      <w:r>
+        <w:rPr>
+          <w:b w:val="0"/>
+        </w:rPr>
+        <w:t xml:space="preserve">If near and tall make the same </w:t>
+      </w:r>
+      <w:r>
+        <w:rPr>
+          <w:b/>
+        </w:rPr>
+        <w:t>training</w:t>
+      </w:r>
+      <w:r>
+        <w:rPr>
+          <w:b w:val="0"/>
+        </w:rPr>
+        <w:t xml:space="preserve"> error count, which question does this code retain and why? Does retaining that question prove it will be better on future trips?</w:t>
+      </w:r>
+    </w:p>
+    <w:p>
+      <w:pPr>
+        <w:pStyle w:val="Heading3"/>
+      </w:pPr>
+      <w:r>
+        <w:t>Teacher reasoning · W5</w:t>
+      </w:r>
+    </w:p>
+    <w:p>
+      <w:pPr>
+        <w:spacing w:line="336" w:lineRule="auto" w:after="180"/>
+        <w:shd w:fill="F1F6FC"/>
+      </w:pPr>
+      <w:r>
+        <w:rPr>
+          <w:b w:val="0"/>
+        </w:rPr>
+        <w:t xml:space="preserve">It retains near because near is tried first and strict &lt; replaces only for fewer errors. This is a declared tie convention, not </w:t>
+      </w:r>
+      <w:r>
+        <w:rPr>
+          <w:b/>
+        </w:rPr>
+        <w:t>evidence</w:t>
+      </w:r>
+      <w:r>
+        <w:rPr>
+          <w:b w:val="0"/>
+        </w:rPr>
+        <w:t xml:space="preserve"> of better future performance. Separate evaluation and relevant examples are still needed.</w:t>
+      </w:r>
+    </w:p>
+    <w:p>
+      <w:pPr>
+        <w:pStyle w:val="Heading3"/>
+      </w:pPr>
+      <w:r>
         <w:t>Assess independent transfer</w:t>
       </w:r>
     </w:p>
     <w:p>
-      <w:r>
+      <w:pPr>
+        <w:pStyle w:val="Heading3"/>
+      </w:pPr>
+      <w:r>
+        <w:t>Independent question · withhold the key</w:t>
+      </w:r>
+    </w:p>
+    <w:p>
+      <w:pPr>
+        <w:spacing w:line="336" w:lineRule="auto" w:after="180"/>
+        <w:shd w:fill="F5F1FB"/>
+      </w:pPr>
+      <w:r>
+        <w:rPr>
+          <w:b w:val="0"/>
+        </w:rPr>
         <w:t>Selected case: A stored fitted rule says spots &gt;=5 predicts spotted; otherwise healthy. Trace4,5,6 and a missing count. Policy: missing count requires review. Can test labels be used to choose this cutoff?</w:t>
       </w:r>
     </w:p>
@@ -2548,8 +5685,35 @@
       </w:r>
     </w:p>
     <w:p>
-      <w:r>
-        <w:t>4 predicts healthy;5 and6 predict spotted; missing requires review. Applying the stored cutoff is inference, not fitting. Choosing it using test labels contaminates the final evaluation; use designated development data.</w:t>
+      <w:pPr>
+        <w:pStyle w:val="Heading3"/>
+      </w:pPr>
+      <w:r>
+        <w:t>Teacher key · Selected case answer</w:t>
+      </w:r>
+    </w:p>
+    <w:p>
+      <w:pPr>
+        <w:spacing w:line="336" w:lineRule="auto" w:after="180"/>
+        <w:shd w:fill="F1F6FC"/>
+      </w:pPr>
+      <w:r>
+        <w:rPr>
+          <w:b w:val="0"/>
+        </w:rPr>
+        <w:t xml:space="preserve">4 predicts healthy;5 and6 predict spotted; missing requires review. Applying the stored cutoff is inference, not </w:t>
+      </w:r>
+      <w:r>
+        <w:rPr>
+          <w:b/>
+        </w:rPr>
+        <w:t>fitting</w:t>
+      </w:r>
+      <w:r>
+        <w:rPr>
+          <w:b w:val="0"/>
+        </w:rPr>
+        <w:t>. Choosing it using test labels contaminates the final evaluation; use designated development data.</w:t>
       </w:r>
     </w:p>
     <w:tbl>
@@ -2655,21 +5819,77 @@
       </w:tr>
     </w:tbl>
     <w:p>
-      <w:r>
-        <w:t>Record each dimension as not yet, with support, or independent. Accept a valid alternative procedure with a defensible trace. Do not penalise an honestly recorded model failure if the learner correctly explains its evidence and limits.</w:t>
-      </w:r>
-    </w:p>
-    <w:p>
       <w:pPr>
         <w:pStyle w:val="Heading3"/>
       </w:pPr>
       <w:r>
+        <w:t>Teacher key · Selected case answer</w:t>
+      </w:r>
+    </w:p>
+    <w:p>
+      <w:pPr>
+        <w:spacing w:line="336" w:lineRule="auto" w:after="180"/>
+        <w:shd w:fill="F1F6FC"/>
+      </w:pPr>
+      <w:r>
+        <w:rPr>
+          <w:b w:val="0"/>
+        </w:rPr>
+        <w:t>Record each dimension as not yet, with support, or independent. Accept a valid alternative procedure with a defensible trace.</w:t>
+      </w:r>
+    </w:p>
+    <w:p>
+      <w:pPr>
+        <w:spacing w:line="336" w:lineRule="auto" w:after="180"/>
+        <w:shd w:fill="F1F6FC"/>
+      </w:pPr>
+      <w:r>
+        <w:rPr>
+          <w:b w:val="0"/>
+        </w:rPr>
+        <w:t xml:space="preserve">Do not penalise an honestly recorded model failure if the learner correctly explains its </w:t>
+      </w:r>
+      <w:r>
+        <w:rPr>
+          <w:b/>
+        </w:rPr>
+        <w:t>evidence</w:t>
+      </w:r>
+      <w:r>
+        <w:rPr>
+          <w:b w:val="0"/>
+        </w:rPr>
+        <w:t xml:space="preserve"> and limits.</w:t>
+      </w:r>
+    </w:p>
+    <w:p>
+      <w:pPr>
+        <w:pStyle w:val="Heading3"/>
+      </w:pPr>
+      <w:r>
         <w:t>Feedback that the learner uses</w:t>
       </w:r>
     </w:p>
     <w:p>
-      <w:r>
-        <w:t>Name the earliest unsupported step and give one action to repair it. Have the learner make that repair now and explain why. Then assess the relevant skill on a fresh, fully specified case. Confirm it was not previously practised with feedback; solve and check the new case before assigning it. A follow-up design prompt is a starting brief, not automatically an equivalent test.</w:t>
+      <w:pPr>
+        <w:spacing w:line="336" w:lineRule="auto" w:after="180"/>
+      </w:pPr>
+      <w:r>
+        <w:rPr>
+          <w:b w:val="0"/>
+        </w:rPr>
+        <w:t>Name the earliest unsupported step and give one action to repair it. Have the learner make that repair now and explain why. Then assess the relevant skill on a fresh, fully specified case.</w:t>
+      </w:r>
+    </w:p>
+    <w:p>
+      <w:pPr>
+        <w:spacing w:line="336" w:lineRule="auto" w:after="180"/>
+      </w:pPr>
+      <w:r>
+        <w:rPr>
+          <w:b w:val="0"/>
+        </w:rPr>
+        <w:t>Confirm it was not previously practised with feedback; solve and check the new case before assigning it. A follow-up design prompt is a starting brief, not automatically an equivalent test.</w:t>
       </w:r>
     </w:p>
     <w:p>
@@ -2681,11 +5901,110 @@
       </w:r>
     </w:p>
     <w:p>
+      <w:r>
+        <w:t>Connect Decision Trees to Responsible Plant Classifier, adapt support and plan a later changed-case check.</w:t>
+      </w:r>
+    </w:p>
+    <w:p>
       <w:pPr>
         <w:pStyle w:val="Heading3"/>
       </w:pPr>
       <w:r>
-        <w:t>Connect and extend learning</w:t>
+        <w:t>Responsible Plant Classifier</w:t>
+      </w:r>
+    </w:p>
+    <w:p>
+      <w:pPr>
+        <w:spacing w:line="336" w:lineRule="auto" w:after="180"/>
+      </w:pPr>
+      <w:r>
+        <w:rPr>
+          <w:b w:val="0"/>
+        </w:rPr>
+        <w:t xml:space="preserve">Draw the current Plant Classifier tree and annotate feature, </w:t>
+      </w:r>
+      <w:r>
+        <w:rPr>
+          <w:b/>
+        </w:rPr>
+        <w:t>threshold</w:t>
+      </w:r>
+      <w:r>
+        <w:rPr>
+          <w:b w:val="0"/>
+        </w:rPr>
+        <w:t xml:space="preserve">, </w:t>
+      </w:r>
+      <w:r>
+        <w:rPr>
+          <w:b/>
+        </w:rPr>
+        <w:t>prediction</w:t>
+      </w:r>
+      <w:r>
+        <w:rPr>
+          <w:b w:val="0"/>
+        </w:rPr>
+        <w:t xml:space="preserve">, and test </w:t>
+      </w:r>
+      <w:r>
+        <w:rPr>
+          <w:b/>
+        </w:rPr>
+        <w:t>evidence</w:t>
+      </w:r>
+      <w:r>
+        <w:rPr>
+          <w:b w:val="0"/>
+        </w:rPr>
+        <w:t xml:space="preserve"> at each </w:t>
+      </w:r>
+      <w:r>
+        <w:rPr>
+          <w:b/>
+        </w:rPr>
+        <w:t>leaf</w:t>
+      </w:r>
+      <w:r>
+        <w:rPr>
+          <w:b w:val="0"/>
+        </w:rPr>
+        <w:t>.</w:t>
+      </w:r>
+    </w:p>
+    <w:p>
+      <w:pPr>
+        <w:spacing w:line="336" w:lineRule="auto" w:after="180"/>
+      </w:pPr>
+      <w:r>
+        <w:rPr>
+          <w:b w:val="0"/>
+        </w:rPr>
+        <w:t xml:space="preserve">Keep the decision, </w:t>
+      </w:r>
+      <w:r>
+        <w:rPr>
+          <w:b/>
+        </w:rPr>
+        <w:t>input</w:t>
+      </w:r>
+      <w:r>
+        <w:rPr>
+          <w:b w:val="0"/>
+        </w:rPr>
+        <w:t xml:space="preserve">, result, explanation and remaining limitation in the project </w:t>
+      </w:r>
+      <w:r>
+        <w:rPr>
+          <w:b/>
+        </w:rPr>
+        <w:t>evidence</w:t>
+      </w:r>
+      <w:r>
+        <w:rPr>
+          <w:b w:val="0"/>
+        </w:rPr>
+        <w:t xml:space="preserve"> record. Retrieve this record next week rather than restarting the project.</w:t>
       </w:r>
     </w:p>
     <w:p>
@@ -2693,17 +6012,18 @@
         <w:pStyle w:val="Heading3"/>
       </w:pPr>
       <w:r>
-        <w:t>Responsible Plant Classifier</w:t>
-      </w:r>
-    </w:p>
-    <w:p>
-      <w:r>
-        <w:t>Draw the current Plant Classifier tree and annotate feature, threshold, prediction, and test evidence at each leaf.</w:t>
-      </w:r>
-    </w:p>
-    <w:p>
-      <w:r>
-        <w:t>Keep the decision, input, result, explanation and remaining limitation in the project evidence record. Retrieve this record next week rather than restarting the project.</w:t>
+        <w:t>Support and stretch</w:t>
+      </w:r>
+    </w:p>
+    <w:p>
+      <w:pPr>
+        <w:spacing w:line="336" w:lineRule="auto" w:after="180"/>
+      </w:pPr>
+      <w:r>
+        <w:rPr>
+          <w:b w:val="0"/>
+        </w:rPr>
+        <w:t>Use a tiny labelled dataset, explicit units and a named positive class. Stretch: require a baseline, held-out evaluation and subgroup or shifted-condition analysis with denominators.</w:t>
       </w:r>
     </w:p>
     <w:p>
@@ -2711,12 +6031,30 @@
         <w:pStyle w:val="Heading3"/>
       </w:pPr>
       <w:r>
-        <w:t>Support and stretch</w:t>
-      </w:r>
-    </w:p>
-    <w:p>
-      <w:r>
-        <w:t>Use a tiny labelled dataset, explicit units and a named positive class. Stretch: require a baseline, held-out evaluation and subgroup or shifted-condition analysis with denominators.</w:t>
+        <w:t>Exit reflection</w:t>
+      </w:r>
+    </w:p>
+    <w:p>
+      <w:pPr>
+        <w:spacing w:line="336" w:lineRule="auto" w:after="180"/>
+      </w:pPr>
+      <w:r>
+        <w:rPr>
+          <w:b w:val="0"/>
+        </w:rPr>
+        <w:t xml:space="preserve">Ask for one decision the learner can now justify and one situation requiring more </w:t>
+      </w:r>
+      <w:r>
+        <w:rPr>
+          <w:b/>
+        </w:rPr>
+        <w:t>evidence</w:t>
+      </w:r>
+      <w:r>
+        <w:rPr>
+          <w:b w:val="0"/>
+        </w:rPr>
+        <w:t xml:space="preserve"> or human review. Confidence ratings are separate from correct independent performance.</w:t>
       </w:r>
     </w:p>
     <w:p>
@@ -2724,12 +6062,30 @@
         <w:pStyle w:val="Heading3"/>
       </w:pPr>
       <w:r>
-        <w:t>Exit reflection</w:t>
-      </w:r>
-    </w:p>
-    <w:p>
-      <w:r>
-        <w:t>Ask for one decision the learner can now justify and one situation requiring more evidence or human review. Confidence ratings are separate from correct independent performance.</w:t>
+        <w:t>Bridge to the next week</w:t>
+      </w:r>
+    </w:p>
+    <w:p>
+      <w:pPr>
+        <w:spacing w:line="336" w:lineRule="auto" w:after="180"/>
+      </w:pPr>
+      <w:r>
+        <w:rPr>
+          <w:b w:val="0"/>
+        </w:rPr>
+        <w:t xml:space="preserve">Next: Week 12: Nearest Neighbors. Retrieve today’s </w:t>
+      </w:r>
+      <w:r>
+        <w:rPr>
+          <w:b/>
+        </w:rPr>
+        <w:t>evidence</w:t>
+      </w:r>
+      <w:r>
+        <w:rPr>
+          <w:b w:val="0"/>
+        </w:rPr>
+        <w:t xml:space="preserve"> and identify what carries forward and what is new.</w:t>
       </w:r>
     </w:p>
     <w:p>
@@ -2737,12 +6093,168 @@
         <w:pStyle w:val="Heading3"/>
       </w:pPr>
       <w:r>
-        <w:t>Bridge to the next week</w:t>
-      </w:r>
-    </w:p>
-    <w:p>
-      <w:r>
-        <w:t>Next: Week 12: Nearest Neighbors. Retrieve today’s evidence and identify what carries forward and what is new.</w:t>
+        <w:t>Support and fresh reassessment</w:t>
+      </w:r>
+    </w:p>
+    <w:p>
+      <w:pPr>
+        <w:spacing w:line="336" w:lineRule="auto" w:after="180"/>
+      </w:pPr>
+      <w:r>
+        <w:rPr>
+          <w:b w:val="0"/>
+        </w:rPr>
+        <w:t xml:space="preserve">Use physical sorting before code. Explain row[feature] as selecting a flag and row[2] as reading its label. Supply empty </w:t>
+      </w:r>
+      <w:r>
+        <w:rPr>
+          <w:b/>
+        </w:rPr>
+        <w:t>branch</w:t>
+      </w:r>
+      <w:r>
+        <w:rPr>
+          <w:b w:val="0"/>
+        </w:rPr>
+        <w:t>-count tables.</w:t>
+      </w:r>
+    </w:p>
+    <w:p>
+      <w:pPr>
+        <w:spacing w:line="336" w:lineRule="auto" w:after="180"/>
+      </w:pPr>
+      <w:r>
+        <w:rPr>
+          <w:b w:val="0"/>
+        </w:rPr>
+        <w:t xml:space="preserve">Extension: explain why an empty </w:t>
+      </w:r>
+      <w:r>
+        <w:rPr>
+          <w:b/>
+        </w:rPr>
+        <w:t>branch</w:t>
+      </w:r>
+      <w:r>
+        <w:rPr>
+          <w:b w:val="0"/>
+        </w:rPr>
+        <w:t xml:space="preserve"> needs a fallback, and why this code would silently return clear if given an empty label list.</w:t>
+      </w:r>
+    </w:p>
+    <w:p>
+      <w:pPr>
+        <w:spacing w:line="336" w:lineRule="auto" w:after="180"/>
+      </w:pPr>
+      <w:r>
+        <w:rPr>
+          <w:b w:val="0"/>
+        </w:rPr>
+        <w:t xml:space="preserve">Require W4 near error 1, tall error 2, near=0 blocked and near=1 clear, with both validation scores 2/4. Fresh retry: </w:t>
+      </w:r>
+      <w:r>
+        <w:rPr>
+          <w:b/>
+        </w:rPr>
+        <w:t>training</w:t>
+      </w:r>
+      <w:r>
+        <w:rPr>
+          <w:b w:val="0"/>
+        </w:rPr>
+        <w:t xml:space="preserve"> (0,0,clear),(0,1,blocked),(1,0,clear),(1,1,blocked).</w:t>
+      </w:r>
+    </w:p>
+    <w:p>
+      <w:pPr>
+        <w:spacing w:line="336" w:lineRule="auto" w:after="180"/>
+      </w:pPr>
+      <w:r>
+        <w:rPr>
+          <w:b w:val="0"/>
+        </w:rPr>
+        <w:t xml:space="preserve">Near </w:t>
+      </w:r>
+      <w:r>
+        <w:rPr>
+          <w:b/>
+        </w:rPr>
+        <w:t>branch</w:t>
+      </w:r>
+      <w:r>
+        <w:rPr>
+          <w:b w:val="0"/>
+        </w:rPr>
+        <w:t>es each tie and predict clear, giving 2 errors. Tall=0 predicts clear and tall=1 blocked with 0 errors; choose tall. Validation (0,1,blocked),(1,0,clear),(1,1,clear) gives blocked,clear,blocked: 2/3.</w:t>
+      </w:r>
+    </w:p>
+    <w:p>
+      <w:pPr>
+        <w:spacing w:line="336" w:lineRule="auto" w:after="180"/>
+      </w:pPr>
+      <w:r>
+        <w:rPr>
+          <w:b w:val="0"/>
+        </w:rPr>
+        <w:t xml:space="preserve">The tied </w:t>
+      </w:r>
+      <w:r>
+        <w:rPr>
+          <w:b/>
+        </w:rPr>
+        <w:t>training</w:t>
+      </w:r>
+      <w:r>
+        <w:rPr>
+          <w:b w:val="0"/>
+        </w:rPr>
+        <w:t xml:space="preserve"> baseline predicts clear and also gets 2/3, with different missed rows. Require the learned feature and both tie policies.</w:t>
+      </w:r>
+    </w:p>
+    <w:p>
+      <w:pPr>
+        <w:spacing w:line="336" w:lineRule="auto" w:after="180"/>
+      </w:pPr>
+      <w:r>
+        <w:rPr>
+          <w:b w:val="0"/>
+        </w:rPr>
+        <w:t xml:space="preserve">Week 10 introduces nearest neighbours and distances. Carry forward the </w:t>
+      </w:r>
+      <w:r>
+        <w:rPr>
+          <w:b/>
+        </w:rPr>
+        <w:t>training</w:t>
+      </w:r>
+      <w:r>
+        <w:rPr>
+          <w:b w:val="0"/>
+        </w:rPr>
+        <w:t xml:space="preserve">/validation </w:t>
+      </w:r>
+      <w:r>
+        <w:rPr>
+          <w:b/>
+        </w:rPr>
+        <w:t>split</w:t>
+      </w:r>
+      <w:r>
+        <w:rPr>
+          <w:b w:val="0"/>
+        </w:rPr>
+        <w:t xml:space="preserve"> and baseline.</w:t>
+      </w:r>
+    </w:p>
+    <w:p>
+      <w:pPr>
+        <w:spacing w:line="336" w:lineRule="auto" w:after="180"/>
+      </w:pPr>
+      <w:r>
+        <w:rPr>
+          <w:b w:val="0"/>
+        </w:rPr>
+        <w:t>Teacher reference: https://scikit-learn.org/stable/modules/generated/sklearn.tree.DecisionTreeClassifier.html (reviewed 2026-09-27); its library criteria differ from our stated classroom mistake-count procedure.</w:t>
       </w:r>
     </w:p>
     <w:p>
@@ -2750,40 +6262,40 @@
         <w:pStyle w:val="Heading3"/>
       </w:pPr>
       <w:r>
-        <w:t>Support and fresh reassessment</w:t>
-      </w:r>
-    </w:p>
-    <w:p>
-      <w:r>
-        <w:t>Use physical sorting before code. Explain row[feature] as selecting a flag and row[2] as reading its label. Supply empty branch-count tables. Extension: explain why an empty branch needs a fallback, and why this code would silently return clear if given an empty label list.</w:t>
-      </w:r>
-    </w:p>
-    <w:p>
-      <w:r>
-        <w:t>Require W4 near error 1, tall error 2, near=0 blocked and near=1 clear, with both validation scores 2/4. Fresh retry: training (0,0,clear),(0,1,blocked),(1,0,clear),(1,1,blocked). Near branches each tie and predict clear, giving 2 errors. Tall=0 predicts clear and tall=1 blocked with 0 errors; choose tall. Validation (0,1,blocked),(1,0,clear),(1,1,clear) gives blocked,clear,blocked: 2/3. The tied training baseline predicts clear and also gets 2/3, with different missed rows. Require the learned feature and both tie policies.</w:t>
-      </w:r>
-    </w:p>
-    <w:p>
-      <w:r>
-        <w:t>Week 10 introduces nearest neighbours and distances. Carry forward the training/validation split and baseline. Teacher reference: https://scikit-learn.org/stable/modules/generated/sklearn.tree.DecisionTreeClassifier.html (reviewed 2026-09-27); its library criteria differ from our stated classroom mistake-count procedure.</w:t>
-      </w:r>
-    </w:p>
-    <w:p>
-      <w:pPr>
-        <w:pStyle w:val="Heading3"/>
-      </w:pPr>
-      <w:r>
         <w:t>Plan the delayed return</w:t>
       </w:r>
     </w:p>
     <w:p>
-      <w:r>
+      <w:pPr>
+        <w:spacing w:line="336" w:lineRule="auto" w:after="180"/>
+      </w:pPr>
+      <w:r>
+        <w:rPr>
+          <w:b w:val="0"/>
+        </w:rPr>
         <w:t>Suggested return points in this level: ai-4/12, ai-4/14, ai-4/17. Use actual classroom dates, adjusting for holidays and gaps. One, three and six teaching weeks are scheduling choices, not a claimed optimal spacing.</w:t>
       </w:r>
     </w:p>
     <w:p>
-      <w:r>
-        <w:t>At a delayed check, ask for the idea from memory and a changed application. Compare with the earlier independent response and record support used. For a new level, revisit the previous capstone before checking the new prerequisites.</w:t>
+      <w:pPr>
+        <w:spacing w:line="336" w:lineRule="auto" w:after="180"/>
+      </w:pPr>
+      <w:r>
+        <w:rPr>
+          <w:b w:val="0"/>
+        </w:rPr>
+        <w:t>At a delayed check, ask for the idea from memory and a changed application. Compare with the earlier independent response and record support used.</w:t>
+      </w:r>
+    </w:p>
+    <w:p>
+      <w:pPr>
+        <w:spacing w:line="336" w:lineRule="auto" w:after="180"/>
+      </w:pPr>
+      <w:r>
+        <w:rPr>
+          <w:b w:val="0"/>
+        </w:rPr>
+        <w:t>For a new level, revisit the previous capstone before checking the new prerequisites.</w:t>
       </w:r>
     </w:p>
     <w:tbl>
@@ -2943,8 +6455,26 @@
       </w:tr>
     </w:tbl>
     <w:p>
-      <w:r>
-        <w:t>Use the evidence to choose reteaching or the next step. A completed page, confidence rating or attractive project does not by itself demonstrate understanding.</w:t>
+      <w:pPr>
+        <w:spacing w:line="336" w:lineRule="auto" w:after="180"/>
+      </w:pPr>
+      <w:r>
+        <w:rPr>
+          <w:b w:val="0"/>
+        </w:rPr>
+        <w:t xml:space="preserve">Use the </w:t>
+      </w:r>
+      <w:r>
+        <w:rPr>
+          <w:b/>
+        </w:rPr>
+        <w:t>evidence</w:t>
+      </w:r>
+      <w:r>
+        <w:rPr>
+          <w:b w:val="0"/>
+        </w:rPr>
+        <w:t xml:space="preserve"> to choose reteaching or the next step. A completed page, confidence rating or attractive project does not by itself demonstrate understanding.</w:t>
       </w:r>
     </w:p>
     <w:p>
@@ -2956,8 +6486,37 @@
       </w:r>
     </w:p>
     <w:p>
-      <w:r>
-        <w:t>For your Responsible Plant Classifier, save the input, procedure, observed result and limitation of this check. Label this worked example as practice; use a different, previously unreviewed case when checking independent understanding.</w:t>
+      <w:pPr>
+        <w:spacing w:line="336" w:lineRule="auto" w:after="180"/>
+      </w:pPr>
+      <w:r>
+        <w:rPr>
+          <w:b w:val="0"/>
+        </w:rPr>
+        <w:t xml:space="preserve">For your Responsible Plant Classifier, save the </w:t>
+      </w:r>
+      <w:r>
+        <w:rPr>
+          <w:b/>
+        </w:rPr>
+        <w:t>input</w:t>
+      </w:r>
+      <w:r>
+        <w:rPr>
+          <w:b w:val="0"/>
+        </w:rPr>
+        <w:t>, procedure, observed result and limitation of this check.</w:t>
+      </w:r>
+    </w:p>
+    <w:p>
+      <w:pPr>
+        <w:spacing w:line="336" w:lineRule="auto" w:after="180"/>
+      </w:pPr>
+      <w:r>
+        <w:rPr>
+          <w:b w:val="0"/>
+        </w:rPr>
+        <w:t>Label this worked example as practice; use a different, previously unreviewed case when checking independent understanding.</w:t>
       </w:r>
     </w:p>
     <w:p>
@@ -2970,12 +6529,98 @@
     </w:p>
     <w:p>
       <w:r>
-        <w:t>Teaching target: Fit a root question and leaf predictions from training examples</w:t>
-      </w:r>
-    </w:p>
-    <w:p>
-      <w:r>
-        <w:t>Prepare the labelled worked-case picture, the matching workbook, fictional input cards and a place for individual responses. Check a local Python 3 environment before class; have a paper-trace version ready.</w:t>
+        <w:t>Use this preparation summary alongside the detailed Decision Trees lesson; it is a checklist rather than a replacement for the full sequence.</w:t>
+      </w:r>
+    </w:p>
+    <w:p>
+      <w:pPr>
+        <w:pStyle w:val="Heading3"/>
+      </w:pPr>
+      <w:r>
+        <w:t>Teaching target</w:t>
+      </w:r>
+    </w:p>
+    <w:p>
+      <w:pPr>
+        <w:spacing w:line="336" w:lineRule="auto" w:after="180"/>
+        <w:shd w:fill="EDF7F3"/>
+      </w:pPr>
+      <w:r>
+        <w:rPr>
+          <w:b w:val="0"/>
+        </w:rPr>
+        <w:t xml:space="preserve">Teaching target: Fit a </w:t>
+      </w:r>
+      <w:r>
+        <w:rPr>
+          <w:b/>
+        </w:rPr>
+        <w:t>root</w:t>
+      </w:r>
+      <w:r>
+        <w:rPr>
+          <w:b w:val="0"/>
+        </w:rPr>
+        <w:t xml:space="preserve"> question and </w:t>
+      </w:r>
+      <w:r>
+        <w:rPr>
+          <w:b/>
+        </w:rPr>
+        <w:t>leaf</w:t>
+      </w:r>
+      <w:r>
+        <w:rPr>
+          <w:b w:val="0"/>
+        </w:rPr>
+        <w:t xml:space="preserve"> </w:t>
+      </w:r>
+      <w:r>
+        <w:rPr>
+          <w:b/>
+        </w:rPr>
+        <w:t>prediction</w:t>
+      </w:r>
+      <w:r>
+        <w:rPr>
+          <w:b w:val="0"/>
+        </w:rPr>
+        <w:t xml:space="preserve">s from </w:t>
+      </w:r>
+      <w:r>
+        <w:rPr>
+          <w:b/>
+        </w:rPr>
+        <w:t>training</w:t>
+      </w:r>
+      <w:r>
+        <w:rPr>
+          <w:b w:val="0"/>
+        </w:rPr>
+        <w:t xml:space="preserve"> examples</w:t>
+      </w:r>
+    </w:p>
+    <w:p>
+      <w:pPr>
+        <w:spacing w:line="336" w:lineRule="auto" w:after="180"/>
+      </w:pPr>
+      <w:r>
+        <w:rPr>
+          <w:b w:val="0"/>
+        </w:rPr>
+        <w:t xml:space="preserve">Prepare the labelled worked-case picture, the matching workbook, fictional </w:t>
+      </w:r>
+      <w:r>
+        <w:rPr>
+          <w:b/>
+        </w:rPr>
+        <w:t>input</w:t>
+      </w:r>
+      <w:r>
+        <w:rPr>
+          <w:b w:val="0"/>
+        </w:rPr>
+        <w:t xml:space="preserve"> cards and a place for individual responses. Check a local Python 3 environment before class; have a paper-trace version ready.</w:t>
       </w:r>
     </w:p>
     <w:tbl>
@@ -3122,37 +6767,267 @@
       </w:tr>
     </w:tbl>
     <w:p>
-      <w:r>
-        <w:t>Before class, solve the supported practice: For each near branch and each tall branch, count blocked and clear labels and choose a leaf. Give the total errors for each candidate question.</w:t>
-      </w:r>
-    </w:p>
-    <w:p>
-      <w:r>
-        <w:t>Reasoned practice answer: Near=0 has 1 blocked and 2 clear, predicts clear with 1 error; near=1 has 3 blocked and 0 clear, predicts blocked with 0 errors. Tall=0 has 2 blocked and 1 clear; tall=1 also has 2 blocked and 1 clear. Both tall leaves predict blocked with 1 error each. Totals are near 1 and tall 2.</w:t>
-      </w:r>
-    </w:p>
-    <w:p>
-      <w:r>
-        <w:t>Check every learner before discussion: Use the worked case for Fitting a decision tree. Proposed explanation: “A near branch must predict blocked”. Decide whether this explanation is supported. Point to the step or supplied fact that decides; explain your repair if needed.</w:t>
-      </w:r>
-    </w:p>
-    <w:p>
-      <w:r>
-        <w:t>Misconception repair: The branch label is learned from its training labels; W4 deliberately reverses that relationship.</w:t>
-      </w:r>
-    </w:p>
-    <w:p>
-      <w:r>
-        <w:t>Support: read the exact case aloud, enlarge the labelled picture, supply input cards and model only the first deciding step. Accept a spoken explanation or drawing; retain the reasoning goal.</w:t>
-      </w:r>
-    </w:p>
-    <w:p>
-      <w:r>
-        <w:t>Extension: The stored rule changes to visible_spots&gt;2. Require a prediction and a reason before comparing. Expected result: M is now predicted healthy. Reason: Changing &gt;= to &gt; moves the exact value 2 to the other branch.</w:t>
-      </w:r>
-    </w:p>
-    <w:p>
-      <w:r>
+      <w:pPr>
+        <w:spacing w:line="336" w:lineRule="auto" w:after="180"/>
+      </w:pPr>
+      <w:r>
+        <w:rPr>
+          <w:b w:val="0"/>
+        </w:rPr>
+        <w:t xml:space="preserve">Before class, solve the supported practice: For each near </w:t>
+      </w:r>
+      <w:r>
+        <w:rPr>
+          <w:b/>
+        </w:rPr>
+        <w:t>branch</w:t>
+      </w:r>
+      <w:r>
+        <w:rPr>
+          <w:b w:val="0"/>
+        </w:rPr>
+        <w:t xml:space="preserve"> and each tall </w:t>
+      </w:r>
+      <w:r>
+        <w:rPr>
+          <w:b/>
+        </w:rPr>
+        <w:t>branch</w:t>
+      </w:r>
+      <w:r>
+        <w:rPr>
+          <w:b w:val="0"/>
+        </w:rPr>
+        <w:t xml:space="preserve">, count blocked and clear labels and choose a </w:t>
+      </w:r>
+      <w:r>
+        <w:rPr>
+          <w:b/>
+        </w:rPr>
+        <w:t>leaf</w:t>
+      </w:r>
+      <w:r>
+        <w:rPr>
+          <w:b w:val="0"/>
+        </w:rPr>
+        <w:t>. Give the total errors for each candidate question.</w:t>
+      </w:r>
+    </w:p>
+    <w:p>
+      <w:pPr>
+        <w:pStyle w:val="Heading3"/>
+      </w:pPr>
+      <w:r>
+        <w:t>Supported practice answer</w:t>
+      </w:r>
+    </w:p>
+    <w:p>
+      <w:pPr>
+        <w:spacing w:line="336" w:lineRule="auto" w:after="180"/>
+        <w:shd w:fill="F1F6FC"/>
+      </w:pPr>
+      <w:r>
+        <w:rPr>
+          <w:b w:val="0"/>
+        </w:rPr>
+        <w:t>Reasoned practice answer: Near=0 has 1 blocked and 2 clear, predicts clear with 1 error; near=1 has 3 blocked and 0 clear, predicts blocked with 0 errors.</w:t>
+      </w:r>
+    </w:p>
+    <w:p>
+      <w:pPr>
+        <w:spacing w:line="336" w:lineRule="auto" w:after="180"/>
+        <w:shd w:fill="F1F6FC"/>
+      </w:pPr>
+      <w:r>
+        <w:rPr>
+          <w:b w:val="0"/>
+        </w:rPr>
+        <w:t>Tall=0 has 2 blocked and 1 clear; tall=1 also has 2 blocked and 1 clear. Both tall leaves predict blocked with 1 error each. Totals are near 1 and tall 2.</w:t>
+      </w:r>
+    </w:p>
+    <w:p>
+      <w:pPr>
+        <w:spacing w:line="336" w:lineRule="auto" w:after="180"/>
+      </w:pPr>
+      <w:r>
+        <w:rPr>
+          <w:b w:val="0"/>
+        </w:rPr>
+        <w:t xml:space="preserve">Check every learner before discussion: Use the worked case for </w:t>
+      </w:r>
+      <w:r>
+        <w:rPr>
+          <w:b/>
+        </w:rPr>
+        <w:t>Fitting</w:t>
+      </w:r>
+      <w:r>
+        <w:rPr>
+          <w:b w:val="0"/>
+        </w:rPr>
+        <w:t xml:space="preserve"> a decision tree. Proposed explanation: “A near </w:t>
+      </w:r>
+      <w:r>
+        <w:rPr>
+          <w:b/>
+        </w:rPr>
+        <w:t>branch</w:t>
+      </w:r>
+      <w:r>
+        <w:rPr>
+          <w:b w:val="0"/>
+        </w:rPr>
+        <w:t xml:space="preserve"> must predict blocked”. Decide whether this explanation is supported.</w:t>
+      </w:r>
+    </w:p>
+    <w:p>
+      <w:pPr>
+        <w:spacing w:line="336" w:lineRule="auto" w:after="180"/>
+      </w:pPr>
+      <w:r>
+        <w:rPr>
+          <w:b w:val="0"/>
+        </w:rPr>
+        <w:t>Point to the step or supplied fact that decides; explain your repair if needed.</w:t>
+      </w:r>
+    </w:p>
+    <w:p>
+      <w:pPr>
+        <w:pStyle w:val="Heading3"/>
+      </w:pPr>
+      <w:r>
+        <w:t>Repair the misconception</w:t>
+      </w:r>
+    </w:p>
+    <w:p>
+      <w:pPr>
+        <w:spacing w:line="336" w:lineRule="auto" w:after="180"/>
+        <w:shd w:fill="FFF5E6"/>
+      </w:pPr>
+      <w:r>
+        <w:rPr>
+          <w:b w:val="0"/>
+        </w:rPr>
+        <w:t xml:space="preserve">Misconception repair: The </w:t>
+      </w:r>
+      <w:r>
+        <w:rPr>
+          <w:b/>
+        </w:rPr>
+        <w:t>branch</w:t>
+      </w:r>
+      <w:r>
+        <w:rPr>
+          <w:b w:val="0"/>
+        </w:rPr>
+        <w:t xml:space="preserve"> label is learned from its </w:t>
+      </w:r>
+      <w:r>
+        <w:rPr>
+          <w:b/>
+        </w:rPr>
+        <w:t>training</w:t>
+      </w:r>
+      <w:r>
+        <w:rPr>
+          <w:b w:val="0"/>
+        </w:rPr>
+        <w:t xml:space="preserve"> labels; W4 deliberately reverses that relationship.</w:t>
+      </w:r>
+    </w:p>
+    <w:p>
+      <w:pPr>
+        <w:pStyle w:val="Heading3"/>
+      </w:pPr>
+      <w:r>
+        <w:t>Support without giving away the answer</w:t>
+      </w:r>
+    </w:p>
+    <w:p>
+      <w:pPr>
+        <w:spacing w:line="336" w:lineRule="auto" w:after="180"/>
+        <w:shd w:fill="F1F6F8"/>
+      </w:pPr>
+      <w:r>
+        <w:rPr>
+          <w:b w:val="0"/>
+        </w:rPr>
+        <w:t xml:space="preserve">Support: read the exact case aloud, enlarge the labelled picture, supply </w:t>
+      </w:r>
+      <w:r>
+        <w:rPr>
+          <w:b/>
+        </w:rPr>
+        <w:t>input</w:t>
+      </w:r>
+      <w:r>
+        <w:rPr>
+          <w:b w:val="0"/>
+        </w:rPr>
+        <w:t xml:space="preserve"> cards and model only the first deciding step. Accept a spoken explanation or drawing; retain the reasoning goal.</w:t>
+      </w:r>
+    </w:p>
+    <w:p>
+      <w:pPr>
+        <w:pStyle w:val="Heading3"/>
+      </w:pPr>
+      <w:r>
+        <w:t>Extend the reasoning</w:t>
+      </w:r>
+    </w:p>
+    <w:p>
+      <w:pPr>
+        <w:spacing w:line="336" w:lineRule="auto" w:after="180"/>
+        <w:shd w:fill="F5F1FB"/>
+      </w:pPr>
+      <w:r>
+        <w:rPr>
+          <w:b w:val="0"/>
+        </w:rPr>
+        <w:t xml:space="preserve">Extension: The stored rule changes to visible_spots&gt;2. Require a </w:t>
+      </w:r>
+      <w:r>
+        <w:rPr>
+          <w:b/>
+        </w:rPr>
+        <w:t>prediction</w:t>
+      </w:r>
+      <w:r>
+        <w:rPr>
+          <w:b w:val="0"/>
+        </w:rPr>
+        <w:t xml:space="preserve"> and a reason before comparing. Expected result: M is now predicted healthy. Reason: Changing &gt;= to &gt; moves the exact value 2 to the other </w:t>
+      </w:r>
+      <w:r>
+        <w:rPr>
+          <w:b/>
+        </w:rPr>
+        <w:t>branch</w:t>
+      </w:r>
+      <w:r>
+        <w:rPr>
+          <w:b w:val="0"/>
+        </w:rPr>
+        <w:t>.</w:t>
+      </w:r>
+    </w:p>
+    <w:p>
+      <w:pPr>
+        <w:pStyle w:val="Heading3"/>
+      </w:pPr>
+      <w:r>
+        <w:t>Protect the independent attempt</w:t>
+      </w:r>
+    </w:p>
+    <w:p>
+      <w:pPr>
+        <w:spacing w:line="336" w:lineRule="auto" w:after="180"/>
+        <w:shd w:fill="FFF5E6"/>
+      </w:pPr>
+      <w:r>
+        <w:rPr>
+          <w:b w:val="0"/>
+        </w:rPr>
         <w:t>Independent assessment: withhold the reserved answer until the learner has attempted the new case. Record support separately from correctness.</w:t>
       </w:r>
     </w:p>
@@ -3341,13 +7216,70 @@
       </w:tr>
     </w:tbl>
     <w:p>
-      <w:r>
-        <w:t>Project checkpoint: Make a transparent first version. Keep a trace of how one input becomes an output; explain the rule or learned component.</w:t>
-      </w:r>
-    </w:p>
-    <w:p>
-      <w:r>
-        <w:t>Use the weekly teacher answer for topic-specific reasoning. A saved progress tick is an activity record; judge mastery from the learner’s explanation and evidence.</w:t>
+      <w:pPr>
+        <w:pStyle w:val="Heading3"/>
+      </w:pPr>
+      <w:r>
+        <w:t>Project checkpoint</w:t>
+      </w:r>
+    </w:p>
+    <w:p>
+      <w:pPr>
+        <w:spacing w:line="336" w:lineRule="auto" w:after="180"/>
+        <w:shd w:fill="EDF7F3"/>
+      </w:pPr>
+      <w:r>
+        <w:rPr>
+          <w:b w:val="0"/>
+        </w:rPr>
+        <w:t xml:space="preserve">Project checkpoint: Make a transparent first version. Keep a trace of how one </w:t>
+      </w:r>
+      <w:r>
+        <w:rPr>
+          <w:b/>
+        </w:rPr>
+        <w:t>input</w:t>
+      </w:r>
+      <w:r>
+        <w:rPr>
+          <w:b w:val="0"/>
+        </w:rPr>
+        <w:t xml:space="preserve"> becomes an </w:t>
+      </w:r>
+      <w:r>
+        <w:rPr>
+          <w:b/>
+        </w:rPr>
+        <w:t>output</w:t>
+      </w:r>
+      <w:r>
+        <w:rPr>
+          <w:b w:val="0"/>
+        </w:rPr>
+        <w:t>; explain the rule or learned component.</w:t>
+      </w:r>
+    </w:p>
+    <w:p>
+      <w:pPr>
+        <w:spacing w:line="336" w:lineRule="auto" w:after="180"/>
+      </w:pPr>
+      <w:r>
+        <w:rPr>
+          <w:b w:val="0"/>
+        </w:rPr>
+        <w:t xml:space="preserve">Use the weekly teacher answer for topic-specific reasoning. A saved progress tick is an activity record; judge mastery from the learner’s explanation and </w:t>
+      </w:r>
+      <w:r>
+        <w:rPr>
+          <w:b/>
+        </w:rPr>
+        <w:t>evidence</w:t>
+      </w:r>
+      <w:r>
+        <w:rPr>
+          <w:b w:val="0"/>
+        </w:rPr>
+        <w:t>.</w:t>
       </w:r>
     </w:p>
     <w:p>
@@ -3360,27 +7292,1034 @@
     </w:p>
     <w:p>
       <w:r>
-        <w:t>Use the two formative questions as supported practice, not as independent mastery scores. Discuss the deciding evidence rather than accepting a guessed selection.</w:t>
-      </w:r>
-    </w:p>
-    <w:p>
-      <w:r>
+        <w:t>Use feedback, earlier review and portfolios purposefully. Apply the coding routine only when this lesson has an executable lab.</w:t>
+      </w:r>
+    </w:p>
+    <w:p>
+      <w:pPr>
+        <w:spacing w:line="336" w:lineRule="auto" w:after="180"/>
+      </w:pPr>
+      <w:r>
+        <w:rPr>
+          <w:b w:val="0"/>
+        </w:rPr>
+        <w:t xml:space="preserve">Use the two formative questions as supported practice, not as independent mastery scores. Discuss the deciding </w:t>
+      </w:r>
+      <w:r>
+        <w:rPr>
+          <w:b/>
+        </w:rPr>
+        <w:t>evidence</w:t>
+      </w:r>
+      <w:r>
+        <w:rPr>
+          <w:b w:val="0"/>
+        </w:rPr>
+        <w:t xml:space="preserve"> rather than accepting a guessed selection.</w:t>
+      </w:r>
+    </w:p>
+    <w:p>
+      <w:pPr>
+        <w:spacing w:line="336" w:lineRule="auto" w:after="180"/>
+      </w:pPr>
+      <w:r>
+        <w:rPr>
+          <w:b w:val="0"/>
+        </w:rPr>
         <w:t>The feedback comes from the reviewed public worked case. Do not reveal the separately reserved independent teacher answer until the learner has attempted that case.</w:t>
       </w:r>
     </w:p>
     <w:p>
-      <w:r>
-        <w:t>Ask students to predict before running code. Preserve errors and actual outputs; collect a changed test and an explanation. The branch-boundary and indexing lessons deliberately include failure cases.</w:t>
-      </w:r>
-    </w:p>
-    <w:p>
-      <w:r>
+      <w:pPr>
+        <w:spacing w:line="336" w:lineRule="auto" w:after="180"/>
+      </w:pPr>
+      <w:r>
+        <w:rPr>
+          <w:b w:val="0"/>
+        </w:rPr>
+        <w:t xml:space="preserve">Ask students to predict before running code. Preserve errors and actual </w:t>
+      </w:r>
+      <w:r>
+        <w:rPr>
+          <w:b/>
+        </w:rPr>
+        <w:t>output</w:t>
+      </w:r>
+      <w:r>
+        <w:rPr>
+          <w:b w:val="0"/>
+        </w:rPr>
+        <w:t xml:space="preserve">s; collect a changed test and an explanation. The </w:t>
+      </w:r>
+      <w:r>
+        <w:rPr>
+          <w:b/>
+        </w:rPr>
+        <w:t>branch</w:t>
+      </w:r>
+      <w:r>
+        <w:rPr>
+          <w:b w:val="0"/>
+        </w:rPr>
+        <w:t>-boundary and indexing lessons deliberately include failure cases.</w:t>
+      </w:r>
+    </w:p>
+    <w:p>
+      <w:pPr>
+        <w:spacing w:line="336" w:lineRule="auto" w:after="180"/>
+      </w:pPr>
+      <w:r>
+        <w:rPr>
+          <w:b w:val="0"/>
+        </w:rPr>
         <w:t>Use the earlier worked-explanation links to address a specific missing building block, then return to the current question. Adapt this suggestion after observing the learner; it is not an automatic diagnosis.</w:t>
       </w:r>
     </w:p>
     <w:p>
-      <w:r>
-        <w:t>Collect the completed-work portfolio as evidence. Record support separately from correctness, and assess explanation, trace/test and limitations. Progress ticks and quiz selections alone do not establish mastery.</w:t>
+      <w:pPr>
+        <w:spacing w:line="336" w:lineRule="auto" w:after="180"/>
+      </w:pPr>
+      <w:r>
+        <w:rPr>
+          <w:b w:val="0"/>
+        </w:rPr>
+        <w:t xml:space="preserve">Collect the completed-work portfolio as </w:t>
+      </w:r>
+      <w:r>
+        <w:rPr>
+          <w:b/>
+        </w:rPr>
+        <w:t>evidence</w:t>
+      </w:r>
+      <w:r>
+        <w:rPr>
+          <w:b w:val="0"/>
+        </w:rPr>
+        <w:t>. Record support separately from correctness, and assess explanation, trace/test and limitations. Progress ticks and quiz selections alone do not establish mastery.</w:t>
+      </w:r>
+    </w:p>
+    <w:p>
+      <w:pPr>
+        <w:pStyle w:val="Heading1"/>
+      </w:pPr>
+      <w:r>
+        <w:t>09. Visual concept journey</w:t>
+      </w:r>
+    </w:p>
+    <w:p>
+      <w:r>
+        <w:t>Show one Decision Trees graphic at a time, request a prediction and discuss its trace before the independent assessment.</w:t>
+      </w:r>
+    </w:p>
+    <w:p>
+      <w:pPr>
+        <w:spacing w:line="336" w:lineRule="auto" w:after="180"/>
+      </w:pPr>
+      <w:r>
+        <w:rPr>
+          <w:b w:val="0"/>
+        </w:rPr>
+        <w:t xml:space="preserve">Use one picture at a time. Hide a worked result before asking for a </w:t>
+      </w:r>
+      <w:r>
+        <w:rPr>
+          <w:b/>
+        </w:rPr>
+        <w:t>prediction</w:t>
+      </w:r>
+      <w:r>
+        <w:rPr>
+          <w:b w:val="0"/>
+        </w:rPr>
+        <w:t>, then reveal it for feedback. These are supported teaching cases; retain the separate independent assessment for a fresh first attempt.</w:t>
+      </w:r>
+    </w:p>
+    <w:p>
+      <w:pPr>
+        <w:pStyle w:val="Heading3"/>
+      </w:pPr>
+      <w:r>
+        <w:t>01. Decision Trees: the case</w:t>
+      </w:r>
+    </w:p>
+    <w:p>
+      <w:r>
+        <w:drawing>
+          <wp:inline xmlns:a="http://schemas.openxmlformats.org/drawingml/2006/main" xmlns:pic="http://schemas.openxmlformats.org/drawingml/2006/picture">
+            <wp:extent cx="5486400" cy="3142488"/>
+            <wp:docPr id="2" name="Picture 2" descr="Trace a small fitted tree, including its exact boundary. Supplied facts: Toy stored tree: if visible_spots&gt;=2 predict spotted; otherwise healthy. Missing visible_spots requires review. Inputs L=1, M=2, N=None. All inputs and outcomes in this worked example are invented classroom data; no real model run is claimed."/>
+            <wp:cNvGraphicFramePr>
+              <a:graphicFrameLocks noChangeAspect="1"/>
+            </wp:cNvGraphicFramePr>
+            <a:graphic>
+              <a:graphicData uri="http://schemas.openxmlformats.org/drawingml/2006/picture">
+                <pic:pic>
+                  <pic:nvPicPr>
+                    <pic:cNvPr id="0" name="academy-story-ai-4-11-01.png"/>
+                    <pic:cNvPicPr/>
+                  </pic:nvPicPr>
+                  <pic:blipFill>
+                    <a:blip r:embed="rId10"/>
+                    <a:stretch>
+                      <a:fillRect/>
+                    </a:stretch>
+                  </pic:blipFill>
+                  <pic:spPr>
+                    <a:xfrm>
+                      <a:off x="0" y="0"/>
+                      <a:ext cx="5486400" cy="3142488"/>
+                    </a:xfrm>
+                    <a:prstGeom prst="rect"/>
+                  </pic:spPr>
+                </pic:pic>
+              </a:graphicData>
+            </a:graphic>
+          </wp:inline>
+        </w:drawing>
+      </w:r>
+    </w:p>
+    <w:p>
+      <w:pPr>
+        <w:spacing w:line="336" w:lineRule="auto" w:after="180"/>
+      </w:pPr>
+      <w:r>
+        <w:rPr>
+          <w:b w:val="0"/>
+        </w:rPr>
+        <w:t xml:space="preserve">Trace a small fitted tree, including its exact boundary. Supplied facts: Toy stored tree: if visible_spots&gt;=2 predict spotted; otherwise healthy. Missing visible_spots requires review. </w:t>
+      </w:r>
+      <w:r>
+        <w:rPr>
+          <w:b/>
+        </w:rPr>
+        <w:t>Input</w:t>
+      </w:r>
+      <w:r>
+        <w:rPr>
+          <w:b w:val="0"/>
+        </w:rPr>
+        <w:t>s L=1, M=2, N=None.</w:t>
+      </w:r>
+    </w:p>
+    <w:p>
+      <w:pPr>
+        <w:spacing w:line="336" w:lineRule="auto" w:after="180"/>
+      </w:pPr>
+      <w:r>
+        <w:rPr>
+          <w:b w:val="0"/>
+        </w:rPr>
+        <w:t xml:space="preserve">All </w:t>
+      </w:r>
+      <w:r>
+        <w:rPr>
+          <w:b/>
+        </w:rPr>
+        <w:t>input</w:t>
+      </w:r>
+      <w:r>
+        <w:rPr>
+          <w:b w:val="0"/>
+        </w:rPr>
+        <w:t>s and outcomes in this worked example are invented classroom data; no real model run is claimed.</w:t>
+      </w:r>
+    </w:p>
+    <w:p>
+      <w:pPr>
+        <w:spacing w:line="336" w:lineRule="auto" w:after="180"/>
+        <w:shd w:fill="F5F1FB"/>
+      </w:pPr>
+      <w:r>
+        <w:rPr>
+          <w:b w:val="0"/>
+        </w:rPr>
+        <w:t>Point to the given fact that matters most. Explain why it matters.</w:t>
+      </w:r>
+    </w:p>
+    <w:p>
+      <w:pPr>
+        <w:pStyle w:val="Heading3"/>
+      </w:pPr>
+      <w:r>
+        <w:t>Discuss while showing the picture</w:t>
+      </w:r>
+    </w:p>
+    <w:p>
+      <w:pPr>
+        <w:spacing w:line="336" w:lineRule="auto" w:after="180"/>
+        <w:shd w:fill="F1F6F8"/>
+      </w:pPr>
+      <w:r>
+        <w:rPr>
+          <w:b w:val="0"/>
+        </w:rPr>
+        <w:t>Teacher prompt: Point to the given fact that matters most. Explain why it matters. Ask learners to describe one label or arrow in ordinary words. Use the adjacent transcript if the image is difficult to see.</w:t>
+      </w:r>
+    </w:p>
+    <w:p>
+      <w:pPr>
+        <w:pStyle w:val="Heading3"/>
+      </w:pPr>
+      <w:r>
+        <w:t>02. Follow the deciding steps</w:t>
+      </w:r>
+    </w:p>
+    <w:p>
+      <w:r>
+        <w:drawing>
+          <wp:inline xmlns:a="http://schemas.openxmlformats.org/drawingml/2006/main" xmlns:pic="http://schemas.openxmlformats.org/drawingml/2006/picture">
+            <wp:extent cx="5486400" cy="3182112"/>
+            <wp:docPr id="3" name="Picture 3" descr="Read first branch: L: 1&gt;=2 is false, so predict healthy. → Read boundary: M: 2&gt;=2 is true, so predict spotted. → Stop missing path: N lacks a count, so use review rather than inventing zero."/>
+            <wp:cNvGraphicFramePr>
+              <a:graphicFrameLocks noChangeAspect="1"/>
+            </wp:cNvGraphicFramePr>
+            <a:graphic>
+              <a:graphicData uri="http://schemas.openxmlformats.org/drawingml/2006/picture">
+                <pic:pic>
+                  <pic:nvPicPr>
+                    <pic:cNvPr id="0" name="academy-story-ai-4-11-02.png"/>
+                    <pic:cNvPicPr/>
+                  </pic:nvPicPr>
+                  <pic:blipFill>
+                    <a:blip r:embed="rId11"/>
+                    <a:stretch>
+                      <a:fillRect/>
+                    </a:stretch>
+                  </pic:blipFill>
+                  <pic:spPr>
+                    <a:xfrm>
+                      <a:off x="0" y="0"/>
+                      <a:ext cx="5486400" cy="3182112"/>
+                    </a:xfrm>
+                    <a:prstGeom prst="rect"/>
+                  </pic:spPr>
+                </pic:pic>
+              </a:graphicData>
+            </a:graphic>
+          </wp:inline>
+        </w:drawing>
+      </w:r>
+    </w:p>
+    <w:p>
+      <w:pPr>
+        <w:spacing w:line="336" w:lineRule="auto" w:after="180"/>
+      </w:pPr>
+      <w:r>
+        <w:rPr>
+          <w:b w:val="0"/>
+        </w:rPr>
+        <w:t xml:space="preserve">Read first </w:t>
+      </w:r>
+      <w:r>
+        <w:rPr>
+          <w:b/>
+        </w:rPr>
+        <w:t>branch</w:t>
+      </w:r>
+      <w:r>
+        <w:rPr>
+          <w:b w:val="0"/>
+        </w:rPr>
+        <w:t>: L: 1&gt;=2 is false, so predict healthy. → Read boundary: M: 2&gt;=2 is true, so predict spotted. → Stop missing path: N lacks a count, so use review rather than inventing zero.</w:t>
+      </w:r>
+    </w:p>
+    <w:p>
+      <w:pPr>
+        <w:spacing w:line="336" w:lineRule="auto" w:after="180"/>
+        <w:shd w:fill="F5F1FB"/>
+      </w:pPr>
+      <w:r>
+        <w:rPr>
+          <w:b w:val="0"/>
+        </w:rPr>
+        <w:t xml:space="preserve">Point to each numbered stage and explain which recorded </w:t>
+      </w:r>
+      <w:r>
+        <w:rPr>
+          <w:b/>
+        </w:rPr>
+        <w:t>input</w:t>
+      </w:r>
+      <w:r>
+        <w:rPr>
+          <w:b w:val="0"/>
+        </w:rPr>
+        <w:t xml:space="preserve"> it uses.</w:t>
+      </w:r>
+    </w:p>
+    <w:p>
+      <w:pPr>
+        <w:pStyle w:val="Heading3"/>
+      </w:pPr>
+      <w:r>
+        <w:t>Discuss while showing the picture</w:t>
+      </w:r>
+    </w:p>
+    <w:p>
+      <w:pPr>
+        <w:spacing w:line="336" w:lineRule="auto" w:after="180"/>
+        <w:shd w:fill="F1F6F8"/>
+      </w:pPr>
+      <w:r>
+        <w:rPr>
+          <w:b w:val="0"/>
+        </w:rPr>
+        <w:t xml:space="preserve">Teacher prompt: Point to each numbered stage and explain which recorded </w:t>
+      </w:r>
+      <w:r>
+        <w:rPr>
+          <w:b/>
+        </w:rPr>
+        <w:t>input</w:t>
+      </w:r>
+      <w:r>
+        <w:rPr>
+          <w:b w:val="0"/>
+        </w:rPr>
+        <w:t xml:space="preserve"> it uses. Ask learners to describe one label or arrow in ordinary words. Use the adjacent transcript if the image is difficult to see.</w:t>
+      </w:r>
+    </w:p>
+    <w:p>
+      <w:pPr>
+        <w:pStyle w:val="Heading3"/>
+      </w:pPr>
+      <w:r>
+        <w:t>03. Two paths through the learned tree</w:t>
+      </w:r>
+    </w:p>
+    <w:p>
+      <w:r>
+        <w:drawing>
+          <wp:inline xmlns:a="http://schemas.openxmlformats.org/drawingml/2006/main" xmlns:pic="http://schemas.openxmlformats.org/drawingml/2006/picture">
+            <wp:extent cx="5486400" cy="2834640"/>
+            <wp:docPr id="4" name="Picture 4" descr="Two paths through the learned tree. Is near equal to 1 | No near is 0 | Predict clear. Is near equal to 1 | Yes near is 1 | Predict blocked"/>
+            <wp:cNvGraphicFramePr>
+              <a:graphicFrameLocks noChangeAspect="1"/>
+            </wp:cNvGraphicFramePr>
+            <a:graphic>
+              <a:graphicData uri="http://schemas.openxmlformats.org/drawingml/2006/picture">
+                <pic:pic>
+                  <pic:nvPicPr>
+                    <pic:cNvPr id="0" name="academy-story-ai-4-11-03.png"/>
+                    <pic:cNvPicPr/>
+                  </pic:nvPicPr>
+                  <pic:blipFill>
+                    <a:blip r:embed="rId12"/>
+                    <a:stretch>
+                      <a:fillRect/>
+                    </a:stretch>
+                  </pic:blipFill>
+                  <pic:spPr>
+                    <a:xfrm>
+                      <a:off x="0" y="0"/>
+                      <a:ext cx="5486400" cy="2834640"/>
+                    </a:xfrm>
+                    <a:prstGeom prst="rect"/>
+                  </pic:spPr>
+                </pic:pic>
+              </a:graphicData>
+            </a:graphic>
+          </wp:inline>
+        </w:drawing>
+      </w:r>
+    </w:p>
+    <w:p>
+      <w:pPr>
+        <w:spacing w:line="336" w:lineRule="auto" w:after="180"/>
+      </w:pPr>
+      <w:r>
+        <w:rPr>
+          <w:b w:val="0"/>
+        </w:rPr>
+        <w:t>Two paths through the learned tree. Is near equal to 1 | No near is 0 | Predict clear. Is near equal to 1 | Yes near is 1 | Predict blocked</w:t>
+      </w:r>
+    </w:p>
+    <w:p>
+      <w:pPr>
+        <w:spacing w:line="336" w:lineRule="auto" w:after="180"/>
+        <w:shd w:fill="F5F1FB"/>
+      </w:pPr>
+      <w:r>
+        <w:rPr>
+          <w:b w:val="0"/>
+        </w:rPr>
+        <w:t>Read the labels and values. Explain the relationship the model shows.</w:t>
+      </w:r>
+    </w:p>
+    <w:p>
+      <w:pPr>
+        <w:pStyle w:val="Heading3"/>
+      </w:pPr>
+      <w:r>
+        <w:t>Discuss while showing the picture</w:t>
+      </w:r>
+    </w:p>
+    <w:p>
+      <w:pPr>
+        <w:spacing w:line="336" w:lineRule="auto" w:after="180"/>
+        <w:shd w:fill="F1F6F8"/>
+      </w:pPr>
+      <w:r>
+        <w:rPr>
+          <w:b w:val="0"/>
+        </w:rPr>
+        <w:t>Teacher prompt: Read the labels and values. Explain the relationship the model shows. Ask learners to describe one label or arrow in ordinary words. Use the adjacent transcript if the image is difficult to see.</w:t>
+      </w:r>
+    </w:p>
+    <w:p>
+      <w:pPr>
+        <w:pStyle w:val="Heading3"/>
+      </w:pPr>
+      <w:r>
+        <w:t>04. Change one thing. Trace what follows.</w:t>
+      </w:r>
+    </w:p>
+    <w:p>
+      <w:r>
+        <w:drawing>
+          <wp:inline xmlns:a="http://schemas.openxmlformats.org/drawingml/2006/main" xmlns:pic="http://schemas.openxmlformats.org/drawingml/2006/picture">
+            <wp:extent cx="5486400" cy="3026664"/>
+            <wp:docPr id="5" name="Picture 5" descr="Original case: N lacks a count, so use review rather than inventing zero. Changed condition: The stored rule changes to visible_spots&gt;2. Expected result: M is now predicted healthy. Reason: Changing &gt;= to &gt; moves the exact value 2 to the other branch."/>
+            <wp:cNvGraphicFramePr>
+              <a:graphicFrameLocks noChangeAspect="1"/>
+            </wp:cNvGraphicFramePr>
+            <a:graphic>
+              <a:graphicData uri="http://schemas.openxmlformats.org/drawingml/2006/picture">
+                <pic:pic>
+                  <pic:nvPicPr>
+                    <pic:cNvPr id="0" name="academy-story-ai-4-11-04.png"/>
+                    <pic:cNvPicPr/>
+                  </pic:nvPicPr>
+                  <pic:blipFill>
+                    <a:blip r:embed="rId13"/>
+                    <a:stretch>
+                      <a:fillRect/>
+                    </a:stretch>
+                  </pic:blipFill>
+                  <pic:spPr>
+                    <a:xfrm>
+                      <a:off x="0" y="0"/>
+                      <a:ext cx="5486400" cy="3026664"/>
+                    </a:xfrm>
+                    <a:prstGeom prst="rect"/>
+                  </pic:spPr>
+                </pic:pic>
+              </a:graphicData>
+            </a:graphic>
+          </wp:inline>
+        </w:drawing>
+      </w:r>
+    </w:p>
+    <w:p>
+      <w:pPr>
+        <w:spacing w:line="336" w:lineRule="auto" w:after="180"/>
+      </w:pPr>
+      <w:r>
+        <w:rPr>
+          <w:b w:val="0"/>
+        </w:rPr>
+        <w:t>Original case: N lacks a count, so use review rather than inventing zero. Changed condition: The stored rule changes to visible_spots&gt;2. Expected result: M is now predicted healthy.</w:t>
+      </w:r>
+    </w:p>
+    <w:p>
+      <w:pPr>
+        <w:spacing w:line="336" w:lineRule="auto" w:after="180"/>
+      </w:pPr>
+      <w:r>
+        <w:rPr>
+          <w:b w:val="0"/>
+        </w:rPr>
+        <w:t xml:space="preserve">Reason: Changing &gt;= to &gt; moves the exact value 2 to the other </w:t>
+      </w:r>
+      <w:r>
+        <w:rPr>
+          <w:b/>
+        </w:rPr>
+        <w:t>branch</w:t>
+      </w:r>
+      <w:r>
+        <w:rPr>
+          <w:b w:val="0"/>
+        </w:rPr>
+        <w:t>.</w:t>
+      </w:r>
+    </w:p>
+    <w:p>
+      <w:pPr>
+        <w:spacing w:line="336" w:lineRule="auto" w:after="180"/>
+        <w:shd w:fill="F5F1FB"/>
+      </w:pPr>
+      <w:r>
+        <w:rPr>
+          <w:b w:val="0"/>
+        </w:rPr>
+        <w:t>Predict before checking the worked changed-case result. Name what changed and what the supplied facts allow you to conclude.</w:t>
+      </w:r>
+    </w:p>
+    <w:p>
+      <w:pPr>
+        <w:pStyle w:val="Heading3"/>
+      </w:pPr>
+      <w:r>
+        <w:t>Discuss while showing the picture</w:t>
+      </w:r>
+    </w:p>
+    <w:p>
+      <w:pPr>
+        <w:spacing w:line="336" w:lineRule="auto" w:after="180"/>
+        <w:shd w:fill="F1F6F8"/>
+      </w:pPr>
+      <w:r>
+        <w:rPr>
+          <w:b w:val="0"/>
+        </w:rPr>
+        <w:t>Teacher prompt: Predict before checking the worked changed-case result. Name what changed and what the supplied facts allow you to conclude. Ask learners to describe one label or arrow in ordinary words.</w:t>
+      </w:r>
+    </w:p>
+    <w:p>
+      <w:pPr>
+        <w:spacing w:line="336" w:lineRule="auto" w:after="180"/>
+        <w:shd w:fill="F1F6F8"/>
+      </w:pPr>
+      <w:r>
+        <w:rPr>
+          <w:b w:val="0"/>
+        </w:rPr>
+        <w:t xml:space="preserve">Use the adjacent transcript if the image is difficult to see. Changed-case reasoning: Changing &gt;= to &gt; moves the exact value 2 to the other </w:t>
+      </w:r>
+      <w:r>
+        <w:rPr>
+          <w:b/>
+        </w:rPr>
+        <w:t>branch</w:t>
+      </w:r>
+      <w:r>
+        <w:rPr>
+          <w:b w:val="0"/>
+        </w:rPr>
+        <w:t>.</w:t>
+      </w:r>
+    </w:p>
+    <w:p>
+      <w:pPr>
+        <w:pStyle w:val="Heading3"/>
+      </w:pPr>
+      <w:r>
+        <w:t>05. Connect the explanation to its limit</w:t>
+      </w:r>
+    </w:p>
+    <w:p>
+      <w:r>
+        <w:drawing>
+          <wp:inline xmlns:a="http://schemas.openxmlformats.org/drawingml/2006/main" xmlns:pic="http://schemas.openxmlformats.org/drawingml/2006/picture">
+            <wp:extent cx="5486400" cy="2834640"/>
+            <wp:docPr id="6" name="Picture 6" descr="Read the picture in order. N lacks a count, so use review rather than inventing zero. The arrows show which recorded input or intermediate result each decision uses. Explain the deciding step aloud before checking the changed case; pointing to the final answer alone does not show how it follows. Limit: Applying a stored tree is inference. Selecting a threshold from labelled training data is a separate fitting step."/>
+            <wp:cNvGraphicFramePr>
+              <a:graphicFrameLocks noChangeAspect="1"/>
+            </wp:cNvGraphicFramePr>
+            <a:graphic>
+              <a:graphicData uri="http://schemas.openxmlformats.org/drawingml/2006/picture">
+                <pic:pic>
+                  <pic:nvPicPr>
+                    <pic:cNvPr id="0" name="academy-story-ai-4-11-05.png"/>
+                    <pic:cNvPicPr/>
+                  </pic:nvPicPr>
+                  <pic:blipFill>
+                    <a:blip r:embed="rId14"/>
+                    <a:stretch>
+                      <a:fillRect/>
+                    </a:stretch>
+                  </pic:blipFill>
+                  <pic:spPr>
+                    <a:xfrm>
+                      <a:off x="0" y="0"/>
+                      <a:ext cx="5486400" cy="2834640"/>
+                    </a:xfrm>
+                    <a:prstGeom prst="rect"/>
+                  </pic:spPr>
+                </pic:pic>
+              </a:graphicData>
+            </a:graphic>
+          </wp:inline>
+        </w:drawing>
+      </w:r>
+    </w:p>
+    <w:p>
+      <w:pPr>
+        <w:spacing w:line="336" w:lineRule="auto" w:after="180"/>
+      </w:pPr>
+      <w:r>
+        <w:rPr>
+          <w:b w:val="0"/>
+        </w:rPr>
+        <w:t xml:space="preserve">Read the picture in order. N lacks a count, so use review rather than inventing zero. The arrows show which recorded </w:t>
+      </w:r>
+      <w:r>
+        <w:rPr>
+          <w:b/>
+        </w:rPr>
+        <w:t>input</w:t>
+      </w:r>
+      <w:r>
+        <w:rPr>
+          <w:b w:val="0"/>
+        </w:rPr>
+        <w:t xml:space="preserve"> or intermediate result each decision uses.</w:t>
+      </w:r>
+    </w:p>
+    <w:p>
+      <w:pPr>
+        <w:spacing w:line="336" w:lineRule="auto" w:after="180"/>
+      </w:pPr>
+      <w:r>
+        <w:rPr>
+          <w:b w:val="0"/>
+        </w:rPr>
+        <w:t>Explain the deciding step aloud before checking the changed case; pointing to the final answer alone does not show how it follows. Limit: Applying a stored tree is inference.</w:t>
+      </w:r>
+    </w:p>
+    <w:p>
+      <w:pPr>
+        <w:spacing w:line="336" w:lineRule="auto" w:after="180"/>
+      </w:pPr>
+      <w:r>
+        <w:rPr>
+          <w:b w:val="0"/>
+        </w:rPr>
+        <w:t xml:space="preserve">Selecting a </w:t>
+      </w:r>
+      <w:r>
+        <w:rPr>
+          <w:b/>
+        </w:rPr>
+        <w:t>threshold</w:t>
+      </w:r>
+      <w:r>
+        <w:rPr>
+          <w:b w:val="0"/>
+        </w:rPr>
+        <w:t xml:space="preserve"> from labelled </w:t>
+      </w:r>
+      <w:r>
+        <w:rPr>
+          <w:b/>
+        </w:rPr>
+        <w:t>training</w:t>
+      </w:r>
+      <w:r>
+        <w:rPr>
+          <w:b w:val="0"/>
+        </w:rPr>
+        <w:t xml:space="preserve"> data is a separate </w:t>
+      </w:r>
+      <w:r>
+        <w:rPr>
+          <w:b/>
+        </w:rPr>
+        <w:t>fitting</w:t>
+      </w:r>
+      <w:r>
+        <w:rPr>
+          <w:b w:val="0"/>
+        </w:rPr>
+        <w:t xml:space="preserve"> step.</w:t>
+      </w:r>
+    </w:p>
+    <w:p>
+      <w:pPr>
+        <w:spacing w:line="336" w:lineRule="auto" w:after="180"/>
+        <w:shd w:fill="F5F1FB"/>
+      </w:pPr>
+      <w:r>
+        <w:rPr>
+          <w:b w:val="0"/>
+        </w:rPr>
+        <w:t>Explain the case, then point to a limit on the claim.</w:t>
+      </w:r>
+    </w:p>
+    <w:p>
+      <w:pPr>
+        <w:pStyle w:val="Heading3"/>
+      </w:pPr>
+      <w:r>
+        <w:t>Discuss while showing the picture</w:t>
+      </w:r>
+    </w:p>
+    <w:p>
+      <w:pPr>
+        <w:spacing w:line="336" w:lineRule="auto" w:after="180"/>
+        <w:shd w:fill="F1F6F8"/>
+      </w:pPr>
+      <w:r>
+        <w:rPr>
+          <w:b w:val="0"/>
+        </w:rPr>
+        <w:t>Teacher prompt: Explain the case, then point to a limit on the claim. Ask learners to describe one label or arrow in ordinary words. Use the adjacent transcript if the image is difficult to see.</w:t>
+      </w:r>
+    </w:p>
+    <w:p>
+      <w:pPr>
+        <w:spacing w:line="336" w:lineRule="auto" w:after="180"/>
+        <w:shd w:fill="F1F6F8"/>
+      </w:pPr>
+      <w:r>
+        <w:rPr>
+          <w:b w:val="0"/>
+        </w:rPr>
+        <w:t xml:space="preserve">Keep the stated scope: Applying a stored tree is inference. Selecting a </w:t>
+      </w:r>
+      <w:r>
+        <w:rPr>
+          <w:b/>
+        </w:rPr>
+        <w:t>threshold</w:t>
+      </w:r>
+      <w:r>
+        <w:rPr>
+          <w:b w:val="0"/>
+        </w:rPr>
+        <w:t xml:space="preserve"> from labelled </w:t>
+      </w:r>
+      <w:r>
+        <w:rPr>
+          <w:b/>
+        </w:rPr>
+        <w:t>training</w:t>
+      </w:r>
+      <w:r>
+        <w:rPr>
+          <w:b w:val="0"/>
+        </w:rPr>
+        <w:t xml:space="preserve"> data is a separate </w:t>
+      </w:r>
+      <w:r>
+        <w:rPr>
+          <w:b/>
+        </w:rPr>
+        <w:t>fitting</w:t>
+      </w:r>
+      <w:r>
+        <w:rPr>
+          <w:b w:val="0"/>
+        </w:rPr>
+        <w:t xml:space="preserve"> step.</w:t>
+      </w:r>
+    </w:p>
+    <w:p>
+      <w:pPr>
+        <w:pStyle w:val="Heading3"/>
+      </w:pPr>
+      <w:r>
+        <w:t>06. Make the idea visible in your project</w:t>
+      </w:r>
+    </w:p>
+    <w:p>
+      <w:r>
+        <w:drawing>
+          <wp:inline xmlns:a="http://schemas.openxmlformats.org/drawingml/2006/main" xmlns:pic="http://schemas.openxmlformats.org/drawingml/2006/picture">
+            <wp:extent cx="5486400" cy="3681984"/>
+            <wp:docPr id="7" name="Picture 7" descr="For your Responsible Plant Classifier, save the input, procedure, observed result and limitation of this check. Label this worked example as practice; use a different, previously unreviewed case when checking independent understanding. Draw your input, deciding step, result and limit. Supported question: Which input distinguishes the original and changed tree? Point to the relevant step in the picture, then write the changed result and the rule or evidence that supports it."/>
+            <wp:cNvGraphicFramePr>
+              <a:graphicFrameLocks noChangeAspect="1"/>
+            </wp:cNvGraphicFramePr>
+            <a:graphic>
+              <a:graphicData uri="http://schemas.openxmlformats.org/drawingml/2006/picture">
+                <pic:pic>
+                  <pic:nvPicPr>
+                    <pic:cNvPr id="0" name="academy-story-ai-4-11-06.png"/>
+                    <pic:cNvPicPr/>
+                  </pic:nvPicPr>
+                  <pic:blipFill>
+                    <a:blip r:embed="rId15"/>
+                    <a:stretch>
+                      <a:fillRect/>
+                    </a:stretch>
+                  </pic:blipFill>
+                  <pic:spPr>
+                    <a:xfrm>
+                      <a:off x="0" y="0"/>
+                      <a:ext cx="5486400" cy="3681984"/>
+                    </a:xfrm>
+                    <a:prstGeom prst="rect"/>
+                  </pic:spPr>
+                </pic:pic>
+              </a:graphicData>
+            </a:graphic>
+          </wp:inline>
+        </w:drawing>
+      </w:r>
+    </w:p>
+    <w:p>
+      <w:pPr>
+        <w:spacing w:line="336" w:lineRule="auto" w:after="180"/>
+      </w:pPr>
+      <w:r>
+        <w:rPr>
+          <w:b w:val="0"/>
+        </w:rPr>
+        <w:t xml:space="preserve">For your Responsible Plant Classifier, save the </w:t>
+      </w:r>
+      <w:r>
+        <w:rPr>
+          <w:b/>
+        </w:rPr>
+        <w:t>input</w:t>
+      </w:r>
+      <w:r>
+        <w:rPr>
+          <w:b w:val="0"/>
+        </w:rPr>
+        <w:t>, procedure, observed result and limitation of this check.</w:t>
+      </w:r>
+    </w:p>
+    <w:p>
+      <w:pPr>
+        <w:spacing w:line="336" w:lineRule="auto" w:after="180"/>
+      </w:pPr>
+      <w:r>
+        <w:rPr>
+          <w:b w:val="0"/>
+        </w:rPr>
+        <w:t xml:space="preserve">Label this worked example as practice; use a different, previously unreviewed case when checking independent understanding. Draw your </w:t>
+      </w:r>
+      <w:r>
+        <w:rPr>
+          <w:b/>
+        </w:rPr>
+        <w:t>input</w:t>
+      </w:r>
+      <w:r>
+        <w:rPr>
+          <w:b w:val="0"/>
+        </w:rPr>
+        <w:t>, deciding step, result and limit.</w:t>
+      </w:r>
+    </w:p>
+    <w:p>
+      <w:pPr>
+        <w:spacing w:line="336" w:lineRule="auto" w:after="180"/>
+      </w:pPr>
+      <w:r>
+        <w:rPr>
+          <w:b w:val="0"/>
+        </w:rPr>
+        <w:t xml:space="preserve">Supported question: Which </w:t>
+      </w:r>
+      <w:r>
+        <w:rPr>
+          <w:b/>
+        </w:rPr>
+        <w:t>input</w:t>
+      </w:r>
+      <w:r>
+        <w:rPr>
+          <w:b w:val="0"/>
+        </w:rPr>
+        <w:t xml:space="preserve"> distinguishes the original and changed tree? Point to the relevant step in the picture, then write the changed result and the rule or </w:t>
+      </w:r>
+      <w:r>
+        <w:rPr>
+          <w:b/>
+        </w:rPr>
+        <w:t>evidence</w:t>
+      </w:r>
+      <w:r>
+        <w:rPr>
+          <w:b w:val="0"/>
+        </w:rPr>
+        <w:t xml:space="preserve"> that supports it.</w:t>
+      </w:r>
+    </w:p>
+    <w:p>
+      <w:pPr>
+        <w:spacing w:line="336" w:lineRule="auto" w:after="180"/>
+        <w:shd w:fill="F5F1FB"/>
+      </w:pPr>
+      <w:r>
+        <w:rPr>
+          <w:b w:val="0"/>
+        </w:rPr>
+        <w:t xml:space="preserve">Draw your project trace and justify the deciding step using </w:t>
+      </w:r>
+      <w:r>
+        <w:rPr>
+          <w:b/>
+        </w:rPr>
+        <w:t>evidence</w:t>
+      </w:r>
+      <w:r>
+        <w:rPr>
+          <w:b w:val="0"/>
+        </w:rPr>
+        <w:t>.</w:t>
+      </w:r>
+    </w:p>
+    <w:p>
+      <w:pPr>
+        <w:pStyle w:val="Heading3"/>
+      </w:pPr>
+      <w:r>
+        <w:t>Discuss while showing the picture</w:t>
+      </w:r>
+    </w:p>
+    <w:p>
+      <w:pPr>
+        <w:spacing w:line="336" w:lineRule="auto" w:after="180"/>
+        <w:shd w:fill="F1F6F8"/>
+      </w:pPr>
+      <w:r>
+        <w:rPr>
+          <w:b w:val="0"/>
+        </w:rPr>
+        <w:t xml:space="preserve">Teacher prompt: Draw your project trace and justify the deciding step using </w:t>
+      </w:r>
+      <w:r>
+        <w:rPr>
+          <w:b/>
+        </w:rPr>
+        <w:t>evidence</w:t>
+      </w:r>
+      <w:r>
+        <w:rPr>
+          <w:b w:val="0"/>
+        </w:rPr>
+        <w:t>. Ask learners to describe one label or arrow in ordinary words. Use the adjacent transcript if the image is difficult to see.</w:t>
+      </w:r>
+    </w:p>
+    <w:p>
+      <w:pPr>
+        <w:spacing w:line="336" w:lineRule="auto" w:after="180"/>
+        <w:shd w:fill="F1F6F8"/>
+      </w:pPr>
+      <w:r>
+        <w:rPr>
+          <w:b w:val="0"/>
+        </w:rPr>
+        <w:t>Supported practice key: M with exactly 2 spots. Values 1 and missing keep their earlier declared paths; 2 is the boundary probe. Changed-case check: M is now predicted healthy.</w:t>
+      </w:r>
+    </w:p>
+    <w:p>
+      <w:pPr>
+        <w:spacing w:line="336" w:lineRule="auto" w:after="180"/>
+        <w:shd w:fill="F1F6F8"/>
+      </w:pPr>
+      <w:r>
+        <w:rPr>
+          <w:b w:val="0"/>
+        </w:rPr>
+        <w:t xml:space="preserve">Changing &gt;= to &gt; moves the exact value 2 to the other </w:t>
+      </w:r>
+      <w:r>
+        <w:rPr>
+          <w:b/>
+        </w:rPr>
+        <w:t>branch</w:t>
+      </w:r>
+      <w:r>
+        <w:rPr>
+          <w:b w:val="0"/>
+        </w:rPr>
+        <w:t>.</w:t>
       </w:r>
     </w:p>
     <w:sectPr>

--- a/downloads/teacher/ai-4-week-11.docx
+++ b/downloads/teacher/ai-4-week-11.docx
@@ -237,7 +237,7 @@
           </w:tcPr>
           <w:p>
             <w:r>
-              <w:t>Sections 9 and 11–14. Give extra time to finish the full task set; use Section 15 when the week includes a coding lab.</w:t>
+              <w:t>Use “Run the investigation”, “Connect your project”, “Show what you know”, “Study a complete case” and “Try a new case independently”. Give extra time for the full task set. If this week has a coding lab, use its named section; section numbers can change when extra explanations are included.</w:t>
             </w:r>
           </w:p>
         </w:tc>
@@ -2976,6 +2976,26 @@
     <w:p>
       <w:r>
         <w:t>Demonstrate Decision Trees, reduce support deliberately and check individual reasoning before discussing answers.</w:t>
+      </w:r>
+    </w:p>
+    <w:p>
+      <w:pPr>
+        <w:pStyle w:val="Heading3"/>
+      </w:pPr>
+      <w:r>
+        <w:t>Choose the pacing route</w:t>
+      </w:r>
+    </w:p>
+    <w:p>
+      <w:pPr>
+        <w:spacing w:line="336" w:lineRule="auto" w:after="180"/>
+        <w:shd w:fill="F1F6F8"/>
+      </w:pPr>
+      <w:r>
+        <w:rPr>
+          <w:b w:val="0"/>
+        </w:rPr>
+        <w:t>Compact alternative: this two-session sequence covers selected core tasks. Use the three-session weekly plan for the full lesson, independent transfer, feedback and project work; allow extra time for extensions.</w:t>
       </w:r>
     </w:p>
     <w:p>
@@ -6760,7 +6780,7 @@
           </w:tcPr>
           <w:p>
             <w:r>
-              <w:t>Sections 9 and 11–14. Give extra time to finish the full task set; use Section 15 when the week includes a coding lab.</w:t>
+              <w:t>Use “Run the investigation”, “Connect your project”, “Show what you know”, “Study a complete case” and “Try a new case independently”. Give extra time for the full task set. If this week has a coding lab, use its named section; section numbers can change when extra explanations are included.</w:t>
             </w:r>
           </w:p>
         </w:tc>

--- a/downloads/teacher/ai-4-week-11.docx
+++ b/downloads/teacher/ai-4-week-11.docx
@@ -25,20 +25,38 @@
         <w:pStyle w:val="Heading1"/>
       </w:pPr>
       <w:r>
-        <w:t>01. Decision Trees</w:t>
-      </w:r>
-    </w:p>
-    <w:p>
-      <w:r>
-        <w:t>Prepare Decision Trees: check the target, prerequisites, resources and adaptable teaching schedule.</w:t>
-      </w:r>
-    </w:p>
-    <w:p>
-      <w:pPr>
-        <w:pStyle w:val="Heading3"/>
-      </w:pPr>
-      <w:r>
-        <w:t>Teach the learning cycle</w:t>
+        <w:t>Teach tree fitting with complete branch evidence.</w:t>
+      </w:r>
+    </w:p>
+    <w:p>
+      <w:r>
+        <w:t>Use supplied versus fitted labels explicitly and assess the actual selected cutoff task without claiming it proves fitting mastery.</w:t>
+      </w:r>
+    </w:p>
+    <w:p>
+      <w:r>
+        <w:t>Keep development pruning and final evaluation separate; retain missing-input review.</w:t>
+      </w:r>
+    </w:p>
+    <w:p>
+      <w:pPr>
+        <w:pStyle w:val="Heading1"/>
+      </w:pPr>
+      <w:r>
+        <w:t>01. Prepare the connected experiment</w:t>
+      </w:r>
+    </w:p>
+    <w:p>
+      <w:r>
+        <w:t>Keep prior exposure, shared practice and independent evidence distinct.</w:t>
+      </w:r>
+    </w:p>
+    <w:p>
+      <w:pPr>
+        <w:pStyle w:val="Heading2"/>
+      </w:pPr>
+      <w:r>
+        <w:t>Goal and main teaching plan</w:t>
       </w:r>
     </w:p>
     <w:p>
@@ -279,12 +297,439 @@
     </w:p>
     <w:p>
       <w:pPr>
+        <w:pStyle w:val="Heading2"/>
+      </w:pPr>
+      <w:r>
+        <w:t>Materials and prerequisite</w:t>
+      </w:r>
+    </w:p>
+    <w:p>
+      <w:pPr>
         <w:spacing w:line="336" w:lineRule="auto" w:after="180"/>
       </w:pPr>
       <w:r>
         <w:rPr>
           <w:b w:val="0"/>
         </w:rPr>
+        <w:t xml:space="preserve">Teach two 45-minute sessions. Students fit a </w:t>
+      </w:r>
+      <w:r>
+        <w:rPr>
+          <w:b/>
+        </w:rPr>
+        <w:t>depth</w:t>
+      </w:r>
+      <w:r>
+        <w:rPr>
+          <w:b w:val="0"/>
+        </w:rPr>
+        <w:t xml:space="preserve">-one decision tree by learning </w:t>
+      </w:r>
+      <w:r>
+        <w:rPr>
+          <w:b/>
+        </w:rPr>
+        <w:t>branch</w:t>
+      </w:r>
+      <w:r>
+        <w:rPr>
+          <w:b w:val="0"/>
+        </w:rPr>
+        <w:t xml:space="preserve"> majorities and selecting the question with the fewest total </w:t>
+      </w:r>
+      <w:r>
+        <w:rPr>
+          <w:b/>
+        </w:rPr>
+        <w:t>training</w:t>
+      </w:r>
+      <w:r>
+        <w:rPr>
+          <w:b w:val="0"/>
+        </w:rPr>
+        <w:t xml:space="preserve"> mistakes.</w:t>
+      </w:r>
+    </w:p>
+    <w:p>
+      <w:pPr>
+        <w:spacing w:line="336" w:lineRule="auto" w:after="180"/>
+      </w:pPr>
+      <w:r>
+        <w:rPr>
+          <w:b w:val="0"/>
+        </w:rPr>
+        <w:t>This transparent classroom algorithm is not a claim to reproduce CART or a library default. Explain tuple positions, list comprehension and the leaves dictionary; offer the full paper route for students who need it.</w:t>
+      </w:r>
+    </w:p>
+    <w:p>
+      <w:pPr>
+        <w:spacing w:line="336" w:lineRule="auto" w:after="180"/>
+      </w:pPr>
+      <w:r>
+        <w:rPr>
+          <w:b w:val="0"/>
+        </w:rPr>
+        <w:t>Use the supplied scenario, student illustrations and blank paper. For numeric work, offer counters or a calculator after learners show the setup. Fictional records are supplied; personal data and paid accounts are unnecessary.</w:t>
+      </w:r>
+    </w:p>
+    <w:p>
+      <w:pPr>
+        <w:spacing w:line="336" w:lineRule="auto" w:after="180"/>
+      </w:pPr>
+      <w:r>
+        <w:rPr>
+          <w:b w:val="0"/>
+        </w:rPr>
+        <w:t xml:space="preserve">The cutoff was selected using </w:t>
+      </w:r>
+      <w:r>
+        <w:rPr>
+          <w:b/>
+        </w:rPr>
+        <w:t>training</w:t>
+      </w:r>
+      <w:r>
+        <w:rPr>
+          <w:b w:val="0"/>
+        </w:rPr>
+        <w:t xml:space="preserve"> labels. Matching those examples does not establish performance on new examples; validation can expose mistakes and support a baseline comparison.</w:t>
+      </w:r>
+    </w:p>
+    <w:p>
+      <w:pPr>
+        <w:spacing w:line="336" w:lineRule="auto" w:after="180"/>
+      </w:pPr>
+      <w:r>
+        <w:rPr>
+          <w:b w:val="0"/>
+        </w:rPr>
+        <w:t>Printed lesson and workbook</w:t>
+      </w:r>
+    </w:p>
+    <w:p>
+      <w:pPr>
+        <w:spacing w:line="336" w:lineRule="auto" w:after="180"/>
+      </w:pPr>
+      <w:r>
+        <w:rPr>
+          <w:b w:val="0"/>
+        </w:rPr>
+        <w:t xml:space="preserve">Six </w:t>
+      </w:r>
+      <w:r>
+        <w:rPr>
+          <w:b/>
+        </w:rPr>
+        <w:t>training</w:t>
+      </w:r>
+      <w:r>
+        <w:rPr>
+          <w:b w:val="0"/>
+        </w:rPr>
+        <w:t xml:space="preserve"> row cards and four validation cards</w:t>
+      </w:r>
+    </w:p>
+    <w:p>
+      <w:pPr>
+        <w:spacing w:line="336" w:lineRule="auto" w:after="180"/>
+      </w:pPr>
+      <w:r>
+        <w:rPr>
+          <w:b w:val="0"/>
+        </w:rPr>
+        <w:t xml:space="preserve">Two </w:t>
+      </w:r>
+      <w:r>
+        <w:rPr>
+          <w:b/>
+        </w:rPr>
+        <w:t>branch</w:t>
+      </w:r>
+      <w:r>
+        <w:rPr>
+          <w:b w:val="0"/>
+        </w:rPr>
+        <w:t xml:space="preserve"> areas labelled 0 and 1</w:t>
+      </w:r>
+    </w:p>
+    <w:p>
+      <w:pPr>
+        <w:spacing w:line="336" w:lineRule="auto" w:after="180"/>
+      </w:pPr>
+      <w:r>
+        <w:rPr>
+          <w:b w:val="0"/>
+        </w:rPr>
+        <w:t>Optional Python 3 editor with no packages required</w:t>
+      </w:r>
+    </w:p>
+    <w:p>
+      <w:pPr>
+        <w:pStyle w:val="Heading2"/>
+      </w:pPr>
+      <w:r>
+        <w:t>Opening retrieval</w:t>
+      </w:r>
+    </w:p>
+    <w:p>
+      <w:pPr>
+        <w:spacing w:line="336" w:lineRule="auto" w:after="180"/>
+      </w:pPr>
+      <w:r>
+        <w:rPr>
+          <w:b w:val="0"/>
+        </w:rPr>
+        <w:t>Without opening the old lesson, explain one key idea from Baselines First. Give an example and a mistake that the idea helps you avoid.</w:t>
+      </w:r>
+    </w:p>
+    <w:p>
+      <w:pPr>
+        <w:spacing w:line="336" w:lineRule="auto" w:after="180"/>
+      </w:pPr>
+      <w:r>
+        <w:rPr>
+          <w:b w:val="0"/>
+        </w:rPr>
+        <w:t xml:space="preserve">Look for: Fit a majority label baseline using </w:t>
+      </w:r>
+      <w:r>
+        <w:rPr>
+          <w:b/>
+        </w:rPr>
+        <w:t>training</w:t>
+      </w:r>
+      <w:r>
+        <w:rPr>
+          <w:b w:val="0"/>
+        </w:rPr>
+        <w:t xml:space="preserve"> labels only</w:t>
+      </w:r>
+    </w:p>
+    <w:p>
+      <w:pPr>
+        <w:spacing w:line="336" w:lineRule="auto" w:after="180"/>
+      </w:pPr>
+      <w:r>
+        <w:rPr>
+          <w:b w:val="0"/>
+        </w:rPr>
+        <w:t xml:space="preserve">Reference example, not the only acceptable wording: </w:t>
+      </w:r>
+      <w:r>
+        <w:rPr>
+          <w:b/>
+        </w:rPr>
+        <w:t>Training</w:t>
+      </w:r>
+      <w:r>
+        <w:rPr>
+          <w:b w:val="0"/>
+        </w:rPr>
+        <w:t xml:space="preserve"> has four clear and two blocked, so the constant is clear. A tie chooses clear under the declared classroom rule.</w:t>
+      </w:r>
+    </w:p>
+    <w:p>
+      <w:pPr>
+        <w:spacing w:line="336" w:lineRule="auto" w:after="180"/>
+      </w:pPr>
+      <w:r>
+        <w:rPr>
+          <w:b w:val="0"/>
+        </w:rPr>
+        <w:t xml:space="preserve">Validation labels score the stored </w:t>
+      </w:r>
+      <w:r>
+        <w:rPr>
+          <w:b/>
+        </w:rPr>
+        <w:t>prediction</w:t>
+      </w:r>
+      <w:r>
+        <w:rPr>
+          <w:b w:val="0"/>
+        </w:rPr>
+        <w:t xml:space="preserve">; using their majority to choose it would change the </w:t>
+      </w:r>
+      <w:r>
+        <w:rPr>
+          <w:b/>
+        </w:rPr>
+        <w:t>fitting</w:t>
+      </w:r>
+      <w:r>
+        <w:rPr>
+          <w:b w:val="0"/>
+        </w:rPr>
+        <w:t xml:space="preserve"> procedure.</w:t>
+      </w:r>
+    </w:p>
+    <w:p>
+      <w:pPr>
+        <w:spacing w:line="336" w:lineRule="auto" w:after="180"/>
+      </w:pPr>
+      <w:r>
+        <w:rPr>
+          <w:b w:val="0"/>
+        </w:rPr>
+        <w:t>Without opening the old lesson, explain one key idea from Leakage. Give an example and a mistake that the idea helps you avoid.</w:t>
+      </w:r>
+    </w:p>
+    <w:p>
+      <w:pPr>
+        <w:spacing w:line="336" w:lineRule="auto" w:after="180"/>
+      </w:pPr>
+      <w:r>
+        <w:rPr>
+          <w:b w:val="0"/>
+        </w:rPr>
+        <w:t xml:space="preserve">Look for: Choose a </w:t>
+      </w:r>
+      <w:r>
+        <w:rPr>
+          <w:b/>
+        </w:rPr>
+        <w:t>split</w:t>
+      </w:r>
+      <w:r>
+        <w:rPr>
+          <w:b w:val="0"/>
+        </w:rPr>
+        <w:t xml:space="preserve"> unit that matches the intended </w:t>
+      </w:r>
+      <w:r>
+        <w:rPr>
+          <w:b/>
+        </w:rPr>
+        <w:t>prediction</w:t>
+      </w:r>
+      <w:r>
+        <w:rPr>
+          <w:b w:val="0"/>
+        </w:rPr>
+        <w:t xml:space="preserve"> claim</w:t>
+      </w:r>
+    </w:p>
+    <w:p>
+      <w:pPr>
+        <w:spacing w:line="336" w:lineRule="auto" w:after="180"/>
+      </w:pPr>
+      <w:r>
+        <w:rPr>
+          <w:b w:val="0"/>
+        </w:rPr>
+        <w:t xml:space="preserve">Reference example, not the only acceptable wording: </w:t>
+      </w:r>
+      <w:r>
+        <w:rPr>
+          <w:b/>
+        </w:rPr>
+        <w:t>Training</w:t>
+      </w:r>
+      <w:r>
+        <w:rPr>
+          <w:b w:val="0"/>
+        </w:rPr>
+        <w:t xml:space="preserve"> fits the model; validation compares development choices; test evaluates after choices are fixed.</w:t>
+      </w:r>
+    </w:p>
+    <w:p>
+      <w:pPr>
+        <w:spacing w:line="336" w:lineRule="auto" w:after="180"/>
+      </w:pPr>
+      <w:r>
+        <w:rPr>
+          <w:b w:val="0"/>
+        </w:rPr>
+        <w:t>Repeatedly selecting by the test score uses that set for development, so it is no longer an untouched final evaluation.</w:t>
+      </w:r>
+    </w:p>
+    <w:p>
+      <w:pPr>
+        <w:spacing w:line="336" w:lineRule="auto" w:after="180"/>
+      </w:pPr>
+      <w:r>
+        <w:rPr>
+          <w:b w:val="0"/>
+        </w:rPr>
+        <w:t>Without opening the old lesson, explain one key idea from Inspect Before Modeling. Give an example and a mistake that the idea helps you avoid.</w:t>
+      </w:r>
+    </w:p>
+    <w:p>
+      <w:pPr>
+        <w:spacing w:line="336" w:lineRule="auto" w:after="180"/>
+      </w:pPr>
+      <w:r>
+        <w:rPr>
+          <w:b w:val="0"/>
+        </w:rPr>
+        <w:t>Look for: Inspect row meaning missing values and repeated records</w:t>
+      </w:r>
+    </w:p>
+    <w:p>
+      <w:pPr>
+        <w:spacing w:line="336" w:lineRule="auto" w:after="180"/>
+      </w:pPr>
+      <w:r>
+        <w:rPr>
+          <w:b w:val="0"/>
+        </w:rPr>
+        <w:t>Reference example, not the only acceptable wording: One row is intended to represent one indoor practice trip.</w:t>
+      </w:r>
+    </w:p>
+    <w:p>
+      <w:pPr>
+        <w:spacing w:line="336" w:lineRule="auto" w:after="180"/>
+      </w:pPr>
+      <w:r>
+        <w:rPr>
+          <w:b w:val="0"/>
+        </w:rPr>
+        <w:t>The source is a teacher-authored fictional export for this lesson, duration uses minutes, and None means unknown rather than zero.</w:t>
+      </w:r>
+    </w:p>
+    <w:p>
+      <w:pPr>
+        <w:pStyle w:val="Heading2"/>
+      </w:pPr>
+      <w:r>
+        <w:t>End goal</w:t>
+      </w:r>
+    </w:p>
+    <w:p>
+      <w:pPr>
+        <w:spacing w:line="336" w:lineRule="auto" w:after="180"/>
+      </w:pPr>
+      <w:r>
+        <w:rPr>
+          <w:b w:val="0"/>
+        </w:rPr>
+        <w:t>By the end, I can explain decision trees using a traced example and a stated limitation.</w:t>
+      </w:r>
+    </w:p>
+    <w:p>
+      <w:pPr>
+        <w:pStyle w:val="Heading2"/>
+      </w:pPr>
+      <w:r>
+        <w:t>Earlier wording, alternatives and picture transcripts · reference / check after trying</w:t>
+      </w:r>
+    </w:p>
+    <w:p>
+      <w:pPr>
+        <w:pStyle w:val="Heading3"/>
+      </w:pPr>
+      <w:r>
+        <w:t>Teach the learning cycle</w:t>
+      </w:r>
+    </w:p>
+    <w:p>
+      <w:pPr>
+        <w:spacing w:line="336" w:lineRule="auto" w:after="180"/>
+      </w:pPr>
+      <w:r>
+        <w:rPr>
+          <w:b w:val="0"/>
+        </w:rPr>
         <w:t>Case exposure check: this source example appears in ai-2/14, ai-2/15, ai-4/11. Reuse a familiar case for recall or modelling; verify that the case used to assess transfer has not already received feedback.</w:t>
       </w:r>
     </w:p>
@@ -306,259 +751,42 @@
     </w:p>
     <w:p>
       <w:pPr>
+        <w:pStyle w:val="Heading3"/>
+      </w:pPr>
+      <w:r>
+        <w:t>Leakage</w:t>
+      </w:r>
+    </w:p>
+    <w:p>
+      <w:pPr>
+        <w:pStyle w:val="Heading3"/>
+      </w:pPr>
+      <w:r>
+        <w:t>Inspect Before Modeling</w:t>
+      </w:r>
+    </w:p>
+    <w:p>
+      <w:pPr>
         <w:spacing w:line="336" w:lineRule="auto" w:after="180"/>
       </w:pPr>
       <w:r>
         <w:rPr>
           <w:b w:val="0"/>
         </w:rPr>
-        <w:t>Without opening the old lesson, explain one key idea from Baselines First. Give an example and a mistake that the idea helps you avoid.</w:t>
+        <w:t>Use the student module and workbook section with this exact week title. The worked case, independent question and answers below form one aligned lesson sequence.</w:t>
+      </w:r>
+    </w:p>
+    <w:p>
+      <w:pPr>
+        <w:pStyle w:val="Heading3"/>
+      </w:pPr>
+      <w:r>
+        <w:t>What the learner must demonstrate</w:t>
       </w:r>
     </w:p>
     <w:p>
       <w:pPr>
         <w:spacing w:line="336" w:lineRule="auto" w:after="180"/>
-      </w:pPr>
-      <w:r>
-        <w:rPr>
-          <w:b w:val="0"/>
-        </w:rPr>
-        <w:t xml:space="preserve">Look for: Fit a majority label baseline using </w:t>
-      </w:r>
-      <w:r>
-        <w:rPr>
-          <w:b/>
-        </w:rPr>
-        <w:t>training</w:t>
-      </w:r>
-      <w:r>
-        <w:rPr>
-          <w:b w:val="0"/>
-        </w:rPr>
-        <w:t xml:space="preserve"> labels only</w:t>
-      </w:r>
-    </w:p>
-    <w:p>
-      <w:pPr>
-        <w:spacing w:line="336" w:lineRule="auto" w:after="180"/>
-      </w:pPr>
-      <w:r>
-        <w:rPr>
-          <w:b w:val="0"/>
-        </w:rPr>
-        <w:t xml:space="preserve">Reference example, not the only acceptable wording: </w:t>
-      </w:r>
-      <w:r>
-        <w:rPr>
-          <w:b/>
-        </w:rPr>
-        <w:t>Training</w:t>
-      </w:r>
-      <w:r>
-        <w:rPr>
-          <w:b w:val="0"/>
-        </w:rPr>
-        <w:t xml:space="preserve"> has four clear and two blocked, so the constant is clear. A tie chooses clear under the declared classroom rule.</w:t>
-      </w:r>
-    </w:p>
-    <w:p>
-      <w:pPr>
-        <w:spacing w:line="336" w:lineRule="auto" w:after="180"/>
-      </w:pPr>
-      <w:r>
-        <w:rPr>
-          <w:b w:val="0"/>
-        </w:rPr>
-        <w:t xml:space="preserve">Validation labels score the stored </w:t>
-      </w:r>
-      <w:r>
-        <w:rPr>
-          <w:b/>
-        </w:rPr>
-        <w:t>prediction</w:t>
-      </w:r>
-      <w:r>
-        <w:rPr>
-          <w:b w:val="0"/>
-        </w:rPr>
-        <w:t xml:space="preserve">; using their majority to choose it would change the </w:t>
-      </w:r>
-      <w:r>
-        <w:rPr>
-          <w:b/>
-        </w:rPr>
-        <w:t>fitting</w:t>
-      </w:r>
-      <w:r>
-        <w:rPr>
-          <w:b w:val="0"/>
-        </w:rPr>
-        <w:t xml:space="preserve"> procedure.</w:t>
-      </w:r>
-    </w:p>
-    <w:p>
-      <w:pPr>
-        <w:pStyle w:val="Heading3"/>
-      </w:pPr>
-      <w:r>
-        <w:t>Leakage</w:t>
-      </w:r>
-    </w:p>
-    <w:p>
-      <w:pPr>
-        <w:spacing w:line="336" w:lineRule="auto" w:after="180"/>
-      </w:pPr>
-      <w:r>
-        <w:rPr>
-          <w:b w:val="0"/>
-        </w:rPr>
-        <w:t>Without opening the old lesson, explain one key idea from Leakage. Give an example and a mistake that the idea helps you avoid.</w:t>
-      </w:r>
-    </w:p>
-    <w:p>
-      <w:pPr>
-        <w:spacing w:line="336" w:lineRule="auto" w:after="180"/>
-      </w:pPr>
-      <w:r>
-        <w:rPr>
-          <w:b w:val="0"/>
-        </w:rPr>
-        <w:t xml:space="preserve">Look for: Choose a </w:t>
-      </w:r>
-      <w:r>
-        <w:rPr>
-          <w:b/>
-        </w:rPr>
-        <w:t>split</w:t>
-      </w:r>
-      <w:r>
-        <w:rPr>
-          <w:b w:val="0"/>
-        </w:rPr>
-        <w:t xml:space="preserve"> unit that matches the intended </w:t>
-      </w:r>
-      <w:r>
-        <w:rPr>
-          <w:b/>
-        </w:rPr>
-        <w:t>prediction</w:t>
-      </w:r>
-      <w:r>
-        <w:rPr>
-          <w:b w:val="0"/>
-        </w:rPr>
-        <w:t xml:space="preserve"> claim</w:t>
-      </w:r>
-    </w:p>
-    <w:p>
-      <w:pPr>
-        <w:spacing w:line="336" w:lineRule="auto" w:after="180"/>
-      </w:pPr>
-      <w:r>
-        <w:rPr>
-          <w:b w:val="0"/>
-        </w:rPr>
-        <w:t xml:space="preserve">Reference example, not the only acceptable wording: </w:t>
-      </w:r>
-      <w:r>
-        <w:rPr>
-          <w:b/>
-        </w:rPr>
-        <w:t>Training</w:t>
-      </w:r>
-      <w:r>
-        <w:rPr>
-          <w:b w:val="0"/>
-        </w:rPr>
-        <w:t xml:space="preserve"> fits the model; validation compares development choices; test evaluates after choices are fixed.</w:t>
-      </w:r>
-    </w:p>
-    <w:p>
-      <w:pPr>
-        <w:spacing w:line="336" w:lineRule="auto" w:after="180"/>
-      </w:pPr>
-      <w:r>
-        <w:rPr>
-          <w:b w:val="0"/>
-        </w:rPr>
-        <w:t>Repeatedly selecting by the test score uses that set for development, so it is no longer an untouched final evaluation.</w:t>
-      </w:r>
-    </w:p>
-    <w:p>
-      <w:pPr>
-        <w:pStyle w:val="Heading3"/>
-      </w:pPr>
-      <w:r>
-        <w:t>Inspect Before Modeling</w:t>
-      </w:r>
-    </w:p>
-    <w:p>
-      <w:pPr>
-        <w:spacing w:line="336" w:lineRule="auto" w:after="180"/>
-      </w:pPr>
-      <w:r>
-        <w:rPr>
-          <w:b w:val="0"/>
-        </w:rPr>
-        <w:t>Without opening the old lesson, explain one key idea from Inspect Before Modeling. Give an example and a mistake that the idea helps you avoid.</w:t>
-      </w:r>
-    </w:p>
-    <w:p>
-      <w:pPr>
-        <w:spacing w:line="336" w:lineRule="auto" w:after="180"/>
-      </w:pPr>
-      <w:r>
-        <w:rPr>
-          <w:b w:val="0"/>
-        </w:rPr>
-        <w:t>Look for: Inspect row meaning missing values and repeated records</w:t>
-      </w:r>
-    </w:p>
-    <w:p>
-      <w:pPr>
-        <w:spacing w:line="336" w:lineRule="auto" w:after="180"/>
-      </w:pPr>
-      <w:r>
-        <w:rPr>
-          <w:b w:val="0"/>
-        </w:rPr>
-        <w:t>Reference example, not the only acceptable wording: One row is intended to represent one indoor practice trip.</w:t>
-      </w:r>
-    </w:p>
-    <w:p>
-      <w:pPr>
-        <w:spacing w:line="336" w:lineRule="auto" w:after="180"/>
-      </w:pPr>
-      <w:r>
-        <w:rPr>
-          <w:b w:val="0"/>
-        </w:rPr>
-        <w:t>The source is a teacher-authored fictional export for this lesson, duration uses minutes, and None means unknown rather than zero.</w:t>
-      </w:r>
-    </w:p>
-    <w:p>
-      <w:pPr>
-        <w:spacing w:line="336" w:lineRule="auto" w:after="180"/>
-      </w:pPr>
-      <w:r>
-        <w:rPr>
-          <w:b w:val="0"/>
-        </w:rPr>
-        <w:t>Use the student module and workbook section with this exact week title. The worked case, independent question and answers below form one aligned lesson sequence.</w:t>
-      </w:r>
-    </w:p>
-    <w:p>
-      <w:pPr>
-        <w:pStyle w:val="Heading3"/>
-      </w:pPr>
-      <w:r>
-        <w:t>What the learner must demonstrate</w:t>
-      </w:r>
-    </w:p>
-    <w:p>
-      <w:pPr>
-        <w:spacing w:line="336" w:lineRule="auto" w:after="180"/>
-        <w:shd w:fill="F5F1FB"/>
       </w:pPr>
       <w:r>
         <w:rPr>
@@ -767,6 +995,11 @@
       </w:r>
     </w:p>
     <w:p>
+      <w:r>
+        <w:t>This compact option is not the full-week schedule. Use the main teaching cycle and allow extra sessions for the investigation, independent work and project.</w:t>
+      </w:r>
+    </w:p>
+    <w:p>
       <w:pPr>
         <w:spacing w:line="336" w:lineRule="auto" w:after="180"/>
       </w:pPr>
@@ -774,7 +1007,7 @@
         <w:rPr>
           <w:b w:val="0"/>
         </w:rPr>
-        <w:t>Use the supplied scenario, student illustrations and blank paper. For numeric work, offer counters or a calculator after learners show the setup. Fictional records are supplied; personal data and paid accounts are unnecessary.</w:t>
+        <w:t>Allow 80 minutes: recall 8; explanation 12; worked demonstration 15; guided practice 20; independent assessment 15; project and reflection 10. Extend the lab into a second session when needed.</w:t>
       </w:r>
     </w:p>
     <w:p>
@@ -782,32 +1015,55 @@
         <w:pStyle w:val="Heading3"/>
       </w:pPr>
       <w:r>
-        <w:t>Alternative compact allocation</w:t>
-      </w:r>
-    </w:p>
-    <w:p>
-      <w:r>
-        <w:t>This compact option is not the full-week schedule. Use the main teaching cycle and allow extra sessions for the investigation, independent work and project.</w:t>
+        <w:t>Preparation for the connected explanation</w:t>
+      </w:r>
+    </w:p>
+    <w:p>
+      <w:pPr>
+        <w:pStyle w:val="Heading3"/>
+      </w:pPr>
+      <w:r>
+        <w:t>Readiness answer</w:t>
+      </w:r>
+    </w:p>
+    <w:p>
+      <w:pPr>
+        <w:pStyle w:val="Heading3"/>
+      </w:pPr>
+      <w:r>
+        <w:t>End goal for the pictorial case</w:t>
       </w:r>
     </w:p>
     <w:p>
       <w:pPr>
         <w:spacing w:line="336" w:lineRule="auto" w:after="180"/>
-        <w:shd w:fill="F1F6F8"/>
-      </w:pPr>
-      <w:r>
-        <w:rPr>
-          <w:b w:val="0"/>
-        </w:rPr>
-        <w:t>Allow 80 minutes: recall 8; explanation 12; worked demonstration 15; guided practice 20; independent assessment 15; project and reflection 10. Extend the lab into a second session when needed.</w:t>
-      </w:r>
-    </w:p>
-    <w:p>
-      <w:pPr>
-        <w:pStyle w:val="Heading3"/>
-      </w:pPr>
-      <w:r>
-        <w:t>Preparation for the connected explanation</w:t>
+      </w:pPr>
+      <w:r>
+        <w:rPr>
+          <w:b w:val="0"/>
+        </w:rPr>
+        <w:t>This added worked case illustrates the week’s main idea. Retain all original and connected topics; schedule its practice within the teaching cycle.</w:t>
+      </w:r>
+    </w:p>
+    <w:p>
+      <w:pPr>
+        <w:pStyle w:val="Heading1"/>
+      </w:pPr>
+      <w:r>
+        <w:t>02. Teach root choice, leaf labels and held-out tracing separately</w:t>
+      </w:r>
+    </w:p>
+    <w:p>
+      <w:r>
+        <w:t>Avoid inferring an inevitable label from a feature name.</w:t>
+      </w:r>
+    </w:p>
+    <w:p>
+      <w:pPr>
+        <w:pStyle w:val="Heading2"/>
+      </w:pPr>
+      <w:r>
+        <w:t>Complete training data and classroom fitting rule</w:t>
       </w:r>
     </w:p>
     <w:p>
@@ -818,43 +1074,617 @@
         <w:rPr>
           <w:b w:val="0"/>
         </w:rPr>
-        <w:t xml:space="preserve">Teach two 45-minute sessions. Students fit a </w:t>
+        <w:t xml:space="preserve">A decision tree asks a feature question and follows a </w:t>
       </w:r>
       <w:r>
         <w:rPr>
           <w:b/>
         </w:rPr>
+        <w:t>branch</w:t>
+      </w:r>
+      <w:r>
+        <w:rPr>
+          <w:b w:val="0"/>
+        </w:rPr>
+        <w:t xml:space="preserve"> to a </w:t>
+      </w:r>
+      <w:r>
+        <w:rPr>
+          <w:b/>
+        </w:rPr>
+        <w:t>prediction</w:t>
+      </w:r>
+      <w:r>
+        <w:rPr>
+          <w:b w:val="0"/>
+        </w:rPr>
+        <w:t xml:space="preserve">. A tree with one question has </w:t>
+      </w:r>
+      <w:r>
+        <w:rPr>
+          <w:b/>
+        </w:rPr>
         <w:t>depth</w:t>
       </w:r>
       <w:r>
         <w:rPr>
           <w:b w:val="0"/>
         </w:rPr>
-        <w:t xml:space="preserve">-one decision tree by learning </w:t>
+        <w:t xml:space="preserve"> one and is sometimes called a stump. Unlike the earlier fixed-threshold examples, where the two </w:t>
       </w:r>
       <w:r>
         <w:rPr>
           <w:b/>
         </w:rPr>
+        <w:t>output</w:t>
+      </w:r>
+      <w:r>
+        <w:rPr>
+          <w:b w:val="0"/>
+        </w:rPr>
+        <w:t xml:space="preserve"> labels were fixed in advance, this week we fit both the question and the label stored at each </w:t>
+      </w:r>
+      <w:r>
+        <w:rPr>
+          <w:b/>
+        </w:rPr>
+        <w:t>leaf</w:t>
+      </w:r>
+      <w:r>
+        <w:rPr>
+          <w:b w:val="0"/>
+        </w:rPr>
+        <w:t>.</w:t>
+      </w:r>
+    </w:p>
+    <w:p>
+      <w:pPr>
+        <w:spacing w:line="336" w:lineRule="auto" w:after="180"/>
+      </w:pPr>
+      <w:r>
+        <w:rPr>
+          <w:b w:val="0"/>
+        </w:rPr>
+        <w:t xml:space="preserve">Our six fictional </w:t>
+      </w:r>
+      <w:r>
+        <w:rPr>
+          <w:b/>
+        </w:rPr>
+        <w:t>training</w:t>
+      </w:r>
+      <w:r>
+        <w:rPr>
+          <w:b w:val="0"/>
+        </w:rPr>
+        <w:t xml:space="preserve"> rows have two binary sensor flags available before </w:t>
+      </w:r>
+      <w:r>
+        <w:rPr>
+          <w:b/>
+        </w:rPr>
+        <w:t>prediction</w:t>
+      </w:r>
+      <w:r>
+        <w:rPr>
+          <w:b w:val="0"/>
+        </w:rPr>
+        <w:t>: near and tall. A value of 1 means that flag is present; 0 means absent. The reviewed scene label is separate.</w:t>
+      </w:r>
+    </w:p>
+    <w:p>
+      <w:pPr>
+        <w:spacing w:line="336" w:lineRule="auto" w:after="180"/>
+      </w:pPr>
+      <w:r>
+        <w:rPr>
+          <w:b w:val="0"/>
+        </w:rPr>
+        <w:t>Each row represents a different trip on a familiar route, including rows with identical values. Similar readings can have different scene labels. These are teaching examples, not robot control instructions.</w:t>
+      </w:r>
+    </w:p>
+    <w:tbl>
+      <w:tblPr>
+        <w:tblStyle w:val="LightShading-Accent1"/>
+        <w:tblW w:type="auto" w:w="0"/>
+        <w:tblLook w:firstColumn="1" w:firstRow="1" w:lastColumn="0" w:lastRow="0" w:noHBand="0" w:noVBand="1" w:val="04A0"/>
+      </w:tblPr>
+      <w:tblGrid>
+        <w:gridCol w:w="2556"/>
+        <w:gridCol w:w="2556"/>
+        <w:gridCol w:w="2556"/>
+        <w:gridCol w:w="2556"/>
+      </w:tblGrid>
+      <w:tr>
+        <w:trPr>
+          <w:tblHeader/>
+        </w:trPr>
+        <w:tc>
+          <w:tcPr>
+            <w:tcW w:type="dxa" w:w="2556"/>
+          </w:tcPr>
+          <w:p>
+            <w:r>
+              <w:t>Row</w:t>
+            </w:r>
+          </w:p>
+        </w:tc>
+        <w:tc>
+          <w:tcPr>
+            <w:tcW w:type="dxa" w:w="2556"/>
+          </w:tcPr>
+          <w:p>
+            <w:r>
+              <w:t>Near</w:t>
+            </w:r>
+          </w:p>
+        </w:tc>
+        <w:tc>
+          <w:tcPr>
+            <w:tcW w:type="dxa" w:w="2556"/>
+          </w:tcPr>
+          <w:p>
+            <w:r>
+              <w:t>Tall</w:t>
+            </w:r>
+          </w:p>
+        </w:tc>
+        <w:tc>
+          <w:tcPr>
+            <w:tcW w:type="dxa" w:w="2556"/>
+          </w:tcPr>
+          <w:p>
+            <w:r>
+              <w:t>Label</w:t>
+            </w:r>
+          </w:p>
+        </w:tc>
+      </w:tr>
+      <w:tr>
+        <w:tc>
+          <w:tcPr>
+            <w:tcW w:type="dxa" w:w="2556"/>
+          </w:tcPr>
+          <w:p>
+            <w:r>
+              <w:t>1</w:t>
+            </w:r>
+          </w:p>
+        </w:tc>
+        <w:tc>
+          <w:tcPr>
+            <w:tcW w:type="dxa" w:w="2556"/>
+          </w:tcPr>
+          <w:p>
+            <w:r>
+              <w:t>1</w:t>
+            </w:r>
+          </w:p>
+        </w:tc>
+        <w:tc>
+          <w:tcPr>
+            <w:tcW w:type="dxa" w:w="2556"/>
+          </w:tcPr>
+          <w:p>
+            <w:r>
+              <w:t>0</w:t>
+            </w:r>
+          </w:p>
+        </w:tc>
+        <w:tc>
+          <w:tcPr>
+            <w:tcW w:type="dxa" w:w="2556"/>
+          </w:tcPr>
+          <w:p>
+            <w:r>
+              <w:t>blocked</w:t>
+            </w:r>
+          </w:p>
+        </w:tc>
+      </w:tr>
+      <w:tr>
+        <w:tc>
+          <w:tcPr>
+            <w:tcW w:type="dxa" w:w="2556"/>
+          </w:tcPr>
+          <w:p>
+            <w:r>
+              <w:t>2</w:t>
+            </w:r>
+          </w:p>
+        </w:tc>
+        <w:tc>
+          <w:tcPr>
+            <w:tcW w:type="dxa" w:w="2556"/>
+          </w:tcPr>
+          <w:p>
+            <w:r>
+              <w:t>1</w:t>
+            </w:r>
+          </w:p>
+        </w:tc>
+        <w:tc>
+          <w:tcPr>
+            <w:tcW w:type="dxa" w:w="2556"/>
+          </w:tcPr>
+          <w:p>
+            <w:r>
+              <w:t>1</w:t>
+            </w:r>
+          </w:p>
+        </w:tc>
+        <w:tc>
+          <w:tcPr>
+            <w:tcW w:type="dxa" w:w="2556"/>
+          </w:tcPr>
+          <w:p>
+            <w:r>
+              <w:t>blocked</w:t>
+            </w:r>
+          </w:p>
+        </w:tc>
+      </w:tr>
+      <w:tr>
+        <w:tc>
+          <w:tcPr>
+            <w:tcW w:type="dxa" w:w="2556"/>
+          </w:tcPr>
+          <w:p>
+            <w:r>
+              <w:t>3</w:t>
+            </w:r>
+          </w:p>
+        </w:tc>
+        <w:tc>
+          <w:tcPr>
+            <w:tcW w:type="dxa" w:w="2556"/>
+          </w:tcPr>
+          <w:p>
+            <w:r>
+              <w:t>1</w:t>
+            </w:r>
+          </w:p>
+        </w:tc>
+        <w:tc>
+          <w:tcPr>
+            <w:tcW w:type="dxa" w:w="2556"/>
+          </w:tcPr>
+          <w:p>
+            <w:r>
+              <w:t>0</w:t>
+            </w:r>
+          </w:p>
+        </w:tc>
+        <w:tc>
+          <w:tcPr>
+            <w:tcW w:type="dxa" w:w="2556"/>
+          </w:tcPr>
+          <w:p>
+            <w:r>
+              <w:t>blocked</w:t>
+            </w:r>
+          </w:p>
+        </w:tc>
+      </w:tr>
+      <w:tr>
+        <w:tc>
+          <w:tcPr>
+            <w:tcW w:type="dxa" w:w="2556"/>
+          </w:tcPr>
+          <w:p>
+            <w:r>
+              <w:t>4</w:t>
+            </w:r>
+          </w:p>
+        </w:tc>
+        <w:tc>
+          <w:tcPr>
+            <w:tcW w:type="dxa" w:w="2556"/>
+          </w:tcPr>
+          <w:p>
+            <w:r>
+              <w:t>0</w:t>
+            </w:r>
+          </w:p>
+        </w:tc>
+        <w:tc>
+          <w:tcPr>
+            <w:tcW w:type="dxa" w:w="2556"/>
+          </w:tcPr>
+          <w:p>
+            <w:r>
+              <w:t>1</w:t>
+            </w:r>
+          </w:p>
+        </w:tc>
+        <w:tc>
+          <w:tcPr>
+            <w:tcW w:type="dxa" w:w="2556"/>
+          </w:tcPr>
+          <w:p>
+            <w:r>
+              <w:t>clear</w:t>
+            </w:r>
+          </w:p>
+        </w:tc>
+      </w:tr>
+      <w:tr>
+        <w:tc>
+          <w:tcPr>
+            <w:tcW w:type="dxa" w:w="2556"/>
+          </w:tcPr>
+          <w:p>
+            <w:r>
+              <w:t>5</w:t>
+            </w:r>
+          </w:p>
+        </w:tc>
+        <w:tc>
+          <w:tcPr>
+            <w:tcW w:type="dxa" w:w="2556"/>
+          </w:tcPr>
+          <w:p>
+            <w:r>
+              <w:t>0</w:t>
+            </w:r>
+          </w:p>
+        </w:tc>
+        <w:tc>
+          <w:tcPr>
+            <w:tcW w:type="dxa" w:w="2556"/>
+          </w:tcPr>
+          <w:p>
+            <w:r>
+              <w:t>0</w:t>
+            </w:r>
+          </w:p>
+        </w:tc>
+        <w:tc>
+          <w:tcPr>
+            <w:tcW w:type="dxa" w:w="2556"/>
+          </w:tcPr>
+          <w:p>
+            <w:r>
+              <w:t>clear</w:t>
+            </w:r>
+          </w:p>
+        </w:tc>
+      </w:tr>
+      <w:tr>
+        <w:tc>
+          <w:tcPr>
+            <w:tcW w:type="dxa" w:w="2556"/>
+          </w:tcPr>
+          <w:p>
+            <w:r>
+              <w:t>6</w:t>
+            </w:r>
+          </w:p>
+        </w:tc>
+        <w:tc>
+          <w:tcPr>
+            <w:tcW w:type="dxa" w:w="2556"/>
+          </w:tcPr>
+          <w:p>
+            <w:r>
+              <w:t>0</w:t>
+            </w:r>
+          </w:p>
+        </w:tc>
+        <w:tc>
+          <w:tcPr>
+            <w:tcW w:type="dxa" w:w="2556"/>
+          </w:tcPr>
+          <w:p>
+            <w:r>
+              <w:t>1</w:t>
+            </w:r>
+          </w:p>
+        </w:tc>
+        <w:tc>
+          <w:tcPr>
+            <w:tcW w:type="dxa" w:w="2556"/>
+          </w:tcPr>
+          <w:p>
+            <w:r>
+              <w:t>blocked</w:t>
+            </w:r>
+          </w:p>
+        </w:tc>
+      </w:tr>
+    </w:tbl>
+    <w:p>
+      <w:pPr>
+        <w:spacing w:line="336" w:lineRule="auto" w:after="180"/>
+      </w:pPr>
+      <w:r>
+        <w:rPr>
+          <w:b w:val="0"/>
+        </w:rPr>
+        <w:t xml:space="preserve">Try near first and tall second. For each question, group the </w:t>
+      </w:r>
+      <w:r>
+        <w:rPr>
+          <w:b/>
+        </w:rPr>
+        <w:t>training</w:t>
+      </w:r>
+      <w:r>
+        <w:rPr>
+          <w:b w:val="0"/>
+        </w:rPr>
+        <w:t xml:space="preserve"> rows by 0 and 1, then predict each group’s majority label; choose clear for tied label counts.</w:t>
+      </w:r>
+    </w:p>
+    <w:p>
+      <w:pPr>
+        <w:spacing w:line="336" w:lineRule="auto" w:after="180"/>
+      </w:pPr>
+      <w:r>
+        <w:rPr>
+          <w:b w:val="0"/>
+        </w:rPr>
+        <w:t xml:space="preserve">Count all </w:t>
+      </w:r>
+      <w:r>
+        <w:rPr>
+          <w:b/>
+        </w:rPr>
+        <w:t>training</w:t>
+      </w:r>
+      <w:r>
+        <w:rPr>
+          <w:b w:val="0"/>
+        </w:rPr>
+        <w:t xml:space="preserve"> mistakes and keep the first question if scores tie. Stop after one question. This is our stated classroom </w:t>
+      </w:r>
+      <w:r>
+        <w:rPr>
+          <w:b/>
+        </w:rPr>
+        <w:t>fitting</w:t>
+      </w:r>
+      <w:r>
+        <w:rPr>
+          <w:b w:val="0"/>
+        </w:rPr>
+        <w:t xml:space="preserve"> procedure.</w:t>
+      </w:r>
+    </w:p>
+    <w:p>
+      <w:pPr>
+        <w:pStyle w:val="Heading2"/>
+      </w:pPr>
+      <w:r>
+        <w:t>Trace scores and algorithm limits</w:t>
+      </w:r>
+    </w:p>
+    <w:p>
+      <w:pPr>
+        <w:spacing w:line="336" w:lineRule="auto" w:after="180"/>
+      </w:pPr>
+      <w:r>
+        <w:rPr>
+          <w:b w:val="0"/>
+        </w:rPr>
+        <w:t xml:space="preserve">Feature 0 is near; feature 1 is tall; row[2] is the label. </w:t>
+      </w:r>
+      <w:r>
+        <w:rPr>
+          <w:b/>
+        </w:rPr>
+        <w:t>Output</w:t>
+      </w:r>
+      <w:r>
+        <w:rPr>
+          <w:b w:val="0"/>
+        </w:rPr>
+        <w:t xml:space="preserve"> is 0 1, then 1 2, then 0 clear blocked. Near makes one </w:t>
+      </w:r>
+      <w:r>
+        <w:rPr>
+          <w:b/>
+        </w:rPr>
+        <w:t>training</w:t>
+      </w:r>
+      <w:r>
+        <w:rPr>
+          <w:b w:val="0"/>
+        </w:rPr>
+        <w:t xml:space="preserve"> mistake: near=0 contains two clear labels and one blocked, so that </w:t>
+      </w:r>
+      <w:r>
+        <w:rPr>
+          <w:b/>
+        </w:rPr>
+        <w:t>leaf</w:t>
+      </w:r>
+      <w:r>
+        <w:rPr>
+          <w:b w:val="0"/>
+        </w:rPr>
+        <w:t xml:space="preserve"> predicts clear.</w:t>
+      </w:r>
+    </w:p>
+    <w:p>
+      <w:pPr>
+        <w:spacing w:line="336" w:lineRule="auto" w:after="180"/>
+      </w:pPr>
+      <w:r>
+        <w:rPr>
+          <w:b w:val="0"/>
+        </w:rPr>
+        <w:t>Near=1 contains three blocked labels. Tall makes two mistakes because both its groups have a blocked majority.</w:t>
+      </w:r>
+    </w:p>
+    <w:p>
+      <w:pPr>
+        <w:spacing w:line="336" w:lineRule="auto" w:after="180"/>
+      </w:pPr>
+      <w:r>
+        <w:rPr>
+          <w:b w:val="0"/>
+        </w:rPr>
+        <w:t xml:space="preserve">The stored tree contains the chosen feature and its two learned leaves. The code assumes nonempty data, binary flags, allowed labels and examples on both </w:t>
+      </w:r>
+      <w:r>
+        <w:rPr>
+          <w:b/>
+        </w:rPr>
         <w:t>branch</w:t>
       </w:r>
       <w:r>
         <w:rPr>
           <w:b w:val="0"/>
         </w:rPr>
-        <w:t xml:space="preserve"> majorities and selecting the question with the fewest total </w:t>
+        <w:t>es of each candidate.</w:t>
+      </w:r>
+    </w:p>
+    <w:p>
+      <w:pPr>
+        <w:spacing w:line="336" w:lineRule="auto" w:after="180"/>
+      </w:pPr>
+      <w:r>
+        <w:rPr>
+          <w:b w:val="0"/>
+        </w:rPr>
+        <w:t xml:space="preserve">An empty </w:t>
       </w:r>
       <w:r>
         <w:rPr>
           <w:b/>
         </w:rPr>
+        <w:t>branch</w:t>
+      </w:r>
+      <w:r>
+        <w:rPr>
+          <w:b w:val="0"/>
+        </w:rPr>
+        <w:t xml:space="preserve"> would need a declared fallback; this small example does not implement one. The score is total </w:t>
+      </w:r>
+      <w:r>
+        <w:rPr>
+          <w:b/>
+        </w:rPr>
         <w:t>training</w:t>
       </w:r>
       <w:r>
         <w:rPr>
           <w:b w:val="0"/>
         </w:rPr>
-        <w:t xml:space="preserve"> mistakes.</w:t>
+        <w:t xml:space="preserve"> mistakes, not an average giving small and large </w:t>
+      </w:r>
+      <w:r>
+        <w:rPr>
+          <w:b/>
+        </w:rPr>
+        <w:t>branch</w:t>
+      </w:r>
+      <w:r>
+        <w:rPr>
+          <w:b w:val="0"/>
+        </w:rPr>
+        <w:t>es equal weight.</w:t>
       </w:r>
     </w:p>
     <w:p>
@@ -865,15 +1695,43 @@
         <w:rPr>
           <w:b w:val="0"/>
         </w:rPr>
-        <w:t>This transparent classroom algorithm is not a claim to reproduce CART or a library default. Explain tuple positions, list comprehension and the leaves dictionary; offer the full paper route for students who need it.</w:t>
-      </w:r>
-    </w:p>
-    <w:p>
-      <w:pPr>
-        <w:pStyle w:val="Heading3"/>
-      </w:pPr>
-      <w:r>
-        <w:t>Readiness answer</w:t>
+        <w:t xml:space="preserve">This is an explicitly limited </w:t>
+      </w:r>
+      <w:r>
+        <w:rPr>
+          <w:b/>
+        </w:rPr>
+        <w:t>depth</w:t>
+      </w:r>
+      <w:r>
+        <w:rPr>
+          <w:b w:val="0"/>
+        </w:rPr>
+        <w:t xml:space="preserve">-one learner. General tree algorithms can repeat </w:t>
+      </w:r>
+      <w:r>
+        <w:rPr>
+          <w:b/>
+        </w:rPr>
+        <w:t>split</w:t>
+      </w:r>
+      <w:r>
+        <w:rPr>
+          <w:b w:val="0"/>
+        </w:rPr>
+        <w:t xml:space="preserve"> selection within </w:t>
+      </w:r>
+      <w:r>
+        <w:rPr>
+          <w:b/>
+        </w:rPr>
+        <w:t>branch</w:t>
+      </w:r>
+      <w:r>
+        <w:rPr>
+          <w:b w:val="0"/>
+        </w:rPr>
+        <w:t>es and often use impurity criteria such as Gini. Our code does not implement that full procedure.</w:t>
       </w:r>
     </w:p>
     <w:p>
@@ -884,1035 +1742,7 @@
         <w:rPr>
           <w:b w:val="0"/>
         </w:rPr>
-        <w:t xml:space="preserve">The cutoff was selected using </w:t>
-      </w:r>
-      <w:r>
-        <w:rPr>
-          <w:b/>
-        </w:rPr>
-        <w:t>training</w:t>
-      </w:r>
-      <w:r>
-        <w:rPr>
-          <w:b w:val="0"/>
-        </w:rPr>
-        <w:t xml:space="preserve"> labels. Matching those examples does not establish performance on new examples; validation can expose mistakes and support a baseline comparison.</w:t>
-      </w:r>
-    </w:p>
-    <w:p>
-      <w:pPr>
-        <w:spacing w:line="336" w:lineRule="auto" w:after="180"/>
-      </w:pPr>
-      <w:r>
-        <w:rPr>
-          <w:b w:val="0"/>
-        </w:rPr>
-        <w:t>Printed lesson and workbook</w:t>
-      </w:r>
-    </w:p>
-    <w:p>
-      <w:pPr>
-        <w:spacing w:line="336" w:lineRule="auto" w:after="180"/>
-      </w:pPr>
-      <w:r>
-        <w:rPr>
-          <w:b w:val="0"/>
-        </w:rPr>
-        <w:t xml:space="preserve">Six </w:t>
-      </w:r>
-      <w:r>
-        <w:rPr>
-          <w:b/>
-        </w:rPr>
-        <w:t>training</w:t>
-      </w:r>
-      <w:r>
-        <w:rPr>
-          <w:b w:val="0"/>
-        </w:rPr>
-        <w:t xml:space="preserve"> row cards and four validation cards</w:t>
-      </w:r>
-    </w:p>
-    <w:p>
-      <w:pPr>
-        <w:spacing w:line="336" w:lineRule="auto" w:after="180"/>
-      </w:pPr>
-      <w:r>
-        <w:rPr>
-          <w:b w:val="0"/>
-        </w:rPr>
-        <w:t xml:space="preserve">Two </w:t>
-      </w:r>
-      <w:r>
-        <w:rPr>
-          <w:b/>
-        </w:rPr>
-        <w:t>branch</w:t>
-      </w:r>
-      <w:r>
-        <w:rPr>
-          <w:b w:val="0"/>
-        </w:rPr>
-        <w:t xml:space="preserve"> areas labelled 0 and 1</w:t>
-      </w:r>
-    </w:p>
-    <w:p>
-      <w:pPr>
-        <w:spacing w:line="336" w:lineRule="auto" w:after="180"/>
-      </w:pPr>
-      <w:r>
-        <w:rPr>
-          <w:b w:val="0"/>
-        </w:rPr>
-        <w:t>Optional Python 3 editor with no packages required</w:t>
-      </w:r>
-    </w:p>
-    <w:p>
-      <w:pPr>
-        <w:pStyle w:val="Heading3"/>
-      </w:pPr>
-      <w:r>
-        <w:t>End goal for the pictorial case</w:t>
-      </w:r>
-    </w:p>
-    <w:p>
-      <w:pPr>
-        <w:spacing w:line="336" w:lineRule="auto" w:after="180"/>
-      </w:pPr>
-      <w:r>
-        <w:rPr>
-          <w:b w:val="0"/>
-        </w:rPr>
-        <w:t>By the end, I can explain decision trees using a traced example and a stated limitation.</w:t>
-      </w:r>
-    </w:p>
-    <w:p>
-      <w:pPr>
-        <w:spacing w:line="336" w:lineRule="auto" w:after="180"/>
-      </w:pPr>
-      <w:r>
-        <w:rPr>
-          <w:b w:val="0"/>
-        </w:rPr>
-        <w:t>This added worked case illustrates the week’s main idea. Retain all original and connected topics; schedule its practice within the teaching cycle.</w:t>
-      </w:r>
-    </w:p>
-    <w:p>
-      <w:pPr>
-        <w:pStyle w:val="Heading1"/>
-      </w:pPr>
-      <w:r>
-        <w:t>02. Explain the mechanism</w:t>
-      </w:r>
-    </w:p>
-    <w:p>
-      <w:r>
-        <w:t>Model Decision Trees using the supplied case, labelled mechanism and reasoning. Make the scope of each conclusion explicit.</w:t>
-      </w:r>
-    </w:p>
-    <w:p>
-      <w:pPr>
-        <w:spacing w:line="336" w:lineRule="auto" w:after="180"/>
-      </w:pPr>
-      <w:r>
-        <w:rPr>
-          <w:b w:val="0"/>
-        </w:rPr>
-        <w:t>Trace the information, fitted behavior, and evaluation proof separately.</w:t>
-      </w:r>
-    </w:p>
-    <w:p>
-      <w:pPr>
-        <w:pStyle w:val="Heading3"/>
-      </w:pPr>
-      <w:r>
-        <w:t>Question to explain</w:t>
-      </w:r>
-    </w:p>
-    <w:p>
-      <w:pPr>
-        <w:spacing w:line="336" w:lineRule="auto" w:after="180"/>
-        <w:shd w:fill="F5F1FB"/>
-      </w:pPr>
-      <w:r>
-        <w:rPr>
-          <w:b w:val="0"/>
-        </w:rPr>
-        <w:t>QUESTION Trace, draw, and prune a tiny tree while preserving test behavior.</w:t>
-      </w:r>
-    </w:p>
-    <w:p>
-      <w:pPr>
-        <w:spacing w:line="336" w:lineRule="auto" w:after="180"/>
-      </w:pPr>
-      <w:r>
-        <w:rPr>
-          <w:b w:val="0"/>
-        </w:rPr>
-        <w:t xml:space="preserve">MODEL IDEA A decision tree partitions feature space using ordered questions; each </w:t>
-      </w:r>
-      <w:r>
-        <w:rPr>
-          <w:b/>
-        </w:rPr>
-        <w:t>leaf</w:t>
-      </w:r>
-      <w:r>
-        <w:rPr>
-          <w:b w:val="0"/>
-        </w:rPr>
-        <w:t xml:space="preserve"> produces a </w:t>
-      </w:r>
-      <w:r>
-        <w:rPr>
-          <w:b/>
-        </w:rPr>
-        <w:t>prediction</w:t>
-      </w:r>
-      <w:r>
-        <w:rPr>
-          <w:b w:val="0"/>
-        </w:rPr>
-        <w:t>.</w:t>
-      </w:r>
-    </w:p>
-    <w:p>
-      <w:pPr>
-        <w:spacing w:line="336" w:lineRule="auto" w:after="180"/>
-      </w:pPr>
-      <w:r>
-        <w:rPr>
-          <w:b w:val="0"/>
-        </w:rPr>
-        <w:t>PROOF NEEDED Use an unseen case, visible calculation, error analysis, and a stated limitation.</w:t>
-      </w:r>
-    </w:p>
-    <w:p>
-      <w:pPr>
-        <w:pStyle w:val="Heading3"/>
-      </w:pPr>
-      <w:r>
-        <w:t>How the mechanism works</w:t>
-      </w:r>
-    </w:p>
-    <w:p>
-      <w:pPr>
-        <w:spacing w:line="336" w:lineRule="auto" w:after="180"/>
-        <w:shd w:fill="F1F6F8"/>
-      </w:pPr>
-      <w:r>
-        <w:rPr>
-          <w:b w:val="0"/>
-        </w:rPr>
-        <w:t xml:space="preserve">UNDER THE HOOD </w:t>
-      </w:r>
-      <w:r>
-        <w:rPr>
-          <w:b/>
-        </w:rPr>
-        <w:t>Root</w:t>
-      </w:r>
-      <w:r>
-        <w:rPr>
-          <w:b w:val="0"/>
-        </w:rPr>
-        <w:t xml:space="preserve"> asks whether spot_count ≥ 3. Yes </w:t>
-      </w:r>
-      <w:r>
-        <w:rPr>
-          <w:b/>
-        </w:rPr>
-        <w:t>branch</w:t>
-      </w:r>
-      <w:r>
-        <w:rPr>
-          <w:b w:val="0"/>
-        </w:rPr>
-        <w:t xml:space="preserve"> predicts spotted; no </w:t>
-      </w:r>
-      <w:r>
-        <w:rPr>
-          <w:b/>
-        </w:rPr>
-        <w:t>branch</w:t>
-      </w:r>
-      <w:r>
-        <w:rPr>
-          <w:b w:val="0"/>
-        </w:rPr>
-        <w:t xml:space="preserve"> asks whether yellow_ratio ≥ 0.25.</w:t>
-      </w:r>
-    </w:p>
-    <w:p>
-      <w:pPr>
-        <w:spacing w:line="336" w:lineRule="auto" w:after="180"/>
-      </w:pPr>
-      <w:r>
-        <w:rPr>
-          <w:b w:val="0"/>
-        </w:rPr>
-        <w:t xml:space="preserve">Draw a fresh data → model → </w:t>
-      </w:r>
-      <w:r>
-        <w:rPr>
-          <w:b/>
-        </w:rPr>
-        <w:t>prediction</w:t>
-      </w:r>
-      <w:r>
-        <w:rPr>
-          <w:b w:val="0"/>
-        </w:rPr>
-        <w:t xml:space="preserve"> → evaluation trace:</w:t>
-      </w:r>
-    </w:p>
-    <w:p>
-      <w:pPr>
-        <w:spacing w:line="336" w:lineRule="auto" w:after="180"/>
-      </w:pPr>
-      <w:r>
-        <w:rPr>
-          <w:b w:val="0"/>
-        </w:rPr>
-        <w:t xml:space="preserve">Predict first. Then check each step. A correct answer without visible </w:t>
-      </w:r>
-      <w:r>
-        <w:rPr>
-          <w:b/>
-        </w:rPr>
-        <w:t>evidence</w:t>
-      </w:r>
-      <w:r>
-        <w:rPr>
-          <w:b w:val="0"/>
-        </w:rPr>
-        <w:t xml:space="preserve"> cannot be audited.</w:t>
-      </w:r>
-    </w:p>
-    <w:p>
-      <w:pPr>
-        <w:pStyle w:val="Heading3"/>
-      </w:pPr>
-      <w:r>
-        <w:t>Step 1</w:t>
-      </w:r>
-    </w:p>
-    <w:p>
-      <w:pPr>
-        <w:spacing w:line="336" w:lineRule="auto" w:after="180"/>
-        <w:shd w:fill="F4F9FC"/>
-      </w:pPr>
-      <w:r>
-        <w:rPr>
-          <w:b w:val="0"/>
-        </w:rPr>
-        <w:t xml:space="preserve">STEP 1 </w:t>
-      </w:r>
-      <w:r>
-        <w:rPr>
-          <w:b/>
-        </w:rPr>
-        <w:t>Root</w:t>
-      </w:r>
-      <w:r>
-        <w:rPr>
-          <w:b w:val="0"/>
-        </w:rPr>
-        <w:t xml:space="preserve"> asks whether spot_count ≥ 3.</w:t>
-      </w:r>
-    </w:p>
-    <w:p>
-      <w:pPr>
-        <w:pStyle w:val="Heading3"/>
-      </w:pPr>
-      <w:r>
-        <w:t>Step 2</w:t>
-      </w:r>
-    </w:p>
-    <w:p>
-      <w:pPr>
-        <w:spacing w:line="336" w:lineRule="auto" w:after="180"/>
-        <w:shd w:fill="F4F9FC"/>
-      </w:pPr>
-      <w:r>
-        <w:rPr>
-          <w:b w:val="0"/>
-        </w:rPr>
-        <w:t xml:space="preserve">STEP 2 Yes </w:t>
-      </w:r>
-      <w:r>
-        <w:rPr>
-          <w:b/>
-        </w:rPr>
-        <w:t>branch</w:t>
-      </w:r>
-      <w:r>
-        <w:rPr>
-          <w:b w:val="0"/>
-        </w:rPr>
-        <w:t xml:space="preserve"> predicts spotted; no </w:t>
-      </w:r>
-      <w:r>
-        <w:rPr>
-          <w:b/>
-        </w:rPr>
-        <w:t>branch</w:t>
-      </w:r>
-      <w:r>
-        <w:rPr>
-          <w:b w:val="0"/>
-        </w:rPr>
-        <w:t xml:space="preserve"> asks whether yellow_ratio ≥ 0.25.</w:t>
-      </w:r>
-    </w:p>
-    <w:p>
-      <w:pPr>
-        <w:pStyle w:val="Heading3"/>
-      </w:pPr>
-      <w:r>
-        <w:t>Step 3</w:t>
-      </w:r>
-    </w:p>
-    <w:p>
-      <w:pPr>
-        <w:spacing w:line="336" w:lineRule="auto" w:after="180"/>
-        <w:shd w:fill="F4F9FC"/>
-      </w:pPr>
-      <w:r>
-        <w:rPr>
-          <w:b w:val="0"/>
-        </w:rPr>
-        <w:t xml:space="preserve">STEP 3 Trace </w:t>
-      </w:r>
-      <w:r>
-        <w:rPr>
-          <w:b/>
-        </w:rPr>
-        <w:t>leaf</w:t>
-      </w:r>
-      <w:r>
-        <w:rPr>
-          <w:b w:val="0"/>
-        </w:rPr>
-        <w:t xml:space="preserve"> A: spot_count=1, yellow_ratio=0.10 → healthy.</w:t>
-      </w:r>
-    </w:p>
-    <w:p>
-      <w:pPr>
-        <w:pStyle w:val="Heading3"/>
-      </w:pPr>
-      <w:r>
-        <w:t>Step 4</w:t>
-      </w:r>
-    </w:p>
-    <w:p>
-      <w:pPr>
-        <w:spacing w:line="336" w:lineRule="auto" w:after="180"/>
-        <w:shd w:fill="F4F9FC"/>
-      </w:pPr>
-      <w:r>
-        <w:rPr>
-          <w:b w:val="0"/>
-        </w:rPr>
-        <w:t xml:space="preserve">STEP 4 A </w:t>
-      </w:r>
-      <w:r>
-        <w:rPr>
-          <w:b/>
-        </w:rPr>
-        <w:t>branch</w:t>
-      </w:r>
-      <w:r>
-        <w:rPr>
-          <w:b w:val="0"/>
-        </w:rPr>
-        <w:t xml:space="preserve"> </w:t>
-      </w:r>
-      <w:r>
-        <w:rPr>
-          <w:b/>
-        </w:rPr>
-        <w:t>fitting</w:t>
-      </w:r>
-      <w:r>
-        <w:rPr>
-          <w:b w:val="0"/>
-        </w:rPr>
-        <w:t xml:space="preserve"> one </w:t>
-      </w:r>
-      <w:r>
-        <w:rPr>
-          <w:b/>
-        </w:rPr>
-        <w:t>training</w:t>
-      </w:r>
-      <w:r>
-        <w:rPr>
-          <w:b w:val="0"/>
-        </w:rPr>
-        <w:t xml:space="preserve"> oddity hurts test results, so prune and retest.</w:t>
-      </w:r>
-    </w:p>
-    <w:p>
-      <w:pPr>
-        <w:spacing w:line="336" w:lineRule="auto" w:after="180"/>
-      </w:pPr>
-      <w:r>
-        <w:rPr>
-          <w:b w:val="0"/>
-        </w:rPr>
-        <w:t xml:space="preserve">CHECK Verify the denominator, unit, </w:t>
-      </w:r>
-      <w:r>
-        <w:rPr>
-          <w:b/>
-        </w:rPr>
-        <w:t>split</w:t>
-      </w:r>
-      <w:r>
-        <w:rPr>
-          <w:b w:val="0"/>
-        </w:rPr>
-        <w:t>, class definition, and data version before interpreting a score.</w:t>
-      </w:r>
-    </w:p>
-    <w:p>
-      <w:pPr>
-        <w:spacing w:line="336" w:lineRule="auto" w:after="180"/>
-      </w:pPr>
-      <w:r>
-        <w:rPr>
-          <w:b w:val="0"/>
-        </w:rPr>
-        <w:t xml:space="preserve">Recalculate, retrace, or restate the </w:t>
-      </w:r>
-      <w:r>
-        <w:rPr>
-          <w:b/>
-        </w:rPr>
-        <w:t>evidence</w:t>
-      </w:r>
-      <w:r>
-        <w:rPr>
-          <w:b w:val="0"/>
-        </w:rPr>
-        <w:t xml:space="preserve"> independently:</w:t>
-      </w:r>
-    </w:p>
-    <w:p>
-      <w:pPr>
-        <w:pStyle w:val="Heading3"/>
-      </w:pPr>
-      <w:r>
-        <w:t>Concrete teaching case</w:t>
-      </w:r>
-    </w:p>
-    <w:p>
-      <w:pPr>
-        <w:pStyle w:val="Heading3"/>
-      </w:pPr>
-      <w:r>
-        <w:t>The teaching case</w:t>
-      </w:r>
-    </w:p>
-    <w:p>
-      <w:pPr>
-        <w:spacing w:line="336" w:lineRule="auto" w:after="180"/>
-        <w:shd w:fill="F1F6FC"/>
-      </w:pPr>
-      <w:r>
-        <w:rPr>
-          <w:b w:val="0"/>
-        </w:rPr>
-        <w:t>A supplied tree predicts spotted for spot_count&gt;=3, otherwise healthy.</w:t>
-      </w:r>
-    </w:p>
-    <w:p>
-      <w:pPr>
-        <w:pStyle w:val="Heading3"/>
-      </w:pPr>
-      <w:r>
-        <w:t>The teaching case</w:t>
-      </w:r>
-    </w:p>
-    <w:p>
-      <w:pPr>
-        <w:spacing w:line="336" w:lineRule="auto" w:after="180"/>
-        <w:shd w:fill="F1F6FC"/>
-      </w:pPr>
-      <w:r>
-        <w:rPr>
-          <w:b w:val="0"/>
-        </w:rPr>
-        <w:t>Trace 2,3,4 and state boundary.</w:t>
-      </w:r>
-    </w:p>
-    <w:p>
-      <w:pPr>
-        <w:pStyle w:val="Heading3"/>
-      </w:pPr>
-      <w:r>
-        <w:t>Exact explanation to model</w:t>
-      </w:r>
-    </w:p>
-    <w:p>
-      <w:pPr>
-        <w:pStyle w:val="Heading3"/>
-      </w:pPr>
-      <w:r>
-        <w:t>Why the result follows</w:t>
-      </w:r>
-    </w:p>
-    <w:p>
-      <w:pPr>
-        <w:spacing w:line="336" w:lineRule="auto" w:after="180"/>
-        <w:shd w:fill="F1F6FC"/>
-      </w:pPr>
-      <w:r>
-        <w:rPr>
-          <w:b w:val="0"/>
-        </w:rPr>
-        <w:t xml:space="preserve">Healthy, spotted, spotted. Three is included. This supplied rule does not show an optimal learned </w:t>
-      </w:r>
-      <w:r>
-        <w:rPr>
-          <w:b/>
-        </w:rPr>
-        <w:t>threshold</w:t>
-      </w:r>
-      <w:r>
-        <w:rPr>
-          <w:b w:val="0"/>
-        </w:rPr>
-        <w:t>.</w:t>
-      </w:r>
-    </w:p>
-    <w:p>
-      <w:pPr>
-        <w:pStyle w:val="Heading3"/>
-      </w:pPr>
-      <w:r>
-        <w:t>Explain the added worked example</w:t>
-      </w:r>
-    </w:p>
-    <w:p>
-      <w:pPr>
-        <w:pStyle w:val="Heading3"/>
-      </w:pPr>
-      <w:r>
-        <w:t>Explain the added worked example · 1</w:t>
-      </w:r>
-    </w:p>
-    <w:p>
-      <w:pPr>
-        <w:spacing w:line="336" w:lineRule="auto" w:after="180"/>
-      </w:pPr>
-      <w:r>
-        <w:rPr>
-          <w:b w:val="0"/>
-        </w:rPr>
-        <w:t xml:space="preserve">A decision tree asks a feature question and follows a </w:t>
-      </w:r>
-      <w:r>
-        <w:rPr>
-          <w:b/>
-        </w:rPr>
-        <w:t>branch</w:t>
-      </w:r>
-      <w:r>
-        <w:rPr>
-          <w:b w:val="0"/>
-        </w:rPr>
-        <w:t xml:space="preserve"> to a </w:t>
-      </w:r>
-      <w:r>
-        <w:rPr>
-          <w:b/>
-        </w:rPr>
-        <w:t>prediction</w:t>
-      </w:r>
-      <w:r>
-        <w:rPr>
-          <w:b w:val="0"/>
-        </w:rPr>
-        <w:t xml:space="preserve">. A tree with one question has </w:t>
-      </w:r>
-      <w:r>
-        <w:rPr>
-          <w:b/>
-        </w:rPr>
-        <w:t>depth</w:t>
-      </w:r>
-      <w:r>
-        <w:rPr>
-          <w:b w:val="0"/>
-        </w:rPr>
-        <w:t xml:space="preserve"> one and is sometimes called a stump.</w:t>
-      </w:r>
-    </w:p>
-    <w:p>
-      <w:pPr>
-        <w:spacing w:line="336" w:lineRule="auto" w:after="180"/>
-      </w:pPr>
-      <w:r>
-        <w:rPr>
-          <w:b w:val="0"/>
-        </w:rPr>
-        <w:t xml:space="preserve">Unlike Week 8, where the two </w:t>
-      </w:r>
-      <w:r>
-        <w:rPr>
-          <w:b/>
-        </w:rPr>
-        <w:t>output</w:t>
-      </w:r>
-      <w:r>
-        <w:rPr>
-          <w:b w:val="0"/>
-        </w:rPr>
-        <w:t xml:space="preserve"> labels were fixed in advance, this week we fit both the question and the label stored at each </w:t>
-      </w:r>
-      <w:r>
-        <w:rPr>
-          <w:b/>
-        </w:rPr>
-        <w:t>leaf</w:t>
-      </w:r>
-      <w:r>
-        <w:rPr>
-          <w:b w:val="0"/>
-        </w:rPr>
-        <w:t>.</w:t>
-      </w:r>
-    </w:p>
-    <w:p>
-      <w:pPr>
-        <w:pStyle w:val="Heading3"/>
-      </w:pPr>
-      <w:r>
-        <w:t>Explain the added worked example · 2</w:t>
-      </w:r>
-    </w:p>
-    <w:p>
-      <w:pPr>
-        <w:spacing w:line="336" w:lineRule="auto" w:after="180"/>
-      </w:pPr>
-      <w:r>
-        <w:rPr>
-          <w:b w:val="0"/>
-        </w:rPr>
-        <w:t xml:space="preserve">Our six fictional </w:t>
-      </w:r>
-      <w:r>
-        <w:rPr>
-          <w:b/>
-        </w:rPr>
-        <w:t>training</w:t>
-      </w:r>
-      <w:r>
-        <w:rPr>
-          <w:b w:val="0"/>
-        </w:rPr>
-        <w:t xml:space="preserve"> rows have two binary sensor flags available before </w:t>
-      </w:r>
-      <w:r>
-        <w:rPr>
-          <w:b/>
-        </w:rPr>
-        <w:t>prediction</w:t>
-      </w:r>
-      <w:r>
-        <w:rPr>
-          <w:b w:val="0"/>
-        </w:rPr>
-        <w:t>: near and tall. A value of 1 means that flag is present; 0 means absent. The reviewed scene label is separate.</w:t>
-      </w:r>
-    </w:p>
-    <w:p>
-      <w:pPr>
-        <w:spacing w:line="336" w:lineRule="auto" w:after="180"/>
-      </w:pPr>
-      <w:r>
-        <w:rPr>
-          <w:b w:val="0"/>
-        </w:rPr>
-        <w:t>Each row represents a different trip on a familiar route, including rows with identical values. Similar readings can have different scene labels. These are teaching examples, not robot control instructions.</w:t>
-      </w:r>
-    </w:p>
-    <w:p>
-      <w:pPr>
-        <w:pStyle w:val="Heading3"/>
-      </w:pPr>
-      <w:r>
-        <w:t>Explain the added worked example · 3</w:t>
-      </w:r>
-    </w:p>
-    <w:p>
-      <w:pPr>
-        <w:spacing w:line="336" w:lineRule="auto" w:after="180"/>
-      </w:pPr>
-      <w:r>
-        <w:rPr>
-          <w:b w:val="0"/>
-        </w:rPr>
-        <w:t xml:space="preserve">Try near first and tall second. For each question, group the </w:t>
-      </w:r>
-      <w:r>
-        <w:rPr>
-          <w:b/>
-        </w:rPr>
-        <w:t>training</w:t>
-      </w:r>
-      <w:r>
-        <w:rPr>
-          <w:b w:val="0"/>
-        </w:rPr>
-        <w:t xml:space="preserve"> rows by 0 and 1, then predict each group’s majority label; choose clear for tied label counts.</w:t>
-      </w:r>
-    </w:p>
-    <w:p>
-      <w:pPr>
-        <w:spacing w:line="336" w:lineRule="auto" w:after="180"/>
-      </w:pPr>
-      <w:r>
-        <w:rPr>
-          <w:b w:val="0"/>
-        </w:rPr>
-        <w:t xml:space="preserve">Count all </w:t>
-      </w:r>
-      <w:r>
-        <w:rPr>
-          <w:b/>
-        </w:rPr>
-        <w:t>training</w:t>
-      </w:r>
-      <w:r>
-        <w:rPr>
-          <w:b w:val="0"/>
-        </w:rPr>
-        <w:t xml:space="preserve"> mistakes and keep the first question if scores tie. Stop after one question. This is our stated classroom </w:t>
-      </w:r>
-      <w:r>
-        <w:rPr>
-          <w:b/>
-        </w:rPr>
-        <w:t>fitting</w:t>
-      </w:r>
-      <w:r>
-        <w:rPr>
-          <w:b w:val="0"/>
-        </w:rPr>
-        <w:t xml:space="preserve"> procedure.</w:t>
-      </w:r>
-    </w:p>
-    <w:p>
-      <w:pPr>
-        <w:pStyle w:val="Heading3"/>
-      </w:pPr>
-      <w:r>
-        <w:t>Explain the added worked example · 4</w:t>
-      </w:r>
-    </w:p>
-    <w:p>
-      <w:pPr>
-        <w:spacing w:line="336" w:lineRule="auto" w:after="180"/>
-      </w:pPr>
-      <w:r>
-        <w:rPr>
-          <w:b w:val="0"/>
-        </w:rPr>
-        <w:t xml:space="preserve">Feature 0 is near; feature 1 is tall; row[2] is the label. </w:t>
-      </w:r>
-      <w:r>
-        <w:rPr>
-          <w:b/>
-        </w:rPr>
-        <w:t>Output</w:t>
-      </w:r>
-      <w:r>
-        <w:rPr>
-          <w:b w:val="0"/>
-        </w:rPr>
-        <w:t xml:space="preserve"> is 0 1, then 1 2, then 0 clear blocked. Near makes one </w:t>
-      </w:r>
-      <w:r>
-        <w:rPr>
-          <w:b/>
-        </w:rPr>
-        <w:t>training</w:t>
-      </w:r>
-      <w:r>
-        <w:rPr>
-          <w:b w:val="0"/>
-        </w:rPr>
-        <w:t xml:space="preserve"> mistake: near=0 contains two clear labels and one blocked, so that </w:t>
-      </w:r>
-      <w:r>
-        <w:rPr>
-          <w:b/>
-        </w:rPr>
-        <w:t>leaf</w:t>
-      </w:r>
-      <w:r>
-        <w:rPr>
-          <w:b w:val="0"/>
-        </w:rPr>
-        <w:t xml:space="preserve"> predicts clear.</w:t>
-      </w:r>
-    </w:p>
-    <w:p>
-      <w:pPr>
-        <w:spacing w:line="336" w:lineRule="auto" w:after="180"/>
-      </w:pPr>
-      <w:r>
-        <w:rPr>
-          <w:b w:val="0"/>
-        </w:rPr>
-        <w:t>Near=1 contains three blocked labels. Tall makes two mistakes because both its groups have a blocked majority.</w:t>
-      </w:r>
-    </w:p>
-    <w:p>
-      <w:pPr>
-        <w:pStyle w:val="Heading3"/>
-      </w:pPr>
-      <w:r>
-        <w:t>Explain the added worked example · 5</w:t>
-      </w:r>
-    </w:p>
-    <w:p>
-      <w:pPr>
-        <w:spacing w:line="336" w:lineRule="auto" w:after="180"/>
-      </w:pPr>
-      <w:r>
-        <w:rPr>
-          <w:b w:val="0"/>
-        </w:rPr>
-        <w:t xml:space="preserve">The stored tree contains the chosen feature and its two learned leaves. The code assumes nonempty data, binary flags, allowed labels and examples on both </w:t>
-      </w:r>
-      <w:r>
-        <w:rPr>
-          <w:b/>
-        </w:rPr>
-        <w:t>branch</w:t>
-      </w:r>
-      <w:r>
-        <w:rPr>
-          <w:b w:val="0"/>
-        </w:rPr>
-        <w:t>es of each candidate.</w:t>
-      </w:r>
-    </w:p>
-    <w:p>
-      <w:pPr>
-        <w:spacing w:line="336" w:lineRule="auto" w:after="180"/>
-      </w:pPr>
-      <w:r>
-        <w:rPr>
-          <w:b w:val="0"/>
-        </w:rPr>
-        <w:t xml:space="preserve">An empty </w:t>
-      </w:r>
-      <w:r>
-        <w:rPr>
-          <w:b/>
-        </w:rPr>
-        <w:t>branch</w:t>
-      </w:r>
-      <w:r>
-        <w:rPr>
-          <w:b w:val="0"/>
-        </w:rPr>
-        <w:t xml:space="preserve"> would need a declared fallback; this small example does not implement one. The score is total </w:t>
-      </w:r>
-      <w:r>
-        <w:rPr>
-          <w:b/>
-        </w:rPr>
-        <w:t>training</w:t>
-      </w:r>
-      <w:r>
-        <w:rPr>
-          <w:b w:val="0"/>
-        </w:rPr>
-        <w:t xml:space="preserve"> mistakes, not an average giving small and large </w:t>
-      </w:r>
-      <w:r>
-        <w:rPr>
-          <w:b/>
-        </w:rPr>
-        <w:t>branch</w:t>
-      </w:r>
-      <w:r>
-        <w:rPr>
-          <w:b w:val="0"/>
-        </w:rPr>
-        <w:t>es equal weight.</w:t>
-      </w:r>
-    </w:p>
-    <w:p>
-      <w:pPr>
-        <w:spacing w:line="336" w:lineRule="auto" w:after="180"/>
-      </w:pPr>
-      <w:r>
-        <w:rPr>
-          <w:b w:val="0"/>
-        </w:rPr>
-        <w:t xml:space="preserve">This is an explicitly limited </w:t>
-      </w:r>
-      <w:r>
-        <w:rPr>
-          <w:b/>
-        </w:rPr>
-        <w:t>depth</w:t>
-      </w:r>
-      <w:r>
-        <w:rPr>
-          <w:b w:val="0"/>
-        </w:rPr>
-        <w:t xml:space="preserve">-one learner. General tree algorithms can repeat </w:t>
-      </w:r>
-      <w:r>
-        <w:rPr>
-          <w:b/>
-        </w:rPr>
-        <w:t>split</w:t>
-      </w:r>
-      <w:r>
-        <w:rPr>
-          <w:b w:val="0"/>
-        </w:rPr>
-        <w:t xml:space="preserve"> selection within </w:t>
-      </w:r>
-      <w:r>
-        <w:rPr>
-          <w:b/>
-        </w:rPr>
-        <w:t>branch</w:t>
-      </w:r>
-      <w:r>
-        <w:rPr>
-          <w:b w:val="0"/>
-        </w:rPr>
-        <w:t>es and often use impurity criteria such as Gini. Our code does not implement that full procedure.</w:t>
-      </w:r>
-    </w:p>
-    <w:p>
-      <w:pPr>
-        <w:spacing w:line="336" w:lineRule="auto" w:after="180"/>
-      </w:pPr>
-      <w:r>
-        <w:rPr>
-          <w:b w:val="0"/>
-        </w:rPr>
         <w:t>Keeping the scope small lets you inspect every decision.</w:t>
-      </w:r>
-    </w:p>
-    <w:p>
-      <w:pPr>
-        <w:pStyle w:val="Heading3"/>
-      </w:pPr>
-      <w:r>
-        <w:t>Key terms</w:t>
       </w:r>
     </w:p>
     <w:tbl>
@@ -2041,44 +1871,10 @@
     </w:tbl>
     <w:p>
       <w:pPr>
-        <w:pStyle w:val="Heading3"/>
-      </w:pPr>
-      <w:r>
-        <w:t>Model the reasoning aloud</w:t>
-      </w:r>
-    </w:p>
-    <w:p>
-      <w:pPr>
-        <w:spacing w:line="336" w:lineRule="auto" w:after="180"/>
-      </w:pPr>
-      <w:r>
-        <w:rPr>
-          <w:b w:val="0"/>
-        </w:rPr>
-        <w:t xml:space="preserve">Use the complete worked example below before asking learners to complete W2. Reveal a small part, invite a </w:t>
-      </w:r>
-      <w:r>
-        <w:rPr>
-          <w:b/>
-        </w:rPr>
-        <w:t>prediction</w:t>
-      </w:r>
-      <w:r>
-        <w:rPr>
-          <w:b w:val="0"/>
-        </w:rPr>
-        <w:t>, then explain the deciding step.</w:t>
-      </w:r>
-    </w:p>
-    <w:p>
-      <w:pPr>
-        <w:spacing w:line="336" w:lineRule="auto" w:after="180"/>
-      </w:pPr>
-      <w:r>
-        <w:rPr>
-          <w:b w:val="0"/>
-        </w:rPr>
-        <w:t>These teacher notes contain solutions; do not reveal the independent case answer during modelling.</w:t>
+        <w:pStyle w:val="Heading2"/>
+      </w:pPr>
+      <w:r>
+        <w:t>Trace fixed validation predictions and baseline</w:t>
       </w:r>
     </w:p>
     <w:p>
@@ -2207,10 +2003,88 @@
     </w:p>
     <w:p>
       <w:pPr>
+        <w:spacing w:line="336" w:lineRule="auto" w:after="180"/>
+      </w:pPr>
+      <w:r>
+        <w:rPr>
+          <w:b w:val="0"/>
+        </w:rPr>
+        <w:t xml:space="preserve">Validation rows are (near=1,tall=1,blocked), (0,0,clear), (0,1,blocked), (1,0,clear). Follow only near: </w:t>
+      </w:r>
+      <w:r>
+        <w:rPr>
+          <w:b/>
+        </w:rPr>
+        <w:t>prediction</w:t>
+      </w:r>
+      <w:r>
+        <w:rPr>
+          <w:b w:val="0"/>
+        </w:rPr>
+        <w:t>s are blocked, clear, clear, blocked. Two of four match.</w:t>
+      </w:r>
+    </w:p>
+    <w:p>
+      <w:pPr>
+        <w:spacing w:line="336" w:lineRule="auto" w:after="180"/>
+      </w:pPr>
+      <w:r>
+        <w:rPr>
+          <w:b w:val="0"/>
+        </w:rPr>
+        <w:t xml:space="preserve">The </w:t>
+      </w:r>
+      <w:r>
+        <w:rPr>
+          <w:b/>
+        </w:rPr>
+        <w:t>training</w:t>
+      </w:r>
+      <w:r>
+        <w:rPr>
+          <w:b w:val="0"/>
+        </w:rPr>
+        <w:t xml:space="preserve">-majority baseline predicts blocked, since </w:t>
+      </w:r>
+      <w:r>
+        <w:rPr>
+          <w:b/>
+        </w:rPr>
+        <w:t>training</w:t>
+      </w:r>
+      <w:r>
+        <w:rPr>
+          <w:b w:val="0"/>
+        </w:rPr>
+        <w:t xml:space="preserve"> has four blocked and two clear; it also matches two of four validation labels.</w:t>
+      </w:r>
+    </w:p>
+    <w:p>
+      <w:pPr>
         <w:pStyle w:val="Heading3"/>
       </w:pPr>
       <w:r>
-        <w:t>Model the reasoning aloud · 6</w:t>
+        <w:t>Which validation rows does the tree miss, and which does the baseline miss? Explain why the tall value cannot change this tree’s prediction.</w:t>
+      </w:r>
+    </w:p>
+    <w:p>
+      <w:r>
+        <w:t>________________________________________________________________</w:t>
+      </w:r>
+    </w:p>
+    <w:p>
+      <w:r>
+        <w:t>________________________________________________________________</w:t>
+      </w:r>
+    </w:p>
+    <w:p>
+      <w:r>
+        <w:t>________________________________________________________________</w:t>
+      </w:r>
+    </w:p>
+    <w:p>
+      <w:r>
+        <w:t>________________________________________________________________</w:t>
       </w:r>
     </w:p>
     <w:p>
@@ -2221,19 +2095,51 @@
         <w:rPr>
           <w:b w:val="0"/>
         </w:rPr>
-        <w:t xml:space="preserve">Validation rows are (near=1,tall=1,blocked), (0,0,clear), (0,1,blocked), (1,0,clear). Follow only near: </w:t>
+        <w:t xml:space="preserve">Keep the fitted </w:t>
       </w:r>
       <w:r>
         <w:rPr>
           <w:b/>
         </w:rPr>
+        <w:t>root</w:t>
+      </w:r>
+      <w:r>
+        <w:rPr>
+          <w:b w:val="0"/>
+        </w:rPr>
+        <w:t xml:space="preserve"> and leaves unchanged while scoring. Equal accuracy does not mean identical errors, and five correct </w:t>
+      </w:r>
+      <w:r>
+        <w:rPr>
+          <w:b/>
+        </w:rPr>
+        <w:t>training</w:t>
+      </w:r>
+      <w:r>
+        <w:rPr>
+          <w:b w:val="0"/>
+        </w:rPr>
+        <w:t xml:space="preserve"> </w:t>
+      </w:r>
+      <w:r>
+        <w:rPr>
+          <w:b/>
+        </w:rPr>
         <w:t>prediction</w:t>
       </w:r>
       <w:r>
         <w:rPr>
           <w:b w:val="0"/>
         </w:rPr>
-        <w:t>s are blocked, clear, clear, blocked. Two of four match.</w:t>
+        <w:t>s out of six is not the validation result.</w:t>
+      </w:r>
+    </w:p>
+    <w:p>
+      <w:pPr>
+        <w:pStyle w:val="Heading2"/>
+      </w:pPr>
+      <w:r>
+        <w:t>Read the separate spot-rule picture</w:t>
       </w:r>
     </w:p>
     <w:p>
@@ -2244,31 +2150,737 @@
         <w:rPr>
           <w:b w:val="0"/>
         </w:rPr>
-        <w:t xml:space="preserve">The </w:t>
+        <w:t>Trace a small fitted tree, including its exact boundary.</w:t>
+      </w:r>
+    </w:p>
+    <w:p>
+      <w:pPr>
+        <w:spacing w:line="336" w:lineRule="auto" w:after="180"/>
+      </w:pPr>
+      <w:r>
+        <w:rPr>
+          <w:b w:val="0"/>
+        </w:rPr>
+        <w:t xml:space="preserve">Toy stored tree: if visible_spots&gt;=2 predict spotted; otherwise healthy. Missing visible_spots requires review. </w:t>
       </w:r>
       <w:r>
         <w:rPr>
           <w:b/>
         </w:rPr>
+        <w:t>Input</w:t>
+      </w:r>
+      <w:r>
+        <w:rPr>
+          <w:b w:val="0"/>
+        </w:rPr>
+        <w:t>s L=1, M=2, N=None.</w:t>
+      </w:r>
+    </w:p>
+    <w:p>
+      <w:pPr>
+        <w:spacing w:line="336" w:lineRule="auto" w:after="180"/>
+      </w:pPr>
+      <w:r>
+        <w:rPr>
+          <w:b w:val="0"/>
+        </w:rPr>
+        <w:t xml:space="preserve">All </w:t>
+      </w:r>
+      <w:r>
+        <w:rPr>
+          <w:b/>
+        </w:rPr>
+        <w:t>input</w:t>
+      </w:r>
+      <w:r>
+        <w:rPr>
+          <w:b w:val="0"/>
+        </w:rPr>
+        <w:t>s and outcomes in this worked example are invented classroom data; no real model run is claimed.</w:t>
+      </w:r>
+    </w:p>
+    <w:p>
+      <w:pPr>
+        <w:spacing w:line="336" w:lineRule="auto" w:after="180"/>
+      </w:pPr>
+      <w:r>
+        <w:rPr>
+          <w:b w:val="0"/>
+        </w:rPr>
+        <w:t>Main fitted tree chooses near and stores near0→clear,near1→blocked. On its four validation rows the tree missesrows3,4, while the blocked baseline missesrows2,4: both2/4but different errors. Separate picture uses a supplied visible_spots&gt;=2 rule with review for missing; the exact count2distinguishes&gt;=2from&gt;2. Neither picture nor boundary tracing proves that2was fitted or optimal.</w:t>
+      </w:r>
+    </w:p>
+    <w:p>
+      <w:pPr>
+        <w:spacing w:line="336" w:lineRule="auto" w:after="180"/>
+      </w:pPr>
+      <w:r>
+        <w:rPr>
+          <w:b w:val="0"/>
+        </w:rPr>
+        <w:t>The independent assessment uses its own cutoff5.</w:t>
+      </w:r>
+    </w:p>
+    <w:p>
+      <w:pPr>
+        <w:pStyle w:val="Heading2"/>
+      </w:pPr>
+      <w:r>
+        <w:t>Trace exact boundary and changed operator</w:t>
+      </w:r>
+    </w:p>
+    <w:p>
+      <w:r>
+        <w:drawing>
+          <wp:inline xmlns:a="http://schemas.openxmlformats.org/drawingml/2006/main" xmlns:pic="http://schemas.openxmlformats.org/drawingml/2006/picture">
+            <wp:extent cx="5486400" cy="3182112"/>
+            <wp:docPr id="1" name="Picture 1" descr="Read first branch: L: 1&gt;=2 is false, so predict healthy. → Read boundary: M: 2&gt;=2 is true, so predict spotted. → Stop missing path: N lacks a count, so use review rather than inventing zero."/>
+            <wp:cNvGraphicFramePr>
+              <a:graphicFrameLocks noChangeAspect="1"/>
+            </wp:cNvGraphicFramePr>
+            <a:graphic>
+              <a:graphicData uri="http://schemas.openxmlformats.org/drawingml/2006/picture">
+                <pic:pic>
+                  <pic:nvPicPr>
+                    <pic:cNvPr id="0" name="academy-story-ai-4-11-02.png"/>
+                    <pic:cNvPicPr/>
+                  </pic:nvPicPr>
+                  <pic:blipFill>
+                    <a:blip r:embed="rId9"/>
+                    <a:stretch>
+                      <a:fillRect/>
+                    </a:stretch>
+                  </pic:blipFill>
+                  <pic:spPr>
+                    <a:xfrm>
+                      <a:off x="0" y="0"/>
+                      <a:ext cx="5486400" cy="3182112"/>
+                    </a:xfrm>
+                    <a:prstGeom prst="rect"/>
+                  </pic:spPr>
+                </pic:pic>
+              </a:graphicData>
+            </a:graphic>
+          </wp:inline>
+        </w:drawing>
+      </w:r>
+    </w:p>
+    <w:p>
+      <w:pPr>
+        <w:pStyle w:val="Heading3"/>
+      </w:pPr>
+      <w:r>
+        <w:t>Read the picture one step at a time</w:t>
+      </w:r>
+    </w:p>
+    <w:tbl>
+      <w:tblPr>
+        <w:tblStyle w:val="LightShading-Accent1"/>
+        <w:tblW w:type="auto" w:w="0"/>
+        <w:tblLook w:firstColumn="1" w:firstRow="1" w:lastColumn="0" w:lastRow="0" w:noHBand="0" w:noVBand="1" w:val="04A0"/>
+      </w:tblPr>
+      <w:tblGrid>
+        <w:gridCol w:w="5112"/>
+        <w:gridCol w:w="5112"/>
+      </w:tblGrid>
+      <w:tr>
+        <w:trPr>
+          <w:tblHeader/>
+        </w:trPr>
+        <w:tc>
+          <w:tcPr>
+            <w:tcW w:type="dxa" w:w="5112"/>
+          </w:tcPr>
+          <w:p>
+            <w:r>
+              <w:t>Step</w:t>
+            </w:r>
+          </w:p>
+        </w:tc>
+        <w:tc>
+          <w:tcPr>
+            <w:tcW w:type="dxa" w:w="5112"/>
+          </w:tcPr>
+          <w:p>
+            <w:r>
+              <w:t>What happens and why</w:t>
+            </w:r>
+          </w:p>
+        </w:tc>
+      </w:tr>
+      <w:tr>
+        <w:tc>
+          <w:tcPr>
+            <w:tcW w:type="dxa" w:w="5112"/>
+          </w:tcPr>
+          <w:p>
+            <w:r>
+              <w:t>1. Read first branch</w:t>
+            </w:r>
+          </w:p>
+        </w:tc>
+        <w:tc>
+          <w:tcPr>
+            <w:tcW w:type="dxa" w:w="5112"/>
+          </w:tcPr>
+          <w:p>
+            <w:r>
+              <w:t>L: 1&gt;=2 is false, so predict healthy.</w:t>
+            </w:r>
+          </w:p>
+        </w:tc>
+      </w:tr>
+      <w:tr>
+        <w:tc>
+          <w:tcPr>
+            <w:tcW w:type="dxa" w:w="5112"/>
+          </w:tcPr>
+          <w:p>
+            <w:r>
+              <w:t>2. Read boundary</w:t>
+            </w:r>
+          </w:p>
+        </w:tc>
+        <w:tc>
+          <w:tcPr>
+            <w:tcW w:type="dxa" w:w="5112"/>
+          </w:tcPr>
+          <w:p>
+            <w:r>
+              <w:t>M: 2&gt;=2 is true, so predict spotted.</w:t>
+            </w:r>
+          </w:p>
+        </w:tc>
+      </w:tr>
+      <w:tr>
+        <w:tc>
+          <w:tcPr>
+            <w:tcW w:type="dxa" w:w="5112"/>
+          </w:tcPr>
+          <w:p>
+            <w:r>
+              <w:t>3. Stop missing path</w:t>
+            </w:r>
+          </w:p>
+        </w:tc>
+        <w:tc>
+          <w:tcPr>
+            <w:tcW w:type="dxa" w:w="5112"/>
+          </w:tcPr>
+          <w:p>
+            <w:r>
+              <w:t>N lacks a count, so use review rather than inventing zero.</w:t>
+            </w:r>
+          </w:p>
+        </w:tc>
+      </w:tr>
+    </w:tbl>
+    <w:p>
+      <w:r>
+        <w:t>Match each pictured step to the supplied facts. This is a worked teaching case, not an independent assessment.</w:t>
+      </w:r>
+    </w:p>
+    <w:p>
+      <w:pPr>
+        <w:spacing w:line="336" w:lineRule="auto" w:after="180"/>
+      </w:pPr>
+      <w:r>
+        <w:rPr>
+          <w:b w:val="0"/>
+        </w:rPr>
+        <w:t xml:space="preserve">Read the picture in order. N lacks a count, so use review rather than inventing zero. The arrows show which recorded </w:t>
+      </w:r>
+      <w:r>
+        <w:rPr>
+          <w:b/>
+        </w:rPr>
+        <w:t>input</w:t>
+      </w:r>
+      <w:r>
+        <w:rPr>
+          <w:b w:val="0"/>
+        </w:rPr>
+        <w:t xml:space="preserve"> or intermediate result each decision uses.</w:t>
+      </w:r>
+    </w:p>
+    <w:p>
+      <w:pPr>
+        <w:spacing w:line="336" w:lineRule="auto" w:after="180"/>
+      </w:pPr>
+      <w:r>
+        <w:rPr>
+          <w:b w:val="0"/>
+        </w:rPr>
+        <w:t>Explain the deciding step aloud before checking the changed case; pointing to the final answer alone does not show how it follows.</w:t>
+      </w:r>
+    </w:p>
+    <w:p>
+      <w:pPr>
+        <w:spacing w:line="336" w:lineRule="auto" w:after="180"/>
+      </w:pPr>
+      <w:r>
+        <w:rPr>
+          <w:b w:val="0"/>
+        </w:rPr>
+        <w:t xml:space="preserve">Applying a stored tree is inference. Selecting a </w:t>
+      </w:r>
+      <w:r>
+        <w:rPr>
+          <w:b/>
+        </w:rPr>
+        <w:t>threshold</w:t>
+      </w:r>
+      <w:r>
+        <w:rPr>
+          <w:b w:val="0"/>
+        </w:rPr>
+        <w:t xml:space="preserve"> from labelled </w:t>
+      </w:r>
+      <w:r>
+        <w:rPr>
+          <w:b/>
+        </w:rPr>
         <w:t>training</w:t>
       </w:r>
       <w:r>
         <w:rPr>
           <w:b w:val="0"/>
         </w:rPr>
-        <w:t xml:space="preserve">-majority baseline predicts blocked, since </w:t>
+        <w:t xml:space="preserve"> data is a separate </w:t>
       </w:r>
       <w:r>
         <w:rPr>
           <w:b/>
         </w:rPr>
-        <w:t>training</w:t>
-      </w:r>
-      <w:r>
-        <w:rPr>
-          <w:b w:val="0"/>
-        </w:rPr>
-        <w:t xml:space="preserve"> has four blocked and two clear; it also matches two of four validation labels.</w:t>
+        <w:t>fitting</w:t>
+      </w:r>
+      <w:r>
+        <w:rPr>
+          <w:b w:val="0"/>
+        </w:rPr>
+        <w:t xml:space="preserve"> step.</w:t>
+      </w:r>
+    </w:p>
+    <w:p>
+      <w:pPr>
+        <w:spacing w:line="336" w:lineRule="auto" w:after="180"/>
+      </w:pPr>
+      <w:r>
+        <w:rPr>
+          <w:b w:val="0"/>
+        </w:rPr>
+        <w:t>Change: The stored rule changes to visible_spots&gt;2.</w:t>
+      </w:r>
+    </w:p>
+    <w:p>
+      <w:pPr>
+        <w:spacing w:line="336" w:lineRule="auto" w:after="180"/>
+      </w:pPr>
+      <w:r>
+        <w:rPr>
+          <w:b/>
+        </w:rPr>
+        <w:t>Prediction</w:t>
+      </w:r>
+      <w:r>
+        <w:rPr>
+          <w:b w:val="0"/>
+        </w:rPr>
+        <w:t>: M is now predicted healthy.</w:t>
+      </w:r>
+    </w:p>
+    <w:p>
+      <w:pPr>
+        <w:spacing w:line="336" w:lineRule="auto" w:after="180"/>
+      </w:pPr>
+      <w:r>
+        <w:rPr>
+          <w:b w:val="0"/>
+        </w:rPr>
+        <w:t xml:space="preserve">Reason: Changing &gt;= to &gt; moves the exact value 2 to the other </w:t>
+      </w:r>
+      <w:r>
+        <w:rPr>
+          <w:b/>
+        </w:rPr>
+        <w:t>branch</w:t>
+      </w:r>
+      <w:r>
+        <w:rPr>
+          <w:b w:val="0"/>
+        </w:rPr>
+        <w:t>.</w:t>
+      </w:r>
+    </w:p>
+    <w:p>
+      <w:pPr>
+        <w:pStyle w:val="Heading2"/>
+      </w:pPr>
+      <w:r>
+        <w:t>Additional supplied cutoff3example · reference / check after trying</w:t>
+      </w:r>
+    </w:p>
+    <w:p>
+      <w:pPr>
+        <w:spacing w:line="336" w:lineRule="auto" w:after="180"/>
+      </w:pPr>
+      <w:r>
+        <w:rPr>
+          <w:b w:val="0"/>
+        </w:rPr>
+        <w:t>A supplied tree predicts spotted for spot_count&gt;=3, otherwise healthy.</w:t>
+      </w:r>
+    </w:p>
+    <w:p>
+      <w:pPr>
+        <w:spacing w:line="336" w:lineRule="auto" w:after="180"/>
+      </w:pPr>
+      <w:r>
+        <w:rPr>
+          <w:b w:val="0"/>
+        </w:rPr>
+        <w:t>Trace 2,3,4 and state boundary.</w:t>
+      </w:r>
+    </w:p>
+    <w:p>
+      <w:pPr>
+        <w:spacing w:line="336" w:lineRule="auto" w:after="180"/>
+      </w:pPr>
+      <w:r>
+        <w:rPr>
+          <w:b w:val="0"/>
+        </w:rPr>
+        <w:t xml:space="preserve">Healthy, spotted, spotted. Three is included. This supplied rule does not show an optimal learned </w:t>
+      </w:r>
+      <w:r>
+        <w:rPr>
+          <w:b/>
+        </w:rPr>
+        <w:t>threshold</w:t>
+      </w:r>
+      <w:r>
+        <w:rPr>
+          <w:b w:val="0"/>
+        </w:rPr>
+        <w:t>.</w:t>
+      </w:r>
+    </w:p>
+    <w:p>
+      <w:pPr>
+        <w:pStyle w:val="Heading2"/>
+      </w:pPr>
+      <w:r>
+        <w:t>Earlier wording, alternatives and picture transcripts · reference / check after trying</w:t>
+      </w:r>
+    </w:p>
+    <w:p>
+      <w:pPr>
+        <w:spacing w:line="336" w:lineRule="auto" w:after="180"/>
+      </w:pPr>
+      <w:r>
+        <w:rPr>
+          <w:b w:val="0"/>
+        </w:rPr>
+        <w:t>Explain the mechanism</w:t>
+      </w:r>
+    </w:p>
+    <w:p>
+      <w:pPr>
+        <w:spacing w:line="336" w:lineRule="auto" w:after="180"/>
+      </w:pPr>
+      <w:r>
+        <w:rPr>
+          <w:b w:val="0"/>
+        </w:rPr>
+        <w:t>Trace the information, fitted behavior, and evaluation proof separately.</w:t>
+      </w:r>
+    </w:p>
+    <w:p>
+      <w:pPr>
+        <w:spacing w:line="336" w:lineRule="auto" w:after="180"/>
+      </w:pPr>
+      <w:r>
+        <w:rPr>
+          <w:b w:val="0"/>
+        </w:rPr>
+        <w:t>QUESTION Trace, draw, and prune a tiny tree while preserving test behavior.</w:t>
+      </w:r>
+    </w:p>
+    <w:p>
+      <w:pPr>
+        <w:spacing w:line="336" w:lineRule="auto" w:after="180"/>
+      </w:pPr>
+      <w:r>
+        <w:rPr>
+          <w:b w:val="0"/>
+        </w:rPr>
+        <w:t xml:space="preserve">MODEL IDEA A decision tree partitions feature space using ordered questions; each </w:t>
+      </w:r>
+      <w:r>
+        <w:rPr>
+          <w:b/>
+        </w:rPr>
+        <w:t>leaf</w:t>
+      </w:r>
+      <w:r>
+        <w:rPr>
+          <w:b w:val="0"/>
+        </w:rPr>
+        <w:t xml:space="preserve"> produces a </w:t>
+      </w:r>
+      <w:r>
+        <w:rPr>
+          <w:b/>
+        </w:rPr>
+        <w:t>prediction</w:t>
+      </w:r>
+      <w:r>
+        <w:rPr>
+          <w:b w:val="0"/>
+        </w:rPr>
+        <w:t>.</w:t>
+      </w:r>
+    </w:p>
+    <w:p>
+      <w:pPr>
+        <w:spacing w:line="336" w:lineRule="auto" w:after="180"/>
+      </w:pPr>
+      <w:r>
+        <w:rPr>
+          <w:b w:val="0"/>
+        </w:rPr>
+        <w:t>PROOF NEEDED Use an unseen case, visible calculation, error analysis, and a stated limitation.</w:t>
+      </w:r>
+    </w:p>
+    <w:p>
+      <w:pPr>
+        <w:spacing w:line="336" w:lineRule="auto" w:after="180"/>
+      </w:pPr>
+      <w:r>
+        <w:rPr>
+          <w:b w:val="0"/>
+        </w:rPr>
+        <w:t xml:space="preserve">UNDER THE HOOD </w:t>
+      </w:r>
+      <w:r>
+        <w:rPr>
+          <w:b/>
+        </w:rPr>
+        <w:t>Root</w:t>
+      </w:r>
+      <w:r>
+        <w:rPr>
+          <w:b w:val="0"/>
+        </w:rPr>
+        <w:t xml:space="preserve"> asks whether spot_count ≥ 3. Yes </w:t>
+      </w:r>
+      <w:r>
+        <w:rPr>
+          <w:b/>
+        </w:rPr>
+        <w:t>branch</w:t>
+      </w:r>
+      <w:r>
+        <w:rPr>
+          <w:b w:val="0"/>
+        </w:rPr>
+        <w:t xml:space="preserve"> predicts spotted; no </w:t>
+      </w:r>
+      <w:r>
+        <w:rPr>
+          <w:b/>
+        </w:rPr>
+        <w:t>branch</w:t>
+      </w:r>
+      <w:r>
+        <w:rPr>
+          <w:b w:val="0"/>
+        </w:rPr>
+        <w:t xml:space="preserve"> asks whether yellow_ratio ≥ 0.25.</w:t>
+      </w:r>
+    </w:p>
+    <w:p>
+      <w:pPr>
+        <w:spacing w:line="336" w:lineRule="auto" w:after="180"/>
+      </w:pPr>
+      <w:r>
+        <w:rPr>
+          <w:b w:val="0"/>
+        </w:rPr>
+        <w:t xml:space="preserve">Draw a fresh data → model → </w:t>
+      </w:r>
+      <w:r>
+        <w:rPr>
+          <w:b/>
+        </w:rPr>
+        <w:t>prediction</w:t>
+      </w:r>
+      <w:r>
+        <w:rPr>
+          <w:b w:val="0"/>
+        </w:rPr>
+        <w:t xml:space="preserve"> → evaluation trace:</w:t>
+      </w:r>
+    </w:p>
+    <w:p>
+      <w:pPr>
+        <w:spacing w:line="336" w:lineRule="auto" w:after="180"/>
+      </w:pPr>
+      <w:r>
+        <w:rPr>
+          <w:b w:val="0"/>
+        </w:rPr>
+        <w:t xml:space="preserve">Predict first. Then check each step. A correct answer without visible </w:t>
+      </w:r>
+      <w:r>
+        <w:rPr>
+          <w:b/>
+        </w:rPr>
+        <w:t>evidence</w:t>
+      </w:r>
+      <w:r>
+        <w:rPr>
+          <w:b w:val="0"/>
+        </w:rPr>
+        <w:t xml:space="preserve"> cannot be audited.</w:t>
+      </w:r>
+    </w:p>
+    <w:p>
+      <w:pPr>
+        <w:spacing w:line="336" w:lineRule="auto" w:after="180"/>
+      </w:pPr>
+      <w:r>
+        <w:rPr>
+          <w:b w:val="0"/>
+        </w:rPr>
+        <w:t xml:space="preserve">STEP 1 </w:t>
+      </w:r>
+      <w:r>
+        <w:rPr>
+          <w:b/>
+        </w:rPr>
+        <w:t>Root</w:t>
+      </w:r>
+      <w:r>
+        <w:rPr>
+          <w:b w:val="0"/>
+        </w:rPr>
+        <w:t xml:space="preserve"> asks whether spot_count ≥ 3.</w:t>
+      </w:r>
+    </w:p>
+    <w:p>
+      <w:pPr>
+        <w:spacing w:line="336" w:lineRule="auto" w:after="180"/>
+      </w:pPr>
+      <w:r>
+        <w:rPr>
+          <w:b w:val="0"/>
+        </w:rPr>
+        <w:t xml:space="preserve">STEP 2 Yes </w:t>
+      </w:r>
+      <w:r>
+        <w:rPr>
+          <w:b/>
+        </w:rPr>
+        <w:t>branch</w:t>
+      </w:r>
+      <w:r>
+        <w:rPr>
+          <w:b w:val="0"/>
+        </w:rPr>
+        <w:t xml:space="preserve"> predicts spotted; no </w:t>
+      </w:r>
+      <w:r>
+        <w:rPr>
+          <w:b/>
+        </w:rPr>
+        <w:t>branch</w:t>
+      </w:r>
+      <w:r>
+        <w:rPr>
+          <w:b w:val="0"/>
+        </w:rPr>
+        <w:t xml:space="preserve"> asks whether yellow_ratio ≥ 0.25.</w:t>
+      </w:r>
+    </w:p>
+    <w:p>
+      <w:pPr>
+        <w:spacing w:line="336" w:lineRule="auto" w:after="180"/>
+      </w:pPr>
+      <w:r>
+        <w:rPr>
+          <w:b w:val="0"/>
+        </w:rPr>
+        <w:t xml:space="preserve">STEP 3 Trace </w:t>
+      </w:r>
+      <w:r>
+        <w:rPr>
+          <w:b/>
+        </w:rPr>
+        <w:t>leaf</w:t>
+      </w:r>
+      <w:r>
+        <w:rPr>
+          <w:b w:val="0"/>
+        </w:rPr>
+        <w:t xml:space="preserve"> A: spot_count=1, yellow_ratio=0.10 → healthy.</w:t>
+      </w:r>
+    </w:p>
+    <w:p>
+      <w:pPr>
+        <w:spacing w:line="336" w:lineRule="auto" w:after="180"/>
+      </w:pPr>
+      <w:r>
+        <w:rPr>
+          <w:b w:val="0"/>
+        </w:rPr>
+        <w:t>Use development validation evidence when comparing pruning choices; once the final test guides changes, it is development evidence and cannot remain an untouched final check.</w:t>
+      </w:r>
+    </w:p>
+    <w:p>
+      <w:pPr>
+        <w:spacing w:line="336" w:lineRule="auto" w:after="180"/>
+      </w:pPr>
+      <w:r>
+        <w:rPr>
+          <w:b w:val="0"/>
+        </w:rPr>
+        <w:t xml:space="preserve">CHECK Verify the denominator, unit, </w:t>
+      </w:r>
+      <w:r>
+        <w:rPr>
+          <w:b/>
+        </w:rPr>
+        <w:t>split</w:t>
+      </w:r>
+      <w:r>
+        <w:rPr>
+          <w:b w:val="0"/>
+        </w:rPr>
+        <w:t>, class definition, and data version before interpreting a score.</w:t>
+      </w:r>
+    </w:p>
+    <w:p>
+      <w:pPr>
+        <w:spacing w:line="336" w:lineRule="auto" w:after="180"/>
+      </w:pPr>
+      <w:r>
+        <w:rPr>
+          <w:b w:val="0"/>
+        </w:rPr>
+        <w:t xml:space="preserve">Recalculate, retrace, or restate the </w:t>
+      </w:r>
+      <w:r>
+        <w:rPr>
+          <w:b/>
+        </w:rPr>
+        <w:t>evidence</w:t>
+      </w:r>
+      <w:r>
+        <w:rPr>
+          <w:b w:val="0"/>
+        </w:rPr>
+        <w:t xml:space="preserve"> independently:</w:t>
       </w:r>
     </w:p>
     <w:p>
@@ -2276,27 +2888,39 @@
         <w:pStyle w:val="Heading3"/>
       </w:pPr>
       <w:r>
-        <w:t>Which validation rows does the tree miss, and which does the baseline miss? Explain why the tall value cannot change this tree’s prediction.</w:t>
-      </w:r>
-    </w:p>
-    <w:p>
-      <w:r>
-        <w:t>________________________________________________________________</w:t>
-      </w:r>
-    </w:p>
-    <w:p>
-      <w:r>
-        <w:t>________________________________________________________________</w:t>
-      </w:r>
-    </w:p>
-    <w:p>
-      <w:r>
-        <w:t>________________________________________________________________</w:t>
-      </w:r>
-    </w:p>
-    <w:p>
-      <w:r>
-        <w:t>________________________________________________________________</w:t>
+        <w:t>Concrete teaching case</w:t>
+      </w:r>
+    </w:p>
+    <w:p>
+      <w:pPr>
+        <w:pStyle w:val="Heading3"/>
+      </w:pPr>
+      <w:r>
+        <w:t>Exact explanation to model</w:t>
+      </w:r>
+    </w:p>
+    <w:p>
+      <w:pPr>
+        <w:pStyle w:val="Heading3"/>
+      </w:pPr>
+      <w:r>
+        <w:t>Explain the added worked example</w:t>
+      </w:r>
+    </w:p>
+    <w:p>
+      <w:pPr>
+        <w:pStyle w:val="Heading3"/>
+      </w:pPr>
+      <w:r>
+        <w:t>Key terms</w:t>
+      </w:r>
+    </w:p>
+    <w:p>
+      <w:pPr>
+        <w:pStyle w:val="Heading3"/>
+      </w:pPr>
+      <w:r>
+        <w:t>Model the reasoning aloud</w:t>
       </w:r>
     </w:p>
     <w:p>
@@ -2307,43 +2931,30 @@
         <w:rPr>
           <w:b w:val="0"/>
         </w:rPr>
-        <w:t xml:space="preserve">Keep the fitted </w:t>
+        <w:t xml:space="preserve">Use the complete worked example below before asking learners to complete W2. Reveal a small part, invite a </w:t>
       </w:r>
       <w:r>
         <w:rPr>
           <w:b/>
         </w:rPr>
-        <w:t>root</w:t>
-      </w:r>
-      <w:r>
-        <w:rPr>
-          <w:b w:val="0"/>
-        </w:rPr>
-        <w:t xml:space="preserve"> and leaves unchanged while scoring. Equal accuracy does not mean identical errors, and five correct </w:t>
-      </w:r>
-      <w:r>
-        <w:rPr>
-          <w:b/>
-        </w:rPr>
-        <w:t>training</w:t>
-      </w:r>
-      <w:r>
-        <w:rPr>
-          <w:b w:val="0"/>
-        </w:rPr>
-        <w:t xml:space="preserve"> </w:t>
-      </w:r>
-      <w:r>
-        <w:rPr>
-          <w:b/>
-        </w:rPr>
         <w:t>prediction</w:t>
       </w:r>
       <w:r>
         <w:rPr>
           <w:b w:val="0"/>
         </w:rPr>
-        <w:t>s out of six is not the validation result.</w:t>
+        <w:t>, then explain the deciding step.</w:t>
+      </w:r>
+    </w:p>
+    <w:p>
+      <w:pPr>
+        <w:spacing w:line="336" w:lineRule="auto" w:after="180"/>
+      </w:pPr>
+      <w:r>
+        <w:rPr>
+          <w:b w:val="0"/>
+        </w:rPr>
+        <w:t>These teacher notes contain solutions; do not reveal the independent case answer during modelling.</w:t>
       </w:r>
     </w:p>
     <w:tbl>
@@ -2469,85 +3080,10 @@
     </w:p>
     <w:p>
       <w:pPr>
-        <w:spacing w:line="336" w:lineRule="auto" w:after="180"/>
-      </w:pPr>
-      <w:r>
-        <w:rPr>
-          <w:b w:val="0"/>
-        </w:rPr>
-        <w:t>Trace a small fitted tree, including its exact boundary.</w:t>
-      </w:r>
-    </w:p>
-    <w:p>
-      <w:pPr>
         <w:pStyle w:val="Heading3"/>
       </w:pPr>
       <w:r>
         <w:t>The facts we will use</w:t>
-      </w:r>
-    </w:p>
-    <w:p>
-      <w:pPr>
-        <w:pStyle w:val="Heading3"/>
-      </w:pPr>
-      <w:r>
-        <w:t>Supplied facts</w:t>
-      </w:r>
-    </w:p>
-    <w:p>
-      <w:pPr>
-        <w:spacing w:line="336" w:lineRule="auto" w:after="180"/>
-        <w:shd w:fill="F1F6FC"/>
-      </w:pPr>
-      <w:r>
-        <w:rPr>
-          <w:b w:val="0"/>
-        </w:rPr>
-        <w:t xml:space="preserve">Toy stored tree: if visible_spots&gt;=2 predict spotted; otherwise healthy. Missing visible_spots requires review. </w:t>
-      </w:r>
-      <w:r>
-        <w:rPr>
-          <w:b/>
-        </w:rPr>
-        <w:t>Input</w:t>
-      </w:r>
-      <w:r>
-        <w:rPr>
-          <w:b w:val="0"/>
-        </w:rPr>
-        <w:t>s L=1, M=2, N=None.</w:t>
-      </w:r>
-    </w:p>
-    <w:p>
-      <w:pPr>
-        <w:pStyle w:val="Heading3"/>
-      </w:pPr>
-      <w:r>
-        <w:t>Supplied facts</w:t>
-      </w:r>
-    </w:p>
-    <w:p>
-      <w:pPr>
-        <w:spacing w:line="336" w:lineRule="auto" w:after="180"/>
-        <w:shd w:fill="F1F6FC"/>
-      </w:pPr>
-      <w:r>
-        <w:rPr>
-          <w:b w:val="0"/>
-        </w:rPr>
-        <w:t xml:space="preserve">All </w:t>
-      </w:r>
-      <w:r>
-        <w:rPr>
-          <w:b/>
-        </w:rPr>
-        <w:t>input</w:t>
-      </w:r>
-      <w:r>
-        <w:rPr>
-          <w:b w:val="0"/>
-        </w:rPr>
-        <w:t>s and outcomes in this worked example are invented classroom data; no real model run is claimed.</w:t>
       </w:r>
     </w:p>
     <w:p>
@@ -2555,7 +3091,7 @@
         <w:drawing>
           <wp:inline xmlns:a="http://schemas.openxmlformats.org/drawingml/2006/main" xmlns:pic="http://schemas.openxmlformats.org/drawingml/2006/picture">
             <wp:extent cx="5486400" cy="5145314"/>
-            <wp:docPr id="1" name="Picture 1" descr="Decision Trees. Read first branch: L: 1&gt;=2 is false, so predict healthy.. Read boundary: M: 2&gt;=2 is true, so predict spotted.. Stop missing path: N lacks a count, so use review rather than inventing zero."/>
+            <wp:docPr id="2" name="Picture 2" descr="Decision Trees. Read first branch: L: 1&gt;=2 is false, so predict healthy.. Read boundary: M: 2&gt;=2 is true, so predict spotted.. Stop missing path: N lacks a count, so use review rather than inventing zero."/>
             <wp:cNvGraphicFramePr>
               <a:graphicFrameLocks noChangeAspect="1"/>
             </wp:cNvGraphicFramePr>
@@ -2567,7 +3103,7 @@
                     <pic:cNvPicPr/>
                   </pic:nvPicPr>
                   <pic:blipFill>
-                    <a:blip r:embed="rId9"/>
+                    <a:blip r:embed="rId10"/>
                     <a:stretch>
                       <a:fillRect/>
                     </a:stretch>
@@ -2591,114 +3127,7 @@
         <w:pStyle w:val="Heading3"/>
       </w:pPr>
       <w:r>
-        <w:t>Read the picture one step at a time</w:t>
-      </w:r>
-    </w:p>
-    <w:tbl>
-      <w:tblPr>
-        <w:tblStyle w:val="LightShading-Accent1"/>
-        <w:tblW w:type="auto" w:w="0"/>
-        <w:tblLook w:firstColumn="1" w:firstRow="1" w:lastColumn="0" w:lastRow="0" w:noHBand="0" w:noVBand="1" w:val="04A0"/>
-      </w:tblPr>
-      <w:tblGrid>
-        <w:gridCol w:w="5112"/>
-        <w:gridCol w:w="5112"/>
-      </w:tblGrid>
-      <w:tr>
-        <w:trPr>
-          <w:tblHeader/>
-        </w:trPr>
-        <w:tc>
-          <w:tcPr>
-            <w:tcW w:type="dxa" w:w="5112"/>
-          </w:tcPr>
-          <w:p>
-            <w:r>
-              <w:t>Step</w:t>
-            </w:r>
-          </w:p>
-        </w:tc>
-        <w:tc>
-          <w:tcPr>
-            <w:tcW w:type="dxa" w:w="5112"/>
-          </w:tcPr>
-          <w:p>
-            <w:r>
-              <w:t>What happens and why</w:t>
-            </w:r>
-          </w:p>
-        </w:tc>
-      </w:tr>
-      <w:tr>
-        <w:tc>
-          <w:tcPr>
-            <w:tcW w:type="dxa" w:w="5112"/>
-          </w:tcPr>
-          <w:p>
-            <w:r>
-              <w:t>1. Read first branch</w:t>
-            </w:r>
-          </w:p>
-        </w:tc>
-        <w:tc>
-          <w:tcPr>
-            <w:tcW w:type="dxa" w:w="5112"/>
-          </w:tcPr>
-          <w:p>
-            <w:r>
-              <w:t>L: 1&gt;=2 is false, so predict healthy.</w:t>
-            </w:r>
-          </w:p>
-        </w:tc>
-      </w:tr>
-      <w:tr>
-        <w:tc>
-          <w:tcPr>
-            <w:tcW w:type="dxa" w:w="5112"/>
-          </w:tcPr>
-          <w:p>
-            <w:r>
-              <w:t>2. Read boundary</w:t>
-            </w:r>
-          </w:p>
-        </w:tc>
-        <w:tc>
-          <w:tcPr>
-            <w:tcW w:type="dxa" w:w="5112"/>
-          </w:tcPr>
-          <w:p>
-            <w:r>
-              <w:t>M: 2&gt;=2 is true, so predict spotted.</w:t>
-            </w:r>
-          </w:p>
-        </w:tc>
-      </w:tr>
-      <w:tr>
-        <w:tc>
-          <w:tcPr>
-            <w:tcW w:type="dxa" w:w="5112"/>
-          </w:tcPr>
-          <w:p>
-            <w:r>
-              <w:t>3. Stop missing path</w:t>
-            </w:r>
-          </w:p>
-        </w:tc>
-        <w:tc>
-          <w:tcPr>
-            <w:tcW w:type="dxa" w:w="5112"/>
-          </w:tcPr>
-          <w:p>
-            <w:r>
-              <w:t>N lacks a count, so use review rather than inventing zero.</w:t>
-            </w:r>
-          </w:p>
-        </w:tc>
-      </w:tr>
-    </w:tbl>
-    <w:p>
-      <w:r>
-        <w:t>Match each pictured step to the supplied facts. This is a worked teaching case, not an independent assessment.</w:t>
+        <w:t>Why this result follows</w:t>
       </w:r>
     </w:p>
     <w:p>
@@ -2706,7 +3135,7 @@
         <w:pStyle w:val="Heading3"/>
       </w:pPr>
       <w:r>
-        <w:t>Why this result follows</w:t>
+        <w:t>What this example does not establish</w:t>
       </w:r>
     </w:p>
     <w:p>
@@ -2714,19 +3143,26 @@
         <w:pStyle w:val="Heading3"/>
       </w:pPr>
       <w:r>
-        <w:t>Why the result follows</w:t>
+        <w:t>Change one thing in the pictured case</w:t>
+      </w:r>
+    </w:p>
+    <w:p>
+      <w:pPr>
+        <w:pStyle w:val="Heading3"/>
+      </w:pPr>
+      <w:r>
+        <w:t>Ask while showing the picture</w:t>
       </w:r>
     </w:p>
     <w:p>
       <w:pPr>
         <w:spacing w:line="336" w:lineRule="auto" w:after="180"/>
-        <w:shd w:fill="F1F6FC"/>
-      </w:pPr>
-      <w:r>
-        <w:rPr>
-          <w:b w:val="0"/>
-        </w:rPr>
-        <w:t xml:space="preserve">Read the picture in order. N lacks a count, so use review rather than inventing zero. The arrows show which recorded </w:t>
+      </w:pPr>
+      <w:r>
+        <w:rPr>
+          <w:b w:val="0"/>
+        </w:rPr>
+        <w:t xml:space="preserve">Cover the result. Ask learners to name the </w:t>
       </w:r>
       <w:r>
         <w:rPr>
@@ -2738,19 +3174,472 @@
         <w:rPr>
           <w:b w:val="0"/>
         </w:rPr>
-        <w:t xml:space="preserve"> or intermediate result each decision uses.</w:t>
+        <w:t xml:space="preserve">s and predict the next step. Uncover one step, connect the icon to the actual procedure, and explain its </w:t>
+      </w:r>
+      <w:r>
+        <w:rPr>
+          <w:b/>
+        </w:rPr>
+        <w:t>evidence</w:t>
+      </w:r>
+      <w:r>
+        <w:rPr>
+          <w:b w:val="0"/>
+        </w:rPr>
+        <w:t>. Then change the supplied condition and compare.</w:t>
       </w:r>
     </w:p>
     <w:p>
       <w:pPr>
         <w:spacing w:line="336" w:lineRule="auto" w:after="180"/>
-        <w:shd w:fill="F1F6FC"/>
-      </w:pPr>
-      <w:r>
-        <w:rPr>
-          <w:b w:val="0"/>
-        </w:rPr>
-        <w:t>Explain the deciding step aloud before checking the changed case; pointing to the final answer alone does not show how it follows.</w:t>
+      </w:pPr>
+      <w:r>
+        <w:rPr>
+          <w:b w:val="0"/>
+        </w:rPr>
+        <w:t>The picture is a representation; it does not document execution of a real AI model.</w:t>
+      </w:r>
+    </w:p>
+    <w:p>
+      <w:pPr>
+        <w:pStyle w:val="Heading1"/>
+      </w:pPr>
+      <w:r>
+        <w:t>03. Guide the calculation, then remove help</w:t>
+      </w:r>
+    </w:p>
+    <w:p>
+      <w:r>
+        <w:t>Collect each learner’s prediction before showing its key.</w:t>
+      </w:r>
+    </w:p>
+    <w:p>
+      <w:pPr>
+        <w:pStyle w:val="Heading2"/>
+      </w:pPr>
+      <w:r>
+        <w:t>Current completion task and checked key</w:t>
+      </w:r>
+    </w:p>
+    <w:p>
+      <w:pPr>
+        <w:spacing w:line="336" w:lineRule="auto" w:after="180"/>
+      </w:pPr>
+      <w:r>
+        <w:rPr>
+          <w:b w:val="0"/>
+        </w:rPr>
+        <w:t xml:space="preserve">Completion task: For each near </w:t>
+      </w:r>
+      <w:r>
+        <w:rPr>
+          <w:b/>
+        </w:rPr>
+        <w:t>branch</w:t>
+      </w:r>
+      <w:r>
+        <w:rPr>
+          <w:b w:val="0"/>
+        </w:rPr>
+        <w:t xml:space="preserve"> and each tall </w:t>
+      </w:r>
+      <w:r>
+        <w:rPr>
+          <w:b/>
+        </w:rPr>
+        <w:t>branch</w:t>
+      </w:r>
+      <w:r>
+        <w:rPr>
+          <w:b w:val="0"/>
+        </w:rPr>
+        <w:t xml:space="preserve">, count blocked and clear labels and choose a </w:t>
+      </w:r>
+      <w:r>
+        <w:rPr>
+          <w:b/>
+        </w:rPr>
+        <w:t>leaf</w:t>
+      </w:r>
+      <w:r>
+        <w:rPr>
+          <w:b w:val="0"/>
+        </w:rPr>
+        <w:t>. Give the total errors for each candidate question.</w:t>
+      </w:r>
+    </w:p>
+    <w:p>
+      <w:pPr>
+        <w:spacing w:line="336" w:lineRule="auto" w:after="180"/>
+      </w:pPr>
+      <w:r>
+        <w:rPr>
+          <w:b w:val="0"/>
+        </w:rPr>
+        <w:t>Teacher check: Near=0 has 1 blocked and 2 clear, predicts clear with 1 error; near=1 has 3 blocked and 0 clear, predicts blocked with 0 errors. Tall=0 has 2 blocked and 1 clear; tall=1 also has 2 blocked and 1 clear.</w:t>
+      </w:r>
+    </w:p>
+    <w:p>
+      <w:pPr>
+        <w:spacing w:line="336" w:lineRule="auto" w:after="180"/>
+      </w:pPr>
+      <w:r>
+        <w:rPr>
+          <w:b w:val="0"/>
+        </w:rPr>
+        <w:t>Both tall leaves predict blocked with 1 error each. Totals are near 1 and tall 2.</w:t>
+      </w:r>
+    </w:p>
+    <w:p>
+      <w:pPr>
+        <w:spacing w:line="336" w:lineRule="auto" w:after="180"/>
+      </w:pPr>
+      <w:r>
+        <w:rPr>
+          <w:b w:val="0"/>
+        </w:rPr>
+        <w:t xml:space="preserve">Start by identifying the given </w:t>
+      </w:r>
+      <w:r>
+        <w:rPr>
+          <w:b/>
+        </w:rPr>
+        <w:t>input</w:t>
+      </w:r>
+      <w:r>
+        <w:rPr>
+          <w:b w:val="0"/>
+        </w:rPr>
+        <w:t>s together. Leave the intermediate steps blank. If needed, model one step, then withdraw that help on the next step. Move to a full trace only when the partial trace is understood.</w:t>
+      </w:r>
+    </w:p>
+    <w:p>
+      <w:pPr>
+        <w:spacing w:line="336" w:lineRule="auto" w:after="180"/>
+      </w:pPr>
+      <w:r>
+        <w:rPr>
+          <w:b w:val="0"/>
+        </w:rPr>
+        <w:t>For partners, alternate explainer and checker; collect a response from every learner before discussion.</w:t>
+      </w:r>
+    </w:p>
+    <w:p>
+      <w:pPr>
+        <w:pStyle w:val="Heading2"/>
+      </w:pPr>
+      <w:r>
+        <w:t>Individual misconception check</w:t>
+      </w:r>
+    </w:p>
+    <w:p>
+      <w:pPr>
+        <w:spacing w:line="336" w:lineRule="auto" w:after="180"/>
+      </w:pPr>
+      <w:r>
+        <w:rPr>
+          <w:b w:val="0"/>
+        </w:rPr>
+        <w:t xml:space="preserve">Use the worked case for </w:t>
+      </w:r>
+      <w:r>
+        <w:rPr>
+          <w:b/>
+        </w:rPr>
+        <w:t>Fitting</w:t>
+      </w:r>
+      <w:r>
+        <w:rPr>
+          <w:b w:val="0"/>
+        </w:rPr>
+        <w:t xml:space="preserve"> a decision tree. Proposed explanation: “A near </w:t>
+      </w:r>
+      <w:r>
+        <w:rPr>
+          <w:b/>
+        </w:rPr>
+        <w:t>branch</w:t>
+      </w:r>
+      <w:r>
+        <w:rPr>
+          <w:b w:val="0"/>
+        </w:rPr>
+        <w:t xml:space="preserve"> must predict blocked”. Decide whether this explanation is supported.</w:t>
+      </w:r>
+    </w:p>
+    <w:p>
+      <w:pPr>
+        <w:spacing w:line="336" w:lineRule="auto" w:after="180"/>
+      </w:pPr>
+      <w:r>
+        <w:rPr>
+          <w:b w:val="0"/>
+        </w:rPr>
+        <w:t>Point to the step or supplied fact that decides; explain your repair if needed.</w:t>
+      </w:r>
+    </w:p>
+    <w:p>
+      <w:pPr>
+        <w:spacing w:line="336" w:lineRule="auto" w:after="180"/>
+      </w:pPr>
+      <w:r>
+        <w:rPr>
+          <w:b w:val="0"/>
+        </w:rPr>
+        <w:t xml:space="preserve">Expected correction: The </w:t>
+      </w:r>
+      <w:r>
+        <w:rPr>
+          <w:b/>
+        </w:rPr>
+        <w:t>branch</w:t>
+      </w:r>
+      <w:r>
+        <w:rPr>
+          <w:b w:val="0"/>
+        </w:rPr>
+        <w:t xml:space="preserve"> label is learned from its </w:t>
+      </w:r>
+      <w:r>
+        <w:rPr>
+          <w:b/>
+        </w:rPr>
+        <w:t>training</w:t>
+      </w:r>
+      <w:r>
+        <w:rPr>
+          <w:b w:val="0"/>
+        </w:rPr>
+        <w:t xml:space="preserve"> labels; W4 deliberately reverses that relationship.</w:t>
+      </w:r>
+    </w:p>
+    <w:p>
+      <w:pPr>
+        <w:spacing w:line="336" w:lineRule="auto" w:after="180"/>
+      </w:pPr>
+      <w:r>
+        <w:rPr>
+          <w:b w:val="0"/>
+        </w:rPr>
+        <w:t>Collect explanations, not only yes/no votes. If a misunderstanding is common, re-model the relevant step for the class.</w:t>
+      </w:r>
+    </w:p>
+    <w:p>
+      <w:pPr>
+        <w:spacing w:line="336" w:lineRule="auto" w:after="180"/>
+      </w:pPr>
+      <w:r>
+        <w:rPr>
+          <w:b w:val="0"/>
+        </w:rPr>
+        <w:t>If it affects a few learners, give a short targeted group explanation while others solve a more demanding variation.</w:t>
+      </w:r>
+    </w:p>
+    <w:p>
+      <w:pPr>
+        <w:pStyle w:val="Heading2"/>
+      </w:pPr>
+      <w:r>
+        <w:t>Pictorial question and changed-case reasoning</w:t>
+      </w:r>
+    </w:p>
+    <w:p>
+      <w:pPr>
+        <w:spacing w:line="336" w:lineRule="auto" w:after="180"/>
+      </w:pPr>
+      <w:r>
+        <w:rPr>
+          <w:b w:val="0"/>
+        </w:rPr>
+        <w:t xml:space="preserve">Which </w:t>
+      </w:r>
+      <w:r>
+        <w:rPr>
+          <w:b/>
+        </w:rPr>
+        <w:t>input</w:t>
+      </w:r>
+      <w:r>
+        <w:rPr>
+          <w:b w:val="0"/>
+        </w:rPr>
+        <w:t xml:space="preserve"> distinguishes the original and changed tree? Point to the relevant step in the picture, then write the changed result and the rule or </w:t>
+      </w:r>
+      <w:r>
+        <w:rPr>
+          <w:b/>
+        </w:rPr>
+        <w:t>evidence</w:t>
+      </w:r>
+      <w:r>
+        <w:rPr>
+          <w:b w:val="0"/>
+        </w:rPr>
+        <w:t xml:space="preserve"> that supports it.</w:t>
+      </w:r>
+    </w:p>
+    <w:p>
+      <w:pPr>
+        <w:spacing w:line="336" w:lineRule="auto" w:after="180"/>
+      </w:pPr>
+      <w:r>
+        <w:rPr>
+          <w:b w:val="0"/>
+        </w:rPr>
+        <w:t xml:space="preserve">M with exactly 2 spots. Values 1 and missing keep their earlier declared paths; 2 is the boundary probe. Changed-case check: M is now predicted healthy. Changing &gt;= to &gt; moves the exact value 2 to the other </w:t>
+      </w:r>
+      <w:r>
+        <w:rPr>
+          <w:b/>
+        </w:rPr>
+        <w:t>branch</w:t>
+      </w:r>
+      <w:r>
+        <w:rPr>
+          <w:b w:val="0"/>
+        </w:rPr>
+        <w:t>.</w:t>
+      </w:r>
+    </w:p>
+    <w:p>
+      <w:pPr>
+        <w:spacing w:line="336" w:lineRule="auto" w:after="180"/>
+      </w:pPr>
+      <w:r>
+        <w:rPr>
+          <w:b w:val="0"/>
+        </w:rPr>
+        <w:t xml:space="preserve">Changed-case reasoning: M is now predicted healthy. Changing &gt;= to &gt; moves the exact value 2 to the other </w:t>
+      </w:r>
+      <w:r>
+        <w:rPr>
+          <w:b/>
+        </w:rPr>
+        <w:t>branch</w:t>
+      </w:r>
+      <w:r>
+        <w:rPr>
+          <w:b w:val="0"/>
+        </w:rPr>
+        <w:t>.</w:t>
+      </w:r>
+    </w:p>
+    <w:p>
+      <w:pPr>
+        <w:spacing w:line="336" w:lineRule="auto" w:after="180"/>
+      </w:pPr>
+      <w:r>
+        <w:rPr>
+          <w:b w:val="0"/>
+        </w:rPr>
+        <w:t xml:space="preserve">Collect each learner’s explanation before discussion. Use the first missing connection between </w:t>
+      </w:r>
+      <w:r>
+        <w:rPr>
+          <w:b/>
+        </w:rPr>
+        <w:t>input</w:t>
+      </w:r>
+      <w:r>
+        <w:rPr>
+          <w:b w:val="0"/>
+        </w:rPr>
+        <w:t xml:space="preserve">, deciding step and result to choose support. This question is worked-case practice, not fresh mastery </w:t>
+      </w:r>
+      <w:r>
+        <w:rPr>
+          <w:b/>
+        </w:rPr>
+        <w:t>evidence</w:t>
+      </w:r>
+      <w:r>
+        <w:rPr>
+          <w:b w:val="0"/>
+        </w:rPr>
+        <w:t>.</w:t>
+      </w:r>
+    </w:p>
+    <w:p>
+      <w:pPr>
+        <w:pStyle w:val="Heading2"/>
+      </w:pPr>
+      <w:r>
+        <w:t>Keep each learner explaining</w:t>
+      </w:r>
+    </w:p>
+    <w:p>
+      <w:pPr>
+        <w:spacing w:line="336" w:lineRule="auto" w:after="180"/>
+      </w:pPr>
+      <w:r>
+        <w:rPr>
+          <w:b w:val="0"/>
+        </w:rPr>
+        <w:t>Ask: Which facts are given, and which would we have to assume? Learners mark relevant details before discussing answers.</w:t>
+      </w:r>
+    </w:p>
+    <w:p>
+      <w:pPr>
+        <w:spacing w:line="336" w:lineRule="auto" w:after="180"/>
+      </w:pPr>
+      <w:r>
+        <w:rPr>
+          <w:b w:val="0"/>
+        </w:rPr>
+        <w:t>Say: Predict first. Show the rule, information path or calculation that would produce the result. A correct guess is not yet an explanation.</w:t>
+      </w:r>
+    </w:p>
+    <w:p>
+      <w:pPr>
+        <w:spacing w:line="336" w:lineRule="auto" w:after="180"/>
+      </w:pPr>
+      <w:r>
+        <w:rPr>
+          <w:b w:val="0"/>
+        </w:rPr>
+        <w:t xml:space="preserve">In pairs, one learner solves while the other checks </w:t>
+      </w:r>
+      <w:r>
+        <w:rPr>
+          <w:b/>
+        </w:rPr>
+        <w:t>evidence</w:t>
+      </w:r>
+      <w:r>
+        <w:rPr>
+          <w:b w:val="0"/>
+        </w:rPr>
+        <w:t>; exchange roles. Remove the worked answer before independent assessment.</w:t>
+      </w:r>
+    </w:p>
+    <w:p>
+      <w:pPr>
+        <w:pStyle w:val="Heading2"/>
+      </w:pPr>
+      <w:r>
+        <w:t>Earlier wording, alternatives and picture transcripts · reference / check after trying</w:t>
+      </w:r>
+    </w:p>
+    <w:p>
+      <w:pPr>
+        <w:spacing w:line="336" w:lineRule="auto" w:after="180"/>
+      </w:pPr>
+      <w:r>
+        <w:rPr>
+          <w:b w:val="0"/>
+        </w:rPr>
+        <w:t>Compact alternative: this two-session sequence covers selected core tasks. Use the three-session weekly plan for the full lesson, independent transfer, feedback and project work; allow extra time for extensions.</w:t>
+      </w:r>
+    </w:p>
+    <w:p>
+      <w:pPr>
+        <w:spacing w:line="336" w:lineRule="auto" w:after="180"/>
+      </w:pPr>
+      <w:r>
+        <w:rPr>
+          <w:b w:val="0"/>
+        </w:rPr>
+        <w:t>Demonstrate and guide practice</w:t>
       </w:r>
     </w:p>
     <w:p>
@@ -2758,7 +3647,75 @@
         <w:pStyle w:val="Heading3"/>
       </w:pPr>
       <w:r>
-        <w:t>What this example does not establish</w:t>
+        <w:t>Board sequence</w:t>
+      </w:r>
+    </w:p>
+    <w:p>
+      <w:pPr>
+        <w:spacing w:line="336" w:lineRule="auto" w:after="180"/>
+      </w:pPr>
+      <w:r>
+        <w:rPr>
+          <w:b w:val="0"/>
+        </w:rPr>
+        <w:t>Write the given facts: A supplied tree predicts spotted for spot_count&gt;=3, otherwise healthy.</w:t>
+      </w:r>
+    </w:p>
+    <w:p>
+      <w:pPr>
+        <w:spacing w:line="336" w:lineRule="auto" w:after="180"/>
+      </w:pPr>
+      <w:r>
+        <w:rPr>
+          <w:b w:val="0"/>
+        </w:rPr>
+        <w:t>Write the question to explain: Trace 2,3,4 and state boundary.</w:t>
+      </w:r>
+    </w:p>
+    <w:p>
+      <w:pPr>
+        <w:spacing w:line="336" w:lineRule="auto" w:after="180"/>
+      </w:pPr>
+      <w:r>
+        <w:rPr>
+          <w:b w:val="0"/>
+        </w:rPr>
+        <w:t xml:space="preserve">Reveal after </w:t>
+      </w:r>
+      <w:r>
+        <w:rPr>
+          <w:b/>
+        </w:rPr>
+        <w:t>prediction</w:t>
+      </w:r>
+      <w:r>
+        <w:rPr>
+          <w:b w:val="0"/>
+        </w:rPr>
+        <w:t xml:space="preserve">s: Healthy, spotted, spotted. Three is included. This supplied rule does not show an optimal learned </w:t>
+      </w:r>
+      <w:r>
+        <w:rPr>
+          <w:b/>
+        </w:rPr>
+        <w:t>threshold</w:t>
+      </w:r>
+      <w:r>
+        <w:rPr>
+          <w:b w:val="0"/>
+        </w:rPr>
+        <w:t>.</w:t>
+      </w:r>
+    </w:p>
+    <w:p>
+      <w:pPr>
+        <w:spacing w:line="336" w:lineRule="auto" w:after="180"/>
+      </w:pPr>
+      <w:r>
+        <w:rPr>
+          <w:b w:val="0"/>
+        </w:rPr>
+        <w:t>Use the earlier transfer question as additional practice. Reserve the fresh stored-cutoff 5 boundary and missingness task for the first individual attempt and record support used.</w:t>
       </w:r>
     </w:p>
     <w:p>
@@ -2766,442 +3723,18 @@
         <w:pStyle w:val="Heading3"/>
       </w:pPr>
       <w:r>
-        <w:t>Keep the stated limit</w:t>
+        <w:t>Classroom dialogue</w:t>
       </w:r>
     </w:p>
     <w:p>
       <w:pPr>
         <w:spacing w:line="336" w:lineRule="auto" w:after="180"/>
-        <w:shd w:fill="FFF5E6"/>
-      </w:pPr>
-      <w:r>
-        <w:rPr>
-          <w:b w:val="0"/>
-        </w:rPr>
-        <w:t xml:space="preserve">Applying a stored tree is inference. Selecting a </w:t>
-      </w:r>
-      <w:r>
-        <w:rPr>
-          <w:b/>
-        </w:rPr>
-        <w:t>threshold</w:t>
-      </w:r>
-      <w:r>
-        <w:rPr>
-          <w:b w:val="0"/>
-        </w:rPr>
-        <w:t xml:space="preserve"> from labelled </w:t>
-      </w:r>
-      <w:r>
-        <w:rPr>
-          <w:b/>
-        </w:rPr>
-        <w:t>training</w:t>
-      </w:r>
-      <w:r>
-        <w:rPr>
-          <w:b w:val="0"/>
-        </w:rPr>
-        <w:t xml:space="preserve"> data is a separate </w:t>
-      </w:r>
-      <w:r>
-        <w:rPr>
-          <w:b/>
-        </w:rPr>
-        <w:t>fitting</w:t>
-      </w:r>
-      <w:r>
-        <w:rPr>
-          <w:b w:val="0"/>
-        </w:rPr>
-        <w:t xml:space="preserve"> step.</w:t>
-      </w:r>
-    </w:p>
-    <w:p>
-      <w:pPr>
-        <w:pStyle w:val="Heading3"/>
-      </w:pPr>
-      <w:r>
-        <w:t>Change one thing in the pictured case</w:t>
-      </w:r>
-    </w:p>
-    <w:p>
-      <w:pPr>
-        <w:pStyle w:val="Heading3"/>
-      </w:pPr>
-      <w:r>
-        <w:t>Change one thing</w:t>
-      </w:r>
-    </w:p>
-    <w:p>
-      <w:pPr>
-        <w:spacing w:line="336" w:lineRule="auto" w:after="180"/>
-        <w:shd w:fill="F5F1FB"/>
-      </w:pPr>
-      <w:r>
-        <w:rPr>
-          <w:b w:val="0"/>
-        </w:rPr>
-        <w:t>Change: The stored rule changes to visible_spots&gt;2.</w:t>
-      </w:r>
-    </w:p>
-    <w:p>
-      <w:pPr>
-        <w:pStyle w:val="Heading3"/>
-      </w:pPr>
-      <w:r>
-        <w:t>Predicted result</w:t>
-      </w:r>
-    </w:p>
-    <w:p>
-      <w:pPr>
-        <w:spacing w:line="336" w:lineRule="auto" w:after="180"/>
-        <w:shd w:fill="F1F6FC"/>
-      </w:pPr>
-      <w:r>
-        <w:rPr>
-          <w:b/>
-        </w:rPr>
-        <w:t>Prediction</w:t>
-      </w:r>
-      <w:r>
-        <w:rPr>
-          <w:b w:val="0"/>
-        </w:rPr>
-        <w:t>: M is now predicted healthy.</w:t>
-      </w:r>
-    </w:p>
-    <w:p>
-      <w:pPr>
-        <w:pStyle w:val="Heading3"/>
-      </w:pPr>
-      <w:r>
-        <w:t>Why the result follows</w:t>
-      </w:r>
-    </w:p>
-    <w:p>
-      <w:pPr>
-        <w:spacing w:line="336" w:lineRule="auto" w:after="180"/>
-        <w:shd w:fill="F1F6FC"/>
-      </w:pPr>
-      <w:r>
-        <w:rPr>
-          <w:b w:val="0"/>
-        </w:rPr>
-        <w:t xml:space="preserve">Reason: Changing &gt;= to &gt; moves the exact value 2 to the other </w:t>
-      </w:r>
-      <w:r>
-        <w:rPr>
-          <w:b/>
-        </w:rPr>
-        <w:t>branch</w:t>
-      </w:r>
-      <w:r>
-        <w:rPr>
-          <w:b w:val="0"/>
-        </w:rPr>
-        <w:t>.</w:t>
-      </w:r>
-    </w:p>
-    <w:p>
-      <w:pPr>
-        <w:pStyle w:val="Heading3"/>
-      </w:pPr>
-      <w:r>
-        <w:t>Ask while showing the picture</w:t>
-      </w:r>
-    </w:p>
-    <w:p>
-      <w:pPr>
-        <w:pStyle w:val="Heading3"/>
-      </w:pPr>
-      <w:r>
-        <w:t>Ask while showing the picture · 7</w:t>
-      </w:r>
-    </w:p>
-    <w:p>
-      <w:pPr>
-        <w:spacing w:line="336" w:lineRule="auto" w:after="180"/>
-      </w:pPr>
-      <w:r>
-        <w:rPr>
-          <w:b w:val="0"/>
-        </w:rPr>
-        <w:t xml:space="preserve">Cover the result. Ask learners to name the </w:t>
-      </w:r>
-      <w:r>
-        <w:rPr>
-          <w:b/>
-        </w:rPr>
-        <w:t>input</w:t>
-      </w:r>
-      <w:r>
-        <w:rPr>
-          <w:b w:val="0"/>
-        </w:rPr>
-        <w:t xml:space="preserve">s and predict the next step. Uncover one step, connect the icon to the actual procedure, and explain its </w:t>
-      </w:r>
-      <w:r>
-        <w:rPr>
-          <w:b/>
-        </w:rPr>
-        <w:t>evidence</w:t>
-      </w:r>
-      <w:r>
-        <w:rPr>
-          <w:b w:val="0"/>
-        </w:rPr>
-        <w:t>. Then change the supplied condition and compare.</w:t>
-      </w:r>
-    </w:p>
-    <w:p>
-      <w:pPr>
-        <w:spacing w:line="336" w:lineRule="auto" w:after="180"/>
-      </w:pPr>
-      <w:r>
-        <w:rPr>
-          <w:b w:val="0"/>
-        </w:rPr>
-        <w:t>The picture is a representation; it does not document execution of a real AI model.</w:t>
-      </w:r>
-    </w:p>
-    <w:p>
-      <w:pPr>
-        <w:pStyle w:val="Heading1"/>
-      </w:pPr>
-      <w:r>
-        <w:t>03. Demonstrate and guide practice</w:t>
-      </w:r>
-    </w:p>
-    <w:p>
-      <w:r>
-        <w:t>Demonstrate Decision Trees, reduce support deliberately and check individual reasoning before discussing answers.</w:t>
-      </w:r>
-    </w:p>
-    <w:p>
-      <w:pPr>
-        <w:pStyle w:val="Heading3"/>
-      </w:pPr>
-      <w:r>
-        <w:t>Choose the pacing route</w:t>
-      </w:r>
-    </w:p>
-    <w:p>
-      <w:pPr>
-        <w:spacing w:line="336" w:lineRule="auto" w:after="180"/>
-        <w:shd w:fill="F1F6F8"/>
-      </w:pPr>
-      <w:r>
-        <w:rPr>
-          <w:b w:val="0"/>
-        </w:rPr>
-        <w:t>Compact alternative: this two-session sequence covers selected core tasks. Use the three-session weekly plan for the full lesson, independent transfer, feedback and project work; allow extra time for extensions.</w:t>
-      </w:r>
-    </w:p>
-    <w:p>
-      <w:pPr>
-        <w:pStyle w:val="Heading3"/>
-      </w:pPr>
-      <w:r>
-        <w:t>Board sequence</w:t>
-      </w:r>
-    </w:p>
-    <w:p>
-      <w:pPr>
-        <w:pStyle w:val="Heading3"/>
-      </w:pPr>
-      <w:r>
-        <w:t>1. Put the facts on the board</w:t>
-      </w:r>
-    </w:p>
-    <w:p>
-      <w:pPr>
-        <w:spacing w:line="336" w:lineRule="auto" w:after="180"/>
-        <w:shd w:fill="F4F9FC"/>
-      </w:pPr>
-      <w:r>
-        <w:rPr>
-          <w:b w:val="0"/>
-        </w:rPr>
-        <w:t>Write the given facts: A supplied tree predicts spotted for spot_count&gt;=3, otherwise healthy.</w:t>
-      </w:r>
-    </w:p>
-    <w:p>
-      <w:pPr>
-        <w:pStyle w:val="Heading3"/>
-      </w:pPr>
-      <w:r>
-        <w:t>2. State the decision to explain</w:t>
-      </w:r>
-    </w:p>
-    <w:p>
-      <w:pPr>
-        <w:spacing w:line="336" w:lineRule="auto" w:after="180"/>
-        <w:shd w:fill="F4F9FC"/>
-      </w:pPr>
-      <w:r>
-        <w:rPr>
-          <w:b w:val="0"/>
-        </w:rPr>
-        <w:t>Write the question to explain: Trace 2,3,4 and state boundary.</w:t>
-      </w:r>
-    </w:p>
-    <w:p>
-      <w:pPr>
-        <w:pStyle w:val="Heading3"/>
-      </w:pPr>
-      <w:r>
-        <w:t>3. Reveal the worked reasoning</w:t>
-      </w:r>
-    </w:p>
-    <w:p>
-      <w:pPr>
-        <w:spacing w:line="336" w:lineRule="auto" w:after="180"/>
-        <w:shd w:fill="F1F6FC"/>
-      </w:pPr>
-      <w:r>
-        <w:rPr>
-          <w:b w:val="0"/>
-        </w:rPr>
-        <w:t xml:space="preserve">Reveal after </w:t>
-      </w:r>
-      <w:r>
-        <w:rPr>
-          <w:b/>
-        </w:rPr>
-        <w:t>prediction</w:t>
-      </w:r>
-      <w:r>
-        <w:rPr>
-          <w:b w:val="0"/>
-        </w:rPr>
-        <w:t xml:space="preserve">s: Healthy, spotted, spotted. Three is included. This supplied rule does not show an optimal learned </w:t>
-      </w:r>
-      <w:r>
-        <w:rPr>
-          <w:b/>
-        </w:rPr>
-        <w:t>threshold</w:t>
-      </w:r>
-      <w:r>
-        <w:rPr>
-          <w:b w:val="0"/>
-        </w:rPr>
-        <w:t>.</w:t>
-      </w:r>
-    </w:p>
-    <w:p>
-      <w:pPr>
-        <w:pStyle w:val="Heading3"/>
-      </w:pPr>
-      <w:r>
-        <w:t>Hold back the independent task</w:t>
-      </w:r>
-    </w:p>
-    <w:p>
-      <w:pPr>
-        <w:spacing w:line="336" w:lineRule="auto" w:after="180"/>
-        <w:shd w:fill="F5F1FB"/>
-      </w:pPr>
-      <w:r>
-        <w:rPr>
-          <w:b w:val="0"/>
-        </w:rPr>
-        <w:t xml:space="preserve">Keep for an independent attempt: A tree predicts fern when </w:t>
-      </w:r>
-      <w:r>
-        <w:rPr>
-          <w:b/>
-        </w:rPr>
-        <w:t>leaf</w:t>
-      </w:r>
-      <w:r>
-        <w:rPr>
-          <w:b w:val="0"/>
-        </w:rPr>
-        <w:t>_width_cm &lt;= 3 and grass otherwise. Trace widths 2, 3 and 4. Which case checks the boundary?</w:t>
-      </w:r>
-    </w:p>
-    <w:p>
-      <w:pPr>
-        <w:pStyle w:val="Heading3"/>
-      </w:pPr>
-      <w:r>
-        <w:t>Classroom dialogue</w:t>
-      </w:r>
-    </w:p>
-    <w:p>
-      <w:pPr>
-        <w:pStyle w:val="Heading3"/>
-      </w:pPr>
-      <w:r>
-        <w:t>Ask the class</w:t>
-      </w:r>
-    </w:p>
-    <w:p>
-      <w:pPr>
-        <w:spacing w:line="336" w:lineRule="auto" w:after="180"/>
-        <w:shd w:fill="F5F1FB"/>
-      </w:pPr>
-      <w:r>
-        <w:rPr>
-          <w:b w:val="0"/>
-        </w:rPr>
-        <w:t>Ask: Which facts are given, and which would we have to assume? Learners mark relevant details before discussing answers.</w:t>
-      </w:r>
-    </w:p>
-    <w:p>
-      <w:pPr>
-        <w:pStyle w:val="Heading3"/>
-      </w:pPr>
-      <w:r>
-        <w:t>Language to model</w:t>
-      </w:r>
-    </w:p>
-    <w:p>
-      <w:pPr>
-        <w:spacing w:line="336" w:lineRule="auto" w:after="180"/>
-        <w:shd w:fill="F1F6F8"/>
-      </w:pPr>
-      <w:r>
-        <w:rPr>
-          <w:b w:val="0"/>
-        </w:rPr>
-        <w:t>Say: Predict first. Show the rule, information path or calculation that would produce the result. A correct guess is not yet an explanation.</w:t>
-      </w:r>
-    </w:p>
-    <w:p>
-      <w:pPr>
-        <w:spacing w:line="336" w:lineRule="auto" w:after="180"/>
       </w:pPr>
       <w:r>
         <w:rPr>
           <w:b w:val="0"/>
         </w:rPr>
         <w:t>Reveal reasoning one step at a time. Explain why a tempting alternative fails. Write units and denominators for arithmetic, trace conditions for decisions, and identify supporting sources for claims.</w:t>
-      </w:r>
-    </w:p>
-    <w:p>
-      <w:pPr>
-        <w:spacing w:line="336" w:lineRule="auto" w:after="180"/>
-      </w:pPr>
-      <w:r>
-        <w:rPr>
-          <w:b w:val="0"/>
-        </w:rPr>
-        <w:t xml:space="preserve">In pairs, one learner solves while the other checks </w:t>
-      </w:r>
-      <w:r>
-        <w:rPr>
-          <w:b/>
-        </w:rPr>
-        <w:t>evidence</w:t>
-      </w:r>
-      <w:r>
-        <w:rPr>
-          <w:b w:val="0"/>
-        </w:rPr>
-        <w:t>; exchange roles. Remove the worked answer before independent assessment.</w:t>
       </w:r>
     </w:p>
     <w:p>
@@ -3527,523 +4060,122 @@
         <w:pStyle w:val="Heading3"/>
       </w:pPr>
       <w:r>
-        <w:t>Completion practice</w:t>
+        <w:t>Individual reasoning check</w:t>
+      </w:r>
+    </w:p>
+    <w:p>
+      <w:pPr>
+        <w:pStyle w:val="Heading3"/>
+      </w:pPr>
+      <w:r>
+        <w:t>Pictorial practice question</w:t>
+      </w:r>
+    </w:p>
+    <w:p>
+      <w:pPr>
+        <w:pStyle w:val="Heading3"/>
+      </w:pPr>
+      <w:r>
+        <w:t>Reasoned teacher answer</w:t>
+      </w:r>
+    </w:p>
+    <w:p>
+      <w:pPr>
+        <w:pStyle w:val="Heading1"/>
+      </w:pPr>
+      <w:r>
+        <w:t>04. Run the complete supplied investigation</w:t>
+      </w:r>
+    </w:p>
+    <w:p>
+      <w:r>
+        <w:t>Keep predictions, observed or supplied outcomes and unmeasured cases separate.</w:t>
+      </w:r>
+    </w:p>
+    <w:p>
+      <w:pPr>
+        <w:pStyle w:val="Heading2"/>
+      </w:pPr>
+      <w:r>
+        <w:t>Supplied inputs and checked guidance</w:t>
       </w:r>
     </w:p>
     <w:p>
       <w:pPr>
         <w:spacing w:line="336" w:lineRule="auto" w:after="180"/>
-        <w:shd w:fill="F5F1FB"/>
-      </w:pPr>
-      <w:r>
-        <w:rPr>
-          <w:b w:val="0"/>
-        </w:rPr>
-        <w:t xml:space="preserve">Completion task: For each near </w:t>
-      </w:r>
-      <w:r>
-        <w:rPr>
-          <w:b/>
-        </w:rPr>
-        <w:t>branch</w:t>
-      </w:r>
-      <w:r>
-        <w:rPr>
-          <w:b w:val="0"/>
-        </w:rPr>
-        <w:t xml:space="preserve"> and each tall </w:t>
-      </w:r>
-      <w:r>
-        <w:rPr>
-          <w:b/>
-        </w:rPr>
-        <w:t>branch</w:t>
-      </w:r>
-      <w:r>
-        <w:rPr>
-          <w:b w:val="0"/>
-        </w:rPr>
-        <w:t xml:space="preserve">, count blocked and clear labels and choose a </w:t>
-      </w:r>
-      <w:r>
-        <w:rPr>
-          <w:b/>
-        </w:rPr>
-        <w:t>leaf</w:t>
-      </w:r>
-      <w:r>
-        <w:rPr>
-          <w:b w:val="0"/>
-        </w:rPr>
-        <w:t>. Give the total errors for each candidate question.</w:t>
-      </w:r>
-    </w:p>
-    <w:p>
-      <w:pPr>
-        <w:pStyle w:val="Heading3"/>
-      </w:pPr>
-      <w:r>
-        <w:t>Reasoning to listen for</w:t>
+      </w:pPr>
+      <w:r>
+        <w:rPr>
+          <w:b w:val="0"/>
+        </w:rPr>
+        <w:t>Core fitting: near makes 1 error; tall makes 2. Training correctness is 5/6; validation is 2/4. The baseline also gets 2/4 with different errors. Missing flags need review under the declared complete-input scope. Optional full/pruned trees score 3/4 versus 4/4 on the separate development fixture, not a final test. Selected independent answers: 4 healthy; 5 and 6 spotted; missing review.</w:t>
       </w:r>
     </w:p>
     <w:p>
       <w:pPr>
         <w:spacing w:line="336" w:lineRule="auto" w:after="180"/>
-        <w:shd w:fill="F1F6FC"/>
-      </w:pPr>
-      <w:r>
-        <w:rPr>
-          <w:b w:val="0"/>
-        </w:rPr>
-        <w:t>Teacher check: Near=0 has 1 blocked and 2 clear, predicts clear with 1 error; near=1 has 3 blocked and 0 clear, predicts blocked with 0 errors. Tall=0 has 2 blocked and 1 clear; tall=1 also has 2 blocked and 1 clear.</w:t>
-      </w:r>
-    </w:p>
-    <w:p>
-      <w:pPr>
-        <w:spacing w:line="336" w:lineRule="auto" w:after="180"/>
-        <w:shd w:fill="F1F6FC"/>
-      </w:pPr>
-      <w:r>
-        <w:rPr>
-          <w:b w:val="0"/>
-        </w:rPr>
-        <w:t>Both tall leaves predict blocked with 1 error each. Totals are near 1 and tall 2.</w:t>
-      </w:r>
-    </w:p>
-    <w:p>
-      <w:pPr>
-        <w:spacing w:line="336" w:lineRule="auto" w:after="180"/>
-      </w:pPr>
-      <w:r>
-        <w:rPr>
-          <w:b w:val="0"/>
-        </w:rPr>
-        <w:t xml:space="preserve">Start by identifying the given </w:t>
-      </w:r>
-      <w:r>
-        <w:rPr>
-          <w:b/>
-        </w:rPr>
-        <w:t>input</w:t>
-      </w:r>
-      <w:r>
-        <w:rPr>
-          <w:b w:val="0"/>
-        </w:rPr>
-        <w:t>s together. Leave the intermediate steps blank. If needed, model one step, then withdraw that help on the next step. Move to a full trace only when the partial trace is understood.</w:t>
-      </w:r>
-    </w:p>
-    <w:p>
-      <w:pPr>
-        <w:spacing w:line="336" w:lineRule="auto" w:after="180"/>
-      </w:pPr>
-      <w:r>
-        <w:rPr>
-          <w:b w:val="0"/>
-        </w:rPr>
-        <w:t>For partners, alternate explainer and checker; collect a response from every learner before discussion.</w:t>
-      </w:r>
-    </w:p>
-    <w:p>
-      <w:pPr>
-        <w:pStyle w:val="Heading3"/>
-      </w:pPr>
-      <w:r>
-        <w:t>Individual reasoning check</w:t>
-      </w:r>
-    </w:p>
-    <w:p>
-      <w:pPr>
-        <w:spacing w:line="336" w:lineRule="auto" w:after="180"/>
-      </w:pPr>
-      <w:r>
-        <w:rPr>
-          <w:b w:val="0"/>
-        </w:rPr>
-        <w:t xml:space="preserve">Use the worked case for </w:t>
-      </w:r>
-      <w:r>
-        <w:rPr>
-          <w:b/>
-        </w:rPr>
-        <w:t>Fitting</w:t>
-      </w:r>
-      <w:r>
-        <w:rPr>
-          <w:b w:val="0"/>
-        </w:rPr>
-        <w:t xml:space="preserve"> a decision tree. Proposed explanation: “A near </w:t>
-      </w:r>
-      <w:r>
-        <w:rPr>
-          <w:b/>
-        </w:rPr>
-        <w:t>branch</w:t>
-      </w:r>
-      <w:r>
-        <w:rPr>
-          <w:b w:val="0"/>
-        </w:rPr>
-        <w:t xml:space="preserve"> must predict blocked”. Decide whether this explanation is supported.</w:t>
-      </w:r>
-    </w:p>
-    <w:p>
-      <w:pPr>
-        <w:spacing w:line="336" w:lineRule="auto" w:after="180"/>
-      </w:pPr>
-      <w:r>
-        <w:rPr>
-          <w:b w:val="0"/>
-        </w:rPr>
-        <w:t>Point to the step or supplied fact that decides; explain your repair if needed.</w:t>
-      </w:r>
-    </w:p>
-    <w:p>
-      <w:pPr>
-        <w:pStyle w:val="Heading3"/>
-      </w:pPr>
-      <w:r>
-        <w:t>Expected repair</w:t>
-      </w:r>
-    </w:p>
-    <w:p>
-      <w:pPr>
-        <w:spacing w:line="336" w:lineRule="auto" w:after="180"/>
-        <w:shd w:fill="F1F6FC"/>
-      </w:pPr>
-      <w:r>
-        <w:rPr>
-          <w:b w:val="0"/>
-        </w:rPr>
-        <w:t xml:space="preserve">Expected correction: The </w:t>
-      </w:r>
-      <w:r>
-        <w:rPr>
-          <w:b/>
-        </w:rPr>
-        <w:t>branch</w:t>
-      </w:r>
-      <w:r>
-        <w:rPr>
-          <w:b w:val="0"/>
-        </w:rPr>
-        <w:t xml:space="preserve"> label is learned from its </w:t>
-      </w:r>
-      <w:r>
-        <w:rPr>
-          <w:b/>
-        </w:rPr>
-        <w:t>training</w:t>
-      </w:r>
-      <w:r>
-        <w:rPr>
-          <w:b w:val="0"/>
-        </w:rPr>
-        <w:t xml:space="preserve"> labels; W4 deliberately reverses that relationship.</w:t>
-      </w:r>
-    </w:p>
-    <w:p>
-      <w:pPr>
-        <w:spacing w:line="336" w:lineRule="auto" w:after="180"/>
-      </w:pPr>
-      <w:r>
-        <w:rPr>
-          <w:b w:val="0"/>
-        </w:rPr>
-        <w:t>Collect explanations, not only yes/no votes. If a misunderstanding is common, re-model the relevant step for the class.</w:t>
-      </w:r>
-    </w:p>
-    <w:p>
-      <w:pPr>
-        <w:spacing w:line="336" w:lineRule="auto" w:after="180"/>
-      </w:pPr>
-      <w:r>
-        <w:rPr>
-          <w:b w:val="0"/>
-        </w:rPr>
-        <w:t>If it affects a few learners, give a short targeted group explanation while others solve a more demanding variation.</w:t>
-      </w:r>
-    </w:p>
-    <w:p>
-      <w:pPr>
-        <w:pStyle w:val="Heading3"/>
-      </w:pPr>
-      <w:r>
-        <w:t>Pictorial practice question</w:t>
-      </w:r>
-    </w:p>
-    <w:p>
-      <w:pPr>
-        <w:spacing w:line="336" w:lineRule="auto" w:after="180"/>
-      </w:pPr>
-      <w:r>
-        <w:rPr>
-          <w:b w:val="0"/>
-        </w:rPr>
-        <w:t xml:space="preserve">Which </w:t>
-      </w:r>
-      <w:r>
-        <w:rPr>
-          <w:b/>
-        </w:rPr>
-        <w:t>input</w:t>
-      </w:r>
-      <w:r>
-        <w:rPr>
-          <w:b w:val="0"/>
-        </w:rPr>
-        <w:t xml:space="preserve"> distinguishes the original and changed tree? Point to the relevant step in the picture, then write the changed result and the rule or </w:t>
-      </w:r>
-      <w:r>
-        <w:rPr>
-          <w:b/>
-        </w:rPr>
-        <w:t>evidence</w:t>
-      </w:r>
-      <w:r>
-        <w:rPr>
-          <w:b w:val="0"/>
-        </w:rPr>
-        <w:t xml:space="preserve"> that supports it.</w:t>
-      </w:r>
-    </w:p>
-    <w:p>
-      <w:pPr>
-        <w:pStyle w:val="Heading3"/>
-      </w:pPr>
-      <w:r>
-        <w:t>Reasoned teacher answer</w:t>
-      </w:r>
-    </w:p>
-    <w:p>
-      <w:pPr>
-        <w:spacing w:line="336" w:lineRule="auto" w:after="180"/>
-      </w:pPr>
-      <w:r>
-        <w:rPr>
-          <w:b w:val="0"/>
-        </w:rPr>
-        <w:t xml:space="preserve">M with exactly 2 spots. Values 1 and missing keep their earlier declared paths; 2 is the boundary probe. Changed-case check: M is now predicted healthy. Changing &gt;= to &gt; moves the exact value 2 to the other </w:t>
-      </w:r>
-      <w:r>
-        <w:rPr>
-          <w:b/>
-        </w:rPr>
-        <w:t>branch</w:t>
-      </w:r>
-      <w:r>
-        <w:rPr>
-          <w:b w:val="0"/>
-        </w:rPr>
-        <w:t>.</w:t>
-      </w:r>
-    </w:p>
-    <w:p>
-      <w:pPr>
-        <w:spacing w:line="336" w:lineRule="auto" w:after="180"/>
-      </w:pPr>
-      <w:r>
-        <w:rPr>
-          <w:b w:val="0"/>
-        </w:rPr>
-        <w:t xml:space="preserve">Changed-case reasoning: M is now predicted healthy. Changing &gt;= to &gt; moves the exact value 2 to the other </w:t>
-      </w:r>
-      <w:r>
-        <w:rPr>
-          <w:b/>
-        </w:rPr>
-        <w:t>branch</w:t>
-      </w:r>
-      <w:r>
-        <w:rPr>
-          <w:b w:val="0"/>
-        </w:rPr>
-        <w:t>.</w:t>
-      </w:r>
-    </w:p>
-    <w:p>
-      <w:pPr>
-        <w:spacing w:line="336" w:lineRule="auto" w:after="180"/>
-      </w:pPr>
-      <w:r>
-        <w:rPr>
-          <w:b w:val="0"/>
-        </w:rPr>
-        <w:t xml:space="preserve">Collect each learner’s explanation before discussion. Use the first missing connection between </w:t>
-      </w:r>
-      <w:r>
-        <w:rPr>
-          <w:b/>
-        </w:rPr>
-        <w:t>input</w:t>
-      </w:r>
-      <w:r>
-        <w:rPr>
-          <w:b w:val="0"/>
-        </w:rPr>
-        <w:t xml:space="preserve">, deciding step and result to choose support. This question is worked-case practice, not fresh mastery </w:t>
-      </w:r>
-      <w:r>
-        <w:rPr>
-          <w:b/>
-        </w:rPr>
-        <w:t>evidence</w:t>
-      </w:r>
-      <w:r>
-        <w:rPr>
-          <w:b w:val="0"/>
-        </w:rPr>
-        <w:t>.</w:t>
-      </w:r>
-    </w:p>
-    <w:p>
-      <w:pPr>
-        <w:pStyle w:val="Heading1"/>
-      </w:pPr>
-      <w:r>
-        <w:t>04. Run the weekly evidence lab</w:t>
-      </w:r>
-    </w:p>
-    <w:p>
-      <w:r>
-        <w:t>Run the Decision Trees investigation and use the first unsupported step to choose a teaching response.</w:t>
-      </w:r>
-    </w:p>
-    <w:p>
-      <w:pPr>
-        <w:spacing w:line="336" w:lineRule="auto" w:after="180"/>
-      </w:pPr>
-      <w:r>
-        <w:rPr>
-          <w:b w:val="0"/>
-        </w:rPr>
-        <w:t>Keep the test conditions fixed, record every result, and change only one planned factor.</w:t>
-      </w:r>
-    </w:p>
-    <w:p>
-      <w:pPr>
-        <w:spacing w:line="336" w:lineRule="auto" w:after="180"/>
-        <w:shd w:fill="F4F9FC"/>
-      </w:pPr>
-      <w:r>
-        <w:rPr>
-          <w:b w:val="0"/>
-        </w:rPr>
-        <w:t xml:space="preserve">1. Write the hypothesis and expected </w:t>
-      </w:r>
-      <w:r>
-        <w:rPr>
-          <w:b/>
-        </w:rPr>
-        <w:t>evidence</w:t>
-      </w:r>
-      <w:r>
-        <w:rPr>
-          <w:b w:val="0"/>
-        </w:rPr>
-        <w:t xml:space="preserve"> before running.</w:t>
-      </w:r>
-    </w:p>
-    <w:p>
-      <w:pPr>
-        <w:spacing w:line="336" w:lineRule="auto" w:after="180"/>
-        <w:shd w:fill="F4F9FC"/>
-      </w:pPr>
-      <w:r>
-        <w:rPr>
-          <w:b w:val="0"/>
-        </w:rPr>
-        <w:t xml:space="preserve">2. Human Tree Builder: choose </w:t>
-      </w:r>
-      <w:r>
-        <w:rPr>
-          <w:b/>
-        </w:rPr>
-        <w:t>split</w:t>
-      </w:r>
-      <w:r>
-        <w:rPr>
-          <w:b w:val="0"/>
-        </w:rPr>
-        <w:t xml:space="preserve">s, trace six examples, compare train/test errors, then prune one weak </w:t>
-      </w:r>
-      <w:r>
-        <w:rPr>
-          <w:b/>
-        </w:rPr>
-        <w:t>branch</w:t>
-      </w:r>
-      <w:r>
-        <w:rPr>
-          <w:b w:val="0"/>
-        </w:rPr>
-        <w:t>.</w:t>
-      </w:r>
-    </w:p>
-    <w:p>
-      <w:pPr>
-        <w:spacing w:line="336" w:lineRule="auto" w:after="180"/>
-        <w:shd w:fill="F4F9FC"/>
-      </w:pPr>
-      <w:r>
-        <w:rPr>
-          <w:b w:val="0"/>
-        </w:rPr>
+      </w:pPr>
+      <w:r>
+        <w:rPr>
+          <w:b w:val="0"/>
+        </w:rPr>
+        <w:t>Inference is not fitting, and final-test labels cannot select the cutoff. The previous near/tall refit W4 remains additional practice.</w:t>
+      </w:r>
+    </w:p>
+    <w:p>
+      <w:pPr>
+        <w:pStyle w:val="Heading2"/>
+      </w:pPr>
+      <w:r>
+        <w:t>Predict, investigate and record</w:t>
+      </w:r>
+    </w:p>
+    <w:p>
+      <w:pPr>
+        <w:pStyle w:val="ListNumber"/>
+      </w:pPr>
+      <w:r>
+        <w:t>1. Write the hypothesis and expected evidence before running.</w:t>
+      </w:r>
+    </w:p>
+    <w:p>
+      <w:pPr>
+        <w:pStyle w:val="ListNumber"/>
+      </w:pPr>
+      <w:r>
+        <w:t>2. Human Tree Builder: choose splits, trace six examples, compare train/test errors, then prune one weak branch.</w:t>
+      </w:r>
+    </w:p>
+    <w:p>
+      <w:pPr>
+        <w:pStyle w:val="ListNumber"/>
+      </w:pPr>
+      <w:r>
         <w:t>3. Run one normal, one boundary, one missing, and one shifted case.</w:t>
       </w:r>
     </w:p>
     <w:p>
       <w:pPr>
-        <w:spacing w:line="336" w:lineRule="auto" w:after="180"/>
-        <w:shd w:fill="F4F9FC"/>
-      </w:pPr>
-      <w:r>
-        <w:rPr>
-          <w:b w:val="0"/>
-        </w:rPr>
+        <w:pStyle w:val="ListNumber"/>
+      </w:pPr>
+      <w:r>
         <w:t>4. Calculate the metric from raw counts or row-level errors.</w:t>
       </w:r>
     </w:p>
     <w:p>
       <w:pPr>
-        <w:spacing w:line="336" w:lineRule="auto" w:after="180"/>
-        <w:shd w:fill="F4F9FC"/>
-      </w:pPr>
-      <w:r>
-        <w:rPr>
-          <w:b w:val="0"/>
-        </w:rPr>
+        <w:pStyle w:val="ListNumber"/>
+      </w:pPr>
+      <w:r>
         <w:t>5. Interpret what changed, what did not, and what remains unsafe or unknown.</w:t>
       </w:r>
     </w:p>
     <w:p>
       <w:pPr>
-        <w:pStyle w:val="Heading3"/>
-      </w:pPr>
-      <w:r>
-        <w:t>Make the lab runnable</w:t>
-      </w:r>
-    </w:p>
-    <w:p>
-      <w:pPr>
-        <w:spacing w:line="336" w:lineRule="auto" w:after="180"/>
-      </w:pPr>
-      <w:r>
-        <w:rPr>
-          <w:b w:val="0"/>
-        </w:rPr>
-        <w:t>Use the concrete case as the shared normal case and the independent question as a second case. Each pair creates a boundary or missing-information case and predicts its result before testing.</w:t>
-      </w:r>
-    </w:p>
-    <w:p>
-      <w:pPr>
-        <w:spacing w:line="336" w:lineRule="auto" w:after="180"/>
-      </w:pPr>
-      <w:r>
-        <w:rPr>
-          <w:b w:val="0"/>
-        </w:rPr>
-        <w:t>Keep the expected result separate from an observed mistake.</w:t>
+        <w:pStyle w:val="Heading2"/>
+      </w:pPr>
+      <w:r>
+        <w:t>Keep the experiment ledger</w:t>
       </w:r>
     </w:p>
     <w:tbl>
@@ -4194,10 +4326,10 @@
     </w:tbl>
     <w:p>
       <w:pPr>
-        <w:pStyle w:val="Heading3"/>
-      </w:pPr>
-      <w:r>
-        <w:t>Diagnose and reteach</w:t>
+        <w:pStyle w:val="Heading2"/>
+      </w:pPr>
+      <w:r>
+        <w:t>Diagnose the current misconceptions</w:t>
       </w:r>
     </w:p>
     <w:p>
@@ -4208,7 +4340,43 @@
         <w:rPr>
           <w:b w:val="0"/>
         </w:rPr>
-        <w:t>MISCONCEPTION TO REPAIR A deeper tree must be better because it asks more detailed questions.</w:t>
+        <w:t xml:space="preserve">A near </w:t>
+      </w:r>
+      <w:r>
+        <w:rPr>
+          <w:b/>
+        </w:rPr>
+        <w:t>branch</w:t>
+      </w:r>
+      <w:r>
+        <w:rPr>
+          <w:b w:val="0"/>
+        </w:rPr>
+        <w:t xml:space="preserve"> must predict blocked: The </w:t>
+      </w:r>
+      <w:r>
+        <w:rPr>
+          <w:b/>
+        </w:rPr>
+        <w:t>branch</w:t>
+      </w:r>
+      <w:r>
+        <w:rPr>
+          <w:b w:val="0"/>
+        </w:rPr>
+        <w:t xml:space="preserve"> label is learned from its </w:t>
+      </w:r>
+      <w:r>
+        <w:rPr>
+          <w:b/>
+        </w:rPr>
+        <w:t>training</w:t>
+      </w:r>
+      <w:r>
+        <w:rPr>
+          <w:b w:val="0"/>
+        </w:rPr>
+        <w:t xml:space="preserve"> labels; W4 deliberately reverses that relationship.</w:t>
       </w:r>
     </w:p>
     <w:p>
@@ -4219,7 +4387,43 @@
         <w:rPr>
           <w:b w:val="0"/>
         </w:rPr>
-        <w:t>For guessing, return to given facts and request a trace. For vocabulary without application, use one example and one non-example. For arithmetic errors, check the setup before the calculation.</w:t>
+        <w:t xml:space="preserve">Every feature is used during </w:t>
+      </w:r>
+      <w:r>
+        <w:rPr>
+          <w:b/>
+        </w:rPr>
+        <w:t>prediction</w:t>
+      </w:r>
+      <w:r>
+        <w:rPr>
+          <w:b w:val="0"/>
+        </w:rPr>
+        <w:t xml:space="preserve">: Only questions in the stored tree are followed. Candidate questions rejected during </w:t>
+      </w:r>
+      <w:r>
+        <w:rPr>
+          <w:b/>
+        </w:rPr>
+        <w:t>fitting</w:t>
+      </w:r>
+      <w:r>
+        <w:rPr>
+          <w:b w:val="0"/>
+        </w:rPr>
+        <w:t xml:space="preserve"> do not affect this tree’s </w:t>
+      </w:r>
+      <w:r>
+        <w:rPr>
+          <w:b/>
+        </w:rPr>
+        <w:t>output</w:t>
+      </w:r>
+      <w:r>
+        <w:rPr>
+          <w:b w:val="0"/>
+        </w:rPr>
+        <w:t>.</w:t>
       </w:r>
     </w:p>
     <w:p>
@@ -4230,137 +4434,24 @@
         <w:rPr>
           <w:b w:val="0"/>
         </w:rPr>
-        <w:t>Finish with a different uncoached case before recording mastery.</w:t>
-      </w:r>
-    </w:p>
-    <w:p>
-      <w:pPr>
-        <w:pStyle w:val="Heading3"/>
-      </w:pPr>
-      <w:r>
-        <w:t>Address these additional misconceptions</w:t>
-      </w:r>
-    </w:p>
-    <w:p>
-      <w:pPr>
-        <w:spacing w:line="336" w:lineRule="auto" w:after="180"/>
-      </w:pPr>
-      <w:r>
-        <w:rPr>
-          <w:b w:val="0"/>
-        </w:rPr>
-        <w:t xml:space="preserve">A near </w:t>
+        <w:t xml:space="preserve">A deeper tree must work better: More questions can fit </w:t>
       </w:r>
       <w:r>
         <w:rPr>
           <w:b/>
         </w:rPr>
-        <w:t>branch</w:t>
-      </w:r>
-      <w:r>
-        <w:rPr>
-          <w:b w:val="0"/>
-        </w:rPr>
-        <w:t xml:space="preserve"> must predict blocked: The </w:t>
+        <w:t>training</w:t>
+      </w:r>
+      <w:r>
+        <w:rPr>
+          <w:b w:val="0"/>
+        </w:rPr>
+        <w:t xml:space="preserve"> detail. Future performance needs separate evaluation; </w:t>
       </w:r>
       <w:r>
         <w:rPr>
           <w:b/>
         </w:rPr>
-        <w:t>branch</w:t>
-      </w:r>
-      <w:r>
-        <w:rPr>
-          <w:b w:val="0"/>
-        </w:rPr>
-        <w:t xml:space="preserve"> label is learned from its </w:t>
-      </w:r>
-      <w:r>
-        <w:rPr>
-          <w:b/>
-        </w:rPr>
-        <w:t>training</w:t>
-      </w:r>
-      <w:r>
-        <w:rPr>
-          <w:b w:val="0"/>
-        </w:rPr>
-        <w:t xml:space="preserve"> labels; W4 deliberately reverses that relationship.</w:t>
-      </w:r>
-    </w:p>
-    <w:p>
-      <w:pPr>
-        <w:spacing w:line="336" w:lineRule="auto" w:after="180"/>
-      </w:pPr>
-      <w:r>
-        <w:rPr>
-          <w:b w:val="0"/>
-        </w:rPr>
-        <w:t xml:space="preserve">Every feature is used during </w:t>
-      </w:r>
-      <w:r>
-        <w:rPr>
-          <w:b/>
-        </w:rPr>
-        <w:t>prediction</w:t>
-      </w:r>
-      <w:r>
-        <w:rPr>
-          <w:b w:val="0"/>
-        </w:rPr>
-        <w:t xml:space="preserve">: Only questions in the stored tree are followed. Candidate questions rejected during </w:t>
-      </w:r>
-      <w:r>
-        <w:rPr>
-          <w:b/>
-        </w:rPr>
-        <w:t>fitting</w:t>
-      </w:r>
-      <w:r>
-        <w:rPr>
-          <w:b w:val="0"/>
-        </w:rPr>
-        <w:t xml:space="preserve"> do not affect this tree’s </w:t>
-      </w:r>
-      <w:r>
-        <w:rPr>
-          <w:b/>
-        </w:rPr>
-        <w:t>output</w:t>
-      </w:r>
-      <w:r>
-        <w:rPr>
-          <w:b w:val="0"/>
-        </w:rPr>
-        <w:t>.</w:t>
-      </w:r>
-    </w:p>
-    <w:p>
-      <w:pPr>
-        <w:spacing w:line="336" w:lineRule="auto" w:after="180"/>
-      </w:pPr>
-      <w:r>
-        <w:rPr>
-          <w:b w:val="0"/>
-        </w:rPr>
-        <w:t xml:space="preserve">A deeper tree must work better: More questions can fit </w:t>
-      </w:r>
-      <w:r>
-        <w:rPr>
-          <w:b/>
-        </w:rPr>
-        <w:t>training</w:t>
-      </w:r>
-      <w:r>
-        <w:rPr>
-          <w:b w:val="0"/>
-        </w:rPr>
-        <w:t xml:space="preserve"> detail. Future performance needs separate evaluation; </w:t>
-      </w:r>
-      <w:r>
-        <w:rPr>
-          <w:b/>
-        </w:rPr>
         <w:t>depth</w:t>
       </w:r>
       <w:r>
@@ -4372,10 +4463,10 @@
     </w:p>
     <w:p>
       <w:pPr>
-        <w:pStyle w:val="Heading3"/>
-      </w:pPr>
-      <w:r>
-        <w:t>Match the support to the first error</w:t>
+        <w:pStyle w:val="Heading2"/>
+      </w:pPr>
+      <w:r>
+        <w:t>Choose accessible support</w:t>
       </w:r>
     </w:p>
     <w:tbl>
@@ -4548,15 +4639,738 @@
     </w:p>
     <w:p>
       <w:pPr>
+        <w:pStyle w:val="Heading2"/>
+      </w:pPr>
+      <w:r>
+        <w:t>Earlier wording, alternatives and picture transcripts · reference / check after trying</w:t>
+      </w:r>
+    </w:p>
+    <w:p>
+      <w:pPr>
+        <w:spacing w:line="336" w:lineRule="auto" w:after="180"/>
+      </w:pPr>
+      <w:r>
+        <w:rPr>
+          <w:b w:val="0"/>
+        </w:rPr>
+        <w:t>Run the weekly evidence lab</w:t>
+      </w:r>
+    </w:p>
+    <w:p>
+      <w:pPr>
+        <w:spacing w:line="336" w:lineRule="auto" w:after="180"/>
+      </w:pPr>
+      <w:r>
+        <w:rPr>
+          <w:b w:val="0"/>
+        </w:rPr>
+        <w:t>Keep the test conditions fixed, record every result, and change only one planned factor.</w:t>
+      </w:r>
+    </w:p>
+    <w:p>
+      <w:pPr>
+        <w:pStyle w:val="Heading3"/>
+      </w:pPr>
+      <w:r>
+        <w:t>Make the lab runnable</w:t>
+      </w:r>
+    </w:p>
+    <w:p>
+      <w:pPr>
+        <w:spacing w:line="336" w:lineRule="auto" w:after="180"/>
+      </w:pPr>
+      <w:r>
+        <w:rPr>
+          <w:b w:val="0"/>
+        </w:rPr>
+        <w:t>Use the supplied complete investigation for shared practice. Reserve the fresh stored-cutoff 5 boundary and missingness task for the individual first attempt before hints or feedback; earlier transfer questions remain additional practice.</w:t>
+      </w:r>
+    </w:p>
+    <w:p>
+      <w:pPr>
+        <w:pStyle w:val="Heading3"/>
+      </w:pPr>
+      <w:r>
+        <w:t>Diagnose and reteach</w:t>
+      </w:r>
+    </w:p>
+    <w:p>
+      <w:pPr>
+        <w:spacing w:line="336" w:lineRule="auto" w:after="180"/>
+      </w:pPr>
+      <w:r>
+        <w:rPr>
+          <w:b w:val="0"/>
+        </w:rPr>
+        <w:t>MISCONCEPTION TO REPAIR A deeper tree must be better because it asks more detailed questions.</w:t>
+      </w:r>
+    </w:p>
+    <w:p>
+      <w:pPr>
+        <w:spacing w:line="336" w:lineRule="auto" w:after="180"/>
+      </w:pPr>
+      <w:r>
+        <w:rPr>
+          <w:b w:val="0"/>
+        </w:rPr>
+        <w:t>For guessing, return to given facts and request a trace. For vocabulary without application, use one example and one non-example. For arithmetic errors, check the setup before the calculation.</w:t>
+      </w:r>
+    </w:p>
+    <w:p>
+      <w:pPr>
+        <w:spacing w:line="336" w:lineRule="auto" w:after="180"/>
+      </w:pPr>
+      <w:r>
+        <w:rPr>
+          <w:b w:val="0"/>
+        </w:rPr>
+        <w:t>Finish with a different uncoached case before recording mastery.</w:t>
+      </w:r>
+    </w:p>
+    <w:p>
+      <w:pPr>
+        <w:pStyle w:val="Heading3"/>
+      </w:pPr>
+      <w:r>
+        <w:t>Address these additional misconceptions</w:t>
+      </w:r>
+    </w:p>
+    <w:p>
+      <w:pPr>
+        <w:pStyle w:val="Heading3"/>
+      </w:pPr>
+      <w:r>
+        <w:t>Match the support to the first error</w:t>
+      </w:r>
+    </w:p>
+    <w:p>
+      <w:pPr>
         <w:pStyle w:val="Heading1"/>
       </w:pPr>
       <w:r>
-        <w:t>05. Assess and explain the answers</w:t>
-      </w:r>
-    </w:p>
-    <w:p>
-      <w:r>
-        <w:t>Use the Decision Trees questions, teacher keys and criteria after the relevant attempts. Previously discussed cases are practice; protect the separately selected independent task.</w:t>
+        <w:t>05. Assess the selected experiment transfer</w:t>
+      </w:r>
+    </w:p>
+    <w:p>
+      <w:r>
+        <w:t>Keep this key until after a first attempt; record any help and prior exposure.</w:t>
+      </w:r>
+    </w:p>
+    <w:p>
+      <w:pPr>
+        <w:pStyle w:val="Heading2"/>
+      </w:pPr>
+      <w:r>
+        <w:t>Selected independent task and checked key</w:t>
+      </w:r>
+    </w:p>
+    <w:p>
+      <w:pPr>
+        <w:spacing w:line="336" w:lineRule="auto" w:after="180"/>
+      </w:pPr>
+      <w:r>
+        <w:rPr>
+          <w:b w:val="0"/>
+        </w:rPr>
+        <w:t>Selected case: A stored fitted rule says spots &gt;=5 predicts spotted; otherwise healthy. Trace4,5,6 and a missing count. Policy: missing count requires review. Can test labels be used to choose this cutoff?</w:t>
+      </w:r>
+    </w:p>
+    <w:p>
+      <w:pPr>
+        <w:spacing w:line="336" w:lineRule="auto" w:after="180"/>
+      </w:pPr>
+      <w:r>
+        <w:rPr>
+          <w:b w:val="0"/>
+        </w:rPr>
+        <w:t xml:space="preserve">4 predicts healthy;5 and6 predict spotted; missing requires review. Applying the stored cutoff is inference, not </w:t>
+      </w:r>
+      <w:r>
+        <w:rPr>
+          <w:b/>
+        </w:rPr>
+        <w:t>fitting</w:t>
+      </w:r>
+      <w:r>
+        <w:rPr>
+          <w:b w:val="0"/>
+        </w:rPr>
+        <w:t>. Choosing it using test labels contaminates the final evaluation; use designated development data.</w:t>
+      </w:r>
+    </w:p>
+    <w:p>
+      <w:pPr>
+        <w:pStyle w:val="Heading2"/>
+      </w:pPr>
+      <w:r>
+        <w:t>Judge trace, scope and support</w:t>
+      </w:r>
+    </w:p>
+    <w:tbl>
+      <w:tblPr>
+        <w:tblStyle w:val="LightShading-Accent1"/>
+        <w:tblW w:type="auto" w:w="0"/>
+        <w:tblLook w:firstColumn="1" w:firstRow="1" w:lastColumn="0" w:lastRow="0" w:noHBand="0" w:noVBand="1" w:val="04A0"/>
+      </w:tblPr>
+      <w:tblGrid>
+        <w:gridCol w:w="5112"/>
+        <w:gridCol w:w="5112"/>
+      </w:tblGrid>
+      <w:tr>
+        <w:trPr>
+          <w:tblHeader/>
+        </w:trPr>
+        <w:tc>
+          <w:tcPr>
+            <w:tcW w:type="dxa" w:w="5112"/>
+          </w:tcPr>
+          <w:p>
+            <w:r>
+              <w:t>Dimension</w:t>
+            </w:r>
+          </w:p>
+        </w:tc>
+        <w:tc>
+          <w:tcPr>
+            <w:tcW w:type="dxa" w:w="5112"/>
+          </w:tcPr>
+          <w:p>
+            <w:r>
+              <w:t>Evidence required</w:t>
+            </w:r>
+          </w:p>
+        </w:tc>
+      </w:tr>
+      <w:tr>
+        <w:tc>
+          <w:tcPr>
+            <w:tcW w:type="dxa" w:w="5112"/>
+          </w:tcPr>
+          <w:p>
+            <w:r>
+              <w:t>Explanation</w:t>
+            </w:r>
+          </w:p>
+        </w:tc>
+        <w:tc>
+          <w:tcPr>
+            <w:tcW w:type="dxa" w:w="5112"/>
+          </w:tcPr>
+          <w:p>
+            <w:r>
+              <w:t>Names the applicable idea or procedure and ties it to the supplied facts.</w:t>
+            </w:r>
+          </w:p>
+        </w:tc>
+      </w:tr>
+      <w:tr>
+        <w:tc>
+          <w:tcPr>
+            <w:tcW w:type="dxa" w:w="5112"/>
+          </w:tcPr>
+          <w:p>
+            <w:r>
+              <w:t>Trace and result</w:t>
+            </w:r>
+          </w:p>
+        </w:tc>
+        <w:tc>
+          <w:tcPr>
+            <w:tcW w:type="dxa" w:w="5112"/>
+          </w:tcPr>
+          <w:p>
+            <w:r>
+              <w:t>Preserves the given inputs and shows the relevant intermediate steps; distinguishes a prediction from an observed execution.</w:t>
+            </w:r>
+          </w:p>
+        </w:tc>
+      </w:tr>
+      <w:tr>
+        <w:tc>
+          <w:tcPr>
+            <w:tcW w:type="dxa" w:w="5112"/>
+          </w:tcPr>
+          <w:p>
+            <w:r>
+              <w:t>Limits</w:t>
+            </w:r>
+          </w:p>
+        </w:tc>
+        <w:tc>
+          <w:tcPr>
+            <w:tcW w:type="dxa" w:w="5112"/>
+          </w:tcPr>
+          <w:p>
+            <w:r>
+              <w:t>States the assumptions, missing evidence or conditions under which the result would change.</w:t>
+            </w:r>
+          </w:p>
+        </w:tc>
+      </w:tr>
+    </w:tbl>
+    <w:p>
+      <w:pPr>
+        <w:spacing w:line="336" w:lineRule="auto" w:after="180"/>
+      </w:pPr>
+      <w:r>
+        <w:rPr>
+          <w:b w:val="0"/>
+        </w:rPr>
+        <w:t>Record each dimension as not yet, with support, or independent. Accept a valid alternative procedure with a defensible trace.</w:t>
+      </w:r>
+    </w:p>
+    <w:p>
+      <w:pPr>
+        <w:spacing w:line="336" w:lineRule="auto" w:after="180"/>
+      </w:pPr>
+      <w:r>
+        <w:rPr>
+          <w:b w:val="0"/>
+        </w:rPr>
+        <w:t xml:space="preserve">Do not penalise an honestly recorded model failure if the learner correctly explains its </w:t>
+      </w:r>
+      <w:r>
+        <w:rPr>
+          <w:b/>
+        </w:rPr>
+        <w:t>evidence</w:t>
+      </w:r>
+      <w:r>
+        <w:rPr>
+          <w:b w:val="0"/>
+        </w:rPr>
+        <w:t xml:space="preserve"> and limits.</w:t>
+      </w:r>
+    </w:p>
+    <w:p>
+      <w:pPr>
+        <w:pStyle w:val="Heading2"/>
+      </w:pPr>
+      <w:r>
+        <w:t>Give one repair action</w:t>
+      </w:r>
+    </w:p>
+    <w:p>
+      <w:pPr>
+        <w:spacing w:line="336" w:lineRule="auto" w:after="180"/>
+      </w:pPr>
+      <w:r>
+        <w:rPr>
+          <w:b w:val="0"/>
+        </w:rPr>
+        <w:t>Name the earliest unsupported step and give one action to repair it. Have the learner make that repair now and explain why. Then assess the relevant skill on a fresh, fully specified case.</w:t>
+      </w:r>
+    </w:p>
+    <w:p>
+      <w:pPr>
+        <w:spacing w:line="336" w:lineRule="auto" w:after="180"/>
+      </w:pPr>
+      <w:r>
+        <w:rPr>
+          <w:b w:val="0"/>
+        </w:rPr>
+        <w:t>Confirm it was not previously practised with feedback; solve and check the new case before assigning it. A follow-up design prompt is a starting brief, not automatically an equivalent test.</w:t>
+      </w:r>
+    </w:p>
+    <w:p>
+      <w:pPr>
+        <w:pStyle w:val="Heading2"/>
+      </w:pPr>
+      <w:r>
+        <w:t>W1 Name the parts and decisions</w:t>
+      </w:r>
+    </w:p>
+    <w:p>
+      <w:pPr>
+        <w:spacing w:line="336" w:lineRule="auto" w:after="180"/>
+      </w:pPr>
+      <w:r>
+        <w:rPr>
+          <w:b w:val="0"/>
+        </w:rPr>
+        <w:t xml:space="preserve">Identify the </w:t>
+      </w:r>
+      <w:r>
+        <w:rPr>
+          <w:b/>
+        </w:rPr>
+        <w:t>root</w:t>
+      </w:r>
+      <w:r>
+        <w:rPr>
+          <w:b w:val="0"/>
+        </w:rPr>
+        <w:t xml:space="preserve">, its two </w:t>
+      </w:r>
+      <w:r>
+        <w:rPr>
+          <w:b/>
+        </w:rPr>
+        <w:t>branch</w:t>
+      </w:r>
+      <w:r>
+        <w:rPr>
+          <w:b w:val="0"/>
+        </w:rPr>
+        <w:t xml:space="preserve">es, </w:t>
+      </w:r>
+      <w:r>
+        <w:rPr>
+          <w:b/>
+        </w:rPr>
+        <w:t>leaf</w:t>
+      </w:r>
+      <w:r>
+        <w:rPr>
+          <w:b w:val="0"/>
+        </w:rPr>
+        <w:t xml:space="preserve"> </w:t>
+      </w:r>
+      <w:r>
+        <w:rPr>
+          <w:b/>
+        </w:rPr>
+        <w:t>prediction</w:t>
+      </w:r>
+      <w:r>
+        <w:rPr>
+          <w:b w:val="0"/>
+        </w:rPr>
+        <w:t xml:space="preserve">s and </w:t>
+      </w:r>
+      <w:r>
+        <w:rPr>
+          <w:b/>
+        </w:rPr>
+        <w:t>depth</w:t>
+      </w:r>
+      <w:r>
+        <w:rPr>
+          <w:b w:val="0"/>
+        </w:rPr>
+        <w:t xml:space="preserve"> of the worked fitted tree. Which parts were selected using </w:t>
+      </w:r>
+      <w:r>
+        <w:rPr>
+          <w:b/>
+        </w:rPr>
+        <w:t>training</w:t>
+      </w:r>
+      <w:r>
+        <w:rPr>
+          <w:b w:val="0"/>
+        </w:rPr>
+        <w:t xml:space="preserve"> labels?</w:t>
+      </w:r>
+    </w:p>
+    <w:p>
+      <w:pPr>
+        <w:spacing w:line="336" w:lineRule="auto" w:after="180"/>
+      </w:pPr>
+      <w:r>
+        <w:rPr>
+          <w:b w:val="0"/>
+        </w:rPr>
+        <w:t xml:space="preserve">The </w:t>
+      </w:r>
+      <w:r>
+        <w:rPr>
+          <w:b/>
+        </w:rPr>
+        <w:t>root</w:t>
+      </w:r>
+      <w:r>
+        <w:rPr>
+          <w:b w:val="0"/>
+        </w:rPr>
+        <w:t xml:space="preserve"> asks near, with </w:t>
+      </w:r>
+      <w:r>
+        <w:rPr>
+          <w:b/>
+        </w:rPr>
+        <w:t>branch</w:t>
+      </w:r>
+      <w:r>
+        <w:rPr>
+          <w:b w:val="0"/>
+        </w:rPr>
+        <w:t xml:space="preserve">es 0 and 1. Leaves predict clear for 0 and blocked for 1. </w:t>
+      </w:r>
+      <w:r>
+        <w:rPr>
+          <w:b/>
+        </w:rPr>
+        <w:t>Depth</w:t>
+      </w:r>
+      <w:r>
+        <w:rPr>
+          <w:b w:val="0"/>
+        </w:rPr>
+        <w:t xml:space="preserve"> is one. </w:t>
+      </w:r>
+      <w:r>
+        <w:rPr>
+          <w:b/>
+        </w:rPr>
+        <w:t>Training</w:t>
+      </w:r>
+      <w:r>
+        <w:rPr>
+          <w:b w:val="0"/>
+        </w:rPr>
+        <w:t xml:space="preserve"> labels determined both </w:t>
+      </w:r>
+      <w:r>
+        <w:rPr>
+          <w:b/>
+        </w:rPr>
+        <w:t>leaf</w:t>
+      </w:r>
+      <w:r>
+        <w:rPr>
+          <w:b w:val="0"/>
+        </w:rPr>
+        <w:t xml:space="preserve"> majorities and the error comparison that selected near rather than tall.</w:t>
+      </w:r>
+    </w:p>
+    <w:p>
+      <w:pPr>
+        <w:pStyle w:val="Heading2"/>
+      </w:pPr>
+      <w:r>
+        <w:t>W2 Verify the candidate scores</w:t>
+      </w:r>
+    </w:p>
+    <w:p>
+      <w:pPr>
+        <w:spacing w:line="336" w:lineRule="auto" w:after="180"/>
+      </w:pPr>
+      <w:r>
+        <w:rPr>
+          <w:b w:val="0"/>
+        </w:rPr>
+        <w:t xml:space="preserve">For each near </w:t>
+      </w:r>
+      <w:r>
+        <w:rPr>
+          <w:b/>
+        </w:rPr>
+        <w:t>branch</w:t>
+      </w:r>
+      <w:r>
+        <w:rPr>
+          <w:b w:val="0"/>
+        </w:rPr>
+        <w:t xml:space="preserve"> and each tall </w:t>
+      </w:r>
+      <w:r>
+        <w:rPr>
+          <w:b/>
+        </w:rPr>
+        <w:t>branch</w:t>
+      </w:r>
+      <w:r>
+        <w:rPr>
+          <w:b w:val="0"/>
+        </w:rPr>
+        <w:t xml:space="preserve">, count blocked and clear labels and choose a </w:t>
+      </w:r>
+      <w:r>
+        <w:rPr>
+          <w:b/>
+        </w:rPr>
+        <w:t>leaf</w:t>
+      </w:r>
+      <w:r>
+        <w:rPr>
+          <w:b w:val="0"/>
+        </w:rPr>
+        <w:t>. Give the total errors for each candidate question.</w:t>
+      </w:r>
+    </w:p>
+    <w:p>
+      <w:pPr>
+        <w:spacing w:line="336" w:lineRule="auto" w:after="180"/>
+      </w:pPr>
+      <w:r>
+        <w:rPr>
+          <w:b w:val="0"/>
+        </w:rPr>
+        <w:t>Near=0 has 1 blocked and 2 clear, predicts clear with 1 error; near=1 has 3 blocked and 0 clear, predicts blocked with 0 errors. Tall=0 has 2 blocked and 1 clear; tall=1 also has 2 blocked and 1 clear.</w:t>
+      </w:r>
+    </w:p>
+    <w:p>
+      <w:pPr>
+        <w:spacing w:line="336" w:lineRule="auto" w:after="180"/>
+      </w:pPr>
+      <w:r>
+        <w:rPr>
+          <w:b w:val="0"/>
+        </w:rPr>
+        <w:t>Both tall leaves predict blocked with 1 error each. Totals are near 1 and tall 2.</w:t>
+      </w:r>
+    </w:p>
+    <w:p>
+      <w:pPr>
+        <w:pStyle w:val="Heading2"/>
+      </w:pPr>
+      <w:r>
+        <w:t>W3 Separate fitting from prediction</w:t>
+      </w:r>
+    </w:p>
+    <w:p>
+      <w:pPr>
+        <w:spacing w:line="336" w:lineRule="auto" w:after="180"/>
+      </w:pPr>
+      <w:r>
+        <w:rPr>
+          <w:b w:val="0"/>
+        </w:rPr>
+        <w:t xml:space="preserve">A learner sees a blocked validation case with near=0 and changes that </w:t>
+      </w:r>
+      <w:r>
+        <w:rPr>
+          <w:b/>
+        </w:rPr>
+        <w:t>leaf</w:t>
+      </w:r>
+      <w:r>
+        <w:rPr>
+          <w:b w:val="0"/>
+        </w:rPr>
+        <w:t xml:space="preserve"> to blocked before reporting the score. Explain what changed and how to report the original fitted tree fairly.</w:t>
+      </w:r>
+    </w:p>
+    <w:p>
+      <w:pPr>
+        <w:spacing w:line="336" w:lineRule="auto" w:after="180"/>
+      </w:pPr>
+      <w:r>
+        <w:rPr>
+          <w:b w:val="0"/>
+        </w:rPr>
+        <w:t xml:space="preserve">The </w:t>
+      </w:r>
+      <w:r>
+        <w:rPr>
+          <w:b/>
+        </w:rPr>
+        <w:t>leaf</w:t>
+      </w:r>
+      <w:r>
+        <w:rPr>
+          <w:b w:val="0"/>
+        </w:rPr>
+        <w:t xml:space="preserve"> was changed using validation </w:t>
+      </w:r>
+      <w:r>
+        <w:rPr>
+          <w:b/>
+        </w:rPr>
+        <w:t>evidence</w:t>
+      </w:r>
+      <w:r>
+        <w:rPr>
+          <w:b w:val="0"/>
+        </w:rPr>
+        <w:t xml:space="preserve">, so it is no longer the original </w:t>
+      </w:r>
+      <w:r>
+        <w:rPr>
+          <w:b/>
+        </w:rPr>
+        <w:t>training</w:t>
+      </w:r>
+      <w:r>
+        <w:rPr>
+          <w:b w:val="0"/>
+        </w:rPr>
+        <w:t>-fitted tree. Score the original stored leaves on all the same validation rows and record any later development change separately.</w:t>
+      </w:r>
+    </w:p>
+    <w:p>
+      <w:pPr>
+        <w:spacing w:line="336" w:lineRule="auto" w:after="180"/>
+      </w:pPr>
+      <w:r>
+        <w:rPr>
+          <w:b w:val="0"/>
+        </w:rPr>
+        <w:t>Preserve a separate final test for final evaluation.</w:t>
+      </w:r>
+    </w:p>
+    <w:p>
+      <w:pPr>
+        <w:pStyle w:val="Heading2"/>
+      </w:pPr>
+      <w:r>
+        <w:t>W5 Audit a tie and a claim</w:t>
+      </w:r>
+    </w:p>
+    <w:p>
+      <w:pPr>
+        <w:spacing w:line="336" w:lineRule="auto" w:after="180"/>
+      </w:pPr>
+      <w:r>
+        <w:rPr>
+          <w:b w:val="0"/>
+        </w:rPr>
+        <w:t xml:space="preserve">If near and tall make the same </w:t>
+      </w:r>
+      <w:r>
+        <w:rPr>
+          <w:b/>
+        </w:rPr>
+        <w:t>training</w:t>
+      </w:r>
+      <w:r>
+        <w:rPr>
+          <w:b w:val="0"/>
+        </w:rPr>
+        <w:t xml:space="preserve"> error count, which question does this code retain and why? Does retaining that question prove it will be better on future trips?</w:t>
+      </w:r>
+    </w:p>
+    <w:p>
+      <w:pPr>
+        <w:spacing w:line="336" w:lineRule="auto" w:after="180"/>
+      </w:pPr>
+      <w:r>
+        <w:rPr>
+          <w:b w:val="0"/>
+        </w:rPr>
+        <w:t xml:space="preserve">It retains near because near is tried first and strict &lt; replaces only for fewer errors. This is a declared tie convention, not </w:t>
+      </w:r>
+      <w:r>
+        <w:rPr>
+          <w:b/>
+        </w:rPr>
+        <w:t>evidence</w:t>
+      </w:r>
+      <w:r>
+        <w:rPr>
+          <w:b w:val="0"/>
+        </w:rPr>
+        <w:t xml:space="preserve"> of better future performance. Separate evaluation and relevant examples are still needed.</w:t>
+      </w:r>
+    </w:p>
+    <w:p>
+      <w:pPr>
+        <w:pStyle w:val="Heading2"/>
+      </w:pPr>
+      <w:r>
+        <w:t>Earlier wording, alternatives and picture transcripts · reference / check after trying</w:t>
+      </w:r>
+    </w:p>
+    <w:p>
+      <w:pPr>
+        <w:spacing w:line="336" w:lineRule="auto" w:after="180"/>
+      </w:pPr>
+      <w:r>
+        <w:rPr>
+          <w:b w:val="0"/>
+        </w:rPr>
+        <w:t>Assess and explain the answers</w:t>
       </w:r>
     </w:p>
     <w:p>
@@ -4569,34 +5383,56 @@
     </w:p>
     <w:p>
       <w:pPr>
+        <w:spacing w:line="336" w:lineRule="auto" w:after="180"/>
+      </w:pPr>
+      <w:r>
+        <w:rPr>
+          <w:b w:val="0"/>
+        </w:rPr>
+        <w:t xml:space="preserve">Healthy, spotted, spotted. Three is included. This supplied rule does not show an optimal learned </w:t>
+      </w:r>
+      <w:r>
+        <w:rPr>
+          <w:b/>
+        </w:rPr>
+        <w:t>threshold</w:t>
+      </w:r>
+      <w:r>
+        <w:rPr>
+          <w:b w:val="0"/>
+        </w:rPr>
+        <w:t>.</w:t>
+      </w:r>
+    </w:p>
+    <w:p>
+      <w:pPr>
         <w:pStyle w:val="Heading3"/>
       </w:pPr>
       <w:r>
-        <w:t>Teacher key · Worked case answer</w:t>
+        <w:t>Additional transfer practice question</w:t>
       </w:r>
     </w:p>
     <w:p>
       <w:pPr>
         <w:spacing w:line="336" w:lineRule="auto" w:after="180"/>
-        <w:shd w:fill="F1F6FC"/>
-      </w:pPr>
-      <w:r>
-        <w:rPr>
-          <w:b w:val="0"/>
-        </w:rPr>
-        <w:t xml:space="preserve">Healthy, spotted, spotted. Three is included. This supplied rule does not show an optimal learned </w:t>
+      </w:pPr>
+      <w:r>
+        <w:rPr>
+          <w:b w:val="0"/>
+        </w:rPr>
+        <w:t xml:space="preserve">A tree predicts fern when </w:t>
       </w:r>
       <w:r>
         <w:rPr>
           <w:b/>
         </w:rPr>
-        <w:t>threshold</w:t>
-      </w:r>
-      <w:r>
-        <w:rPr>
-          <w:b w:val="0"/>
-        </w:rPr>
-        <w:t>.</w:t>
+        <w:t>leaf</w:t>
+      </w:r>
+      <w:r>
+        <w:rPr>
+          <w:b w:val="0"/>
+        </w:rPr>
+        <w:t>_width_cm &lt;= 3 and grass otherwise. Trace widths 2, 3 and 4. Which case checks the boundary?</w:t>
       </w:r>
     </w:p>
     <w:p>
@@ -4604,61 +5440,12 @@
         <w:pStyle w:val="Heading3"/>
       </w:pPr>
       <w:r>
-        <w:t>Independent question</w:t>
-      </w:r>
-    </w:p>
-    <w:p>
-      <w:pPr>
-        <w:pStyle w:val="Heading3"/>
-      </w:pPr>
-      <w:r>
-        <w:t>Independent question · withhold the key</w:t>
+        <w:t>Reasoned practice answer</w:t>
       </w:r>
     </w:p>
     <w:p>
       <w:pPr>
         <w:spacing w:line="336" w:lineRule="auto" w:after="180"/>
-        <w:shd w:fill="F5F1FB"/>
-      </w:pPr>
-      <w:r>
-        <w:rPr>
-          <w:b w:val="0"/>
-        </w:rPr>
-        <w:t xml:space="preserve">A tree predicts fern when </w:t>
-      </w:r>
-      <w:r>
-        <w:rPr>
-          <w:b/>
-        </w:rPr>
-        <w:t>leaf</w:t>
-      </w:r>
-      <w:r>
-        <w:rPr>
-          <w:b w:val="0"/>
-        </w:rPr>
-        <w:t>_width_cm &lt;= 3 and grass otherwise. Trace widths 2, 3 and 4. Which case checks the boundary?</w:t>
-      </w:r>
-    </w:p>
-    <w:p>
-      <w:pPr>
-        <w:pStyle w:val="Heading3"/>
-      </w:pPr>
-      <w:r>
-        <w:t>Expected independent answer</w:t>
-      </w:r>
-    </w:p>
-    <w:p>
-      <w:pPr>
-        <w:pStyle w:val="Heading3"/>
-      </w:pPr>
-      <w:r>
-        <w:t>Teacher key · Expected independent answer</w:t>
-      </w:r>
-    </w:p>
-    <w:p>
-      <w:pPr>
-        <w:spacing w:line="336" w:lineRule="auto" w:after="180"/>
-        <w:shd w:fill="F1F6FC"/>
       </w:pPr>
       <w:r>
         <w:rPr>
@@ -4988,1301 +5775,499 @@
     </w:p>
     <w:p>
       <w:pPr>
+        <w:spacing w:line="336" w:lineRule="auto" w:after="180"/>
+      </w:pPr>
+      <w:r>
+        <w:rPr>
+          <w:b/>
+        </w:rPr>
+        <w:t>Output</w:t>
+      </w:r>
+      <w:r>
+        <w:rPr>
+          <w:b w:val="0"/>
+        </w:rPr>
+        <w:t>s are healthy, spotted, spotted, and review or an explicitly defined missing-value path. Tracing applies a rule.</w:t>
+      </w:r>
+    </w:p>
+    <w:p>
+      <w:pPr>
+        <w:spacing w:line="336" w:lineRule="auto" w:after="180"/>
+      </w:pPr>
+      <w:r>
+        <w:rPr>
+          <w:b w:val="0"/>
+        </w:rPr>
+        <w:t xml:space="preserve">To claim </w:t>
+      </w:r>
+      <w:r>
+        <w:rPr>
+          <w:b/>
+        </w:rPr>
+        <w:t>training</w:t>
+      </w:r>
+      <w:r>
+        <w:rPr>
+          <w:b w:val="0"/>
+        </w:rPr>
+        <w:t xml:space="preserve">, show how candidate </w:t>
+      </w:r>
+      <w:r>
+        <w:rPr>
+          <w:b/>
+        </w:rPr>
+        <w:t>threshold</w:t>
+      </w:r>
+      <w:r>
+        <w:rPr>
+          <w:b w:val="0"/>
+        </w:rPr>
+        <w:t xml:space="preserve">s were evaluated on </w:t>
+      </w:r>
+      <w:r>
+        <w:rPr>
+          <w:b/>
+        </w:rPr>
+        <w:t>training</w:t>
+      </w:r>
+      <w:r>
+        <w:rPr>
+          <w:b w:val="0"/>
+        </w:rPr>
+        <w:t xml:space="preserve"> examples and how the chosen </w:t>
+      </w:r>
+      <w:r>
+        <w:rPr>
+          <w:b/>
+        </w:rPr>
+        <w:t>threshold</w:t>
+      </w:r>
+      <w:r>
+        <w:rPr>
+          <w:b w:val="0"/>
+        </w:rPr>
+        <w:t xml:space="preserve"> was selected.</w:t>
+      </w:r>
+    </w:p>
+    <w:p>
+      <w:pPr>
         <w:pStyle w:val="Heading3"/>
       </w:pPr>
       <w:r>
-        <w:t>Teacher key · Original transfer answer</w:t>
+        <w:t>Explanations for the additional workbook examples</w:t>
+      </w:r>
+    </w:p>
+    <w:p>
+      <w:pPr>
+        <w:pStyle w:val="Heading3"/>
+      </w:pPr>
+      <w:r>
+        <w:t>W1 Name the parts and decisions</w:t>
+      </w:r>
+    </w:p>
+    <w:p>
+      <w:pPr>
+        <w:pStyle w:val="Heading3"/>
+      </w:pPr>
+      <w:r>
+        <w:t>W2 Verify the candidate scores</w:t>
+      </w:r>
+    </w:p>
+    <w:p>
+      <w:pPr>
+        <w:pStyle w:val="Heading3"/>
+      </w:pPr>
+      <w:r>
+        <w:t>W3 Separate fitting from prediction</w:t>
+      </w:r>
+    </w:p>
+    <w:p>
+      <w:pPr>
+        <w:pStyle w:val="Heading3"/>
+      </w:pPr>
+      <w:r>
+        <w:t>W4 Fit a new tree independently</w:t>
       </w:r>
     </w:p>
     <w:p>
       <w:pPr>
         <w:spacing w:line="336" w:lineRule="auto" w:after="180"/>
-        <w:shd w:fill="F1F6FC"/>
-      </w:pPr>
+      </w:pPr>
+      <w:r>
+        <w:rPr>
+          <w:b w:val="0"/>
+        </w:rPr>
+        <w:t xml:space="preserve">New </w:t>
+      </w:r>
       <w:r>
         <w:rPr>
           <w:b/>
         </w:rPr>
-        <w:t>Output</w:t>
-      </w:r>
-      <w:r>
-        <w:rPr>
-          <w:b w:val="0"/>
-        </w:rPr>
-        <w:t>s are healthy, spotted, spotted, and review or an explicitly defined missing-value path. Tracing applies a rule.</w:t>
+        <w:t>training</w:t>
+      </w:r>
+      <w:r>
+        <w:rPr>
+          <w:b w:val="0"/>
+        </w:rPr>
+        <w:t xml:space="preserve"> rows (near,tall,label) are (1,0,clear),(1,1,clear),(1,0,clear),(0,1,blocked),(0,0,blocked),(0,1,clear). Use the same candidate order and tie policies. Give both candidates’ leaves and errors, then select the tree.</w:t>
       </w:r>
     </w:p>
     <w:p>
       <w:pPr>
         <w:spacing w:line="336" w:lineRule="auto" w:after="180"/>
-        <w:shd w:fill="F1F6FC"/>
-      </w:pPr>
-      <w:r>
-        <w:rPr>
-          <w:b w:val="0"/>
-        </w:rPr>
-        <w:t xml:space="preserve">To claim </w:t>
+      </w:pPr>
+      <w:r>
+        <w:rPr>
+          <w:b w:val="0"/>
+        </w:rPr>
+        <w:t xml:space="preserve">Validation rows are (1,1,clear),(0,0,blocked),(0,1,clear),(1,0,blocked). List tree </w:t>
       </w:r>
       <w:r>
         <w:rPr>
           <w:b/>
         </w:rPr>
+        <w:t>prediction</w:t>
+      </w:r>
+      <w:r>
+        <w:rPr>
+          <w:b w:val="0"/>
+        </w:rPr>
+        <w:t xml:space="preserve">s and compare accuracy with the </w:t>
+      </w:r>
+      <w:r>
+        <w:rPr>
+          <w:b/>
+        </w:rPr>
         <w:t>training</w:t>
       </w:r>
       <w:r>
         <w:rPr>
           <w:b w:val="0"/>
         </w:rPr>
-        <w:t xml:space="preserve">, show how candidate </w:t>
+        <w:t>-majority baseline.</w:t>
+      </w:r>
+    </w:p>
+    <w:p>
+      <w:pPr>
+        <w:spacing w:line="336" w:lineRule="auto" w:after="180"/>
+      </w:pPr>
+      <w:r>
+        <w:rPr>
+          <w:b w:val="0"/>
+        </w:rPr>
+        <w:t>Near=0 predicts blocked from 2 blocked and 1 clear; near=1 predicts clear from 3 clear. Near has 1 error. Both tall groups have 2 clear and 1 blocked, so both leaves predict clear and total errors are 2.</w:t>
+      </w:r>
+    </w:p>
+    <w:p>
+      <w:pPr>
+        <w:spacing w:line="336" w:lineRule="auto" w:after="180"/>
+      </w:pPr>
+      <w:r>
+        <w:rPr>
+          <w:b w:val="0"/>
+        </w:rPr>
+        <w:t xml:space="preserve">Choose near with reversed </w:t>
       </w:r>
       <w:r>
         <w:rPr>
           <w:b/>
         </w:rPr>
+        <w:t>leaf</w:t>
+      </w:r>
+      <w:r>
+        <w:rPr>
+          <w:b w:val="0"/>
+        </w:rPr>
+        <w:t xml:space="preserve"> labels compared with the worked example. Validation </w:t>
+      </w:r>
+      <w:r>
+        <w:rPr>
+          <w:b/>
+        </w:rPr>
+        <w:t>prediction</w:t>
+      </w:r>
+      <w:r>
+        <w:rPr>
+          <w:b w:val="0"/>
+        </w:rPr>
+        <w:t>s clear,blocked,blocked,clear match rows 1,2: 2/4. Baseline clear matches rows 1,3: 2/4. Both are 50 percent but errors differ.</w:t>
+      </w:r>
+    </w:p>
+    <w:p>
+      <w:pPr>
+        <w:pStyle w:val="Heading3"/>
+      </w:pPr>
+      <w:r>
+        <w:t>W5 Audit a tie and a claim</w:t>
+      </w:r>
+    </w:p>
+    <w:p>
+      <w:pPr>
+        <w:pStyle w:val="Heading3"/>
+      </w:pPr>
+      <w:r>
+        <w:t>Assess independent transfer</w:t>
+      </w:r>
+    </w:p>
+    <w:p>
+      <w:pPr>
+        <w:pStyle w:val="Heading3"/>
+      </w:pPr>
+      <w:r>
+        <w:t>Selected case answer</w:t>
+      </w:r>
+    </w:p>
+    <w:p>
+      <w:pPr>
+        <w:pStyle w:val="Heading3"/>
+      </w:pPr>
+      <w:r>
+        <w:t>Feedback that the learner uses</w:t>
+      </w:r>
+    </w:p>
+    <w:p>
+      <w:pPr>
+        <w:pStyle w:val="Heading1"/>
+      </w:pPr>
+      <w:r>
+        <w:t>06. Connect, support and revisit the experiment</w:t>
+      </w:r>
+    </w:p>
+    <w:p>
+      <w:r>
+        <w:t>Retain failures and assess a fresh parallel case after help.</w:t>
+      </w:r>
+    </w:p>
+    <w:p>
+      <w:pPr>
+        <w:pStyle w:val="Heading2"/>
+      </w:pPr>
+      <w:r>
+        <w:t>Project evidence</w:t>
+      </w:r>
+    </w:p>
+    <w:p>
+      <w:pPr>
+        <w:spacing w:line="336" w:lineRule="auto" w:after="180"/>
+      </w:pPr>
+      <w:r>
+        <w:rPr>
+          <w:b w:val="0"/>
+        </w:rPr>
+        <w:t xml:space="preserve">Draw the current Plant Classifier tree and annotate feature, </w:t>
+      </w:r>
+      <w:r>
+        <w:rPr>
+          <w:b/>
+        </w:rPr>
         <w:t>threshold</w:t>
       </w:r>
       <w:r>
         <w:rPr>
           <w:b w:val="0"/>
         </w:rPr>
-        <w:t xml:space="preserve">s were evaluated on </w:t>
+        <w:t xml:space="preserve">, </w:t>
       </w:r>
       <w:r>
         <w:rPr>
           <w:b/>
         </w:rPr>
+        <w:t>prediction</w:t>
+      </w:r>
+      <w:r>
+        <w:rPr>
+          <w:b w:val="0"/>
+        </w:rPr>
+        <w:t xml:space="preserve">, and test </w:t>
+      </w:r>
+      <w:r>
+        <w:rPr>
+          <w:b/>
+        </w:rPr>
+        <w:t>evidence</w:t>
+      </w:r>
+      <w:r>
+        <w:rPr>
+          <w:b w:val="0"/>
+        </w:rPr>
+        <w:t xml:space="preserve"> at each </w:t>
+      </w:r>
+      <w:r>
+        <w:rPr>
+          <w:b/>
+        </w:rPr>
+        <w:t>leaf</w:t>
+      </w:r>
+      <w:r>
+        <w:rPr>
+          <w:b w:val="0"/>
+        </w:rPr>
+        <w:t>.</w:t>
+      </w:r>
+    </w:p>
+    <w:p>
+      <w:pPr>
+        <w:spacing w:line="336" w:lineRule="auto" w:after="180"/>
+      </w:pPr>
+      <w:r>
+        <w:rPr>
+          <w:b w:val="0"/>
+        </w:rPr>
+        <w:t xml:space="preserve">Keep the decision, </w:t>
+      </w:r>
+      <w:r>
+        <w:rPr>
+          <w:b/>
+        </w:rPr>
+        <w:t>input</w:t>
+      </w:r>
+      <w:r>
+        <w:rPr>
+          <w:b w:val="0"/>
+        </w:rPr>
+        <w:t xml:space="preserve">, result, explanation and remaining limitation in the project </w:t>
+      </w:r>
+      <w:r>
+        <w:rPr>
+          <w:b/>
+        </w:rPr>
+        <w:t>evidence</w:t>
+      </w:r>
+      <w:r>
+        <w:rPr>
+          <w:b w:val="0"/>
+        </w:rPr>
+        <w:t xml:space="preserve"> record. Retrieve this record next week rather than restarting the project.</w:t>
+      </w:r>
+    </w:p>
+    <w:p>
+      <w:pPr>
+        <w:spacing w:line="336" w:lineRule="auto" w:after="180"/>
+      </w:pPr>
+      <w:r>
+        <w:rPr>
+          <w:b w:val="0"/>
+        </w:rPr>
+        <w:t xml:space="preserve">For your Responsible Plant Classifier, save the </w:t>
+      </w:r>
+      <w:r>
+        <w:rPr>
+          <w:b/>
+        </w:rPr>
+        <w:t>input</w:t>
+      </w:r>
+      <w:r>
+        <w:rPr>
+          <w:b w:val="0"/>
+        </w:rPr>
+        <w:t>, procedure, observed result and limitation of this check.</w:t>
+      </w:r>
+    </w:p>
+    <w:p>
+      <w:pPr>
+        <w:spacing w:line="336" w:lineRule="auto" w:after="180"/>
+      </w:pPr>
+      <w:r>
+        <w:rPr>
+          <w:b w:val="0"/>
+        </w:rPr>
+        <w:t>Label this worked example as practice; use a different, previously unreviewed case when checking independent understanding.</w:t>
+      </w:r>
+    </w:p>
+    <w:p>
+      <w:pPr>
+        <w:pStyle w:val="Heading2"/>
+      </w:pPr>
+      <w:r>
+        <w:t>Support and selected reassessment</w:t>
+      </w:r>
+    </w:p>
+    <w:p>
+      <w:pPr>
+        <w:spacing w:line="336" w:lineRule="auto" w:after="180"/>
+      </w:pPr>
+      <w:r>
+        <w:rPr>
+          <w:b w:val="0"/>
+        </w:rPr>
+        <w:t>Use a tiny labelled dataset, explicit units and a named positive class. Stretch: require a baseline, held-out evaluation and subgroup or shifted-condition analysis with denominators.</w:t>
+      </w:r>
+    </w:p>
+    <w:p>
+      <w:pPr>
+        <w:spacing w:line="336" w:lineRule="auto" w:after="180"/>
+      </w:pPr>
+      <w:r>
+        <w:rPr>
+          <w:b w:val="0"/>
+        </w:rPr>
+        <w:t xml:space="preserve">Use physical sorting before code. Explain row[feature] as selecting a flag and row[2] as reading its label. Supply empty </w:t>
+      </w:r>
+      <w:r>
+        <w:rPr>
+          <w:b/>
+        </w:rPr>
+        <w:t>branch</w:t>
+      </w:r>
+      <w:r>
+        <w:rPr>
+          <w:b w:val="0"/>
+        </w:rPr>
+        <w:t>-count tables.</w:t>
+      </w:r>
+    </w:p>
+    <w:p>
+      <w:pPr>
+        <w:spacing w:line="336" w:lineRule="auto" w:after="180"/>
+      </w:pPr>
+      <w:r>
+        <w:rPr>
+          <w:b w:val="0"/>
+        </w:rPr>
+        <w:t xml:space="preserve">Extension: explain why an empty </w:t>
+      </w:r>
+      <w:r>
+        <w:rPr>
+          <w:b/>
+        </w:rPr>
+        <w:t>branch</w:t>
+      </w:r>
+      <w:r>
+        <w:rPr>
+          <w:b w:val="0"/>
+        </w:rPr>
+        <w:t xml:space="preserve"> needs a fallback, and why this code would silently return clear if given an empty label list.</w:t>
+      </w:r>
+    </w:p>
+    <w:p>
+      <w:pPr>
+        <w:spacing w:line="336" w:lineRule="auto" w:after="180"/>
+      </w:pPr>
+      <w:r>
+        <w:rPr>
+          <w:b w:val="0"/>
+        </w:rPr>
+        <w:t xml:space="preserve">Selected independent task is stored spots&gt;=5, not refitting the older near/tall W4:4→healthy,5/6→spotted,missing→review. Applying it is inference; choosing cutoff from final-test labels contaminates evaluation. This alone does not establish fitting mastery. For a separate uncoached fitting retry, </w:t>
+      </w:r>
+      <w:r>
+        <w:rPr>
+          <w:b/>
+        </w:rPr>
         <w:t>training</w:t>
       </w:r>
       <w:r>
         <w:rPr>
           <w:b w:val="0"/>
         </w:rPr>
-        <w:t xml:space="preserve"> examples and how the chosen </w:t>
-      </w:r>
-      <w:r>
-        <w:rPr>
-          <w:b/>
-        </w:rPr>
-        <w:t>threshold</w:t>
-      </w:r>
-      <w:r>
-        <w:rPr>
-          <w:b w:val="0"/>
-        </w:rPr>
-        <w:t xml:space="preserve"> was selected.</w:t>
-      </w:r>
-    </w:p>
-    <w:p>
-      <w:pPr>
-        <w:pStyle w:val="Heading3"/>
-      </w:pPr>
-      <w:r>
-        <w:t>Explanations for the additional workbook examples</w:t>
-      </w:r>
-    </w:p>
-    <w:p>
-      <w:pPr>
-        <w:pStyle w:val="Heading3"/>
-      </w:pPr>
-      <w:r>
-        <w:t>W1 Name the parts and decisions</w:t>
-      </w:r>
-    </w:p>
-    <w:p>
-      <w:pPr>
-        <w:pStyle w:val="Heading3"/>
-      </w:pPr>
-      <w:r>
-        <w:t>Workbook question · W1</w:t>
-      </w:r>
-    </w:p>
-    <w:p>
-      <w:pPr>
-        <w:spacing w:line="336" w:lineRule="auto" w:after="180"/>
-        <w:shd w:fill="F5F1FB"/>
-      </w:pPr>
-      <w:r>
-        <w:rPr>
-          <w:b w:val="0"/>
-        </w:rPr>
-        <w:t xml:space="preserve">Identify the </w:t>
-      </w:r>
-      <w:r>
-        <w:rPr>
-          <w:b/>
-        </w:rPr>
-        <w:t>root</w:t>
-      </w:r>
-      <w:r>
-        <w:rPr>
-          <w:b w:val="0"/>
-        </w:rPr>
-        <w:t xml:space="preserve">, its two </w:t>
-      </w:r>
-      <w:r>
-        <w:rPr>
-          <w:b/>
-        </w:rPr>
-        <w:t>branch</w:t>
-      </w:r>
-      <w:r>
-        <w:rPr>
-          <w:b w:val="0"/>
-        </w:rPr>
-        <w:t xml:space="preserve">es, </w:t>
-      </w:r>
-      <w:r>
-        <w:rPr>
-          <w:b/>
-        </w:rPr>
-        <w:t>leaf</w:t>
-      </w:r>
-      <w:r>
-        <w:rPr>
-          <w:b w:val="0"/>
-        </w:rPr>
-        <w:t xml:space="preserve"> </w:t>
-      </w:r>
-      <w:r>
-        <w:rPr>
-          <w:b/>
-        </w:rPr>
-        <w:t>prediction</w:t>
-      </w:r>
-      <w:r>
-        <w:rPr>
-          <w:b w:val="0"/>
-        </w:rPr>
-        <w:t xml:space="preserve">s and </w:t>
-      </w:r>
-      <w:r>
-        <w:rPr>
-          <w:b/>
-        </w:rPr>
-        <w:t>depth</w:t>
-      </w:r>
-      <w:r>
-        <w:rPr>
-          <w:b w:val="0"/>
-        </w:rPr>
-        <w:t xml:space="preserve"> of the worked fitted tree. Which parts were selected using </w:t>
-      </w:r>
-      <w:r>
-        <w:rPr>
-          <w:b/>
-        </w:rPr>
-        <w:t>training</w:t>
-      </w:r>
-      <w:r>
-        <w:rPr>
-          <w:b w:val="0"/>
-        </w:rPr>
-        <w:t xml:space="preserve"> labels?</w:t>
-      </w:r>
-    </w:p>
-    <w:p>
-      <w:pPr>
-        <w:pStyle w:val="Heading3"/>
-      </w:pPr>
-      <w:r>
-        <w:t>Teacher reasoning · W1</w:t>
-      </w:r>
-    </w:p>
-    <w:p>
-      <w:pPr>
-        <w:spacing w:line="336" w:lineRule="auto" w:after="180"/>
-        <w:shd w:fill="F1F6FC"/>
-      </w:pPr>
-      <w:r>
-        <w:rPr>
-          <w:b w:val="0"/>
-        </w:rPr>
-        <w:t xml:space="preserve">The </w:t>
-      </w:r>
-      <w:r>
-        <w:rPr>
-          <w:b/>
-        </w:rPr>
-        <w:t>root</w:t>
-      </w:r>
-      <w:r>
-        <w:rPr>
-          <w:b w:val="0"/>
-        </w:rPr>
-        <w:t xml:space="preserve"> asks near, with </w:t>
-      </w:r>
-      <w:r>
-        <w:rPr>
-          <w:b/>
-        </w:rPr>
-        <w:t>branch</w:t>
-      </w:r>
-      <w:r>
-        <w:rPr>
-          <w:b w:val="0"/>
-        </w:rPr>
-        <w:t xml:space="preserve">es 0 and 1. Leaves predict clear for 0 and blocked for 1. </w:t>
-      </w:r>
-      <w:r>
-        <w:rPr>
-          <w:b/>
-        </w:rPr>
-        <w:t>Depth</w:t>
-      </w:r>
-      <w:r>
-        <w:rPr>
-          <w:b w:val="0"/>
-        </w:rPr>
-        <w:t xml:space="preserve"> is one. </w:t>
-      </w:r>
-      <w:r>
-        <w:rPr>
-          <w:b/>
-        </w:rPr>
-        <w:t>Training</w:t>
-      </w:r>
-      <w:r>
-        <w:rPr>
-          <w:b w:val="0"/>
-        </w:rPr>
-        <w:t xml:space="preserve"> labels determined both </w:t>
-      </w:r>
-      <w:r>
-        <w:rPr>
-          <w:b/>
-        </w:rPr>
-        <w:t>leaf</w:t>
-      </w:r>
-      <w:r>
-        <w:rPr>
-          <w:b w:val="0"/>
-        </w:rPr>
-        <w:t xml:space="preserve"> majorities and the error comparison that selected near rather than tall.</w:t>
-      </w:r>
-    </w:p>
-    <w:p>
-      <w:pPr>
-        <w:pStyle w:val="Heading3"/>
-      </w:pPr>
-      <w:r>
-        <w:t>W2 Verify the candidate scores</w:t>
-      </w:r>
-    </w:p>
-    <w:p>
-      <w:pPr>
-        <w:pStyle w:val="Heading3"/>
-      </w:pPr>
-      <w:r>
-        <w:t>Workbook question · W2</w:t>
-      </w:r>
-    </w:p>
-    <w:p>
-      <w:pPr>
-        <w:spacing w:line="336" w:lineRule="auto" w:after="180"/>
-        <w:shd w:fill="F5F1FB"/>
-      </w:pPr>
-      <w:r>
-        <w:rPr>
-          <w:b w:val="0"/>
-        </w:rPr>
-        <w:t xml:space="preserve">For each near </w:t>
-      </w:r>
-      <w:r>
-        <w:rPr>
-          <w:b/>
-        </w:rPr>
-        <w:t>branch</w:t>
-      </w:r>
-      <w:r>
-        <w:rPr>
-          <w:b w:val="0"/>
-        </w:rPr>
-        <w:t xml:space="preserve"> and each tall </w:t>
-      </w:r>
-      <w:r>
-        <w:rPr>
-          <w:b/>
-        </w:rPr>
-        <w:t>branch</w:t>
-      </w:r>
-      <w:r>
-        <w:rPr>
-          <w:b w:val="0"/>
-        </w:rPr>
-        <w:t xml:space="preserve">, count blocked and clear labels and choose a </w:t>
-      </w:r>
-      <w:r>
-        <w:rPr>
-          <w:b/>
-        </w:rPr>
-        <w:t>leaf</w:t>
-      </w:r>
-      <w:r>
-        <w:rPr>
-          <w:b w:val="0"/>
-        </w:rPr>
-        <w:t>. Give the total errors for each candidate question.</w:t>
-      </w:r>
-    </w:p>
-    <w:p>
-      <w:pPr>
-        <w:pStyle w:val="Heading3"/>
-      </w:pPr>
-      <w:r>
-        <w:t>Teacher reasoning · W2</w:t>
-      </w:r>
-    </w:p>
-    <w:p>
-      <w:pPr>
-        <w:spacing w:line="336" w:lineRule="auto" w:after="180"/>
-        <w:shd w:fill="F1F6FC"/>
-      </w:pPr>
-      <w:r>
-        <w:rPr>
-          <w:b w:val="0"/>
-        </w:rPr>
-        <w:t>Near=0 has 1 blocked and 2 clear, predicts clear with 1 error; near=1 has 3 blocked and 0 clear, predicts blocked with 0 errors. Tall=0 has 2 blocked and 1 clear; tall=1 also has 2 blocked and 1 clear.</w:t>
-      </w:r>
-    </w:p>
-    <w:p>
-      <w:pPr>
-        <w:spacing w:line="336" w:lineRule="auto" w:after="180"/>
-        <w:shd w:fill="F1F6FC"/>
-      </w:pPr>
-      <w:r>
-        <w:rPr>
-          <w:b w:val="0"/>
-        </w:rPr>
-        <w:t>Both tall leaves predict blocked with 1 error each. Totals are near 1 and tall 2.</w:t>
-      </w:r>
-    </w:p>
-    <w:p>
-      <w:pPr>
-        <w:pStyle w:val="Heading3"/>
-      </w:pPr>
-      <w:r>
-        <w:t>W3 Separate fitting from prediction</w:t>
-      </w:r>
-    </w:p>
-    <w:p>
-      <w:pPr>
-        <w:pStyle w:val="Heading3"/>
-      </w:pPr>
-      <w:r>
-        <w:t>Workbook question · W3</w:t>
-      </w:r>
-    </w:p>
-    <w:p>
-      <w:pPr>
-        <w:spacing w:line="336" w:lineRule="auto" w:after="180"/>
-        <w:shd w:fill="F5F1FB"/>
-      </w:pPr>
-      <w:r>
-        <w:rPr>
-          <w:b w:val="0"/>
-        </w:rPr>
-        <w:t xml:space="preserve">A learner sees a blocked validation case with near=0 and changes that </w:t>
-      </w:r>
-      <w:r>
-        <w:rPr>
-          <w:b/>
-        </w:rPr>
-        <w:t>leaf</w:t>
-      </w:r>
-      <w:r>
-        <w:rPr>
-          <w:b w:val="0"/>
-        </w:rPr>
-        <w:t xml:space="preserve"> to blocked before reporting the score. Explain what changed and how to report the original fitted tree fairly.</w:t>
-      </w:r>
-    </w:p>
-    <w:p>
-      <w:pPr>
-        <w:pStyle w:val="Heading3"/>
-      </w:pPr>
-      <w:r>
-        <w:t>Teacher reasoning · W3</w:t>
-      </w:r>
-    </w:p>
-    <w:p>
-      <w:pPr>
-        <w:spacing w:line="336" w:lineRule="auto" w:after="180"/>
-        <w:shd w:fill="F1F6FC"/>
-      </w:pPr>
-      <w:r>
-        <w:rPr>
-          <w:b w:val="0"/>
-        </w:rPr>
-        <w:t xml:space="preserve">The </w:t>
-      </w:r>
-      <w:r>
-        <w:rPr>
-          <w:b/>
-        </w:rPr>
-        <w:t>leaf</w:t>
-      </w:r>
-      <w:r>
-        <w:rPr>
-          <w:b w:val="0"/>
-        </w:rPr>
-        <w:t xml:space="preserve"> was changed using validation </w:t>
-      </w:r>
-      <w:r>
-        <w:rPr>
-          <w:b/>
-        </w:rPr>
-        <w:t>evidence</w:t>
-      </w:r>
-      <w:r>
-        <w:rPr>
-          <w:b w:val="0"/>
-        </w:rPr>
-        <w:t xml:space="preserve">, so it is no longer the original </w:t>
-      </w:r>
-      <w:r>
-        <w:rPr>
-          <w:b/>
-        </w:rPr>
-        <w:t>training</w:t>
-      </w:r>
-      <w:r>
-        <w:rPr>
-          <w:b w:val="0"/>
-        </w:rPr>
-        <w:t>-fitted tree. Score the original stored leaves on all the same validation rows and record any later development change separately.</w:t>
-      </w:r>
-    </w:p>
-    <w:p>
-      <w:pPr>
-        <w:spacing w:line="336" w:lineRule="auto" w:after="180"/>
-        <w:shd w:fill="F1F6FC"/>
-      </w:pPr>
-      <w:r>
-        <w:rPr>
-          <w:b w:val="0"/>
-        </w:rPr>
-        <w:t>Preserve a separate final test for final evaluation.</w:t>
-      </w:r>
-    </w:p>
-    <w:p>
-      <w:pPr>
-        <w:pStyle w:val="Heading3"/>
-      </w:pPr>
-      <w:r>
-        <w:t>W4 Fit a new tree independently</w:t>
-      </w:r>
-    </w:p>
-    <w:p>
-      <w:pPr>
-        <w:pStyle w:val="Heading3"/>
-      </w:pPr>
-      <w:r>
-        <w:t>Workbook question · W4</w:t>
-      </w:r>
-    </w:p>
-    <w:p>
-      <w:pPr>
-        <w:spacing w:line="336" w:lineRule="auto" w:after="180"/>
-        <w:shd w:fill="F5F1FB"/>
-      </w:pPr>
-      <w:r>
-        <w:rPr>
-          <w:b w:val="0"/>
-        </w:rPr>
-        <w:t xml:space="preserve">New </w:t>
-      </w:r>
-      <w:r>
-        <w:rPr>
-          <w:b/>
-        </w:rPr>
-        <w:t>training</w:t>
-      </w:r>
-      <w:r>
-        <w:rPr>
-          <w:b w:val="0"/>
-        </w:rPr>
-        <w:t xml:space="preserve"> rows (near,tall,label) are (1,0,clear),(1,1,clear),(1,0,clear),(0,1,blocked),(0,0,blocked),(0,1,clear). Use the same candidate order and tie policies. Give both candidates’ leaves and errors, then select the tree.</w:t>
-      </w:r>
-    </w:p>
-    <w:p>
-      <w:pPr>
-        <w:spacing w:line="336" w:lineRule="auto" w:after="180"/>
-        <w:shd w:fill="F5F1FB"/>
-      </w:pPr>
-      <w:r>
-        <w:rPr>
-          <w:b w:val="0"/>
-        </w:rPr>
-        <w:t xml:space="preserve">Validation rows are (1,1,clear),(0,0,blocked),(0,1,clear),(1,0,blocked). List tree </w:t>
-      </w:r>
-      <w:r>
-        <w:rPr>
-          <w:b/>
-        </w:rPr>
-        <w:t>prediction</w:t>
-      </w:r>
-      <w:r>
-        <w:rPr>
-          <w:b w:val="0"/>
-        </w:rPr>
-        <w:t xml:space="preserve">s and compare accuracy with the </w:t>
-      </w:r>
-      <w:r>
-        <w:rPr>
-          <w:b/>
-        </w:rPr>
-        <w:t>training</w:t>
-      </w:r>
-      <w:r>
-        <w:rPr>
-          <w:b w:val="0"/>
-        </w:rPr>
-        <w:t>-majority baseline.</w:t>
-      </w:r>
-    </w:p>
-    <w:p>
-      <w:pPr>
-        <w:pStyle w:val="Heading3"/>
-      </w:pPr>
-      <w:r>
-        <w:t>Teacher reasoning · W4</w:t>
-      </w:r>
-    </w:p>
-    <w:p>
-      <w:pPr>
-        <w:spacing w:line="336" w:lineRule="auto" w:after="180"/>
-        <w:shd w:fill="F1F6FC"/>
-      </w:pPr>
-      <w:r>
-        <w:rPr>
-          <w:b w:val="0"/>
-        </w:rPr>
-        <w:t>Near=0 predicts blocked from 2 blocked and 1 clear; near=1 predicts clear from 3 clear. Near has 1 error. Both tall groups have 2 clear and 1 blocked, so both leaves predict clear and total errors are 2.</w:t>
-      </w:r>
-    </w:p>
-    <w:p>
-      <w:pPr>
-        <w:spacing w:line="336" w:lineRule="auto" w:after="180"/>
-        <w:shd w:fill="F1F6FC"/>
-      </w:pPr>
-      <w:r>
-        <w:rPr>
-          <w:b w:val="0"/>
-        </w:rPr>
-        <w:t xml:space="preserve">Choose near with reversed </w:t>
-      </w:r>
-      <w:r>
-        <w:rPr>
-          <w:b/>
-        </w:rPr>
-        <w:t>leaf</w:t>
-      </w:r>
-      <w:r>
-        <w:rPr>
-          <w:b w:val="0"/>
-        </w:rPr>
-        <w:t xml:space="preserve"> labels compared with the worked example. Validation </w:t>
-      </w:r>
-      <w:r>
-        <w:rPr>
-          <w:b/>
-        </w:rPr>
-        <w:t>prediction</w:t>
-      </w:r>
-      <w:r>
-        <w:rPr>
-          <w:b w:val="0"/>
-        </w:rPr>
-        <w:t>s clear,blocked,blocked,clear match rows 1,2: 2/4. Baseline clear matches rows 1,3: 2/4. Both are 50 percent but errors differ.</w:t>
-      </w:r>
-    </w:p>
-    <w:p>
-      <w:pPr>
-        <w:pStyle w:val="Heading3"/>
-      </w:pPr>
-      <w:r>
-        <w:t>W5 Audit a tie and a claim</w:t>
-      </w:r>
-    </w:p>
-    <w:p>
-      <w:pPr>
-        <w:pStyle w:val="Heading3"/>
-      </w:pPr>
-      <w:r>
-        <w:t>Workbook question · W5</w:t>
-      </w:r>
-    </w:p>
-    <w:p>
-      <w:pPr>
-        <w:spacing w:line="336" w:lineRule="auto" w:after="180"/>
-        <w:shd w:fill="F5F1FB"/>
-      </w:pPr>
-      <w:r>
-        <w:rPr>
-          <w:b w:val="0"/>
-        </w:rPr>
-        <w:t xml:space="preserve">If near and tall make the same </w:t>
-      </w:r>
-      <w:r>
-        <w:rPr>
-          <w:b/>
-        </w:rPr>
-        <w:t>training</w:t>
-      </w:r>
-      <w:r>
-        <w:rPr>
-          <w:b w:val="0"/>
-        </w:rPr>
-        <w:t xml:space="preserve"> error count, which question does this code retain and why? Does retaining that question prove it will be better on future trips?</w:t>
-      </w:r>
-    </w:p>
-    <w:p>
-      <w:pPr>
-        <w:pStyle w:val="Heading3"/>
-      </w:pPr>
-      <w:r>
-        <w:t>Teacher reasoning · W5</w:t>
-      </w:r>
-    </w:p>
-    <w:p>
-      <w:pPr>
-        <w:spacing w:line="336" w:lineRule="auto" w:after="180"/>
-        <w:shd w:fill="F1F6FC"/>
-      </w:pPr>
-      <w:r>
-        <w:rPr>
-          <w:b w:val="0"/>
-        </w:rPr>
-        <w:t xml:space="preserve">It retains near because near is tried first and strict &lt; replaces only for fewer errors. This is a declared tie convention, not </w:t>
-      </w:r>
-      <w:r>
-        <w:rPr>
-          <w:b/>
-        </w:rPr>
-        <w:t>evidence</w:t>
-      </w:r>
-      <w:r>
-        <w:rPr>
-          <w:b w:val="0"/>
-        </w:rPr>
-        <w:t xml:space="preserve"> of better future performance. Separate evaluation and relevant examples are still needed.</w:t>
-      </w:r>
-    </w:p>
-    <w:p>
-      <w:pPr>
-        <w:pStyle w:val="Heading3"/>
-      </w:pPr>
-      <w:r>
-        <w:t>Assess independent transfer</w:t>
-      </w:r>
-    </w:p>
-    <w:p>
-      <w:pPr>
-        <w:pStyle w:val="Heading3"/>
-      </w:pPr>
-      <w:r>
-        <w:t>Independent question · withhold the key</w:t>
-      </w:r>
-    </w:p>
-    <w:p>
-      <w:pPr>
-        <w:spacing w:line="336" w:lineRule="auto" w:after="180"/>
-        <w:shd w:fill="F5F1FB"/>
-      </w:pPr>
-      <w:r>
-        <w:rPr>
-          <w:b w:val="0"/>
-        </w:rPr>
-        <w:t>Selected case: A stored fitted rule says spots &gt;=5 predicts spotted; otherwise healthy. Trace4,5,6 and a missing count. Policy: missing count requires review. Can test labels be used to choose this cutoff?</w:t>
-      </w:r>
-    </w:p>
-    <w:p>
-      <w:pPr>
-        <w:pStyle w:val="Heading3"/>
-      </w:pPr>
-      <w:r>
-        <w:t>Selected case answer</w:t>
-      </w:r>
-    </w:p>
-    <w:p>
-      <w:pPr>
-        <w:pStyle w:val="Heading3"/>
-      </w:pPr>
-      <w:r>
-        <w:t>Teacher key · Selected case answer</w:t>
-      </w:r>
-    </w:p>
-    <w:p>
-      <w:pPr>
-        <w:spacing w:line="336" w:lineRule="auto" w:after="180"/>
-        <w:shd w:fill="F1F6FC"/>
-      </w:pPr>
-      <w:r>
-        <w:rPr>
-          <w:b w:val="0"/>
-        </w:rPr>
-        <w:t xml:space="preserve">4 predicts healthy;5 and6 predict spotted; missing requires review. Applying the stored cutoff is inference, not </w:t>
-      </w:r>
-      <w:r>
-        <w:rPr>
-          <w:b/>
-        </w:rPr>
-        <w:t>fitting</w:t>
-      </w:r>
-      <w:r>
-        <w:rPr>
-          <w:b w:val="0"/>
-        </w:rPr>
-        <w:t>. Choosing it using test labels contaminates the final evaluation; use designated development data.</w:t>
-      </w:r>
-    </w:p>
-    <w:tbl>
-      <w:tblPr>
-        <w:tblStyle w:val="LightShading-Accent1"/>
-        <w:tblW w:type="auto" w:w="0"/>
-        <w:tblLook w:firstColumn="1" w:firstRow="1" w:lastColumn="0" w:lastRow="0" w:noHBand="0" w:noVBand="1" w:val="04A0"/>
-      </w:tblPr>
-      <w:tblGrid>
-        <w:gridCol w:w="5112"/>
-        <w:gridCol w:w="5112"/>
-      </w:tblGrid>
-      <w:tr>
-        <w:trPr>
-          <w:tblHeader/>
-        </w:trPr>
-        <w:tc>
-          <w:tcPr>
-            <w:tcW w:type="dxa" w:w="5112"/>
-          </w:tcPr>
-          <w:p>
-            <w:r>
-              <w:t>Dimension</w:t>
-            </w:r>
-          </w:p>
-        </w:tc>
-        <w:tc>
-          <w:tcPr>
-            <w:tcW w:type="dxa" w:w="5112"/>
-          </w:tcPr>
-          <w:p>
-            <w:r>
-              <w:t>Evidence required</w:t>
-            </w:r>
-          </w:p>
-        </w:tc>
-      </w:tr>
-      <w:tr>
-        <w:tc>
-          <w:tcPr>
-            <w:tcW w:type="dxa" w:w="5112"/>
-          </w:tcPr>
-          <w:p>
-            <w:r>
-              <w:t>Explanation</w:t>
-            </w:r>
-          </w:p>
-        </w:tc>
-        <w:tc>
-          <w:tcPr>
-            <w:tcW w:type="dxa" w:w="5112"/>
-          </w:tcPr>
-          <w:p>
-            <w:r>
-              <w:t>Names the applicable idea or procedure and ties it to the supplied facts.</w:t>
-            </w:r>
-          </w:p>
-        </w:tc>
-      </w:tr>
-      <w:tr>
-        <w:tc>
-          <w:tcPr>
-            <w:tcW w:type="dxa" w:w="5112"/>
-          </w:tcPr>
-          <w:p>
-            <w:r>
-              <w:t>Trace and result</w:t>
-            </w:r>
-          </w:p>
-        </w:tc>
-        <w:tc>
-          <w:tcPr>
-            <w:tcW w:type="dxa" w:w="5112"/>
-          </w:tcPr>
-          <w:p>
-            <w:r>
-              <w:t>Preserves the given inputs and shows the relevant intermediate steps; distinguishes a prediction from an observed execution.</w:t>
-            </w:r>
-          </w:p>
-        </w:tc>
-      </w:tr>
-      <w:tr>
-        <w:tc>
-          <w:tcPr>
-            <w:tcW w:type="dxa" w:w="5112"/>
-          </w:tcPr>
-          <w:p>
-            <w:r>
-              <w:t>Limits</w:t>
-            </w:r>
-          </w:p>
-        </w:tc>
-        <w:tc>
-          <w:tcPr>
-            <w:tcW w:type="dxa" w:w="5112"/>
-          </w:tcPr>
-          <w:p>
-            <w:r>
-              <w:t>States the assumptions, missing evidence or conditions under which the result would change.</w:t>
-            </w:r>
-          </w:p>
-        </w:tc>
-      </w:tr>
-    </w:tbl>
-    <w:p>
-      <w:pPr>
-        <w:pStyle w:val="Heading3"/>
-      </w:pPr>
-      <w:r>
-        <w:t>Teacher key · Selected case answer</w:t>
-      </w:r>
-    </w:p>
-    <w:p>
-      <w:pPr>
-        <w:spacing w:line="336" w:lineRule="auto" w:after="180"/>
-        <w:shd w:fill="F1F6FC"/>
-      </w:pPr>
-      <w:r>
-        <w:rPr>
-          <w:b w:val="0"/>
-        </w:rPr>
-        <w:t>Record each dimension as not yet, with support, or independent. Accept a valid alternative procedure with a defensible trace.</w:t>
-      </w:r>
-    </w:p>
-    <w:p>
-      <w:pPr>
-        <w:spacing w:line="336" w:lineRule="auto" w:after="180"/>
-        <w:shd w:fill="F1F6FC"/>
-      </w:pPr>
-      <w:r>
-        <w:rPr>
-          <w:b w:val="0"/>
-        </w:rPr>
-        <w:t xml:space="preserve">Do not penalise an honestly recorded model failure if the learner correctly explains its </w:t>
-      </w:r>
-      <w:r>
-        <w:rPr>
-          <w:b/>
-        </w:rPr>
-        <w:t>evidence</w:t>
-      </w:r>
-      <w:r>
-        <w:rPr>
-          <w:b w:val="0"/>
-        </w:rPr>
-        <w:t xml:space="preserve"> and limits.</w:t>
-      </w:r>
-    </w:p>
-    <w:p>
-      <w:pPr>
-        <w:pStyle w:val="Heading3"/>
-      </w:pPr>
-      <w:r>
-        <w:t>Feedback that the learner uses</w:t>
-      </w:r>
-    </w:p>
-    <w:p>
-      <w:pPr>
-        <w:spacing w:line="336" w:lineRule="auto" w:after="180"/>
-      </w:pPr>
-      <w:r>
-        <w:rPr>
-          <w:b w:val="0"/>
-        </w:rPr>
-        <w:t>Name the earliest unsupported step and give one action to repair it. Have the learner make that repair now and explain why. Then assess the relevant skill on a fresh, fully specified case.</w:t>
-      </w:r>
-    </w:p>
-    <w:p>
-      <w:pPr>
-        <w:spacing w:line="336" w:lineRule="auto" w:after="180"/>
-      </w:pPr>
-      <w:r>
-        <w:rPr>
-          <w:b w:val="0"/>
-        </w:rPr>
-        <w:t>Confirm it was not previously practised with feedback; solve and check the new case before assigning it. A follow-up design prompt is a starting brief, not automatically an equivalent test.</w:t>
-      </w:r>
-    </w:p>
-    <w:p>
-      <w:pPr>
-        <w:pStyle w:val="Heading1"/>
-      </w:pPr>
-      <w:r>
-        <w:t>06. Connect and extend learning</w:t>
-      </w:r>
-    </w:p>
-    <w:p>
-      <w:r>
-        <w:t>Connect Decision Trees to Responsible Plant Classifier, adapt support and plan a later changed-case check.</w:t>
-      </w:r>
-    </w:p>
-    <w:p>
-      <w:pPr>
-        <w:pStyle w:val="Heading3"/>
-      </w:pPr>
-      <w:r>
-        <w:t>Responsible Plant Classifier</w:t>
-      </w:r>
-    </w:p>
-    <w:p>
-      <w:pPr>
-        <w:spacing w:line="336" w:lineRule="auto" w:after="180"/>
-      </w:pPr>
-      <w:r>
-        <w:rPr>
-          <w:b w:val="0"/>
-        </w:rPr>
-        <w:t xml:space="preserve">Draw the current Plant Classifier tree and annotate feature, </w:t>
-      </w:r>
-      <w:r>
-        <w:rPr>
-          <w:b/>
-        </w:rPr>
-        <w:t>threshold</w:t>
-      </w:r>
-      <w:r>
-        <w:rPr>
-          <w:b w:val="0"/>
-        </w:rPr>
-        <w:t xml:space="preserve">, </w:t>
-      </w:r>
-      <w:r>
-        <w:rPr>
-          <w:b/>
-        </w:rPr>
-        <w:t>prediction</w:t>
-      </w:r>
-      <w:r>
-        <w:rPr>
-          <w:b w:val="0"/>
-        </w:rPr>
-        <w:t xml:space="preserve">, and test </w:t>
-      </w:r>
-      <w:r>
-        <w:rPr>
-          <w:b/>
-        </w:rPr>
-        <w:t>evidence</w:t>
-      </w:r>
-      <w:r>
-        <w:rPr>
-          <w:b w:val="0"/>
-        </w:rPr>
-        <w:t xml:space="preserve"> at each </w:t>
-      </w:r>
-      <w:r>
-        <w:rPr>
-          <w:b/>
-        </w:rPr>
-        <w:t>leaf</w:t>
-      </w:r>
-      <w:r>
-        <w:rPr>
-          <w:b w:val="0"/>
-        </w:rPr>
-        <w:t>.</w:t>
-      </w:r>
-    </w:p>
-    <w:p>
-      <w:pPr>
-        <w:spacing w:line="336" w:lineRule="auto" w:after="180"/>
-      </w:pPr>
-      <w:r>
-        <w:rPr>
-          <w:b w:val="0"/>
-        </w:rPr>
-        <w:t xml:space="preserve">Keep the decision, </w:t>
-      </w:r>
-      <w:r>
-        <w:rPr>
-          <w:b/>
-        </w:rPr>
-        <w:t>input</w:t>
-      </w:r>
-      <w:r>
-        <w:rPr>
-          <w:b w:val="0"/>
-        </w:rPr>
-        <w:t xml:space="preserve">, result, explanation and remaining limitation in the project </w:t>
-      </w:r>
-      <w:r>
-        <w:rPr>
-          <w:b/>
-        </w:rPr>
-        <w:t>evidence</w:t>
-      </w:r>
-      <w:r>
-        <w:rPr>
-          <w:b w:val="0"/>
-        </w:rPr>
-        <w:t xml:space="preserve"> record. Retrieve this record next week rather than restarting the project.</w:t>
-      </w:r>
-    </w:p>
-    <w:p>
-      <w:pPr>
-        <w:pStyle w:val="Heading3"/>
-      </w:pPr>
-      <w:r>
-        <w:t>Support and stretch</w:t>
-      </w:r>
-    </w:p>
-    <w:p>
-      <w:pPr>
-        <w:spacing w:line="336" w:lineRule="auto" w:after="180"/>
-      </w:pPr>
-      <w:r>
-        <w:rPr>
-          <w:b w:val="0"/>
-        </w:rPr>
-        <w:t>Use a tiny labelled dataset, explicit units and a named positive class. Stretch: require a baseline, held-out evaluation and subgroup or shifted-condition analysis with denominators.</w:t>
-      </w:r>
-    </w:p>
-    <w:p>
-      <w:pPr>
-        <w:pStyle w:val="Heading3"/>
-      </w:pPr>
-      <w:r>
-        <w:t>Exit reflection</w:t>
-      </w:r>
-    </w:p>
-    <w:p>
-      <w:pPr>
-        <w:spacing w:line="336" w:lineRule="auto" w:after="180"/>
-      </w:pPr>
-      <w:r>
-        <w:rPr>
-          <w:b w:val="0"/>
-        </w:rPr>
-        <w:t xml:space="preserve">Ask for one decision the learner can now justify and one situation requiring more </w:t>
-      </w:r>
-      <w:r>
-        <w:rPr>
-          <w:b/>
-        </w:rPr>
-        <w:t>evidence</w:t>
-      </w:r>
-      <w:r>
-        <w:rPr>
-          <w:b w:val="0"/>
-        </w:rPr>
-        <w:t xml:space="preserve"> or human review. Confidence ratings are separate from correct independent performance.</w:t>
-      </w:r>
-    </w:p>
-    <w:p>
-      <w:pPr>
-        <w:pStyle w:val="Heading3"/>
-      </w:pPr>
-      <w:r>
-        <w:t>Bridge to the next week</w:t>
-      </w:r>
-    </w:p>
-    <w:p>
-      <w:pPr>
-        <w:spacing w:line="336" w:lineRule="auto" w:after="180"/>
-      </w:pPr>
-      <w:r>
-        <w:rPr>
-          <w:b w:val="0"/>
-        </w:rPr>
-        <w:t xml:space="preserve">Next: Week 12: Nearest Neighbors. Retrieve today’s </w:t>
-      </w:r>
-      <w:r>
-        <w:rPr>
-          <w:b/>
-        </w:rPr>
-        <w:t>evidence</w:t>
-      </w:r>
-      <w:r>
-        <w:rPr>
-          <w:b w:val="0"/>
-        </w:rPr>
-        <w:t xml:space="preserve"> and identify what carries forward and what is new.</w:t>
-      </w:r>
-    </w:p>
-    <w:p>
-      <w:pPr>
-        <w:pStyle w:val="Heading3"/>
-      </w:pPr>
-      <w:r>
-        <w:t>Support and fresh reassessment</w:t>
-      </w:r>
-    </w:p>
-    <w:p>
-      <w:pPr>
-        <w:spacing w:line="336" w:lineRule="auto" w:after="180"/>
-      </w:pPr>
-      <w:r>
-        <w:rPr>
-          <w:b w:val="0"/>
-        </w:rPr>
-        <w:t xml:space="preserve">Use physical sorting before code. Explain row[feature] as selecting a flag and row[2] as reading its label. Supply empty </w:t>
-      </w:r>
-      <w:r>
-        <w:rPr>
-          <w:b/>
-        </w:rPr>
-        <w:t>branch</w:t>
-      </w:r>
-      <w:r>
-        <w:rPr>
-          <w:b w:val="0"/>
-        </w:rPr>
-        <w:t>-count tables.</w:t>
-      </w:r>
-    </w:p>
-    <w:p>
-      <w:pPr>
-        <w:spacing w:line="336" w:lineRule="auto" w:after="180"/>
-      </w:pPr>
-      <w:r>
-        <w:rPr>
-          <w:b w:val="0"/>
-        </w:rPr>
-        <w:t xml:space="preserve">Extension: explain why an empty </w:t>
-      </w:r>
-      <w:r>
-        <w:rPr>
-          <w:b/>
-        </w:rPr>
-        <w:t>branch</w:t>
-      </w:r>
-      <w:r>
-        <w:rPr>
-          <w:b w:val="0"/>
-        </w:rPr>
-        <w:t xml:space="preserve"> needs a fallback, and why this code would silently return clear if given an empty label list.</w:t>
-      </w:r>
-    </w:p>
-    <w:p>
-      <w:pPr>
-        <w:spacing w:line="336" w:lineRule="auto" w:after="180"/>
-      </w:pPr>
-      <w:r>
-        <w:rPr>
-          <w:b w:val="0"/>
-        </w:rPr>
-        <w:t xml:space="preserve">Require W4 near error 1, tall error 2, near=0 blocked and near=1 clear, with both validation scores 2/4. Fresh retry: </w:t>
-      </w:r>
-      <w:r>
-        <w:rPr>
-          <w:b/>
-        </w:rPr>
-        <w:t>training</w:t>
-      </w:r>
-      <w:r>
-        <w:rPr>
-          <w:b w:val="0"/>
-        </w:rPr>
-        <w:t xml:space="preserve"> (0,0,clear),(0,1,blocked),(1,0,clear),(1,1,blocked).</w:t>
-      </w:r>
-    </w:p>
-    <w:p>
-      <w:pPr>
-        <w:spacing w:line="336" w:lineRule="auto" w:after="180"/>
-      </w:pPr>
-      <w:r>
-        <w:rPr>
-          <w:b w:val="0"/>
-        </w:rPr>
-        <w:t xml:space="preserve">Near </w:t>
-      </w:r>
-      <w:r>
-        <w:rPr>
-          <w:b/>
-        </w:rPr>
-        <w:t>branch</w:t>
-      </w:r>
-      <w:r>
-        <w:rPr>
-          <w:b w:val="0"/>
-        </w:rPr>
-        <w:t>es each tie and predict clear, giving 2 errors. Tall=0 predicts clear and tall=1 blocked with 0 errors; choose tall. Validation (0,1,blocked),(1,0,clear),(1,1,clear) gives blocked,clear,blocked: 2/3.</w:t>
-      </w:r>
-    </w:p>
-    <w:p>
-      <w:pPr>
-        <w:spacing w:line="336" w:lineRule="auto" w:after="180"/>
-      </w:pPr>
-      <w:r>
-        <w:rPr>
-          <w:b w:val="0"/>
-        </w:rPr>
-        <w:t xml:space="preserve">The tied </w:t>
-      </w:r>
-      <w:r>
-        <w:rPr>
-          <w:b/>
-        </w:rPr>
-        <w:t>training</w:t>
-      </w:r>
-      <w:r>
-        <w:rPr>
-          <w:b w:val="0"/>
-        </w:rPr>
-        <w:t xml:space="preserve"> baseline predicts clear and also gets 2/3, with different missed rows. Require the learned feature and both tie policies.</w:t>
-      </w:r>
-    </w:p>
-    <w:p>
-      <w:pPr>
-        <w:spacing w:line="336" w:lineRule="auto" w:after="180"/>
-      </w:pPr>
-      <w:r>
-        <w:rPr>
-          <w:b w:val="0"/>
-        </w:rPr>
-        <w:t xml:space="preserve">Week 10 introduces nearest neighbours and distances. Carry forward the </w:t>
-      </w:r>
-      <w:r>
-        <w:rPr>
-          <w:b/>
-        </w:rPr>
-        <w:t>training</w:t>
-      </w:r>
-      <w:r>
-        <w:rPr>
-          <w:b w:val="0"/>
-        </w:rPr>
-        <w:t xml:space="preserve">/validation </w:t>
-      </w:r>
-      <w:r>
-        <w:rPr>
-          <w:b/>
-        </w:rPr>
-        <w:t>split</w:t>
-      </w:r>
-      <w:r>
-        <w:rPr>
-          <w:b w:val="0"/>
-        </w:rPr>
-        <w:t xml:space="preserve"> and baseline.</w:t>
-      </w:r>
-    </w:p>
-    <w:p>
-      <w:pPr>
-        <w:spacing w:line="336" w:lineRule="auto" w:after="180"/>
-      </w:pPr>
-      <w:r>
-        <w:rPr>
-          <w:b w:val="0"/>
-        </w:rPr>
-        <w:t>Teacher reference: https://scikit-learn.org/stable/modules/generated/sklearn.tree.DecisionTreeClassifier.html (reviewed 2026-09-27); its library criteria differ from our stated classroom mistake-count procedure.</w:t>
-      </w:r>
-    </w:p>
-    <w:p>
-      <w:pPr>
-        <w:pStyle w:val="Heading3"/>
-      </w:pPr>
-      <w:r>
-        <w:t>Plan the delayed return</w:t>
+        <w:t>(0,0,clear),(0,1,blocked),(1,0,clear),(1,1,blocked) givesnear2errors(clearleaf ties),tall0errors(tall0clear,tall1blocked). Require both tie policies and a fresh validation trace before claiming fitting transfer.</w:t>
+      </w:r>
+    </w:p>
+    <w:p>
+      <w:pPr>
+        <w:pStyle w:val="Heading2"/>
+      </w:pPr>
+      <w:r>
+        <w:t>Delayed return</w:t>
       </w:r>
     </w:p>
     <w:p>
@@ -6499,71 +6484,200 @@
     </w:p>
     <w:p>
       <w:pPr>
+        <w:pStyle w:val="Heading2"/>
+      </w:pPr>
+      <w:r>
+        <w:t>Bridge and reflection</w:t>
+      </w:r>
+    </w:p>
+    <w:p>
+      <w:pPr>
+        <w:spacing w:line="336" w:lineRule="auto" w:after="180"/>
+      </w:pPr>
+      <w:r>
+        <w:rPr>
+          <w:b w:val="0"/>
+        </w:rPr>
+        <w:t xml:space="preserve">Ask for one decision the learner can now justify and one situation requiring more </w:t>
+      </w:r>
+      <w:r>
+        <w:rPr>
+          <w:b/>
+        </w:rPr>
+        <w:t>evidence</w:t>
+      </w:r>
+      <w:r>
+        <w:rPr>
+          <w:b w:val="0"/>
+        </w:rPr>
+        <w:t xml:space="preserve"> or human review. Confidence ratings are separate from correct independent performance.</w:t>
+      </w:r>
+    </w:p>
+    <w:p>
+      <w:pPr>
+        <w:spacing w:line="336" w:lineRule="auto" w:after="180"/>
+      </w:pPr>
+      <w:r>
+        <w:rPr>
+          <w:b w:val="0"/>
+        </w:rPr>
+        <w:t xml:space="preserve">Next: Week 12: Nearest Neighbors. Retrieve today’s </w:t>
+      </w:r>
+      <w:r>
+        <w:rPr>
+          <w:b/>
+        </w:rPr>
+        <w:t>evidence</w:t>
+      </w:r>
+      <w:r>
+        <w:rPr>
+          <w:b w:val="0"/>
+        </w:rPr>
+        <w:t xml:space="preserve"> and identify what carries forward and what is new.</w:t>
+      </w:r>
+    </w:p>
+    <w:p>
+      <w:pPr>
+        <w:spacing w:line="336" w:lineRule="auto" w:after="180"/>
+      </w:pPr>
+      <w:r>
+        <w:rPr>
+          <w:b w:val="0"/>
+        </w:rPr>
+        <w:t xml:space="preserve">Next is Week12: Nearest Neighbors. Carry forward the </w:t>
+      </w:r>
+      <w:r>
+        <w:rPr>
+          <w:b/>
+        </w:rPr>
+        <w:t>training</w:t>
+      </w:r>
+      <w:r>
+        <w:rPr>
+          <w:b w:val="0"/>
+        </w:rPr>
+        <w:t xml:space="preserve">/validation </w:t>
+      </w:r>
+      <w:r>
+        <w:rPr>
+          <w:b/>
+        </w:rPr>
+        <w:t>split</w:t>
+      </w:r>
+      <w:r>
+        <w:rPr>
+          <w:b w:val="0"/>
+        </w:rPr>
+        <w:t xml:space="preserve"> and baseline. Primary reference: https://scikit-learn.org/stable/modules/generated/sklearn.tree.DecisionTreeClassifier.html ; its library criteria differ from this classroom total-mistake fitting procedure.</w:t>
+      </w:r>
+    </w:p>
+    <w:p>
+      <w:pPr>
+        <w:pStyle w:val="Heading2"/>
+      </w:pPr>
+      <w:r>
+        <w:t>Earlier wording, alternatives and picture transcripts · reference / check after trying</w:t>
+      </w:r>
+    </w:p>
+    <w:p>
+      <w:pPr>
+        <w:spacing w:line="336" w:lineRule="auto" w:after="180"/>
+      </w:pPr>
+      <w:r>
+        <w:rPr>
+          <w:b w:val="0"/>
+        </w:rPr>
+        <w:t>Connect and extend learning</w:t>
+      </w:r>
+    </w:p>
+    <w:p>
+      <w:pPr>
         <w:pStyle w:val="Heading3"/>
       </w:pPr>
       <w:r>
+        <w:t>Responsible Plant Classifier</w:t>
+      </w:r>
+    </w:p>
+    <w:p>
+      <w:pPr>
+        <w:pStyle w:val="Heading3"/>
+      </w:pPr>
+      <w:r>
+        <w:t>Support and stretch</w:t>
+      </w:r>
+    </w:p>
+    <w:p>
+      <w:pPr>
+        <w:pStyle w:val="Heading3"/>
+      </w:pPr>
+      <w:r>
+        <w:t>Exit reflection</w:t>
+      </w:r>
+    </w:p>
+    <w:p>
+      <w:pPr>
+        <w:pStyle w:val="Heading3"/>
+      </w:pPr>
+      <w:r>
+        <w:t>Bridge to the next week</w:t>
+      </w:r>
+    </w:p>
+    <w:p>
+      <w:pPr>
+        <w:pStyle w:val="Heading3"/>
+      </w:pPr>
+      <w:r>
+        <w:t>Support and fresh reassessment</w:t>
+      </w:r>
+    </w:p>
+    <w:p>
+      <w:pPr>
+        <w:pStyle w:val="Heading3"/>
+      </w:pPr>
+      <w:r>
+        <w:t>Plan the delayed return</w:t>
+      </w:r>
+    </w:p>
+    <w:p>
+      <w:pPr>
+        <w:pStyle w:val="Heading3"/>
+      </w:pPr>
+      <w:r>
         <w:t>Project evidence from this case</w:t>
       </w:r>
     </w:p>
     <w:p>
       <w:pPr>
+        <w:pStyle w:val="Heading1"/>
+      </w:pPr>
+      <w:r>
+        <w:t>Reference bank and extra practice</w:t>
+      </w:r>
+    </w:p>
+    <w:p>
+      <w:pPr>
+        <w:pStyle w:val="Heading1"/>
+      </w:pPr>
+      <w:r>
+        <w:t>07. Reference · Alternative planning checklist</w:t>
+      </w:r>
+    </w:p>
+    <w:p>
+      <w:r>
+        <w:t>Use alongside the main route without repeating the whole cycle.</w:t>
+      </w:r>
+    </w:p>
+    <w:p>
+      <w:pPr>
+        <w:pStyle w:val="Heading2"/>
+      </w:pPr>
+      <w:r>
+        <w:t>Planning and assessment reference</w:t>
+      </w:r>
+    </w:p>
+    <w:p>
+      <w:pPr>
         <w:spacing w:line="336" w:lineRule="auto" w:after="180"/>
-      </w:pPr>
-      <w:r>
-        <w:rPr>
-          <w:b w:val="0"/>
-        </w:rPr>
-        <w:t xml:space="preserve">For your Responsible Plant Classifier, save the </w:t>
-      </w:r>
-      <w:r>
-        <w:rPr>
-          <w:b/>
-        </w:rPr>
-        <w:t>input</w:t>
-      </w:r>
-      <w:r>
-        <w:rPr>
-          <w:b w:val="0"/>
-        </w:rPr>
-        <w:t>, procedure, observed result and limitation of this check.</w:t>
-      </w:r>
-    </w:p>
-    <w:p>
-      <w:pPr>
-        <w:spacing w:line="336" w:lineRule="auto" w:after="180"/>
-      </w:pPr>
-      <w:r>
-        <w:rPr>
-          <w:b w:val="0"/>
-        </w:rPr>
-        <w:t>Label this worked example as practice; use a different, previously unreviewed case when checking independent understanding.</w:t>
-      </w:r>
-    </w:p>
-    <w:p>
-      <w:pPr>
-        <w:pStyle w:val="Heading1"/>
-      </w:pPr>
-      <w:r>
-        <w:t>07. Prepare, teach and assess</w:t>
-      </w:r>
-    </w:p>
-    <w:p>
-      <w:r>
-        <w:t>Use this preparation summary alongside the detailed Decision Trees lesson; it is a checklist rather than a replacement for the full sequence.</w:t>
-      </w:r>
-    </w:p>
-    <w:p>
-      <w:pPr>
-        <w:pStyle w:val="Heading3"/>
-      </w:pPr>
-      <w:r>
-        <w:t>Teaching target</w:t>
-      </w:r>
-    </w:p>
-    <w:p>
-      <w:pPr>
-        <w:spacing w:line="336" w:lineRule="auto" w:after="180"/>
-        <w:shd w:fill="EDF7F3"/>
       </w:pPr>
       <w:r>
         <w:rPr>
@@ -6835,16 +6949,7 @@
     </w:p>
     <w:p>
       <w:pPr>
-        <w:pStyle w:val="Heading3"/>
-      </w:pPr>
-      <w:r>
-        <w:t>Supported practice answer</w:t>
-      </w:r>
-    </w:p>
-    <w:p>
-      <w:pPr>
         <w:spacing w:line="336" w:lineRule="auto" w:after="180"/>
-        <w:shd w:fill="F1F6FC"/>
       </w:pPr>
       <w:r>
         <w:rPr>
@@ -6856,7 +6961,6 @@
     <w:p>
       <w:pPr>
         <w:spacing w:line="336" w:lineRule="auto" w:after="180"/>
-        <w:shd w:fill="F1F6FC"/>
       </w:pPr>
       <w:r>
         <w:rPr>
@@ -6913,16 +7017,7 @@
     </w:p>
     <w:p>
       <w:pPr>
-        <w:pStyle w:val="Heading3"/>
-      </w:pPr>
-      <w:r>
-        <w:t>Repair the misconception</w:t>
-      </w:r>
-    </w:p>
-    <w:p>
-      <w:pPr>
         <w:spacing w:line="336" w:lineRule="auto" w:after="180"/>
-        <w:shd w:fill="FFF5E6"/>
       </w:pPr>
       <w:r>
         <w:rPr>
@@ -6957,16 +7052,7 @@
     </w:p>
     <w:p>
       <w:pPr>
-        <w:pStyle w:val="Heading3"/>
-      </w:pPr>
-      <w:r>
-        <w:t>Support without giving away the answer</w:t>
-      </w:r>
-    </w:p>
-    <w:p>
-      <w:pPr>
         <w:spacing w:line="336" w:lineRule="auto" w:after="180"/>
-        <w:shd w:fill="F1F6F8"/>
       </w:pPr>
       <w:r>
         <w:rPr>
@@ -6989,16 +7075,7 @@
     </w:p>
     <w:p>
       <w:pPr>
-        <w:pStyle w:val="Heading3"/>
-      </w:pPr>
-      <w:r>
-        <w:t>Extend the reasoning</w:t>
-      </w:r>
-    </w:p>
-    <w:p>
-      <w:pPr>
         <w:spacing w:line="336" w:lineRule="auto" w:after="180"/>
-        <w:shd w:fill="F5F1FB"/>
       </w:pPr>
       <w:r>
         <w:rPr>
@@ -7033,16 +7110,7 @@
     </w:p>
     <w:p>
       <w:pPr>
-        <w:pStyle w:val="Heading3"/>
-      </w:pPr>
-      <w:r>
-        <w:t>Protect the independent attempt</w:t>
-      </w:r>
-    </w:p>
-    <w:p>
-      <w:pPr>
         <w:spacing w:line="336" w:lineRule="auto" w:after="180"/>
-        <w:shd w:fill="FFF5E6"/>
       </w:pPr>
       <w:r>
         <w:rPr>
@@ -7237,16 +7305,7 @@
     </w:tbl>
     <w:p>
       <w:pPr>
-        <w:pStyle w:val="Heading3"/>
-      </w:pPr>
-      <w:r>
-        <w:t>Project checkpoint</w:t>
-      </w:r>
-    </w:p>
-    <w:p>
-      <w:pPr>
         <w:spacing w:line="336" w:lineRule="auto" w:after="180"/>
-        <w:shd w:fill="EDF7F3"/>
       </w:pPr>
       <w:r>
         <w:rPr>
@@ -7307,12 +7366,20 @@
         <w:pStyle w:val="Heading1"/>
       </w:pPr>
       <w:r>
-        <w:t>08. Use feedback, labs and repair paths</w:t>
-      </w:r>
-    </w:p>
-    <w:p>
-      <w:r>
-        <w:t>Use feedback, earlier review and portfolios purposefully. Apply the coding routine only when this lesson has an executable lab.</w:t>
+        <w:t>08. Reference · Feedback and evidence records</w:t>
+      </w:r>
+    </w:p>
+    <w:p>
+      <w:r>
+        <w:t>Keep supported rehearsal separate from independent performance.</w:t>
+      </w:r>
+    </w:p>
+    <w:p>
+      <w:pPr>
+        <w:pStyle w:val="Heading2"/>
+      </w:pPr>
+      <w:r>
+        <w:t>Record and repair</w:t>
       </w:r>
     </w:p>
     <w:p>
@@ -7357,6 +7424,48 @@
         <w:rPr>
           <w:b w:val="0"/>
         </w:rPr>
+        <w:t>Use the earlier worked-explanation links to address a specific missing building block, then return to the current question. Adapt this suggestion after observing the learner; it is not an automatic diagnosis.</w:t>
+      </w:r>
+    </w:p>
+    <w:p>
+      <w:pPr>
+        <w:spacing w:line="336" w:lineRule="auto" w:after="180"/>
+      </w:pPr>
+      <w:r>
+        <w:rPr>
+          <w:b w:val="0"/>
+        </w:rPr>
+        <w:t xml:space="preserve">Collect the completed-work portfolio as </w:t>
+      </w:r>
+      <w:r>
+        <w:rPr>
+          <w:b/>
+        </w:rPr>
+        <w:t>evidence</w:t>
+      </w:r>
+      <w:r>
+        <w:rPr>
+          <w:b w:val="0"/>
+        </w:rPr>
+        <w:t>. Record support separately from correctness, and assess explanation, trace/test and limitations. Progress ticks and quiz selections alone do not establish mastery.</w:t>
+      </w:r>
+    </w:p>
+    <w:p>
+      <w:pPr>
+        <w:pStyle w:val="Heading2"/>
+      </w:pPr>
+      <w:r>
+        <w:t>Earlier wording, alternatives and picture transcripts · reference / check after trying</w:t>
+      </w:r>
+    </w:p>
+    <w:p>
+      <w:pPr>
+        <w:spacing w:line="336" w:lineRule="auto" w:after="180"/>
+      </w:pPr>
+      <w:r>
+        <w:rPr>
+          <w:b w:val="0"/>
+        </w:rPr>
         <w:t xml:space="preserve">Ask students to predict before running code. Preserve errors and actual </w:t>
       </w:r>
       <w:r>
@@ -7386,77 +7495,20 @@
     </w:p>
     <w:p>
       <w:pPr>
-        <w:spacing w:line="336" w:lineRule="auto" w:after="180"/>
-      </w:pPr>
-      <w:r>
-        <w:rPr>
-          <w:b w:val="0"/>
-        </w:rPr>
-        <w:t>Use the earlier worked-explanation links to address a specific missing building block, then return to the current question. Adapt this suggestion after observing the learner; it is not an automatic diagnosis.</w:t>
-      </w:r>
-    </w:p>
-    <w:p>
-      <w:pPr>
-        <w:spacing w:line="336" w:lineRule="auto" w:after="180"/>
-      </w:pPr>
-      <w:r>
-        <w:rPr>
-          <w:b w:val="0"/>
-        </w:rPr>
-        <w:t xml:space="preserve">Collect the completed-work portfolio as </w:t>
-      </w:r>
-      <w:r>
-        <w:rPr>
-          <w:b/>
-        </w:rPr>
-        <w:t>evidence</w:t>
-      </w:r>
-      <w:r>
-        <w:rPr>
-          <w:b w:val="0"/>
-        </w:rPr>
-        <w:t>. Record support separately from correctness, and assess explanation, trace/test and limitations. Progress ticks and quiz selections alone do not establish mastery.</w:t>
-      </w:r>
-    </w:p>
-    <w:p>
-      <w:pPr>
         <w:pStyle w:val="Heading1"/>
       </w:pPr>
       <w:r>
-        <w:t>09. Visual concept journey</w:t>
-      </w:r>
-    </w:p>
-    <w:p>
-      <w:r>
-        <w:t>Show one Decision Trees graphic at a time, request a prediction and discuss its trace before the independent assessment.</w:t>
-      </w:r>
-    </w:p>
-    <w:p>
-      <w:pPr>
-        <w:spacing w:line="336" w:lineRule="auto" w:after="180"/>
-      </w:pPr>
-      <w:r>
-        <w:rPr>
-          <w:b w:val="0"/>
-        </w:rPr>
-        <w:t xml:space="preserve">Use one picture at a time. Hide a worked result before asking for a </w:t>
-      </w:r>
-      <w:r>
-        <w:rPr>
-          <w:b/>
-        </w:rPr>
-        <w:t>prediction</w:t>
-      </w:r>
-      <w:r>
-        <w:rPr>
-          <w:b w:val="0"/>
-        </w:rPr>
-        <w:t>, then reveal it for feedback. These are supported teaching cases; retain the separate independent assessment for a fresh first attempt.</w:t>
-      </w:r>
-    </w:p>
-    <w:p>
-      <w:pPr>
-        <w:pStyle w:val="Heading3"/>
+        <w:t>09. Reference · Teach with the six pictures</w:t>
+      </w:r>
+    </w:p>
+    <w:p>
+      <w:r>
+        <w:t>Choose one picture for a specific reasoning move.</w:t>
+      </w:r>
+    </w:p>
+    <w:p>
+      <w:pPr>
+        <w:pStyle w:val="Heading2"/>
       </w:pPr>
       <w:r>
         <w:t>01. Decision Trees: the case</w:t>
@@ -7467,7 +7519,7 @@
         <w:drawing>
           <wp:inline xmlns:a="http://schemas.openxmlformats.org/drawingml/2006/main" xmlns:pic="http://schemas.openxmlformats.org/drawingml/2006/picture">
             <wp:extent cx="5486400" cy="3142488"/>
-            <wp:docPr id="2" name="Picture 2" descr="Trace a small fitted tree, including its exact boundary. Supplied facts: Toy stored tree: if visible_spots&gt;=2 predict spotted; otherwise healthy. Missing visible_spots requires review. Inputs L=1, M=2, N=None. All inputs and outcomes in this worked example are invented classroom data; no real model run is claimed."/>
+            <wp:docPr id="3" name="Picture 3" descr="Trace a small fitted tree, including its exact boundary. Supplied facts: Toy stored tree: if visible_spots&gt;=2 predict spotted; otherwise healthy. Missing visible_spots requires review. Inputs L=1, M=2, N=None. All inputs and outcomes in this worked example are invented classroom data; no real model run is claimed."/>
             <wp:cNvGraphicFramePr>
               <a:graphicFrameLocks noChangeAspect="1"/>
             </wp:cNvGraphicFramePr>
@@ -7479,7 +7531,7 @@
                     <pic:cNvPicPr/>
                   </pic:nvPicPr>
                   <pic:blipFill>
-                    <a:blip r:embed="rId10"/>
+                    <a:blip r:embed="rId11"/>
                     <a:stretch>
                       <a:fillRect/>
                     </a:stretch>
@@ -7547,7 +7599,6 @@
     <w:p>
       <w:pPr>
         <w:spacing w:line="336" w:lineRule="auto" w:after="180"/>
-        <w:shd w:fill="F5F1FB"/>
       </w:pPr>
       <w:r>
         <w:rPr>
@@ -7558,16 +7609,7 @@
     </w:p>
     <w:p>
       <w:pPr>
-        <w:pStyle w:val="Heading3"/>
-      </w:pPr>
-      <w:r>
-        <w:t>Discuss while showing the picture</w:t>
-      </w:r>
-    </w:p>
-    <w:p>
-      <w:pPr>
         <w:spacing w:line="336" w:lineRule="auto" w:after="180"/>
-        <w:shd w:fill="F1F6F8"/>
       </w:pPr>
       <w:r>
         <w:rPr>
@@ -7578,7 +7620,7 @@
     </w:p>
     <w:p>
       <w:pPr>
-        <w:pStyle w:val="Heading3"/>
+        <w:pStyle w:val="Heading2"/>
       </w:pPr>
       <w:r>
         <w:t>02. Follow the deciding steps</w:t>
@@ -7589,7 +7631,7 @@
         <w:drawing>
           <wp:inline xmlns:a="http://schemas.openxmlformats.org/drawingml/2006/main" xmlns:pic="http://schemas.openxmlformats.org/drawingml/2006/picture">
             <wp:extent cx="5486400" cy="3182112"/>
-            <wp:docPr id="3" name="Picture 3" descr="Read first branch: L: 1&gt;=2 is false, so predict healthy. → Read boundary: M: 2&gt;=2 is true, so predict spotted. → Stop missing path: N lacks a count, so use review rather than inventing zero."/>
+            <wp:docPr id="4" name="Picture 4" descr="Read first branch: L: 1&gt;=2 is false, so predict healthy. → Read boundary: M: 2&gt;=2 is true, so predict spotted. → Stop missing path: N lacks a count, so use review rather than inventing zero."/>
             <wp:cNvGraphicFramePr>
               <a:graphicFrameLocks noChangeAspect="1"/>
             </wp:cNvGraphicFramePr>
@@ -7601,7 +7643,7 @@
                     <pic:cNvPicPr/>
                   </pic:nvPicPr>
                   <pic:blipFill>
-                    <a:blip r:embed="rId11"/>
+                    <a:blip r:embed="rId9"/>
                     <a:stretch>
                       <a:fillRect/>
                     </a:stretch>
@@ -7646,7 +7688,6 @@
     <w:p>
       <w:pPr>
         <w:spacing w:line="336" w:lineRule="auto" w:after="180"/>
-        <w:shd w:fill="F5F1FB"/>
       </w:pPr>
       <w:r>
         <w:rPr>
@@ -7669,16 +7710,7 @@
     </w:p>
     <w:p>
       <w:pPr>
-        <w:pStyle w:val="Heading3"/>
-      </w:pPr>
-      <w:r>
-        <w:t>Discuss while showing the picture</w:t>
-      </w:r>
-    </w:p>
-    <w:p>
-      <w:pPr>
         <w:spacing w:line="336" w:lineRule="auto" w:after="180"/>
-        <w:shd w:fill="F1F6F8"/>
       </w:pPr>
       <w:r>
         <w:rPr>
@@ -7701,7 +7733,7 @@
     </w:p>
     <w:p>
       <w:pPr>
-        <w:pStyle w:val="Heading3"/>
+        <w:pStyle w:val="Heading2"/>
       </w:pPr>
       <w:r>
         <w:t>03. Two paths through the learned tree</w:t>
@@ -7712,7 +7744,7 @@
         <w:drawing>
           <wp:inline xmlns:a="http://schemas.openxmlformats.org/drawingml/2006/main" xmlns:pic="http://schemas.openxmlformats.org/drawingml/2006/picture">
             <wp:extent cx="5486400" cy="2834640"/>
-            <wp:docPr id="4" name="Picture 4" descr="Two paths through the learned tree. Is near equal to 1 | No near is 0 | Predict clear. Is near equal to 1 | Yes near is 1 | Predict blocked"/>
+            <wp:docPr id="5" name="Picture 5" descr="Two paths through the learned tree. Is near equal to 1 | No near is 0 | Predict clear. Is near equal to 1 | Yes near is 1 | Predict blocked"/>
             <wp:cNvGraphicFramePr>
               <a:graphicFrameLocks noChangeAspect="1"/>
             </wp:cNvGraphicFramePr>
@@ -7757,7 +7789,6 @@
     <w:p>
       <w:pPr>
         <w:spacing w:line="336" w:lineRule="auto" w:after="180"/>
-        <w:shd w:fill="F5F1FB"/>
       </w:pPr>
       <w:r>
         <w:rPr>
@@ -7768,16 +7799,7 @@
     </w:p>
     <w:p>
       <w:pPr>
-        <w:pStyle w:val="Heading3"/>
-      </w:pPr>
-      <w:r>
-        <w:t>Discuss while showing the picture</w:t>
-      </w:r>
-    </w:p>
-    <w:p>
-      <w:pPr>
         <w:spacing w:line="336" w:lineRule="auto" w:after="180"/>
-        <w:shd w:fill="F1F6F8"/>
       </w:pPr>
       <w:r>
         <w:rPr>
@@ -7788,7 +7810,7 @@
     </w:p>
     <w:p>
       <w:pPr>
-        <w:pStyle w:val="Heading3"/>
+        <w:pStyle w:val="Heading2"/>
       </w:pPr>
       <w:r>
         <w:t>04. Change one thing. Trace what follows.</w:t>
@@ -7799,7 +7821,7 @@
         <w:drawing>
           <wp:inline xmlns:a="http://schemas.openxmlformats.org/drawingml/2006/main" xmlns:pic="http://schemas.openxmlformats.org/drawingml/2006/picture">
             <wp:extent cx="5486400" cy="3026664"/>
-            <wp:docPr id="5" name="Picture 5" descr="Original case: N lacks a count, so use review rather than inventing zero. Changed condition: The stored rule changes to visible_spots&gt;2. Expected result: M is now predicted healthy. Reason: Changing &gt;= to &gt; moves the exact value 2 to the other branch."/>
+            <wp:docPr id="6" name="Picture 6" descr="Original case: N lacks a count, so use review rather than inventing zero. Changed condition: The stored rule changes to visible_spots&gt;2. Expected result: M is now predicted healthy. Reason: Changing &gt;= to &gt; moves the exact value 2 to the other branch."/>
             <wp:cNvGraphicFramePr>
               <a:graphicFrameLocks noChangeAspect="1"/>
             </wp:cNvGraphicFramePr>
@@ -7867,7 +7889,6 @@
     <w:p>
       <w:pPr>
         <w:spacing w:line="336" w:lineRule="auto" w:after="180"/>
-        <w:shd w:fill="F5F1FB"/>
       </w:pPr>
       <w:r>
         <w:rPr>
@@ -7878,16 +7899,7 @@
     </w:p>
     <w:p>
       <w:pPr>
-        <w:pStyle w:val="Heading3"/>
-      </w:pPr>
-      <w:r>
-        <w:t>Discuss while showing the picture</w:t>
-      </w:r>
-    </w:p>
-    <w:p>
-      <w:pPr>
         <w:spacing w:line="336" w:lineRule="auto" w:after="180"/>
-        <w:shd w:fill="F1F6F8"/>
       </w:pPr>
       <w:r>
         <w:rPr>
@@ -7899,7 +7911,6 @@
     <w:p>
       <w:pPr>
         <w:spacing w:line="336" w:lineRule="auto" w:after="180"/>
-        <w:shd w:fill="F1F6F8"/>
       </w:pPr>
       <w:r>
         <w:rPr>
@@ -7922,7 +7933,7 @@
     </w:p>
     <w:p>
       <w:pPr>
-        <w:pStyle w:val="Heading3"/>
+        <w:pStyle w:val="Heading2"/>
       </w:pPr>
       <w:r>
         <w:t>05. Connect the explanation to its limit</w:t>
@@ -7933,7 +7944,7 @@
         <w:drawing>
           <wp:inline xmlns:a="http://schemas.openxmlformats.org/drawingml/2006/main" xmlns:pic="http://schemas.openxmlformats.org/drawingml/2006/picture">
             <wp:extent cx="5486400" cy="2834640"/>
-            <wp:docPr id="6" name="Picture 6" descr="Read the picture in order. N lacks a count, so use review rather than inventing zero. The arrows show which recorded input or intermediate result each decision uses. Explain the deciding step aloud before checking the changed case; pointing to the final answer alone does not show how it follows. Limit: Applying a stored tree is inference. Selecting a threshold from labelled training data is a separate fitting step."/>
+            <wp:docPr id="7" name="Picture 7" descr="Read the picture in order. N lacks a count, so use review rather than inventing zero. The arrows show which recorded input or intermediate result each decision uses. Explain the deciding step aloud before checking the changed case; pointing to the final answer alone does not show how it follows. Limit: Applying a stored tree is inference. Selecting a threshold from labelled training data is a separate fitting step."/>
             <wp:cNvGraphicFramePr>
               <a:graphicFrameLocks noChangeAspect="1"/>
             </wp:cNvGraphicFramePr>
@@ -8048,7 +8059,6 @@
     <w:p>
       <w:pPr>
         <w:spacing w:line="336" w:lineRule="auto" w:after="180"/>
-        <w:shd w:fill="F5F1FB"/>
       </w:pPr>
       <w:r>
         <w:rPr>
@@ -8059,16 +8069,7 @@
     </w:p>
     <w:p>
       <w:pPr>
-        <w:pStyle w:val="Heading3"/>
-      </w:pPr>
-      <w:r>
-        <w:t>Discuss while showing the picture</w:t>
-      </w:r>
-    </w:p>
-    <w:p>
-      <w:pPr>
         <w:spacing w:line="336" w:lineRule="auto" w:after="180"/>
-        <w:shd w:fill="F1F6F8"/>
       </w:pPr>
       <w:r>
         <w:rPr>
@@ -8080,7 +8081,6 @@
     <w:p>
       <w:pPr>
         <w:spacing w:line="336" w:lineRule="auto" w:after="180"/>
-        <w:shd w:fill="F1F6F8"/>
       </w:pPr>
       <w:r>
         <w:rPr>
@@ -8127,7 +8127,7 @@
     </w:p>
     <w:p>
       <w:pPr>
-        <w:pStyle w:val="Heading3"/>
+        <w:pStyle w:val="Heading2"/>
       </w:pPr>
       <w:r>
         <w:t>06. Make the idea visible in your project</w:t>
@@ -8138,7 +8138,7 @@
         <w:drawing>
           <wp:inline xmlns:a="http://schemas.openxmlformats.org/drawingml/2006/main" xmlns:pic="http://schemas.openxmlformats.org/drawingml/2006/picture">
             <wp:extent cx="5486400" cy="3681984"/>
-            <wp:docPr id="7" name="Picture 7" descr="For your Responsible Plant Classifier, save the input, procedure, observed result and limitation of this check. Label this worked example as practice; use a different, previously unreviewed case when checking independent understanding. Draw your input, deciding step, result and limit. Supported question: Which input distinguishes the original and changed tree? Point to the relevant step in the picture, then write the changed result and the rule or evidence that supports it."/>
+            <wp:docPr id="8" name="Picture 8" descr="For your Responsible Plant Classifier, save the input, procedure, observed result and limitation of this check. Label this worked example as practice; use a different, previously unreviewed case when checking independent understanding. Draw your input, deciding step, result and limit. Supported question: Which input distinguishes the original and changed tree? Point to the relevant step in the picture, then write the changed result and the rule or evidence that supports it."/>
             <wp:cNvGraphicFramePr>
               <a:graphicFrameLocks noChangeAspect="1"/>
             </wp:cNvGraphicFramePr>
@@ -8253,7 +8253,6 @@
     <w:p>
       <w:pPr>
         <w:spacing w:line="336" w:lineRule="auto" w:after="180"/>
-        <w:shd w:fill="F5F1FB"/>
       </w:pPr>
       <w:r>
         <w:rPr>
@@ -8276,70 +8275,138 @@
     </w:p>
     <w:p>
       <w:pPr>
+        <w:spacing w:line="336" w:lineRule="auto" w:after="180"/>
+      </w:pPr>
+      <w:r>
+        <w:rPr>
+          <w:b w:val="0"/>
+        </w:rPr>
+        <w:t xml:space="preserve">Teacher prompt: Draw your project trace and justify the deciding step using </w:t>
+      </w:r>
+      <w:r>
+        <w:rPr>
+          <w:b/>
+        </w:rPr>
+        <w:t>evidence</w:t>
+      </w:r>
+      <w:r>
+        <w:rPr>
+          <w:b w:val="0"/>
+        </w:rPr>
+        <w:t>. Ask learners to describe one label or arrow in ordinary words. Use the adjacent transcript if the image is difficult to see.</w:t>
+      </w:r>
+    </w:p>
+    <w:p>
+      <w:pPr>
+        <w:spacing w:line="336" w:lineRule="auto" w:after="180"/>
+      </w:pPr>
+      <w:r>
+        <w:rPr>
+          <w:b w:val="0"/>
+        </w:rPr>
+        <w:t>Supported practice key: M with exactly 2 spots. Values 1 and missing keep their earlier declared paths; 2 is the boundary probe. Changed-case check: M is now predicted healthy.</w:t>
+      </w:r>
+    </w:p>
+    <w:p>
+      <w:pPr>
+        <w:spacing w:line="336" w:lineRule="auto" w:after="180"/>
+      </w:pPr>
+      <w:r>
+        <w:rPr>
+          <w:b w:val="0"/>
+        </w:rPr>
+        <w:t xml:space="preserve">Changing &gt;= to &gt; moves the exact value 2 to the other </w:t>
+      </w:r>
+      <w:r>
+        <w:rPr>
+          <w:b/>
+        </w:rPr>
+        <w:t>branch</w:t>
+      </w:r>
+      <w:r>
+        <w:rPr>
+          <w:b w:val="0"/>
+        </w:rPr>
+        <w:t>.</w:t>
+      </w:r>
+    </w:p>
+    <w:p>
+      <w:pPr>
+        <w:pStyle w:val="Heading2"/>
+      </w:pPr>
+      <w:r>
+        <w:t>Earlier wording, alternatives and picture transcripts · reference / check after trying</w:t>
+      </w:r>
+    </w:p>
+    <w:p>
+      <w:pPr>
+        <w:spacing w:line="336" w:lineRule="auto" w:after="180"/>
+      </w:pPr>
+      <w:r>
+        <w:rPr>
+          <w:b w:val="0"/>
+        </w:rPr>
+        <w:t xml:space="preserve">Use one picture at a time. Hide a worked result before asking for a </w:t>
+      </w:r>
+      <w:r>
+        <w:rPr>
+          <w:b/>
+        </w:rPr>
+        <w:t>prediction</w:t>
+      </w:r>
+      <w:r>
+        <w:rPr>
+          <w:b w:val="0"/>
+        </w:rPr>
+        <w:t>, then reveal it for feedback. These are supported teaching cases; retain the separate independent assessment for a fresh first attempt.</w:t>
+      </w:r>
+    </w:p>
+    <w:p>
+      <w:pPr>
         <w:pStyle w:val="Heading3"/>
       </w:pPr>
       <w:r>
-        <w:t>Discuss while showing the picture</w:t>
-      </w:r>
-    </w:p>
-    <w:p>
-      <w:pPr>
-        <w:spacing w:line="336" w:lineRule="auto" w:after="180"/>
-        <w:shd w:fill="F1F6F8"/>
-      </w:pPr>
-      <w:r>
-        <w:rPr>
-          <w:b w:val="0"/>
-        </w:rPr>
-        <w:t xml:space="preserve">Teacher prompt: Draw your project trace and justify the deciding step using </w:t>
-      </w:r>
-      <w:r>
-        <w:rPr>
-          <w:b/>
-        </w:rPr>
-        <w:t>evidence</w:t>
-      </w:r>
-      <w:r>
-        <w:rPr>
-          <w:b w:val="0"/>
-        </w:rPr>
-        <w:t>. Ask learners to describe one label or arrow in ordinary words. Use the adjacent transcript if the image is difficult to see.</w:t>
-      </w:r>
-    </w:p>
-    <w:p>
-      <w:pPr>
-        <w:spacing w:line="336" w:lineRule="auto" w:after="180"/>
-        <w:shd w:fill="F1F6F8"/>
-      </w:pPr>
-      <w:r>
-        <w:rPr>
-          <w:b w:val="0"/>
-        </w:rPr>
-        <w:t>Supported practice key: M with exactly 2 spots. Values 1 and missing keep their earlier declared paths; 2 is the boundary probe. Changed-case check: M is now predicted healthy.</w:t>
-      </w:r>
-    </w:p>
-    <w:p>
-      <w:pPr>
-        <w:spacing w:line="336" w:lineRule="auto" w:after="180"/>
-        <w:shd w:fill="F1F6F8"/>
-      </w:pPr>
-      <w:r>
-        <w:rPr>
-          <w:b w:val="0"/>
-        </w:rPr>
-        <w:t xml:space="preserve">Changing &gt;= to &gt; moves the exact value 2 to the other </w:t>
-      </w:r>
-      <w:r>
-        <w:rPr>
-          <w:b/>
-        </w:rPr>
-        <w:t>branch</w:t>
-      </w:r>
-      <w:r>
-        <w:rPr>
-          <w:b w:val="0"/>
-        </w:rPr>
-        <w:t>.</w:t>
+        <w:t>01. Decision Trees: the case</w:t>
+      </w:r>
+    </w:p>
+    <w:p>
+      <w:pPr>
+        <w:pStyle w:val="Heading3"/>
+      </w:pPr>
+      <w:r>
+        <w:t>02. Follow the deciding steps</w:t>
+      </w:r>
+    </w:p>
+    <w:p>
+      <w:pPr>
+        <w:pStyle w:val="Heading3"/>
+      </w:pPr>
+      <w:r>
+        <w:t>03. Two paths through the learned tree</w:t>
+      </w:r>
+    </w:p>
+    <w:p>
+      <w:pPr>
+        <w:pStyle w:val="Heading3"/>
+      </w:pPr>
+      <w:r>
+        <w:t>04. Change one thing. Trace what follows.</w:t>
+      </w:r>
+    </w:p>
+    <w:p>
+      <w:pPr>
+        <w:pStyle w:val="Heading3"/>
+      </w:pPr>
+      <w:r>
+        <w:t>05. Connect the explanation to its limit</w:t>
+      </w:r>
+    </w:p>
+    <w:p>
+      <w:pPr>
+        <w:pStyle w:val="Heading3"/>
+      </w:pPr>
+      <w:r>
+        <w:t>06. Make the idea visible in your project</w:t>
       </w:r>
     </w:p>
     <w:sectPr>
